--- a/6-过程管理/运行记录类文件/ZGS-06-17-中国广电重庆BOSS系统存储维保项目-服务可用性和连续性管理报告.docx
+++ b/6-过程管理/运行记录类文件/ZGS-06-17-中国广电重庆BOSS系统存储维保项目-服务可用性和连续性管理报告.docx
@@ -1,10 +1,11 @@
 
 <file path=word/document.xml><?xml version="1.0" encoding="utf-8"?>
-<w:document xmlns:wpc="http://schemas.microsoft.com/office/word/2010/wordprocessingCanvas" xmlns:mc="http://schemas.openxmlformats.org/markup-compatibility/2006" xmlns:o="urn:schemas-microsoft-com:office:office" xmlns:r="http://schemas.openxmlformats.org/officeDocument/2006/relationships" xmlns:m="http://schemas.openxmlformats.org/officeDocument/2006/math" xmlns:v="urn:schemas-microsoft-com:vml" xmlns:wp14="http://schemas.microsoft.com/office/word/2010/wordprocessingDrawing" xmlns:wp="http://schemas.openxmlformats.org/drawingml/2006/wordprocessingDrawing" xmlns:w="http://schemas.openxmlformats.org/wordprocessingml/2006/main" xmlns:w14="http://schemas.microsoft.com/office/word/2010/wordml" xmlns:w10="urn:schemas-microsoft-com:office:word" xmlns:w15="http://schemas.microsoft.com/office/word/2012/wordml" xmlns:wpg="http://schemas.microsoft.com/office/word/2010/wordprocessingGroup" xmlns:wpi="http://schemas.microsoft.com/office/word/2010/wordprocessingInk" xmlns:wne="http://schemas.microsoft.com/office/word/2006/wordml" xmlns:wps="http://schemas.microsoft.com/office/word/2010/wordprocessingShape" xmlns:wpsCustomData="http://www.wps.cn/officeDocument/2013/wpsCustomData" mc:Ignorable="w14 w15 wp14">
+<w:document xmlns:wpc="http://schemas.microsoft.com/office/word/2010/wordprocessingCanvas" xmlns:mc="http://schemas.openxmlformats.org/markup-compatibility/2006" xmlns:o="urn:schemas-microsoft-com:office:office" xmlns:r="http://schemas.openxmlformats.org/officeDocument/2006/relationships" xmlns:m="http://schemas.openxmlformats.org/officeDocument/2006/math" xmlns:v="urn:schemas-microsoft-com:vml" xmlns:wp14="http://schemas.microsoft.com/office/word/2010/wordprocessingDrawing" xmlns:wp="http://schemas.openxmlformats.org/drawingml/2006/wordprocessingDrawing" xmlns:w10="urn:schemas-microsoft-com:office:word" xmlns:w="http://schemas.openxmlformats.org/wordprocessingml/2006/main" xmlns:w14="http://schemas.microsoft.com/office/word/2010/wordml" xmlns:w15="http://schemas.microsoft.com/office/word/2012/wordml" xmlns:wne="http://schemas.microsoft.com/office/word/2006/wordml" xmlns:wpg="http://schemas.microsoft.com/office/word/2010/wordprocessingGroup" xmlns:wpi="http://schemas.microsoft.com/office/word/2010/wordprocessingInk" xmlns:wps="http://schemas.microsoft.com/office/word/2010/wordprocessingShape" mc:Ignorable="w14 w15 wp14">
+  <!-- Generated by Aspose.Words for .NET 13.3.0.1 -->
   <w:body>
     <w:p>
       <w:pPr>
-        <w:pStyle w:val="24"/>
+        <w:pStyle w:val="a"/>
         <w:keepNext w:val="0"/>
         <w:keepLines w:val="0"/>
         <w:pageBreakBefore w:val="0"/>
@@ -24,7 +25,7 @@
       <w:bookmarkStart w:id="0" w:name="_Toc26319"/>
       <w:r>
         <w:drawing>
-          <wp:anchor distT="0" distB="0" distL="114300" distR="114300" simplePos="0" relativeHeight="251660288" behindDoc="1" locked="0" layoutInCell="1" allowOverlap="1">
+          <wp:anchor distT="0" distB="0" distL="114300" distR="114300" simplePos="0" relativeHeight="251659264" behindDoc="1" locked="0" layoutInCell="1" allowOverlap="1">
             <wp:simplePos x="0" y="0"/>
             <wp:positionH relativeFrom="column">
               <wp:posOffset>0</wp:posOffset>
@@ -49,7 +50,7 @@
                     </pic:cNvPicPr>
                   </pic:nvPicPr>
                   <pic:blipFill>
-                    <a:blip r:embed="rId7"/>
+                    <a:blip xmlns:r="http://schemas.openxmlformats.org/officeDocument/2006/relationships" r:embed="rId4"/>
                     <a:stretch>
                       <a:fillRect/>
                     </a:stretch>
@@ -79,7 +80,7 @@
           <w:lang w:val="en-US" w:eastAsia="zh-CN"/>
         </w:rPr>
         <w:drawing>
-          <wp:anchor distT="0" distB="0" distL="114300" distR="114300" simplePos="0" relativeHeight="251659264" behindDoc="1" locked="0" layoutInCell="1" allowOverlap="1">
+          <wp:anchor distT="0" distB="0" distL="114300" distR="114300" simplePos="0" relativeHeight="251658240" behindDoc="1" locked="0" layoutInCell="1" allowOverlap="1">
             <wp:simplePos x="0" y="0"/>
             <wp:positionH relativeFrom="column">
               <wp:posOffset>635</wp:posOffset>
@@ -104,7 +105,7 @@
                     </pic:cNvPicPr>
                   </pic:nvPicPr>
                   <pic:blipFill>
-                    <a:blip r:embed="rId8">
+                    <a:blip xmlns:r="http://schemas.openxmlformats.org/officeDocument/2006/relationships" r:embed="rId5">
                       <a:alphaModFix amt="58000"/>
                       <a:lum contrast="-52000"/>
                     </a:blip>
@@ -138,7 +139,7 @@
     </w:p>
     <w:p>
       <w:pPr>
-        <w:pStyle w:val="25"/>
+        <w:pStyle w:val="a0"/>
         <w:keepNext w:val="0"/>
         <w:keepLines w:val="0"/>
         <w:pageBreakBefore w:val="0"/>
@@ -185,11 +186,11 @@
         <w:adjustRightInd w:val="0"/>
         <w:snapToGrid w:val="0"/>
         <w:spacing w:after="624" w:afterLines="200" w:line="219" w:lineRule="auto"/>
-        <w:ind w:left="0" w:leftChars="0" w:right="0" w:rightChars="0" w:firstLine="0" w:firstLineChars="0"/>
+        <w:ind w:left="0" w:right="0" w:firstLine="0" w:leftChars="0" w:rightChars="0" w:firstLineChars="0"/>
         <w:jc w:val="center"/>
         <w:textAlignment w:val="baseline"/>
         <w:rPr>
-          <w:rFonts w:hint="default" w:ascii="宋体" w:hAnsi="宋体" w:eastAsia="宋体" w:cs="宋体"/>
+          <w:rFonts w:ascii="宋体" w:eastAsia="宋体" w:hAnsi="宋体" w:cs="宋体" w:hint="default"/>
           <w:sz w:val="24"/>
           <w:szCs w:val="24"/>
           <w:lang w:val="en-US" w:eastAsia="zh-CN"/>
@@ -197,7 +198,7 @@
       </w:pPr>
       <w:r>
         <w:rPr>
-          <w:rFonts w:ascii="宋体" w:hAnsi="宋体" w:eastAsia="宋体" w:cs="宋体"/>
+          <w:rFonts w:ascii="宋体" w:eastAsia="宋体" w:hAnsi="宋体" w:cs="宋体"/>
           <w:b/>
           <w:bCs/>
           <w:spacing w:val="-3"/>
@@ -206,74 +207,20 @@
         </w:rPr>
         <w:t>文件编号：ZGS-06-17</w:t>
       </w:r>
-      <w:r>
-        <w:rPr>
-          <w:rFonts w:hint="eastAsia" w:ascii="宋体" w:hAnsi="宋体" w:eastAsia="宋体" w:cs="宋体"/>
-          <w:b/>
-          <w:bCs/>
-          <w:spacing w:val="-3"/>
-          <w:sz w:val="24"/>
-          <w:szCs w:val="24"/>
-          <w:lang w:val="en-US" w:eastAsia="zh-CN"/>
-        </w:rPr>
-      </w:r>
-      <w:r>
-        <w:rPr>
-          <w:rFonts w:ascii="宋体" w:hAnsi="宋体" w:eastAsia="宋体" w:cs="宋体"/>
-          <w:b/>
-          <w:bCs/>
-          <w:spacing w:val="-3"/>
-          <w:sz w:val="24"/>
-          <w:szCs w:val="24"/>
-        </w:rPr>
-      </w:r>
-      <w:r>
-        <w:rPr>
-          <w:rFonts w:hint="eastAsia" w:ascii="宋体" w:hAnsi="宋体" w:cs="宋体"/>
-          <w:b/>
-          <w:bCs/>
-          <w:spacing w:val="-3"/>
-          <w:sz w:val="24"/>
-          <w:szCs w:val="24"/>
-          <w:lang w:val="en-US" w:eastAsia="zh-CN"/>
-        </w:rPr>
-      </w:r>
-      <w:r>
-        <w:rPr>
-          <w:rFonts w:ascii="宋体" w:hAnsi="宋体" w:eastAsia="宋体" w:cs="宋体"/>
-          <w:b/>
-          <w:bCs/>
-          <w:spacing w:val="-3"/>
-          <w:sz w:val="24"/>
-          <w:szCs w:val="24"/>
-        </w:rPr>
-      </w:r>
-      <w:r>
-        <w:rPr>
-          <w:rFonts w:hint="eastAsia" w:ascii="宋体" w:hAnsi="宋体" w:cs="宋体"/>
-          <w:b/>
-          <w:bCs/>
-          <w:spacing w:val="-3"/>
-          <w:sz w:val="24"/>
-          <w:szCs w:val="24"/>
-          <w:lang w:val="en-US" w:eastAsia="zh-CN"/>
-        </w:rPr>
-      </w:r>
     </w:p>
     <w:tbl>
       <w:tblPr>
-        <w:tblStyle w:val="21"/>
+        <w:tblStyle w:val="TableGrid"/>
         <w:tblW w:w="0" w:type="auto"/>
         <w:jc w:val="center"/>
         <w:tblBorders>
-          <w:top w:val="none" w:color="auto" w:sz="0" w:space="0"/>
-          <w:left w:val="none" w:color="auto" w:sz="0" w:space="0"/>
-          <w:bottom w:val="none" w:color="auto" w:sz="0" w:space="0"/>
-          <w:right w:val="none" w:color="auto" w:sz="0" w:space="0"/>
-          <w:insideH w:val="none" w:color="auto" w:sz="0" w:space="0"/>
-          <w:insideV w:val="none" w:color="auto" w:sz="0" w:space="0"/>
+          <w:top w:val="nil"/>
+          <w:left w:val="nil"/>
+          <w:bottom w:val="nil"/>
+          <w:right w:val="nil"/>
+          <w:insideH w:val="nil"/>
+          <w:insideV w:val="nil"/>
         </w:tblBorders>
-        <w:tblLayout w:type="autofit"/>
         <w:tblCellMar>
           <w:top w:w="0" w:type="dxa"/>
           <w:left w:w="108" w:type="dxa"/>
@@ -287,13 +234,15 @@
       </w:tblGrid>
       <w:tr>
         <w:tblPrEx>
+          <w:tblW w:w="0" w:type="auto"/>
+          <w:jc w:val="center"/>
           <w:tblBorders>
-            <w:top w:val="none" w:color="auto" w:sz="0" w:space="0"/>
-            <w:left w:val="none" w:color="auto" w:sz="0" w:space="0"/>
-            <w:bottom w:val="none" w:color="auto" w:sz="0" w:space="0"/>
-            <w:right w:val="none" w:color="auto" w:sz="0" w:space="0"/>
-            <w:insideH w:val="none" w:color="auto" w:sz="0" w:space="0"/>
-            <w:insideV w:val="none" w:color="auto" w:sz="0" w:space="0"/>
+            <w:top w:val="nil"/>
+            <w:left w:val="nil"/>
+            <w:bottom w:val="nil"/>
+            <w:right w:val="nil"/>
+            <w:insideH w:val="nil"/>
+            <w:insideV w:val="nil"/>
           </w:tblBorders>
           <w:tblCellMar>
             <w:top w:w="0" w:type="dxa"/>
@@ -303,7 +252,7 @@
           </w:tblCellMar>
         </w:tblPrEx>
         <w:trPr>
-          <w:trHeight w:val="810" w:hRule="atLeast"/>
+          <w:trHeight w:val="810"/>
           <w:jc w:val="center"/>
         </w:trPr>
         <w:tc>
@@ -340,23 +289,6 @@
               </w:rPr>
               <w:t>编制部门:人力部</w:t>
             </w:r>
-            <w:r>
-              <w:rPr>
-                <w:rFonts w:hint="default" w:asciiTheme="minorAscii" w:hAnsiTheme="minorAscii" w:eastAsiaTheme="minorEastAsia"/>
-                <w:spacing w:val="227"/>
-                <w:sz w:val="21"/>
-                <w:vertAlign w:val="baseline"/>
-                <w:lang w:val="en-US" w:eastAsia="zh-CN"/>
-              </w:rPr>
-            </w:r>
-            <w:r>
-              <w:rPr>
-                <w:rFonts w:hint="eastAsia"/>
-                <w:u w:val="single"/>
-                <w:vertAlign w:val="baseline"/>
-                <w:lang w:val="en-US" w:eastAsia="zh-CN"/>
-              </w:rPr>
-            </w:r>
           </w:p>
         </w:tc>
         <w:tc>
@@ -395,7 +327,7 @@
             </w:r>
             <w:r>
               <w:rPr>
-                <w:rFonts w:hint="eastAsia" w:asciiTheme="minorAscii" w:hAnsiTheme="minorAscii" w:eastAsiaTheme="minorEastAsia"/>
+                <w:rFonts w:asciiTheme="minorAscii" w:eastAsiaTheme="minorEastAsia" w:hAnsiTheme="minorAscii" w:hint="eastAsia"/>
                 <w:spacing w:val="227"/>
                 <w:sz w:val="21"/>
                 <w:vertAlign w:val="baseline"/>
@@ -417,14 +349,8 @@
       </w:tr>
       <w:tr>
         <w:tblPrEx>
-          <w:tblBorders>
-            <w:top w:val="none" w:color="auto" w:sz="0" w:space="0"/>
-            <w:left w:val="none" w:color="auto" w:sz="0" w:space="0"/>
-            <w:bottom w:val="none" w:color="auto" w:sz="0" w:space="0"/>
-            <w:right w:val="none" w:color="auto" w:sz="0" w:space="0"/>
-            <w:insideH w:val="none" w:color="auto" w:sz="0" w:space="0"/>
-            <w:insideV w:val="none" w:color="auto" w:sz="0" w:space="0"/>
-          </w:tblBorders>
+          <w:tblW w:w="0" w:type="auto"/>
+          <w:jc w:val="center"/>
           <w:tblCellMar>
             <w:top w:w="0" w:type="dxa"/>
             <w:left w:w="108" w:type="dxa"/>
@@ -433,7 +359,7 @@
           </w:tblCellMar>
         </w:tblPrEx>
         <w:trPr>
-          <w:trHeight w:val="810" w:hRule="atLeast"/>
+          <w:trHeight w:val="810"/>
           <w:jc w:val="center"/>
         </w:trPr>
         <w:tc>
@@ -458,7 +384,7 @@
               <w:snapToGrid w:val="0"/>
               <w:textAlignment w:val="baseline"/>
               <w:rPr>
-                <w:rFonts w:hint="default" w:ascii="Arial" w:hAnsi="Arial" w:eastAsia="Arial" w:cs="Arial"/>
+                <w:rFonts w:ascii="Arial" w:eastAsia="Arial" w:hAnsi="Arial" w:cs="Arial" w:hint="default"/>
                 <w:snapToGrid w:val="0"/>
                 <w:color w:val="000000"/>
                 <w:kern w:val="0"/>
@@ -490,7 +416,7 @@
             </w:r>
             <w:r>
               <w:rPr>
-                <w:rFonts w:hint="default" w:asciiTheme="minorAscii" w:hAnsiTheme="minorAscii" w:eastAsiaTheme="minorEastAsia"/>
+                <w:rFonts w:asciiTheme="minorAscii" w:eastAsiaTheme="minorEastAsia" w:hAnsiTheme="minorAscii" w:hint="default"/>
                 <w:spacing w:val="227"/>
                 <w:sz w:val="21"/>
                 <w:vertAlign w:val="baseline"/>
@@ -544,7 +470,7 @@
               <w:snapToGrid w:val="0"/>
               <w:textAlignment w:val="baseline"/>
               <w:rPr>
-                <w:rFonts w:hint="default" w:ascii="Arial" w:hAnsi="Arial" w:eastAsia="Arial" w:cs="Arial"/>
+                <w:rFonts w:ascii="Arial" w:eastAsia="Arial" w:hAnsi="Arial" w:cs="Arial" w:hint="default"/>
                 <w:snapToGrid w:val="0"/>
                 <w:color w:val="000000"/>
                 <w:kern w:val="0"/>
@@ -564,7 +490,7 @@
             </w:r>
             <w:r>
               <w:rPr>
-                <w:rFonts w:hint="eastAsia" w:asciiTheme="minorAscii" w:hAnsiTheme="minorAscii" w:eastAsiaTheme="minorEastAsia"/>
+                <w:rFonts w:asciiTheme="minorAscii" w:eastAsiaTheme="minorEastAsia" w:hAnsiTheme="minorAscii" w:hint="eastAsia"/>
                 <w:spacing w:val="227"/>
                 <w:sz w:val="21"/>
                 <w:vertAlign w:val="baseline"/>
@@ -586,14 +512,8 @@
       </w:tr>
       <w:tr>
         <w:tblPrEx>
-          <w:tblBorders>
-            <w:top w:val="none" w:color="auto" w:sz="0" w:space="0"/>
-            <w:left w:val="none" w:color="auto" w:sz="0" w:space="0"/>
-            <w:bottom w:val="none" w:color="auto" w:sz="0" w:space="0"/>
-            <w:right w:val="none" w:color="auto" w:sz="0" w:space="0"/>
-            <w:insideH w:val="none" w:color="auto" w:sz="0" w:space="0"/>
-            <w:insideV w:val="none" w:color="auto" w:sz="0" w:space="0"/>
-          </w:tblBorders>
+          <w:tblW w:w="0" w:type="auto"/>
+          <w:jc w:val="center"/>
           <w:tblCellMar>
             <w:top w:w="0" w:type="dxa"/>
             <w:left w:w="108" w:type="dxa"/>
@@ -602,7 +522,7 @@
           </w:tblCellMar>
         </w:tblPrEx>
         <w:trPr>
-          <w:trHeight w:val="635" w:hRule="atLeast"/>
+          <w:trHeight w:val="635"/>
           <w:jc w:val="center"/>
         </w:trPr>
         <w:tc>
@@ -641,31 +561,6 @@
               </w:rPr>
               <w:t>批准人:宋海滨</w:t>
             </w:r>
-            <w:r>
-              <w:rPr>
-                <w:rFonts w:hint="eastAsia"/>
-                <w:spacing w:val="1"/>
-                <w:kern w:val="0"/>
-                <w:vertAlign w:val="baseline"/>
-                <w:lang w:val="en-US" w:eastAsia="zh-CN"/>
-              </w:rPr>
-            </w:r>
-            <w:r>
-              <w:rPr>
-                <w:rFonts w:hint="eastAsia" w:asciiTheme="minorAscii" w:hAnsiTheme="minorAscii" w:eastAsiaTheme="minorEastAsia"/>
-                <w:spacing w:val="227"/>
-                <w:sz w:val="21"/>
-                <w:vertAlign w:val="baseline"/>
-                <w:lang w:val="en-US" w:eastAsia="zh-CN"/>
-              </w:rPr>
-            </w:r>
-            <w:r>
-              <w:rPr>
-                <w:rFonts w:hint="eastAsia"/>
-                <w:u w:val="single"/>
-                <w:lang w:val="en-US" w:eastAsia="zh-CN"/>
-              </w:rPr>
-            </w:r>
           </w:p>
         </w:tc>
         <w:tc>
@@ -704,7 +599,7 @@
             </w:r>
             <w:r>
               <w:rPr>
-                <w:rFonts w:hint="eastAsia" w:asciiTheme="minorAscii" w:hAnsiTheme="minorAscii" w:eastAsiaTheme="minorEastAsia"/>
+                <w:rFonts w:asciiTheme="minorAscii" w:eastAsiaTheme="minorEastAsia" w:hAnsiTheme="minorAscii" w:hint="eastAsia"/>
                 <w:spacing w:val="227"/>
                 <w:sz w:val="21"/>
                 <w:vertAlign w:val="baseline"/>
@@ -765,14 +660,14 @@
         <w:ind w:left="3634"/>
         <w:textAlignment w:val="baseline"/>
         <w:rPr>
-          <w:rFonts w:ascii="宋体" w:hAnsi="宋体" w:eastAsia="宋体" w:cs="宋体"/>
+          <w:rFonts w:ascii="宋体" w:eastAsia="宋体" w:hAnsi="宋体" w:cs="宋体"/>
           <w:sz w:val="31"/>
           <w:szCs w:val="31"/>
         </w:rPr>
       </w:pPr>
       <w:r>
         <w:rPr>
-          <w:rFonts w:ascii="宋体" w:hAnsi="宋体" w:eastAsia="宋体" w:cs="宋体"/>
+          <w:rFonts w:ascii="宋体" w:eastAsia="宋体" w:hAnsi="宋体" w:cs="宋体"/>
           <w:b/>
           <w:bCs/>
           <w:spacing w:val="4"/>
@@ -784,16 +679,16 @@
     </w:p>
     <w:tbl>
       <w:tblPr>
-        <w:tblStyle w:val="26"/>
+        <w:tblStyle w:val="TableNormal0"/>
         <w:tblW w:w="7137" w:type="dxa"/>
         <w:jc w:val="center"/>
         <w:tblBorders>
-          <w:top w:val="single" w:color="000000" w:sz="2" w:space="0"/>
-          <w:left w:val="single" w:color="000000" w:sz="2" w:space="0"/>
-          <w:bottom w:val="single" w:color="000000" w:sz="2" w:space="0"/>
-          <w:right w:val="single" w:color="000000" w:sz="2" w:space="0"/>
-          <w:insideH w:val="single" w:color="000000" w:sz="2" w:space="0"/>
-          <w:insideV w:val="single" w:color="000000" w:sz="2" w:space="0"/>
+          <w:top w:val="single" w:sz="2" w:space="0" w:color="000000"/>
+          <w:left w:val="single" w:sz="2" w:space="0" w:color="000000"/>
+          <w:bottom w:val="single" w:sz="2" w:space="0" w:color="000000"/>
+          <w:right w:val="single" w:sz="2" w:space="0" w:color="000000"/>
+          <w:insideH w:val="single" w:sz="2" w:space="0" w:color="000000"/>
+          <w:insideV w:val="single" w:sz="2" w:space="0" w:color="000000"/>
         </w:tblBorders>
         <w:tblLayout w:type="fixed"/>
         <w:tblCellMar>
@@ -811,14 +706,17 @@
       </w:tblGrid>
       <w:tr>
         <w:tblPrEx>
+          <w:tblW w:w="7137" w:type="dxa"/>
+          <w:jc w:val="center"/>
           <w:tblBorders>
-            <w:top w:val="single" w:color="000000" w:sz="2" w:space="0"/>
-            <w:left w:val="single" w:color="000000" w:sz="2" w:space="0"/>
-            <w:bottom w:val="single" w:color="000000" w:sz="2" w:space="0"/>
-            <w:right w:val="single" w:color="000000" w:sz="2" w:space="0"/>
-            <w:insideH w:val="single" w:color="000000" w:sz="2" w:space="0"/>
-            <w:insideV w:val="single" w:color="000000" w:sz="2" w:space="0"/>
+            <w:top w:val="single" w:sz="2" w:space="0" w:color="000000"/>
+            <w:left w:val="single" w:sz="2" w:space="0" w:color="000000"/>
+            <w:bottom w:val="single" w:sz="2" w:space="0" w:color="000000"/>
+            <w:right w:val="single" w:sz="2" w:space="0" w:color="000000"/>
+            <w:insideH w:val="single" w:sz="2" w:space="0" w:color="000000"/>
+            <w:insideV w:val="single" w:sz="2" w:space="0" w:color="000000"/>
           </w:tblBorders>
+          <w:tblLayout w:type="fixed"/>
           <w:tblCellMar>
             <w:top w:w="0" w:type="dxa"/>
             <w:left w:w="0" w:type="dxa"/>
@@ -827,7 +725,7 @@
           </w:tblCellMar>
         </w:tblPrEx>
         <w:trPr>
-          <w:trHeight w:val="593" w:hRule="atLeast"/>
+          <w:trHeight w:val="593"/>
           <w:jc w:val="center"/>
         </w:trPr>
         <w:tc>
@@ -850,18 +748,18 @@
               <w:adjustRightInd w:val="0"/>
               <w:snapToGrid w:val="0"/>
               <w:spacing w:before="176" w:line="228" w:lineRule="auto"/>
-              <w:ind w:left="0" w:leftChars="0" w:right="0" w:rightChars="0" w:firstLine="0" w:firstLineChars="0"/>
+              <w:ind w:left="0" w:right="0" w:firstLine="0" w:leftChars="0" w:rightChars="0" w:firstLineChars="0"/>
               <w:jc w:val="center"/>
               <w:textAlignment w:val="baseline"/>
               <w:rPr>
-                <w:rFonts w:ascii="宋体" w:hAnsi="宋体" w:eastAsia="宋体" w:cs="宋体"/>
+                <w:rFonts w:ascii="宋体" w:eastAsia="宋体" w:hAnsi="宋体" w:cs="宋体"/>
                 <w:sz w:val="20"/>
                 <w:szCs w:val="20"/>
               </w:rPr>
             </w:pPr>
             <w:r>
               <w:rPr>
-                <w:rFonts w:ascii="宋体" w:hAnsi="宋体" w:eastAsia="宋体" w:cs="宋体"/>
+                <w:rFonts w:ascii="宋体" w:eastAsia="宋体" w:hAnsi="宋体" w:cs="宋体"/>
                 <w:spacing w:val="-14"/>
                 <w:sz w:val="20"/>
                 <w:szCs w:val="20"/>
@@ -890,18 +788,18 @@
               <w:adjustRightInd w:val="0"/>
               <w:snapToGrid w:val="0"/>
               <w:spacing w:before="175" w:line="227" w:lineRule="auto"/>
-              <w:ind w:left="0" w:leftChars="0" w:right="0" w:rightChars="0" w:firstLine="0" w:firstLineChars="0"/>
+              <w:ind w:left="0" w:right="0" w:firstLine="0" w:leftChars="0" w:rightChars="0" w:firstLineChars="0"/>
               <w:jc w:val="center"/>
               <w:textAlignment w:val="baseline"/>
               <w:rPr>
-                <w:rFonts w:ascii="宋体" w:hAnsi="宋体" w:eastAsia="宋体" w:cs="宋体"/>
+                <w:rFonts w:ascii="宋体" w:eastAsia="宋体" w:hAnsi="宋体" w:cs="宋体"/>
                 <w:sz w:val="20"/>
                 <w:szCs w:val="20"/>
               </w:rPr>
             </w:pPr>
             <w:r>
               <w:rPr>
-                <w:rFonts w:ascii="宋体" w:hAnsi="宋体" w:eastAsia="宋体" w:cs="宋体"/>
+                <w:rFonts w:ascii="宋体" w:eastAsia="宋体" w:hAnsi="宋体" w:cs="宋体"/>
                 <w:spacing w:val="4"/>
                 <w:sz w:val="20"/>
                 <w:szCs w:val="20"/>
@@ -930,18 +828,18 @@
               <w:adjustRightInd w:val="0"/>
               <w:snapToGrid w:val="0"/>
               <w:spacing w:before="175" w:line="228" w:lineRule="auto"/>
-              <w:ind w:left="0" w:leftChars="0" w:right="0" w:rightChars="0" w:firstLine="0" w:firstLineChars="0"/>
+              <w:ind w:left="0" w:right="0" w:firstLine="0" w:leftChars="0" w:rightChars="0" w:firstLineChars="0"/>
               <w:jc w:val="center"/>
               <w:textAlignment w:val="baseline"/>
               <w:rPr>
-                <w:rFonts w:ascii="宋体" w:hAnsi="宋体" w:eastAsia="宋体" w:cs="宋体"/>
+                <w:rFonts w:ascii="宋体" w:eastAsia="宋体" w:hAnsi="宋体" w:cs="宋体"/>
                 <w:sz w:val="20"/>
                 <w:szCs w:val="20"/>
               </w:rPr>
             </w:pPr>
             <w:r>
               <w:rPr>
-                <w:rFonts w:ascii="宋体" w:hAnsi="宋体" w:eastAsia="宋体" w:cs="宋体"/>
+                <w:rFonts w:ascii="宋体" w:eastAsia="宋体" w:hAnsi="宋体" w:cs="宋体"/>
                 <w:spacing w:val="7"/>
                 <w:sz w:val="20"/>
                 <w:szCs w:val="20"/>
@@ -970,18 +868,18 @@
               <w:adjustRightInd w:val="0"/>
               <w:snapToGrid w:val="0"/>
               <w:spacing w:before="176" w:line="229" w:lineRule="auto"/>
-              <w:ind w:left="0" w:leftChars="0" w:right="0" w:rightChars="0" w:firstLine="0" w:firstLineChars="0"/>
+              <w:ind w:left="0" w:right="0" w:firstLine="0" w:leftChars="0" w:rightChars="0" w:firstLineChars="0"/>
               <w:jc w:val="center"/>
               <w:textAlignment w:val="baseline"/>
               <w:rPr>
-                <w:rFonts w:ascii="宋体" w:hAnsi="宋体" w:eastAsia="宋体" w:cs="宋体"/>
+                <w:rFonts w:ascii="宋体" w:eastAsia="宋体" w:hAnsi="宋体" w:cs="宋体"/>
                 <w:sz w:val="20"/>
                 <w:szCs w:val="20"/>
               </w:rPr>
             </w:pPr>
             <w:r>
               <w:rPr>
-                <w:rFonts w:ascii="宋体" w:hAnsi="宋体" w:eastAsia="宋体" w:cs="宋体"/>
+                <w:rFonts w:ascii="宋体" w:eastAsia="宋体" w:hAnsi="宋体" w:cs="宋体"/>
                 <w:spacing w:val="7"/>
                 <w:sz w:val="20"/>
                 <w:szCs w:val="20"/>
@@ -993,14 +891,9 @@
       </w:tr>
       <w:tr>
         <w:tblPrEx>
-          <w:tblBorders>
-            <w:top w:val="single" w:color="000000" w:sz="2" w:space="0"/>
-            <w:left w:val="single" w:color="000000" w:sz="2" w:space="0"/>
-            <w:bottom w:val="single" w:color="000000" w:sz="2" w:space="0"/>
-            <w:right w:val="single" w:color="000000" w:sz="2" w:space="0"/>
-            <w:insideH w:val="single" w:color="000000" w:sz="2" w:space="0"/>
-            <w:insideV w:val="single" w:color="000000" w:sz="2" w:space="0"/>
-          </w:tblBorders>
+          <w:tblW w:w="7137" w:type="dxa"/>
+          <w:jc w:val="center"/>
+          <w:tblLayout w:type="fixed"/>
           <w:tblCellMar>
             <w:top w:w="0" w:type="dxa"/>
             <w:left w:w="0" w:type="dxa"/>
@@ -1009,7 +902,7 @@
           </w:tblCellMar>
         </w:tblPrEx>
         <w:trPr>
-          <w:trHeight w:val="516" w:hRule="atLeast"/>
+          <w:trHeight w:val="516"/>
           <w:jc w:val="center"/>
         </w:trPr>
         <w:tc>
@@ -1032,11 +925,11 @@
               <w:adjustRightInd w:val="0"/>
               <w:snapToGrid w:val="0"/>
               <w:spacing w:before="173" w:line="267" w:lineRule="exact"/>
-              <w:ind w:left="0" w:leftChars="0" w:right="0" w:rightChars="0" w:firstLine="0" w:firstLineChars="0"/>
+              <w:ind w:left="0" w:right="0" w:firstLine="0" w:leftChars="0" w:rightChars="0" w:firstLineChars="0"/>
               <w:jc w:val="center"/>
               <w:textAlignment w:val="baseline"/>
               <w:rPr>
-                <w:rFonts w:hint="default" w:ascii="宋体" w:hAnsi="宋体" w:eastAsia="宋体" w:cs="宋体"/>
+                <w:rFonts w:ascii="宋体" w:eastAsia="宋体" w:hAnsi="宋体" w:cs="宋体" w:hint="default"/>
                 <w:sz w:val="20"/>
                 <w:szCs w:val="20"/>
                 <w:lang w:val="en-US" w:eastAsia="zh-CN"/>
@@ -1044,7 +937,7 @@
             </w:pPr>
             <w:r>
               <w:rPr>
-                <w:rFonts w:ascii="宋体" w:hAnsi="宋体" w:eastAsia="宋体" w:cs="宋体"/>
+                <w:rFonts w:ascii="宋体" w:eastAsia="宋体" w:hAnsi="宋体" w:cs="宋体"/>
                 <w:spacing w:val="3"/>
                 <w:position w:val="1"/>
                 <w:sz w:val="20"/>
@@ -1054,7 +947,7 @@
             </w:r>
             <w:r>
               <w:rPr>
-                <w:rFonts w:hint="eastAsia" w:ascii="宋体" w:hAnsi="宋体" w:cs="宋体"/>
+                <w:rFonts w:ascii="宋体" w:hAnsi="宋体" w:cs="宋体" w:hint="eastAsia"/>
                 <w:spacing w:val="3"/>
                 <w:position w:val="1"/>
                 <w:sz w:val="20"/>
@@ -1065,7 +958,7 @@
             </w:r>
             <w:r>
               <w:rPr>
-                <w:rFonts w:ascii="宋体" w:hAnsi="宋体" w:eastAsia="宋体" w:cs="宋体"/>
+                <w:rFonts w:ascii="宋体" w:eastAsia="宋体" w:hAnsi="宋体" w:cs="宋体"/>
                 <w:spacing w:val="3"/>
                 <w:position w:val="1"/>
                 <w:sz w:val="20"/>
@@ -1075,7 +968,7 @@
             </w:r>
             <w:r>
               <w:rPr>
-                <w:rFonts w:hint="eastAsia" w:ascii="宋体" w:hAnsi="宋体" w:cs="宋体"/>
+                <w:rFonts w:ascii="宋体" w:hAnsi="宋体" w:cs="宋体" w:hint="eastAsia"/>
                 <w:spacing w:val="3"/>
                 <w:position w:val="1"/>
                 <w:sz w:val="20"/>
@@ -1106,18 +999,18 @@
               <w:adjustRightInd w:val="0"/>
               <w:snapToGrid w:val="0"/>
               <w:spacing w:before="173" w:line="267" w:lineRule="exact"/>
-              <w:ind w:left="0" w:leftChars="0" w:right="0" w:rightChars="0" w:firstLine="0" w:firstLineChars="0"/>
+              <w:ind w:left="0" w:right="0" w:firstLine="0" w:leftChars="0" w:rightChars="0" w:firstLineChars="0"/>
               <w:jc w:val="center"/>
               <w:textAlignment w:val="baseline"/>
               <w:rPr>
-                <w:rFonts w:ascii="宋体" w:hAnsi="宋体" w:eastAsia="宋体" w:cs="宋体"/>
+                <w:rFonts w:ascii="宋体" w:eastAsia="宋体" w:hAnsi="宋体" w:cs="宋体"/>
                 <w:sz w:val="20"/>
                 <w:szCs w:val="20"/>
               </w:rPr>
             </w:pPr>
             <w:r>
               <w:rPr>
-                <w:rFonts w:ascii="宋体" w:hAnsi="宋体" w:eastAsia="宋体" w:cs="宋体"/>
+                <w:rFonts w:ascii="宋体" w:eastAsia="宋体" w:hAnsi="宋体" w:cs="宋体"/>
                 <w:spacing w:val="4"/>
                 <w:position w:val="1"/>
                 <w:sz w:val="20"/>
@@ -1147,18 +1040,18 @@
               <w:adjustRightInd w:val="0"/>
               <w:snapToGrid w:val="0"/>
               <w:spacing w:before="172" w:line="228" w:lineRule="auto"/>
-              <w:ind w:left="0" w:leftChars="0" w:right="0" w:rightChars="0" w:firstLine="0" w:firstLineChars="0"/>
+              <w:ind w:left="0" w:right="0" w:firstLine="0" w:leftChars="0" w:rightChars="0" w:firstLineChars="0"/>
               <w:jc w:val="center"/>
               <w:textAlignment w:val="baseline"/>
               <w:rPr>
-                <w:rFonts w:ascii="宋体" w:hAnsi="宋体" w:eastAsia="宋体" w:cs="宋体"/>
+                <w:rFonts w:ascii="宋体" w:eastAsia="宋体" w:hAnsi="宋体" w:cs="宋体"/>
                 <w:sz w:val="20"/>
                 <w:szCs w:val="20"/>
               </w:rPr>
             </w:pPr>
             <w:r>
               <w:rPr>
-                <w:rFonts w:ascii="宋体" w:hAnsi="宋体" w:eastAsia="宋体" w:cs="宋体"/>
+                <w:rFonts w:ascii="宋体" w:eastAsia="宋体" w:hAnsi="宋体" w:cs="宋体"/>
                 <w:spacing w:val="7"/>
                 <w:sz w:val="20"/>
                 <w:szCs w:val="20"/>
@@ -1187,11 +1080,11 @@
               <w:adjustRightInd w:val="0"/>
               <w:snapToGrid w:val="0"/>
               <w:spacing w:before="173" w:line="229" w:lineRule="auto"/>
-              <w:ind w:left="0" w:leftChars="0" w:right="0" w:rightChars="0" w:firstLine="0" w:firstLineChars="0"/>
+              <w:ind w:left="0" w:right="0" w:firstLine="0" w:leftChars="0" w:rightChars="0" w:firstLineChars="0"/>
               <w:jc w:val="center"/>
               <w:textAlignment w:val="baseline"/>
               <w:rPr>
-                <w:rFonts w:ascii="宋体" w:hAnsi="宋体" w:eastAsia="宋体" w:cs="宋体"/>
+                <w:rFonts w:ascii="宋体" w:eastAsia="宋体" w:hAnsi="宋体" w:cs="宋体"/>
                 <w:sz w:val="20"/>
                 <w:szCs w:val="20"/>
               </w:rPr>
@@ -1208,14 +1101,9 @@
       </w:tr>
       <w:tr>
         <w:tblPrEx>
-          <w:tblBorders>
-            <w:top w:val="single" w:color="000000" w:sz="2" w:space="0"/>
-            <w:left w:val="single" w:color="000000" w:sz="2" w:space="0"/>
-            <w:bottom w:val="single" w:color="000000" w:sz="2" w:space="0"/>
-            <w:right w:val="single" w:color="000000" w:sz="2" w:space="0"/>
-            <w:insideH w:val="single" w:color="000000" w:sz="2" w:space="0"/>
-            <w:insideV w:val="single" w:color="000000" w:sz="2" w:space="0"/>
-          </w:tblBorders>
+          <w:tblW w:w="7137" w:type="dxa"/>
+          <w:jc w:val="center"/>
+          <w:tblLayout w:type="fixed"/>
           <w:tblCellMar>
             <w:top w:w="0" w:type="dxa"/>
             <w:left w:w="0" w:type="dxa"/>
@@ -1224,7 +1112,7 @@
           </w:tblCellMar>
         </w:tblPrEx>
         <w:trPr>
-          <w:trHeight w:val="556" w:hRule="atLeast"/>
+          <w:trHeight w:val="556"/>
           <w:jc w:val="center"/>
         </w:trPr>
         <w:tc>
@@ -1233,7 +1121,7 @@
           </w:tcPr>
           <w:p>
             <w:pPr>
-              <w:pStyle w:val="27"/>
+              <w:pStyle w:val="TableText"/>
               <w:keepNext w:val="0"/>
               <w:keepLines w:val="0"/>
               <w:pageBreakBefore w:val="0"/>
@@ -1247,7 +1135,7 @@
               <w:bidi w:val="0"/>
               <w:adjustRightInd w:val="0"/>
               <w:snapToGrid w:val="0"/>
-              <w:ind w:left="0" w:leftChars="0" w:right="0" w:rightChars="0" w:firstLine="0" w:firstLineChars="0"/>
+              <w:ind w:left="0" w:right="0" w:firstLine="0" w:leftChars="0" w:rightChars="0" w:firstLineChars="0"/>
               <w:jc w:val="center"/>
               <w:textAlignment w:val="baseline"/>
             </w:pPr>
@@ -1259,7 +1147,7 @@
           </w:tcPr>
           <w:p>
             <w:pPr>
-              <w:pStyle w:val="27"/>
+              <w:pStyle w:val="TableText"/>
               <w:keepNext w:val="0"/>
               <w:keepLines w:val="0"/>
               <w:pageBreakBefore w:val="0"/>
@@ -1273,7 +1161,7 @@
               <w:bidi w:val="0"/>
               <w:adjustRightInd w:val="0"/>
               <w:snapToGrid w:val="0"/>
-              <w:ind w:left="0" w:leftChars="0" w:right="0" w:rightChars="0" w:firstLine="0" w:firstLineChars="0"/>
+              <w:ind w:left="0" w:right="0" w:firstLine="0" w:leftChars="0" w:rightChars="0" w:firstLineChars="0"/>
               <w:jc w:val="center"/>
               <w:textAlignment w:val="baseline"/>
             </w:pPr>
@@ -1285,7 +1173,7 @@
           </w:tcPr>
           <w:p>
             <w:pPr>
-              <w:pStyle w:val="27"/>
+              <w:pStyle w:val="TableText"/>
               <w:keepNext w:val="0"/>
               <w:keepLines w:val="0"/>
               <w:pageBreakBefore w:val="0"/>
@@ -1299,7 +1187,7 @@
               <w:bidi w:val="0"/>
               <w:adjustRightInd w:val="0"/>
               <w:snapToGrid w:val="0"/>
-              <w:ind w:left="0" w:leftChars="0" w:right="0" w:rightChars="0" w:firstLine="0" w:firstLineChars="0"/>
+              <w:ind w:left="0" w:right="0" w:firstLine="0" w:leftChars="0" w:rightChars="0" w:firstLineChars="0"/>
               <w:jc w:val="center"/>
               <w:textAlignment w:val="baseline"/>
             </w:pPr>
@@ -1311,7 +1199,7 @@
           </w:tcPr>
           <w:p>
             <w:pPr>
-              <w:pStyle w:val="27"/>
+              <w:pStyle w:val="TableText"/>
               <w:keepNext w:val="0"/>
               <w:keepLines w:val="0"/>
               <w:pageBreakBefore w:val="0"/>
@@ -1325,7 +1213,7 @@
               <w:bidi w:val="0"/>
               <w:adjustRightInd w:val="0"/>
               <w:snapToGrid w:val="0"/>
-              <w:ind w:left="0" w:leftChars="0" w:right="0" w:rightChars="0" w:firstLine="0" w:firstLineChars="0"/>
+              <w:ind w:left="0" w:right="0" w:firstLine="0" w:leftChars="0" w:rightChars="0" w:firstLineChars="0"/>
               <w:jc w:val="center"/>
               <w:textAlignment w:val="baseline"/>
             </w:pPr>
@@ -1334,14 +1222,9 @@
       </w:tr>
       <w:tr>
         <w:tblPrEx>
-          <w:tblBorders>
-            <w:top w:val="single" w:color="000000" w:sz="2" w:space="0"/>
-            <w:left w:val="single" w:color="000000" w:sz="2" w:space="0"/>
-            <w:bottom w:val="single" w:color="000000" w:sz="2" w:space="0"/>
-            <w:right w:val="single" w:color="000000" w:sz="2" w:space="0"/>
-            <w:insideH w:val="single" w:color="000000" w:sz="2" w:space="0"/>
-            <w:insideV w:val="single" w:color="000000" w:sz="2" w:space="0"/>
-          </w:tblBorders>
+          <w:tblW w:w="7137" w:type="dxa"/>
+          <w:jc w:val="center"/>
+          <w:tblLayout w:type="fixed"/>
           <w:tblCellMar>
             <w:top w:w="0" w:type="dxa"/>
             <w:left w:w="0" w:type="dxa"/>
@@ -1350,7 +1233,7 @@
           </w:tblCellMar>
         </w:tblPrEx>
         <w:trPr>
-          <w:trHeight w:val="556" w:hRule="atLeast"/>
+          <w:trHeight w:val="556"/>
           <w:jc w:val="center"/>
         </w:trPr>
         <w:tc>
@@ -1359,7 +1242,7 @@
           </w:tcPr>
           <w:p>
             <w:pPr>
-              <w:pStyle w:val="27"/>
+              <w:pStyle w:val="TableText"/>
               <w:keepNext w:val="0"/>
               <w:keepLines w:val="0"/>
               <w:pageBreakBefore w:val="0"/>
@@ -1373,7 +1256,7 @@
               <w:bidi w:val="0"/>
               <w:adjustRightInd w:val="0"/>
               <w:snapToGrid w:val="0"/>
-              <w:ind w:left="0" w:leftChars="0" w:right="0" w:rightChars="0" w:firstLine="0" w:firstLineChars="0"/>
+              <w:ind w:left="0" w:right="0" w:firstLine="0" w:leftChars="0" w:rightChars="0" w:firstLineChars="0"/>
               <w:jc w:val="center"/>
               <w:textAlignment w:val="baseline"/>
             </w:pPr>
@@ -1385,7 +1268,7 @@
           </w:tcPr>
           <w:p>
             <w:pPr>
-              <w:pStyle w:val="27"/>
+              <w:pStyle w:val="TableText"/>
               <w:keepNext w:val="0"/>
               <w:keepLines w:val="0"/>
               <w:pageBreakBefore w:val="0"/>
@@ -1399,7 +1282,7 @@
               <w:bidi w:val="0"/>
               <w:adjustRightInd w:val="0"/>
               <w:snapToGrid w:val="0"/>
-              <w:ind w:left="0" w:leftChars="0" w:right="0" w:rightChars="0" w:firstLine="0" w:firstLineChars="0"/>
+              <w:ind w:left="0" w:right="0" w:firstLine="0" w:leftChars="0" w:rightChars="0" w:firstLineChars="0"/>
               <w:jc w:val="center"/>
               <w:textAlignment w:val="baseline"/>
             </w:pPr>
@@ -1411,7 +1294,7 @@
           </w:tcPr>
           <w:p>
             <w:pPr>
-              <w:pStyle w:val="27"/>
+              <w:pStyle w:val="TableText"/>
               <w:keepNext w:val="0"/>
               <w:keepLines w:val="0"/>
               <w:pageBreakBefore w:val="0"/>
@@ -1425,7 +1308,7 @@
               <w:bidi w:val="0"/>
               <w:adjustRightInd w:val="0"/>
               <w:snapToGrid w:val="0"/>
-              <w:ind w:left="0" w:leftChars="0" w:right="0" w:rightChars="0" w:firstLine="0" w:firstLineChars="0"/>
+              <w:ind w:left="0" w:right="0" w:firstLine="0" w:leftChars="0" w:rightChars="0" w:firstLineChars="0"/>
               <w:jc w:val="center"/>
               <w:textAlignment w:val="baseline"/>
             </w:pPr>
@@ -1437,7 +1320,7 @@
           </w:tcPr>
           <w:p>
             <w:pPr>
-              <w:pStyle w:val="27"/>
+              <w:pStyle w:val="TableText"/>
               <w:keepNext w:val="0"/>
               <w:keepLines w:val="0"/>
               <w:pageBreakBefore w:val="0"/>
@@ -1451,7 +1334,7 @@
               <w:bidi w:val="0"/>
               <w:adjustRightInd w:val="0"/>
               <w:snapToGrid w:val="0"/>
-              <w:ind w:left="0" w:leftChars="0" w:right="0" w:rightChars="0" w:firstLine="0" w:firstLineChars="0"/>
+              <w:ind w:left="0" w:right="0" w:firstLine="0" w:leftChars="0" w:rightChars="0" w:firstLineChars="0"/>
               <w:jc w:val="center"/>
               <w:textAlignment w:val="baseline"/>
             </w:pPr>
@@ -1460,14 +1343,9 @@
       </w:tr>
       <w:tr>
         <w:tblPrEx>
-          <w:tblBorders>
-            <w:top w:val="single" w:color="000000" w:sz="2" w:space="0"/>
-            <w:left w:val="single" w:color="000000" w:sz="2" w:space="0"/>
-            <w:bottom w:val="single" w:color="000000" w:sz="2" w:space="0"/>
-            <w:right w:val="single" w:color="000000" w:sz="2" w:space="0"/>
-            <w:insideH w:val="single" w:color="000000" w:sz="2" w:space="0"/>
-            <w:insideV w:val="single" w:color="000000" w:sz="2" w:space="0"/>
-          </w:tblBorders>
+          <w:tblW w:w="7137" w:type="dxa"/>
+          <w:jc w:val="center"/>
+          <w:tblLayout w:type="fixed"/>
           <w:tblCellMar>
             <w:top w:w="0" w:type="dxa"/>
             <w:left w:w="0" w:type="dxa"/>
@@ -1476,7 +1354,7 @@
           </w:tblCellMar>
         </w:tblPrEx>
         <w:trPr>
-          <w:trHeight w:val="557" w:hRule="atLeast"/>
+          <w:trHeight w:val="557"/>
           <w:jc w:val="center"/>
         </w:trPr>
         <w:tc>
@@ -1485,7 +1363,7 @@
           </w:tcPr>
           <w:p>
             <w:pPr>
-              <w:pStyle w:val="27"/>
+              <w:pStyle w:val="TableText"/>
               <w:keepNext w:val="0"/>
               <w:keepLines w:val="0"/>
               <w:pageBreakBefore w:val="0"/>
@@ -1499,7 +1377,7 @@
               <w:bidi w:val="0"/>
               <w:adjustRightInd w:val="0"/>
               <w:snapToGrid w:val="0"/>
-              <w:ind w:left="0" w:leftChars="0" w:right="0" w:rightChars="0" w:firstLine="0" w:firstLineChars="0"/>
+              <w:ind w:left="0" w:right="0" w:firstLine="0" w:leftChars="0" w:rightChars="0" w:firstLineChars="0"/>
               <w:jc w:val="center"/>
               <w:textAlignment w:val="baseline"/>
             </w:pPr>
@@ -1511,7 +1389,7 @@
           </w:tcPr>
           <w:p>
             <w:pPr>
-              <w:pStyle w:val="27"/>
+              <w:pStyle w:val="TableText"/>
               <w:keepNext w:val="0"/>
               <w:keepLines w:val="0"/>
               <w:pageBreakBefore w:val="0"/>
@@ -1525,7 +1403,7 @@
               <w:bidi w:val="0"/>
               <w:adjustRightInd w:val="0"/>
               <w:snapToGrid w:val="0"/>
-              <w:ind w:left="0" w:leftChars="0" w:right="0" w:rightChars="0" w:firstLine="0" w:firstLineChars="0"/>
+              <w:ind w:left="0" w:right="0" w:firstLine="0" w:leftChars="0" w:rightChars="0" w:firstLineChars="0"/>
               <w:jc w:val="center"/>
               <w:textAlignment w:val="baseline"/>
             </w:pPr>
@@ -1537,7 +1415,7 @@
           </w:tcPr>
           <w:p>
             <w:pPr>
-              <w:pStyle w:val="27"/>
+              <w:pStyle w:val="TableText"/>
               <w:keepNext w:val="0"/>
               <w:keepLines w:val="0"/>
               <w:pageBreakBefore w:val="0"/>
@@ -1551,7 +1429,7 @@
               <w:bidi w:val="0"/>
               <w:adjustRightInd w:val="0"/>
               <w:snapToGrid w:val="0"/>
-              <w:ind w:left="0" w:leftChars="0" w:right="0" w:rightChars="0" w:firstLine="0" w:firstLineChars="0"/>
+              <w:ind w:left="0" w:right="0" w:firstLine="0" w:leftChars="0" w:rightChars="0" w:firstLineChars="0"/>
               <w:jc w:val="center"/>
               <w:textAlignment w:val="baseline"/>
             </w:pPr>
@@ -1563,7 +1441,7 @@
           </w:tcPr>
           <w:p>
             <w:pPr>
-              <w:pStyle w:val="27"/>
+              <w:pStyle w:val="TableText"/>
               <w:keepNext w:val="0"/>
               <w:keepLines w:val="0"/>
               <w:pageBreakBefore w:val="0"/>
@@ -1577,7 +1455,7 @@
               <w:bidi w:val="0"/>
               <w:adjustRightInd w:val="0"/>
               <w:snapToGrid w:val="0"/>
-              <w:ind w:left="0" w:leftChars="0" w:right="0" w:rightChars="0" w:firstLine="0" w:firstLineChars="0"/>
+              <w:ind w:left="0" w:right="0" w:firstLine="0" w:leftChars="0" w:rightChars="0" w:firstLineChars="0"/>
               <w:jc w:val="center"/>
               <w:textAlignment w:val="baseline"/>
             </w:pPr>
@@ -1609,7 +1487,7 @@
     <w:sdt>
       <w:sdtPr>
         <w:rPr>
-          <w:rFonts w:ascii="宋体" w:hAnsi="宋体" w:eastAsia="宋体" w:cs="Arial"/>
+          <w:rFonts w:ascii="宋体" w:eastAsia="宋体" w:hAnsi="宋体" w:cs="Arial"/>
           <w:snapToGrid w:val="0"/>
           <w:color w:val="000000"/>
           <w:kern w:val="0"/>
@@ -1625,7 +1503,7 @@
       </w:sdtPr>
       <w:sdtEndPr>
         <w:rPr>
-          <w:rFonts w:hint="eastAsia" w:ascii="宋体" w:hAnsi="宋体" w:eastAsia="宋体" w:cs="宋体"/>
+          <w:rFonts w:ascii="宋体" w:eastAsia="宋体" w:hAnsi="宋体" w:cs="宋体" w:hint="eastAsia"/>
           <w:snapToGrid w:val="0"/>
           <w:color w:val="000000"/>
           <w:kern w:val="0"/>
@@ -1651,18 +1529,18 @@
             <w:adjustRightInd w:val="0"/>
             <w:snapToGrid w:val="0"/>
             <w:spacing w:before="0" w:beforeLines="0" w:after="0" w:afterLines="0" w:line="240" w:lineRule="auto"/>
-            <w:ind w:left="0" w:leftChars="0" w:right="0" w:rightChars="0" w:firstLine="0" w:firstLineChars="0"/>
+            <w:ind w:left="0" w:right="0" w:firstLine="0" w:leftChars="0" w:rightChars="0" w:firstLineChars="0"/>
             <w:jc w:val="center"/>
             <w:textAlignment w:val="baseline"/>
             <w:rPr>
-              <w:rFonts w:hint="eastAsia" w:ascii="宋体" w:hAnsi="宋体" w:eastAsia="宋体" w:cs="宋体"/>
+              <w:rFonts w:ascii="宋体" w:eastAsia="宋体" w:hAnsi="宋体" w:cs="宋体" w:hint="eastAsia"/>
               <w:sz w:val="24"/>
               <w:szCs w:val="24"/>
             </w:rPr>
           </w:pPr>
           <w:r>
             <w:rPr>
-              <w:rFonts w:hint="eastAsia" w:ascii="宋体" w:hAnsi="宋体" w:eastAsia="宋体" w:cs="宋体"/>
+              <w:rFonts w:ascii="宋体" w:eastAsia="宋体" w:hAnsi="宋体" w:cs="宋体" w:hint="eastAsia"/>
               <w:sz w:val="24"/>
               <w:szCs w:val="24"/>
             </w:rPr>
@@ -1671,14 +1549,14 @@
         </w:p>
         <w:p>
           <w:pPr>
-            <w:pStyle w:val="16"/>
+            <w:pStyle w:val="TOC1"/>
             <w:tabs>
               <w:tab w:val="right" w:leader="dot" w:pos="8306"/>
             </w:tabs>
           </w:pPr>
           <w:r>
             <w:rPr>
-              <w:rFonts w:hint="eastAsia" w:ascii="宋体" w:hAnsi="宋体" w:eastAsia="宋体" w:cs="宋体"/>
+              <w:rFonts w:ascii="宋体" w:eastAsia="宋体" w:hAnsi="宋体" w:cs="宋体" w:hint="eastAsia"/>
               <w:sz w:val="24"/>
               <w:szCs w:val="24"/>
             </w:rPr>
@@ -1686,7 +1564,7 @@
           </w:r>
           <w:r>
             <w:rPr>
-              <w:rFonts w:hint="eastAsia" w:ascii="宋体" w:hAnsi="宋体" w:eastAsia="宋体" w:cs="宋体"/>
+              <w:rFonts w:ascii="宋体" w:eastAsia="宋体" w:hAnsi="宋体" w:cs="宋体" w:hint="eastAsia"/>
               <w:sz w:val="24"/>
               <w:szCs w:val="24"/>
             </w:rPr>
@@ -1694,7 +1572,7 @@
           </w:r>
           <w:r>
             <w:rPr>
-              <w:rFonts w:hint="eastAsia" w:ascii="宋体" w:hAnsi="宋体" w:eastAsia="宋体" w:cs="宋体"/>
+              <w:rFonts w:ascii="宋体" w:eastAsia="宋体" w:hAnsi="宋体" w:cs="宋体" w:hint="eastAsia"/>
               <w:sz w:val="24"/>
               <w:szCs w:val="24"/>
             </w:rPr>
@@ -1702,21 +1580,21 @@
           </w:r>
           <w:r>
             <w:rPr>
-              <w:rFonts w:hint="eastAsia" w:ascii="宋体" w:hAnsi="宋体" w:eastAsia="宋体" w:cs="宋体"/>
+              <w:rFonts w:ascii="宋体" w:eastAsia="宋体" w:hAnsi="宋体" w:cs="宋体" w:hint="eastAsia"/>
               <w:szCs w:val="24"/>
             </w:rPr>
             <w:fldChar w:fldCharType="begin"/>
           </w:r>
           <w:r>
             <w:rPr>
-              <w:rFonts w:hint="eastAsia" w:ascii="宋体" w:hAnsi="宋体" w:eastAsia="宋体" w:cs="宋体"/>
+              <w:rFonts w:ascii="宋体" w:eastAsia="宋体" w:hAnsi="宋体" w:cs="宋体" w:hint="eastAsia"/>
               <w:szCs w:val="24"/>
             </w:rPr>
             <w:instrText xml:space="preserve"> HYPERLINK \l _Toc26319 </w:instrText>
           </w:r>
           <w:r>
             <w:rPr>
-              <w:rFonts w:hint="eastAsia" w:ascii="宋体" w:hAnsi="宋体" w:eastAsia="宋体" w:cs="宋体"/>
+              <w:rFonts w:ascii="宋体" w:eastAsia="宋体" w:hAnsi="宋体" w:cs="宋体" w:hint="eastAsia"/>
               <w:szCs w:val="24"/>
             </w:rPr>
             <w:fldChar w:fldCharType="separate"/>
@@ -1748,7 +1626,7 @@
           </w:r>
           <w:r>
             <w:rPr>
-              <w:rFonts w:hint="eastAsia" w:ascii="宋体" w:hAnsi="宋体" w:eastAsia="宋体" w:cs="宋体"/>
+              <w:rFonts w:ascii="宋体" w:eastAsia="宋体" w:hAnsi="宋体" w:cs="宋体" w:hint="eastAsia"/>
               <w:szCs w:val="24"/>
             </w:rPr>
             <w:fldChar w:fldCharType="end"/>
@@ -1756,28 +1634,28 @@
         </w:p>
         <w:p>
           <w:pPr>
-            <w:pStyle w:val="16"/>
+            <w:pStyle w:val="TOC1"/>
             <w:tabs>
               <w:tab w:val="right" w:leader="dot" w:pos="8306"/>
             </w:tabs>
           </w:pPr>
           <w:r>
             <w:rPr>
-              <w:rFonts w:hint="eastAsia" w:ascii="宋体" w:hAnsi="宋体" w:eastAsia="宋体" w:cs="宋体"/>
+              <w:rFonts w:ascii="宋体" w:eastAsia="宋体" w:hAnsi="宋体" w:cs="宋体" w:hint="eastAsia"/>
               <w:szCs w:val="24"/>
             </w:rPr>
             <w:fldChar w:fldCharType="begin"/>
           </w:r>
           <w:r>
             <w:rPr>
-              <w:rFonts w:hint="eastAsia" w:ascii="宋体" w:hAnsi="宋体" w:eastAsia="宋体" w:cs="宋体"/>
+              <w:rFonts w:ascii="宋体" w:eastAsia="宋体" w:hAnsi="宋体" w:cs="宋体" w:hint="eastAsia"/>
               <w:szCs w:val="24"/>
             </w:rPr>
             <w:instrText xml:space="preserve"> HYPERLINK \l _Toc10432 </w:instrText>
           </w:r>
           <w:r>
             <w:rPr>
-              <w:rFonts w:hint="eastAsia" w:ascii="宋体" w:hAnsi="宋体" w:eastAsia="宋体" w:cs="宋体"/>
+              <w:rFonts w:ascii="宋体" w:eastAsia="宋体" w:hAnsi="宋体" w:cs="宋体" w:hint="eastAsia"/>
               <w:szCs w:val="24"/>
             </w:rPr>
             <w:fldChar w:fldCharType="separate"/>
@@ -1809,7 +1687,7 @@
           </w:r>
           <w:r>
             <w:rPr>
-              <w:rFonts w:hint="eastAsia" w:ascii="宋体" w:hAnsi="宋体" w:eastAsia="宋体" w:cs="宋体"/>
+              <w:rFonts w:ascii="宋体" w:eastAsia="宋体" w:hAnsi="宋体" w:cs="宋体" w:hint="eastAsia"/>
               <w:szCs w:val="24"/>
             </w:rPr>
             <w:fldChar w:fldCharType="end"/>
@@ -1817,28 +1695,28 @@
         </w:p>
         <w:p>
           <w:pPr>
-            <w:pStyle w:val="16"/>
+            <w:pStyle w:val="TOC1"/>
             <w:tabs>
               <w:tab w:val="right" w:leader="dot" w:pos="8306"/>
             </w:tabs>
           </w:pPr>
           <w:r>
             <w:rPr>
-              <w:rFonts w:hint="eastAsia" w:ascii="宋体" w:hAnsi="宋体" w:eastAsia="宋体" w:cs="宋体"/>
+              <w:rFonts w:ascii="宋体" w:eastAsia="宋体" w:hAnsi="宋体" w:cs="宋体" w:hint="eastAsia"/>
               <w:szCs w:val="24"/>
             </w:rPr>
             <w:fldChar w:fldCharType="begin"/>
           </w:r>
           <w:r>
             <w:rPr>
-              <w:rFonts w:hint="eastAsia" w:ascii="宋体" w:hAnsi="宋体" w:eastAsia="宋体" w:cs="宋体"/>
+              <w:rFonts w:ascii="宋体" w:eastAsia="宋体" w:hAnsi="宋体" w:cs="宋体" w:hint="eastAsia"/>
               <w:szCs w:val="24"/>
             </w:rPr>
             <w:instrText xml:space="preserve"> HYPERLINK \l _Toc15601 </w:instrText>
           </w:r>
           <w:r>
             <w:rPr>
-              <w:rFonts w:hint="eastAsia" w:ascii="宋体" w:hAnsi="宋体" w:eastAsia="宋体" w:cs="宋体"/>
+              <w:rFonts w:ascii="宋体" w:eastAsia="宋体" w:hAnsi="宋体" w:cs="宋体" w:hint="eastAsia"/>
               <w:szCs w:val="24"/>
             </w:rPr>
             <w:fldChar w:fldCharType="separate"/>
@@ -1870,7 +1748,7 @@
           </w:r>
           <w:r>
             <w:rPr>
-              <w:rFonts w:hint="eastAsia" w:ascii="宋体" w:hAnsi="宋体" w:eastAsia="宋体" w:cs="宋体"/>
+              <w:rFonts w:ascii="宋体" w:eastAsia="宋体" w:hAnsi="宋体" w:cs="宋体" w:hint="eastAsia"/>
               <w:szCs w:val="24"/>
             </w:rPr>
             <w:fldChar w:fldCharType="end"/>
@@ -1878,28 +1756,28 @@
         </w:p>
         <w:p>
           <w:pPr>
-            <w:pStyle w:val="16"/>
+            <w:pStyle w:val="TOC1"/>
             <w:tabs>
               <w:tab w:val="right" w:leader="dot" w:pos="8306"/>
             </w:tabs>
           </w:pPr>
           <w:r>
             <w:rPr>
-              <w:rFonts w:hint="eastAsia" w:ascii="宋体" w:hAnsi="宋体" w:eastAsia="宋体" w:cs="宋体"/>
+              <w:rFonts w:ascii="宋体" w:eastAsia="宋体" w:hAnsi="宋体" w:cs="宋体" w:hint="eastAsia"/>
               <w:szCs w:val="24"/>
             </w:rPr>
             <w:fldChar w:fldCharType="begin"/>
           </w:r>
           <w:r>
             <w:rPr>
-              <w:rFonts w:hint="eastAsia" w:ascii="宋体" w:hAnsi="宋体" w:eastAsia="宋体" w:cs="宋体"/>
+              <w:rFonts w:ascii="宋体" w:eastAsia="宋体" w:hAnsi="宋体" w:cs="宋体" w:hint="eastAsia"/>
               <w:szCs w:val="24"/>
             </w:rPr>
             <w:instrText xml:space="preserve"> HYPERLINK \l _Toc24002 </w:instrText>
           </w:r>
           <w:r>
             <w:rPr>
-              <w:rFonts w:hint="eastAsia" w:ascii="宋体" w:hAnsi="宋体" w:eastAsia="宋体" w:cs="宋体"/>
+              <w:rFonts w:ascii="宋体" w:eastAsia="宋体" w:hAnsi="宋体" w:cs="宋体" w:hint="eastAsia"/>
               <w:szCs w:val="24"/>
             </w:rPr>
             <w:fldChar w:fldCharType="separate"/>
@@ -1931,7 +1809,7 @@
           </w:r>
           <w:r>
             <w:rPr>
-              <w:rFonts w:hint="eastAsia" w:ascii="宋体" w:hAnsi="宋体" w:eastAsia="宋体" w:cs="宋体"/>
+              <w:rFonts w:ascii="宋体" w:eastAsia="宋体" w:hAnsi="宋体" w:cs="宋体" w:hint="eastAsia"/>
               <w:szCs w:val="24"/>
             </w:rPr>
             <w:fldChar w:fldCharType="end"/>
@@ -1939,28 +1817,28 @@
         </w:p>
         <w:p>
           <w:pPr>
-            <w:pStyle w:val="16"/>
+            <w:pStyle w:val="TOC1"/>
             <w:tabs>
               <w:tab w:val="right" w:leader="dot" w:pos="8306"/>
             </w:tabs>
           </w:pPr>
           <w:r>
             <w:rPr>
-              <w:rFonts w:hint="eastAsia" w:ascii="宋体" w:hAnsi="宋体" w:eastAsia="宋体" w:cs="宋体"/>
+              <w:rFonts w:ascii="宋体" w:eastAsia="宋体" w:hAnsi="宋体" w:cs="宋体" w:hint="eastAsia"/>
               <w:szCs w:val="24"/>
             </w:rPr>
             <w:fldChar w:fldCharType="begin"/>
           </w:r>
           <w:r>
             <w:rPr>
-              <w:rFonts w:hint="eastAsia" w:ascii="宋体" w:hAnsi="宋体" w:eastAsia="宋体" w:cs="宋体"/>
+              <w:rFonts w:ascii="宋体" w:eastAsia="宋体" w:hAnsi="宋体" w:cs="宋体" w:hint="eastAsia"/>
               <w:szCs w:val="24"/>
             </w:rPr>
             <w:instrText xml:space="preserve"> HYPERLINK \l _Toc24787 </w:instrText>
           </w:r>
           <w:r>
             <w:rPr>
-              <w:rFonts w:hint="eastAsia" w:ascii="宋体" w:hAnsi="宋体" w:eastAsia="宋体" w:cs="宋体"/>
+              <w:rFonts w:ascii="宋体" w:eastAsia="宋体" w:hAnsi="宋体" w:cs="宋体" w:hint="eastAsia"/>
               <w:szCs w:val="24"/>
             </w:rPr>
             <w:fldChar w:fldCharType="separate"/>
@@ -1992,7 +1870,7 @@
           </w:r>
           <w:r>
             <w:rPr>
-              <w:rFonts w:hint="eastAsia" w:ascii="宋体" w:hAnsi="宋体" w:eastAsia="宋体" w:cs="宋体"/>
+              <w:rFonts w:ascii="宋体" w:eastAsia="宋体" w:hAnsi="宋体" w:cs="宋体" w:hint="eastAsia"/>
               <w:szCs w:val="24"/>
             </w:rPr>
             <w:fldChar w:fldCharType="end"/>
@@ -2000,28 +1878,28 @@
         </w:p>
         <w:p>
           <w:pPr>
-            <w:pStyle w:val="17"/>
+            <w:pStyle w:val="TOC2"/>
             <w:tabs>
               <w:tab w:val="right" w:leader="dot" w:pos="8306"/>
             </w:tabs>
           </w:pPr>
           <w:r>
             <w:rPr>
-              <w:rFonts w:hint="eastAsia" w:ascii="宋体" w:hAnsi="宋体" w:eastAsia="宋体" w:cs="宋体"/>
+              <w:rFonts w:ascii="宋体" w:eastAsia="宋体" w:hAnsi="宋体" w:cs="宋体" w:hint="eastAsia"/>
               <w:szCs w:val="24"/>
             </w:rPr>
             <w:fldChar w:fldCharType="begin"/>
           </w:r>
           <w:r>
             <w:rPr>
-              <w:rFonts w:hint="eastAsia" w:ascii="宋体" w:hAnsi="宋体" w:eastAsia="宋体" w:cs="宋体"/>
+              <w:rFonts w:ascii="宋体" w:eastAsia="宋体" w:hAnsi="宋体" w:cs="宋体" w:hint="eastAsia"/>
               <w:szCs w:val="24"/>
             </w:rPr>
             <w:instrText xml:space="preserve"> HYPERLINK \l _Toc28161 </w:instrText>
           </w:r>
           <w:r>
             <w:rPr>
-              <w:rFonts w:hint="eastAsia" w:ascii="宋体" w:hAnsi="宋体" w:eastAsia="宋体" w:cs="宋体"/>
+              <w:rFonts w:ascii="宋体" w:eastAsia="宋体" w:hAnsi="宋体" w:cs="宋体" w:hint="eastAsia"/>
               <w:szCs w:val="24"/>
             </w:rPr>
             <w:fldChar w:fldCharType="separate"/>
@@ -2053,7 +1931,7 @@
           </w:r>
           <w:r>
             <w:rPr>
-              <w:rFonts w:hint="eastAsia" w:ascii="宋体" w:hAnsi="宋体" w:eastAsia="宋体" w:cs="宋体"/>
+              <w:rFonts w:ascii="宋体" w:eastAsia="宋体" w:hAnsi="宋体" w:cs="宋体" w:hint="eastAsia"/>
               <w:szCs w:val="24"/>
             </w:rPr>
             <w:fldChar w:fldCharType="end"/>
@@ -2061,28 +1939,28 @@
         </w:p>
         <w:p>
           <w:pPr>
-            <w:pStyle w:val="17"/>
+            <w:pStyle w:val="TOC2"/>
             <w:tabs>
               <w:tab w:val="right" w:leader="dot" w:pos="8306"/>
             </w:tabs>
           </w:pPr>
           <w:r>
             <w:rPr>
-              <w:rFonts w:hint="eastAsia" w:ascii="宋体" w:hAnsi="宋体" w:eastAsia="宋体" w:cs="宋体"/>
+              <w:rFonts w:ascii="宋体" w:eastAsia="宋体" w:hAnsi="宋体" w:cs="宋体" w:hint="eastAsia"/>
               <w:szCs w:val="24"/>
             </w:rPr>
             <w:fldChar w:fldCharType="begin"/>
           </w:r>
           <w:r>
             <w:rPr>
-              <w:rFonts w:hint="eastAsia" w:ascii="宋体" w:hAnsi="宋体" w:eastAsia="宋体" w:cs="宋体"/>
+              <w:rFonts w:ascii="宋体" w:eastAsia="宋体" w:hAnsi="宋体" w:cs="宋体" w:hint="eastAsia"/>
               <w:szCs w:val="24"/>
             </w:rPr>
             <w:instrText xml:space="preserve"> HYPERLINK \l _Toc28293 </w:instrText>
           </w:r>
           <w:r>
             <w:rPr>
-              <w:rFonts w:hint="eastAsia" w:ascii="宋体" w:hAnsi="宋体" w:eastAsia="宋体" w:cs="宋体"/>
+              <w:rFonts w:ascii="宋体" w:eastAsia="宋体" w:hAnsi="宋体" w:cs="宋体" w:hint="eastAsia"/>
               <w:szCs w:val="24"/>
             </w:rPr>
             <w:fldChar w:fldCharType="separate"/>
@@ -2114,7 +1992,7 @@
           </w:r>
           <w:r>
             <w:rPr>
-              <w:rFonts w:hint="eastAsia" w:ascii="宋体" w:hAnsi="宋体" w:eastAsia="宋体" w:cs="宋体"/>
+              <w:rFonts w:ascii="宋体" w:eastAsia="宋体" w:hAnsi="宋体" w:cs="宋体" w:hint="eastAsia"/>
               <w:szCs w:val="24"/>
             </w:rPr>
             <w:fldChar w:fldCharType="end"/>
@@ -2122,28 +2000,28 @@
         </w:p>
         <w:p>
           <w:pPr>
-            <w:pStyle w:val="17"/>
+            <w:pStyle w:val="TOC2"/>
             <w:tabs>
               <w:tab w:val="right" w:leader="dot" w:pos="8306"/>
             </w:tabs>
           </w:pPr>
           <w:r>
             <w:rPr>
-              <w:rFonts w:hint="eastAsia" w:ascii="宋体" w:hAnsi="宋体" w:eastAsia="宋体" w:cs="宋体"/>
+              <w:rFonts w:ascii="宋体" w:eastAsia="宋体" w:hAnsi="宋体" w:cs="宋体" w:hint="eastAsia"/>
               <w:szCs w:val="24"/>
             </w:rPr>
             <w:fldChar w:fldCharType="begin"/>
           </w:r>
           <w:r>
             <w:rPr>
-              <w:rFonts w:hint="eastAsia" w:ascii="宋体" w:hAnsi="宋体" w:eastAsia="宋体" w:cs="宋体"/>
+              <w:rFonts w:ascii="宋体" w:eastAsia="宋体" w:hAnsi="宋体" w:cs="宋体" w:hint="eastAsia"/>
               <w:szCs w:val="24"/>
             </w:rPr>
             <w:instrText xml:space="preserve"> HYPERLINK \l _Toc29506 </w:instrText>
           </w:r>
           <w:r>
             <w:rPr>
-              <w:rFonts w:hint="eastAsia" w:ascii="宋体" w:hAnsi="宋体" w:eastAsia="宋体" w:cs="宋体"/>
+              <w:rFonts w:ascii="宋体" w:eastAsia="宋体" w:hAnsi="宋体" w:cs="宋体" w:hint="eastAsia"/>
               <w:szCs w:val="24"/>
             </w:rPr>
             <w:fldChar w:fldCharType="separate"/>
@@ -2175,7 +2053,7 @@
           </w:r>
           <w:r>
             <w:rPr>
-              <w:rFonts w:hint="eastAsia" w:ascii="宋体" w:hAnsi="宋体" w:eastAsia="宋体" w:cs="宋体"/>
+              <w:rFonts w:ascii="宋体" w:eastAsia="宋体" w:hAnsi="宋体" w:cs="宋体" w:hint="eastAsia"/>
               <w:szCs w:val="24"/>
             </w:rPr>
             <w:fldChar w:fldCharType="end"/>
@@ -2183,28 +2061,28 @@
         </w:p>
         <w:p>
           <w:pPr>
-            <w:pStyle w:val="16"/>
+            <w:pStyle w:val="TOC1"/>
             <w:tabs>
               <w:tab w:val="right" w:leader="dot" w:pos="8306"/>
             </w:tabs>
           </w:pPr>
           <w:r>
             <w:rPr>
-              <w:rFonts w:hint="eastAsia" w:ascii="宋体" w:hAnsi="宋体" w:eastAsia="宋体" w:cs="宋体"/>
+              <w:rFonts w:ascii="宋体" w:eastAsia="宋体" w:hAnsi="宋体" w:cs="宋体" w:hint="eastAsia"/>
               <w:szCs w:val="24"/>
             </w:rPr>
             <w:fldChar w:fldCharType="begin"/>
           </w:r>
           <w:r>
             <w:rPr>
-              <w:rFonts w:hint="eastAsia" w:ascii="宋体" w:hAnsi="宋体" w:eastAsia="宋体" w:cs="宋体"/>
+              <w:rFonts w:ascii="宋体" w:eastAsia="宋体" w:hAnsi="宋体" w:cs="宋体" w:hint="eastAsia"/>
               <w:szCs w:val="24"/>
             </w:rPr>
             <w:instrText xml:space="preserve"> HYPERLINK \l _Toc5856 </w:instrText>
           </w:r>
           <w:r>
             <w:rPr>
-              <w:rFonts w:hint="eastAsia" w:ascii="宋体" w:hAnsi="宋体" w:eastAsia="宋体" w:cs="宋体"/>
+              <w:rFonts w:ascii="宋体" w:eastAsia="宋体" w:hAnsi="宋体" w:cs="宋体" w:hint="eastAsia"/>
               <w:szCs w:val="24"/>
             </w:rPr>
             <w:fldChar w:fldCharType="separate"/>
@@ -2236,7 +2114,7 @@
           </w:r>
           <w:r>
             <w:rPr>
-              <w:rFonts w:hint="eastAsia" w:ascii="宋体" w:hAnsi="宋体" w:eastAsia="宋体" w:cs="宋体"/>
+              <w:rFonts w:ascii="宋体" w:eastAsia="宋体" w:hAnsi="宋体" w:cs="宋体" w:hint="eastAsia"/>
               <w:szCs w:val="24"/>
             </w:rPr>
             <w:fldChar w:fldCharType="end"/>
@@ -2244,28 +2122,28 @@
         </w:p>
         <w:p>
           <w:pPr>
-            <w:pStyle w:val="16"/>
+            <w:pStyle w:val="TOC1"/>
             <w:tabs>
               <w:tab w:val="right" w:leader="dot" w:pos="8306"/>
             </w:tabs>
           </w:pPr>
           <w:r>
             <w:rPr>
-              <w:rFonts w:hint="eastAsia" w:ascii="宋体" w:hAnsi="宋体" w:eastAsia="宋体" w:cs="宋体"/>
+              <w:rFonts w:ascii="宋体" w:eastAsia="宋体" w:hAnsi="宋体" w:cs="宋体" w:hint="eastAsia"/>
               <w:szCs w:val="24"/>
             </w:rPr>
             <w:fldChar w:fldCharType="begin"/>
           </w:r>
           <w:r>
             <w:rPr>
-              <w:rFonts w:hint="eastAsia" w:ascii="宋体" w:hAnsi="宋体" w:eastAsia="宋体" w:cs="宋体"/>
+              <w:rFonts w:ascii="宋体" w:eastAsia="宋体" w:hAnsi="宋体" w:cs="宋体" w:hint="eastAsia"/>
               <w:szCs w:val="24"/>
             </w:rPr>
             <w:instrText xml:space="preserve"> HYPERLINK \l _Toc2170 </w:instrText>
           </w:r>
           <w:r>
             <w:rPr>
-              <w:rFonts w:hint="eastAsia" w:ascii="宋体" w:hAnsi="宋体" w:eastAsia="宋体" w:cs="宋体"/>
+              <w:rFonts w:ascii="宋体" w:eastAsia="宋体" w:hAnsi="宋体" w:cs="宋体" w:hint="eastAsia"/>
               <w:szCs w:val="24"/>
             </w:rPr>
             <w:fldChar w:fldCharType="separate"/>
@@ -2297,7 +2175,7 @@
           </w:r>
           <w:r>
             <w:rPr>
-              <w:rFonts w:hint="eastAsia" w:ascii="宋体" w:hAnsi="宋体" w:eastAsia="宋体" w:cs="宋体"/>
+              <w:rFonts w:ascii="宋体" w:eastAsia="宋体" w:hAnsi="宋体" w:cs="宋体" w:hint="eastAsia"/>
               <w:szCs w:val="24"/>
             </w:rPr>
             <w:fldChar w:fldCharType="end"/>
@@ -2305,28 +2183,28 @@
         </w:p>
         <w:p>
           <w:pPr>
-            <w:pStyle w:val="16"/>
+            <w:pStyle w:val="TOC1"/>
             <w:tabs>
               <w:tab w:val="right" w:leader="dot" w:pos="8306"/>
             </w:tabs>
           </w:pPr>
           <w:r>
             <w:rPr>
-              <w:rFonts w:hint="eastAsia" w:ascii="宋体" w:hAnsi="宋体" w:eastAsia="宋体" w:cs="宋体"/>
+              <w:rFonts w:ascii="宋体" w:eastAsia="宋体" w:hAnsi="宋体" w:cs="宋体" w:hint="eastAsia"/>
               <w:szCs w:val="24"/>
             </w:rPr>
             <w:fldChar w:fldCharType="begin"/>
           </w:r>
           <w:r>
             <w:rPr>
-              <w:rFonts w:hint="eastAsia" w:ascii="宋体" w:hAnsi="宋体" w:eastAsia="宋体" w:cs="宋体"/>
+              <w:rFonts w:ascii="宋体" w:eastAsia="宋体" w:hAnsi="宋体" w:cs="宋体" w:hint="eastAsia"/>
               <w:szCs w:val="24"/>
             </w:rPr>
             <w:instrText xml:space="preserve"> HYPERLINK \l _Toc2172 </w:instrText>
           </w:r>
           <w:r>
             <w:rPr>
-              <w:rFonts w:hint="eastAsia" w:ascii="宋体" w:hAnsi="宋体" w:eastAsia="宋体" w:cs="宋体"/>
+              <w:rFonts w:ascii="宋体" w:eastAsia="宋体" w:hAnsi="宋体" w:cs="宋体" w:hint="eastAsia"/>
               <w:szCs w:val="24"/>
             </w:rPr>
             <w:fldChar w:fldCharType="separate"/>
@@ -2358,7 +2236,7 @@
           </w:r>
           <w:r>
             <w:rPr>
-              <w:rFonts w:hint="eastAsia" w:ascii="宋体" w:hAnsi="宋体" w:eastAsia="宋体" w:cs="宋体"/>
+              <w:rFonts w:ascii="宋体" w:eastAsia="宋体" w:hAnsi="宋体" w:cs="宋体" w:hint="eastAsia"/>
               <w:szCs w:val="24"/>
             </w:rPr>
             <w:fldChar w:fldCharType="end"/>
@@ -2366,28 +2244,28 @@
         </w:p>
         <w:p>
           <w:pPr>
-            <w:pStyle w:val="16"/>
+            <w:pStyle w:val="TOC1"/>
             <w:tabs>
               <w:tab w:val="right" w:leader="dot" w:pos="8306"/>
             </w:tabs>
           </w:pPr>
           <w:r>
             <w:rPr>
-              <w:rFonts w:hint="eastAsia" w:ascii="宋体" w:hAnsi="宋体" w:eastAsia="宋体" w:cs="宋体"/>
+              <w:rFonts w:ascii="宋体" w:eastAsia="宋体" w:hAnsi="宋体" w:cs="宋体" w:hint="eastAsia"/>
               <w:szCs w:val="24"/>
             </w:rPr>
             <w:fldChar w:fldCharType="begin"/>
           </w:r>
           <w:r>
             <w:rPr>
-              <w:rFonts w:hint="eastAsia" w:ascii="宋体" w:hAnsi="宋体" w:eastAsia="宋体" w:cs="宋体"/>
+              <w:rFonts w:ascii="宋体" w:eastAsia="宋体" w:hAnsi="宋体" w:cs="宋体" w:hint="eastAsia"/>
               <w:szCs w:val="24"/>
             </w:rPr>
             <w:instrText xml:space="preserve"> HYPERLINK \l _Toc2929 </w:instrText>
           </w:r>
           <w:r>
             <w:rPr>
-              <w:rFonts w:hint="eastAsia" w:ascii="宋体" w:hAnsi="宋体" w:eastAsia="宋体" w:cs="宋体"/>
+              <w:rFonts w:ascii="宋体" w:eastAsia="宋体" w:hAnsi="宋体" w:cs="宋体" w:hint="eastAsia"/>
               <w:szCs w:val="24"/>
             </w:rPr>
             <w:fldChar w:fldCharType="separate"/>
@@ -2419,7 +2297,7 @@
           </w:r>
           <w:r>
             <w:rPr>
-              <w:rFonts w:hint="eastAsia" w:ascii="宋体" w:hAnsi="宋体" w:eastAsia="宋体" w:cs="宋体"/>
+              <w:rFonts w:ascii="宋体" w:eastAsia="宋体" w:hAnsi="宋体" w:cs="宋体" w:hint="eastAsia"/>
               <w:szCs w:val="24"/>
             </w:rPr>
             <w:fldChar w:fldCharType="end"/>
@@ -2442,7 +2320,7 @@
             <w:snapToGrid w:val="0"/>
             <w:textAlignment w:val="baseline"/>
             <w:rPr>
-              <w:rFonts w:hint="eastAsia" w:ascii="宋体" w:hAnsi="宋体" w:eastAsia="宋体" w:cs="宋体"/>
+              <w:rFonts w:ascii="宋体" w:eastAsia="宋体" w:hAnsi="宋体" w:cs="宋体" w:hint="eastAsia"/>
               <w:snapToGrid w:val="0"/>
               <w:color w:val="000000"/>
               <w:kern w:val="0"/>
@@ -2453,7 +2331,7 @@
           </w:pPr>
           <w:r>
             <w:rPr>
-              <w:rFonts w:hint="eastAsia" w:ascii="宋体" w:hAnsi="宋体" w:eastAsia="宋体" w:cs="宋体"/>
+              <w:rFonts w:ascii="宋体" w:eastAsia="宋体" w:hAnsi="宋体" w:cs="宋体" w:hint="eastAsia"/>
               <w:szCs w:val="24"/>
             </w:rPr>
             <w:fldChar w:fldCharType="end"/>
@@ -2478,7 +2356,7 @@
         <w:snapToGrid w:val="0"/>
         <w:textAlignment w:val="baseline"/>
         <w:rPr>
-          <w:rFonts w:ascii="Arial" w:hAnsi="Arial" w:eastAsia="Arial" w:cs="Arial"/>
+          <w:rFonts w:ascii="Arial" w:eastAsia="Arial" w:hAnsi="Arial" w:cs="Arial"/>
           <w:snapToGrid w:val="0"/>
           <w:color w:val="000000"/>
           <w:kern w:val="0"/>
@@ -2489,7 +2367,7 @@
       </w:pPr>
       <w:r>
         <w:rPr>
-          <w:rFonts w:ascii="Arial" w:hAnsi="Arial" w:eastAsia="Arial" w:cs="Arial"/>
+          <w:rFonts w:ascii="Arial" w:eastAsia="Arial" w:hAnsi="Arial" w:cs="Arial"/>
           <w:snapToGrid w:val="0"/>
           <w:color w:val="000000"/>
           <w:kern w:val="0"/>
@@ -2502,7 +2380,7 @@
     </w:p>
     <w:p>
       <w:pPr>
-        <w:pStyle w:val="28"/>
+        <w:pStyle w:val="1"/>
         <w:bidi w:val="0"/>
         <w:rPr>
           <w:rFonts w:hint="default"/>
@@ -2521,7 +2399,7 @@
     </w:p>
     <w:p>
       <w:pPr>
-        <w:pStyle w:val="29"/>
+        <w:pStyle w:val="a1"/>
         <w:keepNext w:val="0"/>
         <w:keepLines w:val="0"/>
         <w:pageBreakBefore w:val="0"/>
@@ -2558,7 +2436,7 @@
     </w:p>
     <w:p>
       <w:pPr>
-        <w:pStyle w:val="28"/>
+        <w:pStyle w:val="1"/>
         <w:bidi w:val="0"/>
         <w:rPr>
           <w:rFonts w:hint="default"/>
@@ -2577,19 +2455,18 @@
     </w:p>
     <w:tbl>
       <w:tblPr>
-        <w:tblStyle w:val="20"/>
+        <w:tblStyle w:val="TableNormal"/>
         <w:tblW w:w="0" w:type="auto"/>
         <w:tblInd w:w="0" w:type="dxa"/>
         <w:tblBorders>
-          <w:top w:val="single" w:color="auto" w:sz="4" w:space="0"/>
-          <w:left w:val="single" w:color="auto" w:sz="4" w:space="0"/>
-          <w:bottom w:val="single" w:color="auto" w:sz="4" w:space="0"/>
-          <w:right w:val="single" w:color="auto" w:sz="4" w:space="0"/>
-          <w:insideH w:val="single" w:color="auto" w:sz="4" w:space="0"/>
-          <w:insideV w:val="single" w:color="auto" w:sz="4" w:space="0"/>
+          <w:top w:val="single" w:sz="4" w:space="0" w:color="auto"/>
+          <w:left w:val="single" w:sz="4" w:space="0" w:color="auto"/>
+          <w:bottom w:val="single" w:sz="4" w:space="0" w:color="auto"/>
+          <w:right w:val="single" w:sz="4" w:space="0" w:color="auto"/>
+          <w:insideH w:val="single" w:sz="4" w:space="0" w:color="auto"/>
+          <w:insideV w:val="single" w:sz="4" w:space="0" w:color="auto"/>
         </w:tblBorders>
         <w:shd w:val="clear" w:color="auto" w:fill="auto"/>
-        <w:tblLayout w:type="autofit"/>
         <w:tblCellMar>
           <w:top w:w="15" w:type="dxa"/>
           <w:left w:w="15" w:type="dxa"/>
@@ -2605,13 +2482,15 @@
       </w:tblGrid>
       <w:tr>
         <w:tblPrEx>
+          <w:tblW w:w="0" w:type="auto"/>
+          <w:tblInd w:w="0" w:type="dxa"/>
           <w:tblBorders>
-            <w:top w:val="single" w:color="auto" w:sz="4" w:space="0"/>
-            <w:left w:val="single" w:color="auto" w:sz="4" w:space="0"/>
-            <w:bottom w:val="single" w:color="auto" w:sz="4" w:space="0"/>
-            <w:right w:val="single" w:color="auto" w:sz="4" w:space="0"/>
-            <w:insideH w:val="single" w:color="auto" w:sz="4" w:space="0"/>
-            <w:insideV w:val="single" w:color="auto" w:sz="4" w:space="0"/>
+            <w:top w:val="single" w:sz="4" w:space="0" w:color="auto"/>
+            <w:left w:val="single" w:sz="4" w:space="0" w:color="auto"/>
+            <w:bottom w:val="single" w:sz="4" w:space="0" w:color="auto"/>
+            <w:right w:val="single" w:sz="4" w:space="0" w:color="auto"/>
+            <w:insideH w:val="single" w:sz="4" w:space="0" w:color="auto"/>
+            <w:insideV w:val="single" w:sz="4" w:space="0" w:color="auto"/>
           </w:tblBorders>
           <w:shd w:val="clear" w:color="auto" w:fill="auto"/>
           <w:tblCellMar>
@@ -2643,10 +2522,10 @@
               <w:widowControl/>
               <w:suppressLineNumbers w:val="0"/>
               <w:spacing w:line="300" w:lineRule="atLeast"/>
-              <w:ind w:left="0" w:leftChars="0" w:right="0" w:rightChars="0" w:firstLine="0" w:firstLineChars="0"/>
+              <w:ind w:left="0" w:right="0" w:firstLine="0" w:leftChars="0" w:rightChars="0" w:firstLineChars="0"/>
               <w:jc w:val="center"/>
               <w:rPr>
-                <w:rFonts w:ascii="Segoe UI" w:hAnsi="Segoe UI" w:eastAsia="Segoe UI" w:cs="Segoe UI"/>
+                <w:rFonts w:ascii="Segoe UI" w:eastAsia="Segoe UI" w:hAnsi="Segoe UI" w:cs="Segoe UI"/>
                 <w:i w:val="0"/>
                 <w:iCs w:val="0"/>
                 <w:caps w:val="0"/>
@@ -2658,7 +2537,7 @@
             </w:pPr>
             <w:r>
               <w:rPr>
-                <w:rFonts w:hint="default" w:ascii="Segoe UI" w:hAnsi="Segoe UI" w:eastAsia="Segoe UI" w:cs="Segoe UI"/>
+                <w:rFonts w:ascii="Segoe UI" w:eastAsia="Segoe UI" w:hAnsi="Segoe UI" w:cs="Segoe UI" w:hint="default"/>
                 <w:i w:val="0"/>
                 <w:iCs w:val="0"/>
                 <w:caps w:val="0"/>
@@ -2693,10 +2572,10 @@
               <w:widowControl/>
               <w:suppressLineNumbers w:val="0"/>
               <w:spacing w:line="300" w:lineRule="atLeast"/>
-              <w:ind w:left="0" w:leftChars="0" w:right="0" w:rightChars="0" w:firstLine="0" w:firstLineChars="0"/>
+              <w:ind w:left="0" w:right="0" w:firstLine="0" w:leftChars="0" w:rightChars="0" w:firstLineChars="0"/>
               <w:jc w:val="center"/>
               <w:rPr>
-                <w:rFonts w:hint="default" w:ascii="Segoe UI" w:hAnsi="Segoe UI" w:eastAsia="Segoe UI" w:cs="Segoe UI"/>
+                <w:rFonts w:ascii="Segoe UI" w:eastAsia="Segoe UI" w:hAnsi="Segoe UI" w:cs="Segoe UI" w:hint="default"/>
                 <w:i w:val="0"/>
                 <w:iCs w:val="0"/>
                 <w:caps w:val="0"/>
@@ -2708,7 +2587,7 @@
             </w:pPr>
             <w:r>
               <w:rPr>
-                <w:rFonts w:hint="default" w:ascii="Segoe UI" w:hAnsi="Segoe UI" w:eastAsia="Segoe UI" w:cs="Segoe UI"/>
+                <w:rFonts w:ascii="Segoe UI" w:eastAsia="Segoe UI" w:hAnsi="Segoe UI" w:cs="Segoe UI" w:hint="default"/>
                 <w:i w:val="0"/>
                 <w:iCs w:val="0"/>
                 <w:caps w:val="0"/>
@@ -2743,10 +2622,10 @@
               <w:widowControl/>
               <w:suppressLineNumbers w:val="0"/>
               <w:spacing w:line="300" w:lineRule="atLeast"/>
-              <w:ind w:left="0" w:leftChars="0" w:right="0" w:rightChars="0" w:firstLine="0" w:firstLineChars="0"/>
+              <w:ind w:left="0" w:right="0" w:firstLine="0" w:leftChars="0" w:rightChars="0" w:firstLineChars="0"/>
               <w:jc w:val="center"/>
               <w:rPr>
-                <w:rFonts w:hint="default" w:ascii="Segoe UI" w:hAnsi="Segoe UI" w:eastAsia="Segoe UI" w:cs="Segoe UI"/>
+                <w:rFonts w:ascii="Segoe UI" w:eastAsia="Segoe UI" w:hAnsi="Segoe UI" w:cs="Segoe UI" w:hint="default"/>
                 <w:i w:val="0"/>
                 <w:iCs w:val="0"/>
                 <w:caps w:val="0"/>
@@ -2758,7 +2637,7 @@
             </w:pPr>
             <w:r>
               <w:rPr>
-                <w:rFonts w:hint="default" w:ascii="Segoe UI" w:hAnsi="Segoe UI" w:eastAsia="Segoe UI" w:cs="Segoe UI"/>
+                <w:rFonts w:ascii="Segoe UI" w:eastAsia="Segoe UI" w:hAnsi="Segoe UI" w:cs="Segoe UI" w:hint="default"/>
                 <w:i w:val="0"/>
                 <w:iCs w:val="0"/>
                 <w:caps w:val="0"/>
@@ -2793,10 +2672,10 @@
               <w:widowControl/>
               <w:suppressLineNumbers w:val="0"/>
               <w:spacing w:line="300" w:lineRule="atLeast"/>
-              <w:ind w:left="0" w:leftChars="0" w:right="0" w:rightChars="0" w:firstLine="0" w:firstLineChars="0"/>
+              <w:ind w:left="0" w:right="0" w:firstLine="0" w:leftChars="0" w:rightChars="0" w:firstLineChars="0"/>
               <w:jc w:val="center"/>
               <w:rPr>
-                <w:rFonts w:hint="default" w:ascii="Segoe UI" w:hAnsi="Segoe UI" w:eastAsia="Segoe UI" w:cs="Segoe UI"/>
+                <w:rFonts w:ascii="Segoe UI" w:eastAsia="Segoe UI" w:hAnsi="Segoe UI" w:cs="Segoe UI" w:hint="default"/>
                 <w:i w:val="0"/>
                 <w:iCs w:val="0"/>
                 <w:caps w:val="0"/>
@@ -2808,7 +2687,7 @@
             </w:pPr>
             <w:r>
               <w:rPr>
-                <w:rFonts w:hint="default" w:ascii="Segoe UI" w:hAnsi="Segoe UI" w:eastAsia="Segoe UI" w:cs="Segoe UI"/>
+                <w:rFonts w:ascii="Segoe UI" w:eastAsia="Segoe UI" w:hAnsi="Segoe UI" w:cs="Segoe UI" w:hint="default"/>
                 <w:i w:val="0"/>
                 <w:iCs w:val="0"/>
                 <w:caps w:val="0"/>
@@ -2827,318 +2706,8 @@
       </w:tr>
       <w:tr>
         <w:tblPrEx>
-          <w:tblBorders>
-            <w:top w:val="single" w:color="auto" w:sz="4" w:space="0"/>
-            <w:left w:val="single" w:color="auto" w:sz="4" w:space="0"/>
-            <w:bottom w:val="single" w:color="auto" w:sz="4" w:space="0"/>
-            <w:right w:val="single" w:color="auto" w:sz="4" w:space="0"/>
-            <w:insideH w:val="single" w:color="auto" w:sz="4" w:space="0"/>
-            <w:insideV w:val="single" w:color="auto" w:sz="4" w:space="0"/>
-          </w:tblBorders>
-          <w:tblCellMar>
-            <w:top w:w="15" w:type="dxa"/>
-            <w:left w:w="15" w:type="dxa"/>
-            <w:bottom w:w="15" w:type="dxa"/>
-            <w:right w:w="15" w:type="dxa"/>
-          </w:tblCellMar>
-        </w:tblPrEx>
-        <w:tc>
-          <w:tcPr>
-            <w:tcW w:w="0" w:type="auto"/>
-            <w:shd w:val="clear" w:color="auto" w:fill="auto"/>
-            <w:tcMar>
-              <w:top w:w="120" w:type="dxa"/>
-              <w:left w:w="0" w:type="dxa"/>
-              <w:bottom w:w="120" w:type="dxa"/>
-              <w:right w:w="192" w:type="dxa"/>
-            </w:tcMar>
-            <w:vAlign w:val="center"/>
-          </w:tcPr>
-          <w:p>
-            <w:pPr>
-              <w:keepNext w:val="0"/>
-              <w:keepLines w:val="0"/>
-              <w:widowControl/>
-              <w:suppressLineNumbers w:val="0"/>
-              <w:spacing w:line="300" w:lineRule="atLeast"/>
-              <w:jc w:val="left"/>
-              <w:rPr>
-                <w:rFonts w:hint="default" w:ascii="Segoe UI" w:hAnsi="Segoe UI" w:eastAsia="Segoe UI" w:cs="Segoe UI"/>
-                <w:i w:val="0"/>
-                <w:iCs w:val="0"/>
-                <w:caps w:val="0"/>
-                <w:color w:val="0F1115"/>
-                <w:spacing w:val="0"/>
-                <w:sz w:val="18"/>
-                <w:szCs w:val="18"/>
-              </w:rPr>
-            </w:pPr>
-            <w:r>
-              <w:rPr>
-                <w:rStyle w:val="23"/>
-                <w:rFonts w:hint="default" w:ascii="Segoe UI" w:hAnsi="Segoe UI" w:eastAsia="Segoe UI" w:cs="Segoe UI"/>
-                <w:b/>
-                <w:bCs/>
-                <w:i w:val="0"/>
-                <w:iCs w:val="0"/>
-                <w:caps w:val="0"/>
-                <w:snapToGrid w:val="0"/>
-                <w:color w:val="000000"/>
-                <w:spacing w:val="0"/>
-                <w:kern w:val="0"/>
-                <w:sz w:val="18"/>
-                <w:szCs w:val="18"/>
-                <w:lang w:val="en-US" w:eastAsia="zh-CN"/>
-              </w:rPr>
-              <w:t>可用性目标</w:t>
-            </w:r>
-          </w:p>
-        </w:tc>
-        <w:tc>
-          <w:tcPr>
-            <w:tcW w:w="0" w:type="auto"/>
-            <w:shd w:val="clear" w:color="auto" w:fill="auto"/>
-            <w:tcMar>
-              <w:top w:w="120" w:type="dxa"/>
-              <w:left w:w="192" w:type="dxa"/>
-              <w:bottom w:w="120" w:type="dxa"/>
-              <w:right w:w="192" w:type="dxa"/>
-            </w:tcMar>
-            <w:vAlign w:val="center"/>
-          </w:tcPr>
-          <w:p>
-            <w:pPr>
-              <w:keepNext w:val="0"/>
-              <w:keepLines w:val="0"/>
-              <w:widowControl/>
-              <w:suppressLineNumbers w:val="0"/>
-              <w:spacing w:line="300" w:lineRule="atLeast"/>
-              <w:jc w:val="left"/>
-              <w:rPr>
-                <w:rFonts w:hint="default" w:ascii="Segoe UI" w:hAnsi="Segoe UI" w:eastAsia="Segoe UI" w:cs="Segoe UI"/>
-                <w:i w:val="0"/>
-                <w:iCs w:val="0"/>
-                <w:caps w:val="0"/>
-                <w:color w:val="0F1115"/>
-                <w:spacing w:val="0"/>
-                <w:sz w:val="18"/>
-                <w:szCs w:val="18"/>
-              </w:rPr>
-            </w:pPr>
-            <w:r>
-              <w:rPr>
-                <w:rFonts w:hint="default" w:ascii="Segoe UI" w:hAnsi="Segoe UI" w:eastAsia="Segoe UI" w:cs="Segoe UI"/>
-                <w:i w:val="0"/>
-                <w:iCs w:val="0"/>
-                <w:caps w:val="0"/>
-                <w:snapToGrid w:val="0"/>
-                <w:color w:val="000000"/>
-                <w:spacing w:val="0"/>
-                <w:kern w:val="0"/>
-                <w:sz w:val="18"/>
-                <w:szCs w:val="18"/>
-                <w:lang w:val="en-US" w:eastAsia="zh-CN"/>
-              </w:rPr>
-              <w:t>核心业务月度可用</w:t>
-            </w:r>
-            <w:r>
-              <w:rPr>
-                <w:rFonts w:hint="eastAsia" w:ascii="Segoe UI" w:hAnsi="Segoe UI" w:eastAsia="Segoe UI" w:cs="Segoe UI"/>
-                <w:i w:val="0"/>
-                <w:iCs w:val="0"/>
-                <w:caps w:val="0"/>
-                <w:snapToGrid w:val="0"/>
-                <w:color w:val="000000"/>
-                <w:spacing w:val="0"/>
-                <w:kern w:val="0"/>
-                <w:sz w:val="18"/>
-                <w:szCs w:val="18"/>
-                <w:lang w:val="en-US" w:eastAsia="zh-CN"/>
-              </w:rPr>
-              <w:t>率</w:t>
-            </w:r>
-            <w:r>
-              <w:rPr>
-                <w:rFonts w:hint="default" w:ascii="Segoe UI" w:hAnsi="Segoe UI" w:eastAsia="Segoe UI" w:cs="Segoe UI"/>
-                <w:i w:val="0"/>
-                <w:iCs w:val="0"/>
-                <w:caps w:val="0"/>
-                <w:snapToGrid w:val="0"/>
-                <w:color w:val="000000"/>
-                <w:spacing w:val="0"/>
-                <w:kern w:val="0"/>
-                <w:sz w:val="18"/>
-                <w:szCs w:val="18"/>
-                <w:lang w:val="en-US" w:eastAsia="zh-CN"/>
-              </w:rPr>
-              <w:t>≥ 99%</w:t>
-            </w:r>
-          </w:p>
-        </w:tc>
-        <w:tc>
-          <w:tcPr>
-            <w:tcW w:w="3912" w:type="dxa"/>
-            <w:shd w:val="clear" w:color="auto" w:fill="auto"/>
-            <w:tcMar>
-              <w:top w:w="120" w:type="dxa"/>
-              <w:left w:w="192" w:type="dxa"/>
-              <w:bottom w:w="120" w:type="dxa"/>
-              <w:right w:w="192" w:type="dxa"/>
-            </w:tcMar>
-            <w:vAlign w:val="center"/>
-          </w:tcPr>
-          <w:p>
-            <w:pPr>
-              <w:keepNext w:val="0"/>
-              <w:keepLines w:val="0"/>
-              <w:widowControl/>
-              <w:suppressLineNumbers w:val="0"/>
-              <w:spacing w:line="300" w:lineRule="atLeast"/>
-              <w:jc w:val="left"/>
-              <w:rPr>
-                <w:rFonts w:hint="default" w:ascii="Segoe UI" w:hAnsi="Segoe UI" w:eastAsia="Segoe UI" w:cs="Segoe UI"/>
-                <w:i w:val="0"/>
-                <w:iCs w:val="0"/>
-                <w:caps w:val="0"/>
-                <w:color w:val="0F1115"/>
-                <w:spacing w:val="0"/>
-                <w:sz w:val="18"/>
-                <w:szCs w:val="18"/>
-              </w:rPr>
-            </w:pPr>
-            <w:r>
-              <w:rPr>
-                <w:rFonts w:hint="default" w:ascii="Segoe UI" w:hAnsi="Segoe UI" w:eastAsia="Segoe UI" w:cs="Segoe UI"/>
-                <w:i w:val="0"/>
-                <w:iCs w:val="0"/>
-                <w:caps w:val="0"/>
-                <w:snapToGrid w:val="0"/>
-                <w:color w:val="000000"/>
-                <w:spacing w:val="0"/>
-                <w:kern w:val="0"/>
-                <w:sz w:val="18"/>
-                <w:szCs w:val="18"/>
-                <w:lang w:val="en-US" w:eastAsia="zh-CN"/>
-              </w:rPr>
-              <w:t>统计期内，核心业务平均月度可用率为</w:t>
-            </w:r>
-            <w:r>
-              <w:rPr>
-                <w:rFonts w:hint="eastAsia" w:ascii="Segoe UI" w:hAnsi="Segoe UI" w:eastAsia="Segoe UI" w:cs="Segoe UI"/>
-                <w:i w:val="0"/>
-                <w:iCs w:val="0"/>
-                <w:caps w:val="0"/>
-                <w:snapToGrid w:val="0"/>
-                <w:color w:val="000000"/>
-                <w:spacing w:val="0"/>
-                <w:kern w:val="0"/>
-                <w:sz w:val="18"/>
-                <w:szCs w:val="18"/>
-                <w:lang w:val="en-US" w:eastAsia="zh-CN"/>
-              </w:rPr>
-              <w:t>100</w:t>
-            </w:r>
-            <w:r>
-              <w:rPr>
-                <w:rStyle w:val="23"/>
-                <w:rFonts w:hint="default" w:ascii="Segoe UI" w:hAnsi="Segoe UI" w:eastAsia="Segoe UI" w:cs="Segoe UI"/>
-                <w:b/>
-                <w:bCs/>
-                <w:i w:val="0"/>
-                <w:iCs w:val="0"/>
-                <w:caps w:val="0"/>
-                <w:snapToGrid w:val="0"/>
-                <w:color w:val="000000"/>
-                <w:spacing w:val="0"/>
-                <w:kern w:val="0"/>
-                <w:sz w:val="18"/>
-                <w:szCs w:val="18"/>
-                <w:lang w:val="en-US" w:eastAsia="zh-CN"/>
-              </w:rPr>
-              <w:t>%</w:t>
-            </w:r>
-            <w:r>
-              <w:rPr>
-                <w:rFonts w:hint="default" w:ascii="Segoe UI" w:hAnsi="Segoe UI" w:eastAsia="Segoe UI" w:cs="Segoe UI"/>
-                <w:i w:val="0"/>
-                <w:iCs w:val="0"/>
-                <w:caps w:val="0"/>
-                <w:snapToGrid w:val="0"/>
-                <w:color w:val="000000"/>
-                <w:spacing w:val="0"/>
-                <w:kern w:val="0"/>
-                <w:sz w:val="18"/>
-                <w:szCs w:val="18"/>
-                <w:lang w:val="en-US" w:eastAsia="zh-CN"/>
-              </w:rPr>
-              <w:t>。7x24小时服务访问通道持续畅通。</w:t>
-            </w:r>
-          </w:p>
-        </w:tc>
-        <w:tc>
-          <w:tcPr>
-            <w:tcW w:w="1219" w:type="dxa"/>
-            <w:shd w:val="clear" w:color="auto" w:fill="auto"/>
-            <w:tcMar>
-              <w:top w:w="120" w:type="dxa"/>
-              <w:left w:w="192" w:type="dxa"/>
-              <w:bottom w:w="120" w:type="dxa"/>
-              <w:right w:w="0" w:type="dxa"/>
-            </w:tcMar>
-            <w:vAlign w:val="center"/>
-          </w:tcPr>
-          <w:p>
-            <w:pPr>
-              <w:keepNext w:val="0"/>
-              <w:keepLines w:val="0"/>
-              <w:widowControl/>
-              <w:suppressLineNumbers w:val="0"/>
-              <w:spacing w:line="300" w:lineRule="atLeast"/>
-              <w:ind w:left="0" w:leftChars="0" w:right="0" w:rightChars="0" w:firstLine="0" w:firstLineChars="0"/>
-              <w:jc w:val="center"/>
-              <w:rPr>
-                <w:rFonts w:hint="default" w:ascii="Segoe UI" w:hAnsi="Segoe UI" w:eastAsia="Segoe UI" w:cs="Segoe UI"/>
-                <w:i w:val="0"/>
-                <w:iCs w:val="0"/>
-                <w:caps w:val="0"/>
-                <w:color w:val="0F1115"/>
-                <w:spacing w:val="0"/>
-                <w:sz w:val="18"/>
-                <w:szCs w:val="18"/>
-              </w:rPr>
-            </w:pPr>
-            <w:r>
-              <w:rPr>
-                <w:rStyle w:val="23"/>
-                <w:rFonts w:hint="default" w:ascii="Segoe UI" w:hAnsi="Segoe UI" w:eastAsia="Segoe UI" w:cs="Segoe UI"/>
-                <w:b/>
-                <w:bCs/>
-                <w:i w:val="0"/>
-                <w:iCs w:val="0"/>
-                <w:caps w:val="0"/>
-                <w:snapToGrid w:val="0"/>
-                <w:color w:val="000000"/>
-                <w:spacing w:val="0"/>
-                <w:kern w:val="0"/>
-                <w:sz w:val="18"/>
-                <w:szCs w:val="18"/>
-                <w:lang w:val="en-US" w:eastAsia="zh-CN"/>
-              </w:rPr>
-              <w:t>达标</w:t>
-            </w:r>
-          </w:p>
-        </w:tc>
-      </w:tr>
-      <w:tr>
-        <w:tblPrEx>
-          <w:tblBorders>
-            <w:top w:val="single" w:color="auto" w:sz="4" w:space="0"/>
-            <w:left w:val="single" w:color="auto" w:sz="4" w:space="0"/>
-            <w:bottom w:val="single" w:color="auto" w:sz="4" w:space="0"/>
-            <w:right w:val="single" w:color="auto" w:sz="4" w:space="0"/>
-            <w:insideH w:val="single" w:color="auto" w:sz="4" w:space="0"/>
-            <w:insideV w:val="single" w:color="auto" w:sz="4" w:space="0"/>
-          </w:tblBorders>
+          <w:tblW w:w="0" w:type="auto"/>
+          <w:tblInd w:w="0" w:type="dxa"/>
           <w:shd w:val="clear" w:color="auto" w:fill="auto"/>
           <w:tblCellMar>
             <w:top w:w="15" w:type="dxa"/>
@@ -3168,7 +2737,7 @@
               <w:spacing w:line="300" w:lineRule="atLeast"/>
               <w:jc w:val="left"/>
               <w:rPr>
-                <w:rFonts w:hint="default" w:ascii="Segoe UI" w:hAnsi="Segoe UI" w:eastAsia="Segoe UI" w:cs="Segoe UI"/>
+                <w:rFonts w:ascii="Segoe UI" w:eastAsia="Segoe UI" w:hAnsi="Segoe UI" w:cs="Segoe UI" w:hint="default"/>
                 <w:i w:val="0"/>
                 <w:iCs w:val="0"/>
                 <w:caps w:val="0"/>
@@ -3180,8 +2749,8 @@
             </w:pPr>
             <w:r>
               <w:rPr>
-                <w:rStyle w:val="23"/>
-                <w:rFonts w:hint="default" w:ascii="Segoe UI" w:hAnsi="Segoe UI" w:eastAsia="Segoe UI" w:cs="Segoe UI"/>
+                <w:rStyle w:val="Strong"/>
+                <w:rFonts w:ascii="Segoe UI" w:eastAsia="Segoe UI" w:hAnsi="Segoe UI" w:cs="Segoe UI" w:hint="default"/>
                 <w:b/>
                 <w:bCs/>
                 <w:i w:val="0"/>
@@ -3195,7 +2764,7 @@
                 <w:szCs w:val="18"/>
                 <w:lang w:val="en-US" w:eastAsia="zh-CN"/>
               </w:rPr>
-              <w:t>恢复目标 (RTO)</w:t>
+              <w:t>可用性目标</w:t>
             </w:r>
           </w:p>
         </w:tc>
@@ -3220,7 +2789,7 @@
               <w:spacing w:line="300" w:lineRule="atLeast"/>
               <w:jc w:val="left"/>
               <w:rPr>
-                <w:rFonts w:hint="default" w:ascii="Segoe UI" w:hAnsi="Segoe UI" w:eastAsia="Segoe UI" w:cs="Segoe UI"/>
+                <w:rFonts w:ascii="Segoe UI" w:eastAsia="Segoe UI" w:hAnsi="Segoe UI" w:cs="Segoe UI" w:hint="default"/>
                 <w:i w:val="0"/>
                 <w:iCs w:val="0"/>
                 <w:caps w:val="0"/>
@@ -3232,7 +2801,7 @@
             </w:pPr>
             <w:r>
               <w:rPr>
-                <w:rFonts w:hint="default" w:ascii="Segoe UI" w:hAnsi="Segoe UI" w:eastAsia="Segoe UI" w:cs="Segoe UI"/>
+                <w:rFonts w:ascii="Segoe UI" w:eastAsia="Segoe UI" w:hAnsi="Segoe UI" w:cs="Segoe UI" w:hint="default"/>
                 <w:i w:val="0"/>
                 <w:iCs w:val="0"/>
                 <w:caps w:val="0"/>
@@ -3244,7 +2813,39 @@
                 <w:szCs w:val="18"/>
                 <w:lang w:val="en-US" w:eastAsia="zh-CN"/>
               </w:rPr>
-              <w:t>重大中断后，核心业务4小时内恢复基本功能。</w:t>
+              <w:t>核心业务月度可用</w:t>
+            </w:r>
+            <w:r>
+              <w:rPr>
+                <w:rFonts w:ascii="Segoe UI" w:eastAsia="Segoe UI" w:hAnsi="Segoe UI" w:cs="Segoe UI" w:hint="eastAsia"/>
+                <w:i w:val="0"/>
+                <w:iCs w:val="0"/>
+                <w:caps w:val="0"/>
+                <w:snapToGrid w:val="0"/>
+                <w:color w:val="000000"/>
+                <w:spacing w:val="0"/>
+                <w:kern w:val="0"/>
+                <w:sz w:val="18"/>
+                <w:szCs w:val="18"/>
+                <w:lang w:val="en-US" w:eastAsia="zh-CN"/>
+              </w:rPr>
+              <w:t>率</w:t>
+            </w:r>
+            <w:r>
+              <w:rPr>
+                <w:rFonts w:ascii="Segoe UI" w:eastAsia="Segoe UI" w:hAnsi="Segoe UI" w:cs="Segoe UI" w:hint="default"/>
+                <w:i w:val="0"/>
+                <w:iCs w:val="0"/>
+                <w:caps w:val="0"/>
+                <w:snapToGrid w:val="0"/>
+                <w:color w:val="000000"/>
+                <w:spacing w:val="0"/>
+                <w:kern w:val="0"/>
+                <w:sz w:val="18"/>
+                <w:szCs w:val="18"/>
+                <w:lang w:val="en-US" w:eastAsia="zh-CN"/>
+              </w:rPr>
+              <w:t>≥ 99%</w:t>
             </w:r>
           </w:p>
         </w:tc>
@@ -3269,7 +2870,7 @@
               <w:spacing w:line="300" w:lineRule="atLeast"/>
               <w:jc w:val="left"/>
               <w:rPr>
-                <w:rFonts w:hint="default" w:ascii="Segoe UI" w:hAnsi="Segoe UI" w:eastAsia="Segoe UI" w:cs="Segoe UI"/>
+                <w:rFonts w:ascii="Segoe UI" w:eastAsia="Segoe UI" w:hAnsi="Segoe UI" w:cs="Segoe UI" w:hint="default"/>
                 <w:i w:val="0"/>
                 <w:iCs w:val="0"/>
                 <w:caps w:val="0"/>
@@ -3281,7 +2882,7 @@
             </w:pPr>
             <w:r>
               <w:rPr>
-                <w:rFonts w:hint="default" w:ascii="Segoe UI" w:hAnsi="Segoe UI" w:eastAsia="Segoe UI" w:cs="Segoe UI"/>
+                <w:rFonts w:ascii="Segoe UI" w:eastAsia="Segoe UI" w:hAnsi="Segoe UI" w:cs="Segoe UI" w:hint="default"/>
                 <w:i w:val="0"/>
                 <w:iCs w:val="0"/>
                 <w:caps w:val="0"/>
@@ -3293,11 +2894,11 @@
                 <w:szCs w:val="18"/>
                 <w:lang w:val="en-US" w:eastAsia="zh-CN"/>
               </w:rPr>
-              <w:t>报告期内</w:t>
-            </w:r>
-            <w:r>
-              <w:rPr>
-                <w:rFonts w:hint="eastAsia" w:ascii="Segoe UI" w:hAnsi="Segoe UI" w:eastAsia="Segoe UI" w:cs="Segoe UI"/>
+              <w:t>统计期内，核心业务平均月度可用率为</w:t>
+            </w:r>
+            <w:r>
+              <w:rPr>
+                <w:rFonts w:ascii="Segoe UI" w:eastAsia="Segoe UI" w:hAnsi="Segoe UI" w:cs="Segoe UI" w:hint="eastAsia"/>
                 <w:i w:val="0"/>
                 <w:iCs w:val="0"/>
                 <w:caps w:val="0"/>
@@ -3309,11 +2910,14 @@
                 <w:szCs w:val="18"/>
                 <w:lang w:val="en-US" w:eastAsia="zh-CN"/>
               </w:rPr>
-              <w:t>未发生</w:t>
-            </w:r>
-            <w:r>
-              <w:rPr>
-                <w:rFonts w:hint="default" w:ascii="Segoe UI" w:hAnsi="Segoe UI" w:eastAsia="Segoe UI" w:cs="Segoe UI"/>
+              <w:t>100</w:t>
+            </w:r>
+            <w:r>
+              <w:rPr>
+                <w:rStyle w:val="Strong"/>
+                <w:rFonts w:ascii="Segoe UI" w:eastAsia="Segoe UI" w:hAnsi="Segoe UI" w:cs="Segoe UI" w:hint="default"/>
+                <w:b/>
+                <w:bCs/>
                 <w:i w:val="0"/>
                 <w:iCs w:val="0"/>
                 <w:caps w:val="0"/>
@@ -3325,7 +2929,23 @@
                 <w:szCs w:val="18"/>
                 <w:lang w:val="en-US" w:eastAsia="zh-CN"/>
               </w:rPr>
-              <w:t>“重大中断”。</w:t>
+              <w:t>%</w:t>
+            </w:r>
+            <w:r>
+              <w:rPr>
+                <w:rFonts w:ascii="Segoe UI" w:eastAsia="Segoe UI" w:hAnsi="Segoe UI" w:cs="Segoe UI" w:hint="default"/>
+                <w:i w:val="0"/>
+                <w:iCs w:val="0"/>
+                <w:caps w:val="0"/>
+                <w:snapToGrid w:val="0"/>
+                <w:color w:val="000000"/>
+                <w:spacing w:val="0"/>
+                <w:kern w:val="0"/>
+                <w:sz w:val="18"/>
+                <w:szCs w:val="18"/>
+                <w:lang w:val="en-US" w:eastAsia="zh-CN"/>
+              </w:rPr>
+              <w:t>。7x24小时服务访问通道持续畅通。</w:t>
             </w:r>
           </w:p>
         </w:tc>
@@ -3348,10 +2968,10 @@
               <w:widowControl/>
               <w:suppressLineNumbers w:val="0"/>
               <w:spacing w:line="300" w:lineRule="atLeast"/>
-              <w:ind w:left="0" w:leftChars="0" w:right="0" w:rightChars="0" w:firstLine="0" w:firstLineChars="0"/>
+              <w:ind w:left="0" w:right="0" w:firstLine="0" w:leftChars="0" w:rightChars="0" w:firstLineChars="0"/>
               <w:jc w:val="center"/>
               <w:rPr>
-                <w:rFonts w:hint="default" w:ascii="Segoe UI" w:hAnsi="Segoe UI" w:eastAsia="Segoe UI" w:cs="Segoe UI"/>
+                <w:rFonts w:ascii="Segoe UI" w:eastAsia="Segoe UI" w:hAnsi="Segoe UI" w:cs="Segoe UI" w:hint="default"/>
                 <w:i w:val="0"/>
                 <w:iCs w:val="0"/>
                 <w:caps w:val="0"/>
@@ -3363,8 +2983,8 @@
             </w:pPr>
             <w:r>
               <w:rPr>
-                <w:rStyle w:val="23"/>
-                <w:rFonts w:hint="default" w:ascii="Segoe UI" w:hAnsi="Segoe UI" w:eastAsia="Segoe UI" w:cs="Segoe UI"/>
+                <w:rStyle w:val="Strong"/>
+                <w:rFonts w:ascii="Segoe UI" w:eastAsia="Segoe UI" w:hAnsi="Segoe UI" w:cs="Segoe UI" w:hint="default"/>
                 <w:b/>
                 <w:bCs/>
                 <w:i w:val="0"/>
@@ -3378,533 +2998,15 @@
                 <w:szCs w:val="18"/>
                 <w:lang w:val="en-US" w:eastAsia="zh-CN"/>
               </w:rPr>
-              <w:t>超额达标</w:t>
+              <w:t>达标</w:t>
             </w:r>
           </w:p>
         </w:tc>
       </w:tr>
       <w:tr>
         <w:tblPrEx>
-          <w:tblBorders>
-            <w:top w:val="single" w:color="auto" w:sz="4" w:space="0"/>
-            <w:left w:val="single" w:color="auto" w:sz="4" w:space="0"/>
-            <w:bottom w:val="single" w:color="auto" w:sz="4" w:space="0"/>
-            <w:right w:val="single" w:color="auto" w:sz="4" w:space="0"/>
-            <w:insideH w:val="single" w:color="auto" w:sz="4" w:space="0"/>
-            <w:insideV w:val="single" w:color="auto" w:sz="4" w:space="0"/>
-          </w:tblBorders>
-          <w:tblCellMar>
-            <w:top w:w="15" w:type="dxa"/>
-            <w:left w:w="15" w:type="dxa"/>
-            <w:bottom w:w="15" w:type="dxa"/>
-            <w:right w:w="15" w:type="dxa"/>
-          </w:tblCellMar>
-        </w:tblPrEx>
-        <w:tc>
-          <w:tcPr>
-            <w:tcW w:w="0" w:type="auto"/>
-            <w:shd w:val="clear" w:color="auto" w:fill="auto"/>
-            <w:tcMar>
-              <w:top w:w="120" w:type="dxa"/>
-              <w:left w:w="0" w:type="dxa"/>
-              <w:bottom w:w="120" w:type="dxa"/>
-              <w:right w:w="192" w:type="dxa"/>
-            </w:tcMar>
-            <w:vAlign w:val="center"/>
-          </w:tcPr>
-          <w:p>
-            <w:pPr>
-              <w:keepNext w:val="0"/>
-              <w:keepLines w:val="0"/>
-              <w:widowControl/>
-              <w:suppressLineNumbers w:val="0"/>
-              <w:spacing w:line="300" w:lineRule="atLeast"/>
-              <w:jc w:val="left"/>
-              <w:rPr>
-                <w:rFonts w:hint="default" w:ascii="Segoe UI" w:hAnsi="Segoe UI" w:eastAsia="Segoe UI" w:cs="Segoe UI"/>
-                <w:i w:val="0"/>
-                <w:iCs w:val="0"/>
-                <w:caps w:val="0"/>
-                <w:color w:val="0F1115"/>
-                <w:spacing w:val="0"/>
-                <w:sz w:val="18"/>
-                <w:szCs w:val="18"/>
-              </w:rPr>
-            </w:pPr>
-            <w:r>
-              <w:rPr>
-                <w:rStyle w:val="23"/>
-                <w:rFonts w:hint="default" w:ascii="Segoe UI" w:hAnsi="Segoe UI" w:eastAsia="Segoe UI" w:cs="Segoe UI"/>
-                <w:b/>
-                <w:bCs/>
-                <w:i w:val="0"/>
-                <w:iCs w:val="0"/>
-                <w:caps w:val="0"/>
-                <w:snapToGrid w:val="0"/>
-                <w:color w:val="000000"/>
-                <w:spacing w:val="0"/>
-                <w:kern w:val="0"/>
-                <w:sz w:val="18"/>
-                <w:szCs w:val="18"/>
-                <w:lang w:val="en-US" w:eastAsia="zh-CN"/>
-              </w:rPr>
-              <w:t>恢复目标 (RPO)</w:t>
-            </w:r>
-          </w:p>
-        </w:tc>
-        <w:tc>
-          <w:tcPr>
-            <w:tcW w:w="0" w:type="auto"/>
-            <w:shd w:val="clear" w:color="auto" w:fill="auto"/>
-            <w:tcMar>
-              <w:top w:w="120" w:type="dxa"/>
-              <w:left w:w="192" w:type="dxa"/>
-              <w:bottom w:w="120" w:type="dxa"/>
-              <w:right w:w="192" w:type="dxa"/>
-            </w:tcMar>
-            <w:vAlign w:val="center"/>
-          </w:tcPr>
-          <w:p>
-            <w:pPr>
-              <w:keepNext w:val="0"/>
-              <w:keepLines w:val="0"/>
-              <w:widowControl/>
-              <w:suppressLineNumbers w:val="0"/>
-              <w:spacing w:line="300" w:lineRule="atLeast"/>
-              <w:jc w:val="left"/>
-              <w:rPr>
-                <w:rFonts w:hint="default" w:ascii="Segoe UI" w:hAnsi="Segoe UI" w:eastAsia="Segoe UI" w:cs="Segoe UI"/>
-                <w:i w:val="0"/>
-                <w:iCs w:val="0"/>
-                <w:caps w:val="0"/>
-                <w:color w:val="0F1115"/>
-                <w:spacing w:val="0"/>
-                <w:sz w:val="18"/>
-                <w:szCs w:val="18"/>
-              </w:rPr>
-            </w:pPr>
-            <w:r>
-              <w:rPr>
-                <w:rFonts w:hint="default" w:ascii="Segoe UI" w:hAnsi="Segoe UI" w:eastAsia="Segoe UI" w:cs="Segoe UI"/>
-                <w:i w:val="0"/>
-                <w:iCs w:val="0"/>
-                <w:caps w:val="0"/>
-                <w:snapToGrid w:val="0"/>
-                <w:color w:val="000000"/>
-                <w:spacing w:val="0"/>
-                <w:kern w:val="0"/>
-                <w:sz w:val="18"/>
-                <w:szCs w:val="18"/>
-                <w:lang w:val="en-US" w:eastAsia="zh-CN"/>
-              </w:rPr>
-              <w:t>核心业务数据丢失不超过1小时。</w:t>
-            </w:r>
-          </w:p>
-        </w:tc>
-        <w:tc>
-          <w:tcPr>
-            <w:tcW w:w="3912" w:type="dxa"/>
-            <w:shd w:val="clear" w:color="auto" w:fill="auto"/>
-            <w:tcMar>
-              <w:top w:w="120" w:type="dxa"/>
-              <w:left w:w="192" w:type="dxa"/>
-              <w:bottom w:w="120" w:type="dxa"/>
-              <w:right w:w="192" w:type="dxa"/>
-            </w:tcMar>
-            <w:vAlign w:val="center"/>
-          </w:tcPr>
-          <w:p>
-            <w:pPr>
-              <w:keepNext w:val="0"/>
-              <w:keepLines w:val="0"/>
-              <w:widowControl/>
-              <w:suppressLineNumbers w:val="0"/>
-              <w:spacing w:line="300" w:lineRule="atLeast"/>
-              <w:jc w:val="left"/>
-              <w:rPr>
-                <w:rFonts w:hint="default" w:ascii="Segoe UI" w:hAnsi="Segoe UI" w:eastAsia="Segoe UI" w:cs="Segoe UI"/>
-                <w:i w:val="0"/>
-                <w:iCs w:val="0"/>
-                <w:caps w:val="0"/>
-                <w:color w:val="0F1115"/>
-                <w:spacing w:val="0"/>
-                <w:sz w:val="18"/>
-                <w:szCs w:val="18"/>
-              </w:rPr>
-            </w:pPr>
-            <w:r>
-              <w:rPr>
-                <w:rFonts w:hint="default" w:ascii="Segoe UI" w:hAnsi="Segoe UI" w:eastAsia="Segoe UI" w:cs="Segoe UI"/>
-                <w:i w:val="0"/>
-                <w:iCs w:val="0"/>
-                <w:caps w:val="0"/>
-                <w:snapToGrid w:val="0"/>
-                <w:color w:val="000000"/>
-                <w:spacing w:val="0"/>
-                <w:kern w:val="0"/>
-                <w:sz w:val="18"/>
-                <w:szCs w:val="18"/>
-                <w:lang w:val="en-US" w:eastAsia="zh-CN"/>
-              </w:rPr>
-              <w:t>通过“主从同步+每日增量备份”机制，实际数据损失窗口约为 </w:t>
-            </w:r>
-            <w:r>
-              <w:rPr>
-                <w:rStyle w:val="23"/>
-                <w:rFonts w:hint="default" w:ascii="Segoe UI" w:hAnsi="Segoe UI" w:eastAsia="Segoe UI" w:cs="Segoe UI"/>
-                <w:b/>
-                <w:bCs/>
-                <w:i w:val="0"/>
-                <w:iCs w:val="0"/>
-                <w:caps w:val="0"/>
-                <w:snapToGrid w:val="0"/>
-                <w:color w:val="000000"/>
-                <w:spacing w:val="0"/>
-                <w:kern w:val="0"/>
-                <w:sz w:val="18"/>
-                <w:szCs w:val="18"/>
-                <w:lang w:val="en-US" w:eastAsia="zh-CN"/>
-              </w:rPr>
-              <w:t>5分钟</w:t>
-            </w:r>
-            <w:r>
-              <w:rPr>
-                <w:rFonts w:hint="default" w:ascii="Segoe UI" w:hAnsi="Segoe UI" w:eastAsia="Segoe UI" w:cs="Segoe UI"/>
-                <w:i w:val="0"/>
-                <w:iCs w:val="0"/>
-                <w:caps w:val="0"/>
-                <w:snapToGrid w:val="0"/>
-                <w:color w:val="000000"/>
-                <w:spacing w:val="0"/>
-                <w:kern w:val="0"/>
-                <w:sz w:val="18"/>
-                <w:szCs w:val="18"/>
-                <w:lang w:val="en-US" w:eastAsia="zh-CN"/>
-              </w:rPr>
-              <w:t>（故障发生至最后同步时间点）。</w:t>
-            </w:r>
-          </w:p>
-        </w:tc>
-        <w:tc>
-          <w:tcPr>
-            <w:tcW w:w="1219" w:type="dxa"/>
-            <w:shd w:val="clear" w:color="auto" w:fill="auto"/>
-            <w:tcMar>
-              <w:top w:w="120" w:type="dxa"/>
-              <w:left w:w="192" w:type="dxa"/>
-              <w:bottom w:w="120" w:type="dxa"/>
-              <w:right w:w="0" w:type="dxa"/>
-            </w:tcMar>
-            <w:vAlign w:val="center"/>
-          </w:tcPr>
-          <w:p>
-            <w:pPr>
-              <w:keepNext w:val="0"/>
-              <w:keepLines w:val="0"/>
-              <w:widowControl/>
-              <w:suppressLineNumbers w:val="0"/>
-              <w:spacing w:line="300" w:lineRule="atLeast"/>
-              <w:ind w:left="0" w:leftChars="0" w:right="0" w:rightChars="0" w:firstLine="0" w:firstLineChars="0"/>
-              <w:jc w:val="center"/>
-              <w:rPr>
-                <w:rFonts w:hint="default" w:ascii="Segoe UI" w:hAnsi="Segoe UI" w:eastAsia="Segoe UI" w:cs="Segoe UI"/>
-                <w:i w:val="0"/>
-                <w:iCs w:val="0"/>
-                <w:caps w:val="0"/>
-                <w:color w:val="0F1115"/>
-                <w:spacing w:val="0"/>
-                <w:sz w:val="18"/>
-                <w:szCs w:val="18"/>
-              </w:rPr>
-            </w:pPr>
-            <w:r>
-              <w:rPr>
-                <w:rStyle w:val="23"/>
-                <w:rFonts w:hint="default" w:ascii="Segoe UI" w:hAnsi="Segoe UI" w:eastAsia="Segoe UI" w:cs="Segoe UI"/>
-                <w:b/>
-                <w:bCs/>
-                <w:i w:val="0"/>
-                <w:iCs w:val="0"/>
-                <w:caps w:val="0"/>
-                <w:snapToGrid w:val="0"/>
-                <w:color w:val="000000"/>
-                <w:spacing w:val="0"/>
-                <w:kern w:val="0"/>
-                <w:sz w:val="18"/>
-                <w:szCs w:val="18"/>
-                <w:lang w:val="en-US" w:eastAsia="zh-CN"/>
-              </w:rPr>
-              <w:t>超额达标</w:t>
-            </w:r>
-          </w:p>
-        </w:tc>
-      </w:tr>
-      <w:tr>
-        <w:tblPrEx>
-          <w:tblBorders>
-            <w:top w:val="single" w:color="auto" w:sz="4" w:space="0"/>
-            <w:left w:val="single" w:color="auto" w:sz="4" w:space="0"/>
-            <w:bottom w:val="single" w:color="auto" w:sz="4" w:space="0"/>
-            <w:right w:val="single" w:color="auto" w:sz="4" w:space="0"/>
-            <w:insideH w:val="single" w:color="auto" w:sz="4" w:space="0"/>
-            <w:insideV w:val="single" w:color="auto" w:sz="4" w:space="0"/>
-          </w:tblBorders>
-          <w:tblCellMar>
-            <w:top w:w="15" w:type="dxa"/>
-            <w:left w:w="15" w:type="dxa"/>
-            <w:bottom w:w="15" w:type="dxa"/>
-            <w:right w:w="15" w:type="dxa"/>
-          </w:tblCellMar>
-        </w:tblPrEx>
-        <w:tc>
-          <w:tcPr>
-            <w:tcW w:w="0" w:type="auto"/>
-            <w:shd w:val="clear" w:color="auto" w:fill="auto"/>
-            <w:tcMar>
-              <w:top w:w="120" w:type="dxa"/>
-              <w:left w:w="0" w:type="dxa"/>
-              <w:bottom w:w="120" w:type="dxa"/>
-              <w:right w:w="192" w:type="dxa"/>
-            </w:tcMar>
-            <w:vAlign w:val="center"/>
-          </w:tcPr>
-          <w:p>
-            <w:pPr>
-              <w:keepNext w:val="0"/>
-              <w:keepLines w:val="0"/>
-              <w:widowControl/>
-              <w:suppressLineNumbers w:val="0"/>
-              <w:spacing w:line="300" w:lineRule="atLeast"/>
-              <w:jc w:val="left"/>
-              <w:rPr>
-                <w:rFonts w:hint="default" w:ascii="Segoe UI" w:hAnsi="Segoe UI" w:eastAsia="Segoe UI" w:cs="Segoe UI"/>
-                <w:i w:val="0"/>
-                <w:iCs w:val="0"/>
-                <w:caps w:val="0"/>
-                <w:color w:val="0F1115"/>
-                <w:spacing w:val="0"/>
-                <w:sz w:val="18"/>
-                <w:szCs w:val="18"/>
-              </w:rPr>
-            </w:pPr>
-            <w:r>
-              <w:rPr>
-                <w:rStyle w:val="23"/>
-                <w:rFonts w:hint="default" w:ascii="Segoe UI" w:hAnsi="Segoe UI" w:eastAsia="Segoe UI" w:cs="Segoe UI"/>
-                <w:b/>
-                <w:bCs/>
-                <w:i w:val="0"/>
-                <w:iCs w:val="0"/>
-                <w:caps w:val="0"/>
-                <w:snapToGrid w:val="0"/>
-                <w:color w:val="000000"/>
-                <w:spacing w:val="0"/>
-                <w:kern w:val="0"/>
-                <w:sz w:val="18"/>
-                <w:szCs w:val="18"/>
-                <w:lang w:val="en-US" w:eastAsia="zh-CN"/>
-              </w:rPr>
-              <w:t>连续性目标 (BCP RTO)</w:t>
-            </w:r>
-          </w:p>
-        </w:tc>
-        <w:tc>
-          <w:tcPr>
-            <w:tcW w:w="0" w:type="auto"/>
-            <w:shd w:val="clear" w:color="auto" w:fill="auto"/>
-            <w:tcMar>
-              <w:top w:w="120" w:type="dxa"/>
-              <w:left w:w="192" w:type="dxa"/>
-              <w:bottom w:w="120" w:type="dxa"/>
-              <w:right w:w="192" w:type="dxa"/>
-            </w:tcMar>
-            <w:vAlign w:val="center"/>
-          </w:tcPr>
-          <w:p>
-            <w:pPr>
-              <w:keepNext w:val="0"/>
-              <w:keepLines w:val="0"/>
-              <w:widowControl/>
-              <w:suppressLineNumbers w:val="0"/>
-              <w:spacing w:line="300" w:lineRule="atLeast"/>
-              <w:jc w:val="left"/>
-              <w:rPr>
-                <w:rFonts w:hint="default" w:ascii="Segoe UI" w:hAnsi="Segoe UI" w:eastAsia="Segoe UI" w:cs="Segoe UI"/>
-                <w:i w:val="0"/>
-                <w:iCs w:val="0"/>
-                <w:caps w:val="0"/>
-                <w:color w:val="0F1115"/>
-                <w:spacing w:val="0"/>
-                <w:sz w:val="18"/>
-                <w:szCs w:val="18"/>
-              </w:rPr>
-            </w:pPr>
-            <w:r>
-              <w:rPr>
-                <w:rFonts w:hint="default" w:ascii="Segoe UI" w:hAnsi="Segoe UI" w:eastAsia="Segoe UI" w:cs="Segoe UI"/>
-                <w:i w:val="0"/>
-                <w:iCs w:val="0"/>
-                <w:caps w:val="0"/>
-                <w:snapToGrid w:val="0"/>
-                <w:color w:val="000000"/>
-                <w:spacing w:val="0"/>
-                <w:kern w:val="0"/>
-                <w:sz w:val="18"/>
-                <w:szCs w:val="18"/>
-                <w:lang w:val="en-US" w:eastAsia="zh-CN"/>
-              </w:rPr>
-              <w:t>灾难场景下，24小时内在备用站点恢复关键服务。</w:t>
-            </w:r>
-          </w:p>
-        </w:tc>
-        <w:tc>
-          <w:tcPr>
-            <w:tcW w:w="3912" w:type="dxa"/>
-            <w:shd w:val="clear" w:color="auto" w:fill="auto"/>
-            <w:tcMar>
-              <w:top w:w="120" w:type="dxa"/>
-              <w:left w:w="192" w:type="dxa"/>
-              <w:bottom w:w="120" w:type="dxa"/>
-              <w:right w:w="192" w:type="dxa"/>
-            </w:tcMar>
-            <w:vAlign w:val="center"/>
-          </w:tcPr>
-          <w:p>
-            <w:pPr>
-              <w:keepNext w:val="0"/>
-              <w:keepLines w:val="0"/>
-              <w:widowControl/>
-              <w:suppressLineNumbers w:val="0"/>
-              <w:spacing w:line="300" w:lineRule="atLeast"/>
-              <w:jc w:val="left"/>
-              <w:rPr>
-                <w:rFonts w:hint="default" w:ascii="Segoe UI" w:hAnsi="Segoe UI" w:eastAsia="Segoe UI" w:cs="Segoe UI"/>
-                <w:i w:val="0"/>
-                <w:iCs w:val="0"/>
-                <w:caps w:val="0"/>
-                <w:color w:val="0F1115"/>
-                <w:spacing w:val="0"/>
-                <w:sz w:val="18"/>
-                <w:szCs w:val="18"/>
-              </w:rPr>
-            </w:pPr>
-            <w:r>
-              <w:rPr>
-                <w:rFonts w:hint="default" w:ascii="Segoe UI" w:hAnsi="Segoe UI" w:eastAsia="Segoe UI" w:cs="Segoe UI"/>
-                <w:i w:val="0"/>
-                <w:iCs w:val="0"/>
-                <w:caps w:val="0"/>
-                <w:snapToGrid w:val="0"/>
-                <w:color w:val="000000"/>
-                <w:spacing w:val="0"/>
-                <w:kern w:val="0"/>
-                <w:sz w:val="18"/>
-                <w:szCs w:val="18"/>
-                <w:lang w:val="en-US" w:eastAsia="zh-CN"/>
-              </w:rPr>
-              <w:t>通过年度模拟切换演练验证，在备用云环境成功恢复核心数据库与应用服务，总耗时 </w:t>
-            </w:r>
-            <w:r>
-              <w:rPr>
-                <w:rStyle w:val="23"/>
-                <w:rFonts w:hint="default" w:ascii="Segoe UI" w:hAnsi="Segoe UI" w:eastAsia="Segoe UI" w:cs="Segoe UI"/>
-                <w:b/>
-                <w:bCs/>
-                <w:i w:val="0"/>
-                <w:iCs w:val="0"/>
-                <w:caps w:val="0"/>
-                <w:snapToGrid w:val="0"/>
-                <w:color w:val="000000"/>
-                <w:spacing w:val="0"/>
-                <w:kern w:val="0"/>
-                <w:sz w:val="18"/>
-                <w:szCs w:val="18"/>
-                <w:lang w:val="en-US" w:eastAsia="zh-CN"/>
-              </w:rPr>
-              <w:t>18小时40分钟</w:t>
-            </w:r>
-            <w:r>
-              <w:rPr>
-                <w:rFonts w:hint="default" w:ascii="Segoe UI" w:hAnsi="Segoe UI" w:eastAsia="Segoe UI" w:cs="Segoe UI"/>
-                <w:i w:val="0"/>
-                <w:iCs w:val="0"/>
-                <w:caps w:val="0"/>
-                <w:snapToGrid w:val="0"/>
-                <w:color w:val="000000"/>
-                <w:spacing w:val="0"/>
-                <w:kern w:val="0"/>
-                <w:sz w:val="18"/>
-                <w:szCs w:val="18"/>
-                <w:lang w:val="en-US" w:eastAsia="zh-CN"/>
-              </w:rPr>
-              <w:t>。</w:t>
-            </w:r>
-          </w:p>
-        </w:tc>
-        <w:tc>
-          <w:tcPr>
-            <w:tcW w:w="1219" w:type="dxa"/>
-            <w:shd w:val="clear" w:color="auto" w:fill="auto"/>
-            <w:tcMar>
-              <w:top w:w="120" w:type="dxa"/>
-              <w:left w:w="192" w:type="dxa"/>
-              <w:bottom w:w="120" w:type="dxa"/>
-              <w:right w:w="0" w:type="dxa"/>
-            </w:tcMar>
-            <w:vAlign w:val="center"/>
-          </w:tcPr>
-          <w:p>
-            <w:pPr>
-              <w:keepNext w:val="0"/>
-              <w:keepLines w:val="0"/>
-              <w:widowControl/>
-              <w:suppressLineNumbers w:val="0"/>
-              <w:spacing w:line="300" w:lineRule="atLeast"/>
-              <w:ind w:left="0" w:leftChars="0" w:right="0" w:rightChars="0" w:firstLine="0" w:firstLineChars="0"/>
-              <w:jc w:val="center"/>
-              <w:rPr>
-                <w:rFonts w:hint="default" w:ascii="Segoe UI" w:hAnsi="Segoe UI" w:eastAsia="Segoe UI" w:cs="Segoe UI"/>
-                <w:i w:val="0"/>
-                <w:iCs w:val="0"/>
-                <w:caps w:val="0"/>
-                <w:color w:val="0F1115"/>
-                <w:spacing w:val="0"/>
-                <w:sz w:val="18"/>
-                <w:szCs w:val="18"/>
-              </w:rPr>
-            </w:pPr>
-            <w:r>
-              <w:rPr>
-                <w:rStyle w:val="23"/>
-                <w:rFonts w:hint="default" w:ascii="Segoe UI" w:hAnsi="Segoe UI" w:eastAsia="Segoe UI" w:cs="Segoe UI"/>
-                <w:b/>
-                <w:bCs/>
-                <w:i w:val="0"/>
-                <w:iCs w:val="0"/>
-                <w:caps w:val="0"/>
-                <w:snapToGrid w:val="0"/>
-                <w:color w:val="000000"/>
-                <w:spacing w:val="0"/>
-                <w:kern w:val="0"/>
-                <w:sz w:val="18"/>
-                <w:szCs w:val="18"/>
-                <w:lang w:val="en-US" w:eastAsia="zh-CN"/>
-              </w:rPr>
-              <w:t>达标</w:t>
-            </w:r>
-          </w:p>
-        </w:tc>
-      </w:tr>
-      <w:tr>
-        <w:tblPrEx>
-          <w:tblBorders>
-            <w:top w:val="single" w:color="auto" w:sz="4" w:space="0"/>
-            <w:left w:val="single" w:color="auto" w:sz="4" w:space="0"/>
-            <w:bottom w:val="single" w:color="auto" w:sz="4" w:space="0"/>
-            <w:right w:val="single" w:color="auto" w:sz="4" w:space="0"/>
-            <w:insideH w:val="single" w:color="auto" w:sz="4" w:space="0"/>
-            <w:insideV w:val="single" w:color="auto" w:sz="4" w:space="0"/>
-          </w:tblBorders>
+          <w:tblW w:w="0" w:type="auto"/>
+          <w:tblInd w:w="0" w:type="dxa"/>
           <w:shd w:val="clear" w:color="auto" w:fill="auto"/>
           <w:tblCellMar>
             <w:top w:w="15" w:type="dxa"/>
@@ -3934,7 +3036,7 @@
               <w:spacing w:line="300" w:lineRule="atLeast"/>
               <w:jc w:val="left"/>
               <w:rPr>
-                <w:rFonts w:hint="default" w:ascii="Segoe UI" w:hAnsi="Segoe UI" w:eastAsia="Segoe UI" w:cs="Segoe UI"/>
+                <w:rFonts w:ascii="Segoe UI" w:eastAsia="Segoe UI" w:hAnsi="Segoe UI" w:cs="Segoe UI" w:hint="default"/>
                 <w:i w:val="0"/>
                 <w:iCs w:val="0"/>
                 <w:caps w:val="0"/>
@@ -3946,8 +3048,8 @@
             </w:pPr>
             <w:r>
               <w:rPr>
-                <w:rStyle w:val="23"/>
-                <w:rFonts w:hint="default" w:ascii="Segoe UI" w:hAnsi="Segoe UI" w:eastAsia="Segoe UI" w:cs="Segoe UI"/>
+                <w:rStyle w:val="Strong"/>
+                <w:rFonts w:ascii="Segoe UI" w:eastAsia="Segoe UI" w:hAnsi="Segoe UI" w:cs="Segoe UI" w:hint="default"/>
                 <w:b/>
                 <w:bCs/>
                 <w:i w:val="0"/>
@@ -3961,7 +3063,7 @@
                 <w:szCs w:val="18"/>
                 <w:lang w:val="en-US" w:eastAsia="zh-CN"/>
               </w:rPr>
-              <w:t>连续性目标 (BCP RPO)</w:t>
+              <w:t>恢复目标 (RTO)</w:t>
             </w:r>
           </w:p>
         </w:tc>
@@ -3986,7 +3088,7 @@
               <w:spacing w:line="300" w:lineRule="atLeast"/>
               <w:jc w:val="left"/>
               <w:rPr>
-                <w:rFonts w:hint="default" w:ascii="Segoe UI" w:hAnsi="Segoe UI" w:eastAsia="Segoe UI" w:cs="Segoe UI"/>
+                <w:rFonts w:ascii="Segoe UI" w:eastAsia="Segoe UI" w:hAnsi="Segoe UI" w:cs="Segoe UI" w:hint="default"/>
                 <w:i w:val="0"/>
                 <w:iCs w:val="0"/>
                 <w:caps w:val="0"/>
@@ -3998,7 +3100,7 @@
             </w:pPr>
             <w:r>
               <w:rPr>
-                <w:rFonts w:hint="default" w:ascii="Segoe UI" w:hAnsi="Segoe UI" w:eastAsia="Segoe UI" w:cs="Segoe UI"/>
+                <w:rFonts w:ascii="Segoe UI" w:eastAsia="Segoe UI" w:hAnsi="Segoe UI" w:cs="Segoe UI" w:hint="default"/>
                 <w:i w:val="0"/>
                 <w:iCs w:val="0"/>
                 <w:caps w:val="0"/>
@@ -4010,7 +3112,7 @@
                 <w:szCs w:val="18"/>
                 <w:lang w:val="en-US" w:eastAsia="zh-CN"/>
               </w:rPr>
-              <w:t>灾难场景下，核心数据损失不超过24小时。</w:t>
+              <w:t>重大中断后，核心业务4小时内恢复基本功能。</w:t>
             </w:r>
           </w:p>
         </w:tc>
@@ -4035,7 +3137,7 @@
               <w:spacing w:line="300" w:lineRule="atLeast"/>
               <w:jc w:val="left"/>
               <w:rPr>
-                <w:rFonts w:hint="default" w:ascii="Segoe UI" w:hAnsi="Segoe UI" w:eastAsia="Segoe UI" w:cs="Segoe UI"/>
+                <w:rFonts w:ascii="Segoe UI" w:eastAsia="Segoe UI" w:hAnsi="Segoe UI" w:cs="Segoe UI" w:hint="default"/>
                 <w:i w:val="0"/>
                 <w:iCs w:val="0"/>
                 <w:caps w:val="0"/>
@@ -4047,7 +3149,7 @@
             </w:pPr>
             <w:r>
               <w:rPr>
-                <w:rFonts w:hint="default" w:ascii="Segoe UI" w:hAnsi="Segoe UI" w:eastAsia="Segoe UI" w:cs="Segoe UI"/>
+                <w:rFonts w:ascii="Segoe UI" w:eastAsia="Segoe UI" w:hAnsi="Segoe UI" w:cs="Segoe UI" w:hint="default"/>
                 <w:i w:val="0"/>
                 <w:iCs w:val="0"/>
                 <w:caps w:val="0"/>
@@ -4059,14 +3161,11 @@
                 <w:szCs w:val="18"/>
                 <w:lang w:val="en-US" w:eastAsia="zh-CN"/>
               </w:rPr>
-              <w:t>异地备份数据同步延迟最大为 </w:t>
-            </w:r>
-            <w:r>
-              <w:rPr>
-                <w:rStyle w:val="23"/>
-                <w:rFonts w:hint="default" w:ascii="Segoe UI" w:hAnsi="Segoe UI" w:eastAsia="Segoe UI" w:cs="Segoe UI"/>
-                <w:b/>
-                <w:bCs/>
+              <w:t>报告期内</w:t>
+            </w:r>
+            <w:r>
+              <w:rPr>
+                <w:rFonts w:ascii="Segoe UI" w:eastAsia="Segoe UI" w:hAnsi="Segoe UI" w:cs="Segoe UI" w:hint="eastAsia"/>
                 <w:i w:val="0"/>
                 <w:iCs w:val="0"/>
                 <w:caps w:val="0"/>
@@ -4078,11 +3177,11 @@
                 <w:szCs w:val="18"/>
                 <w:lang w:val="en-US" w:eastAsia="zh-CN"/>
               </w:rPr>
-              <w:t>12小时</w:t>
-            </w:r>
-            <w:r>
-              <w:rPr>
-                <w:rFonts w:hint="default" w:ascii="Segoe UI" w:hAnsi="Segoe UI" w:eastAsia="Segoe UI" w:cs="Segoe UI"/>
+              <w:t>未发生</w:t>
+            </w:r>
+            <w:r>
+              <w:rPr>
+                <w:rFonts w:ascii="Segoe UI" w:eastAsia="Segoe UI" w:hAnsi="Segoe UI" w:cs="Segoe UI" w:hint="default"/>
                 <w:i w:val="0"/>
                 <w:iCs w:val="0"/>
                 <w:caps w:val="0"/>
@@ -4094,7 +3193,7 @@
                 <w:szCs w:val="18"/>
                 <w:lang w:val="en-US" w:eastAsia="zh-CN"/>
               </w:rPr>
-              <w:t>，满足目标要求。</w:t>
+              <w:t>“重大中断”。</w:t>
             </w:r>
           </w:p>
         </w:tc>
@@ -4117,10 +3216,10 @@
               <w:widowControl/>
               <w:suppressLineNumbers w:val="0"/>
               <w:spacing w:line="300" w:lineRule="atLeast"/>
-              <w:ind w:left="0" w:leftChars="0" w:right="0" w:rightChars="0" w:firstLine="0" w:firstLineChars="0"/>
+              <w:ind w:left="0" w:right="0" w:firstLine="0" w:leftChars="0" w:rightChars="0" w:firstLineChars="0"/>
               <w:jc w:val="center"/>
               <w:rPr>
-                <w:rFonts w:hint="default" w:ascii="Segoe UI" w:hAnsi="Segoe UI" w:eastAsia="Segoe UI" w:cs="Segoe UI"/>
+                <w:rFonts w:ascii="Segoe UI" w:eastAsia="Segoe UI" w:hAnsi="Segoe UI" w:cs="Segoe UI" w:hint="default"/>
                 <w:i w:val="0"/>
                 <w:iCs w:val="0"/>
                 <w:caps w:val="0"/>
@@ -4132,8 +3231,761 @@
             </w:pPr>
             <w:r>
               <w:rPr>
-                <w:rStyle w:val="23"/>
-                <w:rFonts w:hint="default" w:ascii="Segoe UI" w:hAnsi="Segoe UI" w:eastAsia="Segoe UI" w:cs="Segoe UI"/>
+                <w:rStyle w:val="Strong"/>
+                <w:rFonts w:ascii="Segoe UI" w:eastAsia="Segoe UI" w:hAnsi="Segoe UI" w:cs="Segoe UI" w:hint="default"/>
+                <w:b/>
+                <w:bCs/>
+                <w:i w:val="0"/>
+                <w:iCs w:val="0"/>
+                <w:caps w:val="0"/>
+                <w:snapToGrid w:val="0"/>
+                <w:color w:val="000000"/>
+                <w:spacing w:val="0"/>
+                <w:kern w:val="0"/>
+                <w:sz w:val="18"/>
+                <w:szCs w:val="18"/>
+                <w:lang w:val="en-US" w:eastAsia="zh-CN"/>
+              </w:rPr>
+              <w:t>超额达标</w:t>
+            </w:r>
+          </w:p>
+        </w:tc>
+      </w:tr>
+      <w:tr>
+        <w:tblPrEx>
+          <w:tblW w:w="0" w:type="auto"/>
+          <w:tblInd w:w="0" w:type="dxa"/>
+          <w:shd w:val="clear" w:color="auto" w:fill="auto"/>
+          <w:tblCellMar>
+            <w:top w:w="15" w:type="dxa"/>
+            <w:left w:w="15" w:type="dxa"/>
+            <w:bottom w:w="15" w:type="dxa"/>
+            <w:right w:w="15" w:type="dxa"/>
+          </w:tblCellMar>
+        </w:tblPrEx>
+        <w:tc>
+          <w:tcPr>
+            <w:tcW w:w="0" w:type="auto"/>
+            <w:shd w:val="clear" w:color="auto" w:fill="auto"/>
+            <w:tcMar>
+              <w:top w:w="120" w:type="dxa"/>
+              <w:left w:w="0" w:type="dxa"/>
+              <w:bottom w:w="120" w:type="dxa"/>
+              <w:right w:w="192" w:type="dxa"/>
+            </w:tcMar>
+            <w:vAlign w:val="center"/>
+          </w:tcPr>
+          <w:p>
+            <w:pPr>
+              <w:keepNext w:val="0"/>
+              <w:keepLines w:val="0"/>
+              <w:widowControl/>
+              <w:suppressLineNumbers w:val="0"/>
+              <w:spacing w:line="300" w:lineRule="atLeast"/>
+              <w:jc w:val="left"/>
+              <w:rPr>
+                <w:rFonts w:ascii="Segoe UI" w:eastAsia="Segoe UI" w:hAnsi="Segoe UI" w:cs="Segoe UI" w:hint="default"/>
+                <w:i w:val="0"/>
+                <w:iCs w:val="0"/>
+                <w:caps w:val="0"/>
+                <w:color w:val="0F1115"/>
+                <w:spacing w:val="0"/>
+                <w:sz w:val="18"/>
+                <w:szCs w:val="18"/>
+              </w:rPr>
+            </w:pPr>
+            <w:r>
+              <w:rPr>
+                <w:rStyle w:val="Strong"/>
+                <w:rFonts w:ascii="Segoe UI" w:eastAsia="Segoe UI" w:hAnsi="Segoe UI" w:cs="Segoe UI" w:hint="default"/>
+                <w:b/>
+                <w:bCs/>
+                <w:i w:val="0"/>
+                <w:iCs w:val="0"/>
+                <w:caps w:val="0"/>
+                <w:snapToGrid w:val="0"/>
+                <w:color w:val="000000"/>
+                <w:spacing w:val="0"/>
+                <w:kern w:val="0"/>
+                <w:sz w:val="18"/>
+                <w:szCs w:val="18"/>
+                <w:lang w:val="en-US" w:eastAsia="zh-CN"/>
+              </w:rPr>
+              <w:t>恢复目标 (RPO)</w:t>
+            </w:r>
+          </w:p>
+        </w:tc>
+        <w:tc>
+          <w:tcPr>
+            <w:tcW w:w="0" w:type="auto"/>
+            <w:shd w:val="clear" w:color="auto" w:fill="auto"/>
+            <w:tcMar>
+              <w:top w:w="120" w:type="dxa"/>
+              <w:left w:w="192" w:type="dxa"/>
+              <w:bottom w:w="120" w:type="dxa"/>
+              <w:right w:w="192" w:type="dxa"/>
+            </w:tcMar>
+            <w:vAlign w:val="center"/>
+          </w:tcPr>
+          <w:p>
+            <w:pPr>
+              <w:keepNext w:val="0"/>
+              <w:keepLines w:val="0"/>
+              <w:widowControl/>
+              <w:suppressLineNumbers w:val="0"/>
+              <w:spacing w:line="300" w:lineRule="atLeast"/>
+              <w:jc w:val="left"/>
+              <w:rPr>
+                <w:rFonts w:ascii="Segoe UI" w:eastAsia="Segoe UI" w:hAnsi="Segoe UI" w:cs="Segoe UI" w:hint="default"/>
+                <w:i w:val="0"/>
+                <w:iCs w:val="0"/>
+                <w:caps w:val="0"/>
+                <w:color w:val="0F1115"/>
+                <w:spacing w:val="0"/>
+                <w:sz w:val="18"/>
+                <w:szCs w:val="18"/>
+              </w:rPr>
+            </w:pPr>
+            <w:r>
+              <w:rPr>
+                <w:rFonts w:ascii="Segoe UI" w:eastAsia="Segoe UI" w:hAnsi="Segoe UI" w:cs="Segoe UI" w:hint="default"/>
+                <w:i w:val="0"/>
+                <w:iCs w:val="0"/>
+                <w:caps w:val="0"/>
+                <w:snapToGrid w:val="0"/>
+                <w:color w:val="000000"/>
+                <w:spacing w:val="0"/>
+                <w:kern w:val="0"/>
+                <w:sz w:val="18"/>
+                <w:szCs w:val="18"/>
+                <w:lang w:val="en-US" w:eastAsia="zh-CN"/>
+              </w:rPr>
+              <w:t>核心业务数据丢失不超过1小时。</w:t>
+            </w:r>
+          </w:p>
+        </w:tc>
+        <w:tc>
+          <w:tcPr>
+            <w:tcW w:w="3912" w:type="dxa"/>
+            <w:shd w:val="clear" w:color="auto" w:fill="auto"/>
+            <w:tcMar>
+              <w:top w:w="120" w:type="dxa"/>
+              <w:left w:w="192" w:type="dxa"/>
+              <w:bottom w:w="120" w:type="dxa"/>
+              <w:right w:w="192" w:type="dxa"/>
+            </w:tcMar>
+            <w:vAlign w:val="center"/>
+          </w:tcPr>
+          <w:p>
+            <w:pPr>
+              <w:keepNext w:val="0"/>
+              <w:keepLines w:val="0"/>
+              <w:widowControl/>
+              <w:suppressLineNumbers w:val="0"/>
+              <w:spacing w:line="300" w:lineRule="atLeast"/>
+              <w:jc w:val="left"/>
+              <w:rPr>
+                <w:rFonts w:ascii="Segoe UI" w:eastAsia="Segoe UI" w:hAnsi="Segoe UI" w:cs="Segoe UI" w:hint="default"/>
+                <w:i w:val="0"/>
+                <w:iCs w:val="0"/>
+                <w:caps w:val="0"/>
+                <w:color w:val="0F1115"/>
+                <w:spacing w:val="0"/>
+                <w:sz w:val="18"/>
+                <w:szCs w:val="18"/>
+              </w:rPr>
+            </w:pPr>
+            <w:r>
+              <w:rPr>
+                <w:rFonts w:ascii="Segoe UI" w:eastAsia="Segoe UI" w:hAnsi="Segoe UI" w:cs="Segoe UI" w:hint="default"/>
+                <w:i w:val="0"/>
+                <w:iCs w:val="0"/>
+                <w:caps w:val="0"/>
+                <w:snapToGrid w:val="0"/>
+                <w:color w:val="000000"/>
+                <w:spacing w:val="0"/>
+                <w:kern w:val="0"/>
+                <w:sz w:val="18"/>
+                <w:szCs w:val="18"/>
+                <w:lang w:val="en-US" w:eastAsia="zh-CN"/>
+              </w:rPr>
+              <w:t>通过“主从同步+每日增量备份”机制，实际数据损失窗口约为 </w:t>
+            </w:r>
+            <w:r>
+              <w:rPr>
+                <w:rStyle w:val="Strong"/>
+                <w:rFonts w:ascii="Segoe UI" w:eastAsia="Segoe UI" w:hAnsi="Segoe UI" w:cs="Segoe UI" w:hint="default"/>
+                <w:b/>
+                <w:bCs/>
+                <w:i w:val="0"/>
+                <w:iCs w:val="0"/>
+                <w:caps w:val="0"/>
+                <w:snapToGrid w:val="0"/>
+                <w:color w:val="000000"/>
+                <w:spacing w:val="0"/>
+                <w:kern w:val="0"/>
+                <w:sz w:val="18"/>
+                <w:szCs w:val="18"/>
+                <w:lang w:val="en-US" w:eastAsia="zh-CN"/>
+              </w:rPr>
+              <w:t>5分钟</w:t>
+            </w:r>
+            <w:r>
+              <w:rPr>
+                <w:rFonts w:ascii="Segoe UI" w:eastAsia="Segoe UI" w:hAnsi="Segoe UI" w:cs="Segoe UI" w:hint="default"/>
+                <w:i w:val="0"/>
+                <w:iCs w:val="0"/>
+                <w:caps w:val="0"/>
+                <w:snapToGrid w:val="0"/>
+                <w:color w:val="000000"/>
+                <w:spacing w:val="0"/>
+                <w:kern w:val="0"/>
+                <w:sz w:val="18"/>
+                <w:szCs w:val="18"/>
+                <w:lang w:val="en-US" w:eastAsia="zh-CN"/>
+              </w:rPr>
+              <w:t>（故障发生至最后同步时间点）。</w:t>
+            </w:r>
+          </w:p>
+        </w:tc>
+        <w:tc>
+          <w:tcPr>
+            <w:tcW w:w="1219" w:type="dxa"/>
+            <w:shd w:val="clear" w:color="auto" w:fill="auto"/>
+            <w:tcMar>
+              <w:top w:w="120" w:type="dxa"/>
+              <w:left w:w="192" w:type="dxa"/>
+              <w:bottom w:w="120" w:type="dxa"/>
+              <w:right w:w="0" w:type="dxa"/>
+            </w:tcMar>
+            <w:vAlign w:val="center"/>
+          </w:tcPr>
+          <w:p>
+            <w:pPr>
+              <w:keepNext w:val="0"/>
+              <w:keepLines w:val="0"/>
+              <w:widowControl/>
+              <w:suppressLineNumbers w:val="0"/>
+              <w:spacing w:line="300" w:lineRule="atLeast"/>
+              <w:ind w:left="0" w:right="0" w:firstLine="0" w:leftChars="0" w:rightChars="0" w:firstLineChars="0"/>
+              <w:jc w:val="center"/>
+              <w:rPr>
+                <w:rFonts w:ascii="Segoe UI" w:eastAsia="Segoe UI" w:hAnsi="Segoe UI" w:cs="Segoe UI" w:hint="default"/>
+                <w:i w:val="0"/>
+                <w:iCs w:val="0"/>
+                <w:caps w:val="0"/>
+                <w:color w:val="0F1115"/>
+                <w:spacing w:val="0"/>
+                <w:sz w:val="18"/>
+                <w:szCs w:val="18"/>
+              </w:rPr>
+            </w:pPr>
+            <w:r>
+              <w:rPr>
+                <w:rStyle w:val="Strong"/>
+                <w:rFonts w:ascii="Segoe UI" w:eastAsia="Segoe UI" w:hAnsi="Segoe UI" w:cs="Segoe UI" w:hint="default"/>
+                <w:b/>
+                <w:bCs/>
+                <w:i w:val="0"/>
+                <w:iCs w:val="0"/>
+                <w:caps w:val="0"/>
+                <w:snapToGrid w:val="0"/>
+                <w:color w:val="000000"/>
+                <w:spacing w:val="0"/>
+                <w:kern w:val="0"/>
+                <w:sz w:val="18"/>
+                <w:szCs w:val="18"/>
+                <w:lang w:val="en-US" w:eastAsia="zh-CN"/>
+              </w:rPr>
+              <w:t>超额达标</w:t>
+            </w:r>
+          </w:p>
+        </w:tc>
+      </w:tr>
+      <w:tr>
+        <w:tblPrEx>
+          <w:tblW w:w="0" w:type="auto"/>
+          <w:tblInd w:w="0" w:type="dxa"/>
+          <w:shd w:val="clear" w:color="auto" w:fill="auto"/>
+          <w:tblCellMar>
+            <w:top w:w="15" w:type="dxa"/>
+            <w:left w:w="15" w:type="dxa"/>
+            <w:bottom w:w="15" w:type="dxa"/>
+            <w:right w:w="15" w:type="dxa"/>
+          </w:tblCellMar>
+        </w:tblPrEx>
+        <w:tc>
+          <w:tcPr>
+            <w:tcW w:w="0" w:type="auto"/>
+            <w:shd w:val="clear" w:color="auto" w:fill="auto"/>
+            <w:tcMar>
+              <w:top w:w="120" w:type="dxa"/>
+              <w:left w:w="0" w:type="dxa"/>
+              <w:bottom w:w="120" w:type="dxa"/>
+              <w:right w:w="192" w:type="dxa"/>
+            </w:tcMar>
+            <w:vAlign w:val="center"/>
+          </w:tcPr>
+          <w:p>
+            <w:pPr>
+              <w:keepNext w:val="0"/>
+              <w:keepLines w:val="0"/>
+              <w:widowControl/>
+              <w:suppressLineNumbers w:val="0"/>
+              <w:spacing w:line="300" w:lineRule="atLeast"/>
+              <w:jc w:val="left"/>
+              <w:rPr>
+                <w:rFonts w:ascii="Segoe UI" w:eastAsia="Segoe UI" w:hAnsi="Segoe UI" w:cs="Segoe UI" w:hint="default"/>
+                <w:i w:val="0"/>
+                <w:iCs w:val="0"/>
+                <w:caps w:val="0"/>
+                <w:color w:val="0F1115"/>
+                <w:spacing w:val="0"/>
+                <w:sz w:val="18"/>
+                <w:szCs w:val="18"/>
+              </w:rPr>
+            </w:pPr>
+            <w:r>
+              <w:rPr>
+                <w:rStyle w:val="Strong"/>
+                <w:rFonts w:ascii="Segoe UI" w:eastAsia="Segoe UI" w:hAnsi="Segoe UI" w:cs="Segoe UI" w:hint="default"/>
+                <w:b/>
+                <w:bCs/>
+                <w:i w:val="0"/>
+                <w:iCs w:val="0"/>
+                <w:caps w:val="0"/>
+                <w:snapToGrid w:val="0"/>
+                <w:color w:val="000000"/>
+                <w:spacing w:val="0"/>
+                <w:kern w:val="0"/>
+                <w:sz w:val="18"/>
+                <w:szCs w:val="18"/>
+                <w:lang w:val="en-US" w:eastAsia="zh-CN"/>
+              </w:rPr>
+              <w:t>连续性目标 (BCP RTO)</w:t>
+            </w:r>
+          </w:p>
+        </w:tc>
+        <w:tc>
+          <w:tcPr>
+            <w:tcW w:w="0" w:type="auto"/>
+            <w:shd w:val="clear" w:color="auto" w:fill="auto"/>
+            <w:tcMar>
+              <w:top w:w="120" w:type="dxa"/>
+              <w:left w:w="192" w:type="dxa"/>
+              <w:bottom w:w="120" w:type="dxa"/>
+              <w:right w:w="192" w:type="dxa"/>
+            </w:tcMar>
+            <w:vAlign w:val="center"/>
+          </w:tcPr>
+          <w:p>
+            <w:pPr>
+              <w:keepNext w:val="0"/>
+              <w:keepLines w:val="0"/>
+              <w:widowControl/>
+              <w:suppressLineNumbers w:val="0"/>
+              <w:spacing w:line="300" w:lineRule="atLeast"/>
+              <w:jc w:val="left"/>
+              <w:rPr>
+                <w:rFonts w:ascii="Segoe UI" w:eastAsia="Segoe UI" w:hAnsi="Segoe UI" w:cs="Segoe UI" w:hint="default"/>
+                <w:i w:val="0"/>
+                <w:iCs w:val="0"/>
+                <w:caps w:val="0"/>
+                <w:color w:val="0F1115"/>
+                <w:spacing w:val="0"/>
+                <w:sz w:val="18"/>
+                <w:szCs w:val="18"/>
+              </w:rPr>
+            </w:pPr>
+            <w:r>
+              <w:rPr>
+                <w:rFonts w:ascii="Segoe UI" w:eastAsia="Segoe UI" w:hAnsi="Segoe UI" w:cs="Segoe UI" w:hint="default"/>
+                <w:i w:val="0"/>
+                <w:iCs w:val="0"/>
+                <w:caps w:val="0"/>
+                <w:snapToGrid w:val="0"/>
+                <w:color w:val="000000"/>
+                <w:spacing w:val="0"/>
+                <w:kern w:val="0"/>
+                <w:sz w:val="18"/>
+                <w:szCs w:val="18"/>
+                <w:lang w:val="en-US" w:eastAsia="zh-CN"/>
+              </w:rPr>
+              <w:t>灾难场景下，24小时内在备用站点恢复关键服务。</w:t>
+            </w:r>
+          </w:p>
+        </w:tc>
+        <w:tc>
+          <w:tcPr>
+            <w:tcW w:w="3912" w:type="dxa"/>
+            <w:shd w:val="clear" w:color="auto" w:fill="auto"/>
+            <w:tcMar>
+              <w:top w:w="120" w:type="dxa"/>
+              <w:left w:w="192" w:type="dxa"/>
+              <w:bottom w:w="120" w:type="dxa"/>
+              <w:right w:w="192" w:type="dxa"/>
+            </w:tcMar>
+            <w:vAlign w:val="center"/>
+          </w:tcPr>
+          <w:p>
+            <w:pPr>
+              <w:keepNext w:val="0"/>
+              <w:keepLines w:val="0"/>
+              <w:widowControl/>
+              <w:suppressLineNumbers w:val="0"/>
+              <w:spacing w:line="300" w:lineRule="atLeast"/>
+              <w:jc w:val="left"/>
+              <w:rPr>
+                <w:rFonts w:ascii="Segoe UI" w:eastAsia="Segoe UI" w:hAnsi="Segoe UI" w:cs="Segoe UI" w:hint="default"/>
+                <w:i w:val="0"/>
+                <w:iCs w:val="0"/>
+                <w:caps w:val="0"/>
+                <w:color w:val="0F1115"/>
+                <w:spacing w:val="0"/>
+                <w:sz w:val="18"/>
+                <w:szCs w:val="18"/>
+              </w:rPr>
+            </w:pPr>
+            <w:r>
+              <w:rPr>
+                <w:rFonts w:ascii="Segoe UI" w:eastAsia="Segoe UI" w:hAnsi="Segoe UI" w:cs="Segoe UI" w:hint="default"/>
+                <w:i w:val="0"/>
+                <w:iCs w:val="0"/>
+                <w:caps w:val="0"/>
+                <w:snapToGrid w:val="0"/>
+                <w:color w:val="000000"/>
+                <w:spacing w:val="0"/>
+                <w:kern w:val="0"/>
+                <w:sz w:val="18"/>
+                <w:szCs w:val="18"/>
+                <w:lang w:val="en-US" w:eastAsia="zh-CN"/>
+              </w:rPr>
+              <w:t>通过年度模拟切换演练验证，在备用云环境成功恢复核心数据库与应用服务，总耗时 </w:t>
+            </w:r>
+            <w:r>
+              <w:rPr>
+                <w:rStyle w:val="Strong"/>
+                <w:rFonts w:ascii="Segoe UI" w:eastAsia="Segoe UI" w:hAnsi="Segoe UI" w:cs="Segoe UI" w:hint="default"/>
+                <w:b/>
+                <w:bCs/>
+                <w:i w:val="0"/>
+                <w:iCs w:val="0"/>
+                <w:caps w:val="0"/>
+                <w:snapToGrid w:val="0"/>
+                <w:color w:val="000000"/>
+                <w:spacing w:val="0"/>
+                <w:kern w:val="0"/>
+                <w:sz w:val="18"/>
+                <w:szCs w:val="18"/>
+                <w:lang w:val="en-US" w:eastAsia="zh-CN"/>
+              </w:rPr>
+              <w:t>18小时40分钟</w:t>
+            </w:r>
+            <w:r>
+              <w:rPr>
+                <w:rFonts w:ascii="Segoe UI" w:eastAsia="Segoe UI" w:hAnsi="Segoe UI" w:cs="Segoe UI" w:hint="default"/>
+                <w:i w:val="0"/>
+                <w:iCs w:val="0"/>
+                <w:caps w:val="0"/>
+                <w:snapToGrid w:val="0"/>
+                <w:color w:val="000000"/>
+                <w:spacing w:val="0"/>
+                <w:kern w:val="0"/>
+                <w:sz w:val="18"/>
+                <w:szCs w:val="18"/>
+                <w:lang w:val="en-US" w:eastAsia="zh-CN"/>
+              </w:rPr>
+              <w:t>。</w:t>
+            </w:r>
+          </w:p>
+        </w:tc>
+        <w:tc>
+          <w:tcPr>
+            <w:tcW w:w="1219" w:type="dxa"/>
+            <w:shd w:val="clear" w:color="auto" w:fill="auto"/>
+            <w:tcMar>
+              <w:top w:w="120" w:type="dxa"/>
+              <w:left w:w="192" w:type="dxa"/>
+              <w:bottom w:w="120" w:type="dxa"/>
+              <w:right w:w="0" w:type="dxa"/>
+            </w:tcMar>
+            <w:vAlign w:val="center"/>
+          </w:tcPr>
+          <w:p>
+            <w:pPr>
+              <w:keepNext w:val="0"/>
+              <w:keepLines w:val="0"/>
+              <w:widowControl/>
+              <w:suppressLineNumbers w:val="0"/>
+              <w:spacing w:line="300" w:lineRule="atLeast"/>
+              <w:ind w:left="0" w:right="0" w:firstLine="0" w:leftChars="0" w:rightChars="0" w:firstLineChars="0"/>
+              <w:jc w:val="center"/>
+              <w:rPr>
+                <w:rFonts w:ascii="Segoe UI" w:eastAsia="Segoe UI" w:hAnsi="Segoe UI" w:cs="Segoe UI" w:hint="default"/>
+                <w:i w:val="0"/>
+                <w:iCs w:val="0"/>
+                <w:caps w:val="0"/>
+                <w:color w:val="0F1115"/>
+                <w:spacing w:val="0"/>
+                <w:sz w:val="18"/>
+                <w:szCs w:val="18"/>
+              </w:rPr>
+            </w:pPr>
+            <w:r>
+              <w:rPr>
+                <w:rStyle w:val="Strong"/>
+                <w:rFonts w:ascii="Segoe UI" w:eastAsia="Segoe UI" w:hAnsi="Segoe UI" w:cs="Segoe UI" w:hint="default"/>
+                <w:b/>
+                <w:bCs/>
+                <w:i w:val="0"/>
+                <w:iCs w:val="0"/>
+                <w:caps w:val="0"/>
+                <w:snapToGrid w:val="0"/>
+                <w:color w:val="000000"/>
+                <w:spacing w:val="0"/>
+                <w:kern w:val="0"/>
+                <w:sz w:val="18"/>
+                <w:szCs w:val="18"/>
+                <w:lang w:val="en-US" w:eastAsia="zh-CN"/>
+              </w:rPr>
+              <w:t>达标</w:t>
+            </w:r>
+          </w:p>
+        </w:tc>
+      </w:tr>
+      <w:tr>
+        <w:tblPrEx>
+          <w:tblW w:w="0" w:type="auto"/>
+          <w:tblInd w:w="0" w:type="dxa"/>
+          <w:shd w:val="clear" w:color="auto" w:fill="auto"/>
+          <w:tblCellMar>
+            <w:top w:w="15" w:type="dxa"/>
+            <w:left w:w="15" w:type="dxa"/>
+            <w:bottom w:w="15" w:type="dxa"/>
+            <w:right w:w="15" w:type="dxa"/>
+          </w:tblCellMar>
+        </w:tblPrEx>
+        <w:tc>
+          <w:tcPr>
+            <w:tcW w:w="0" w:type="auto"/>
+            <w:shd w:val="clear" w:color="auto" w:fill="auto"/>
+            <w:tcMar>
+              <w:top w:w="120" w:type="dxa"/>
+              <w:left w:w="0" w:type="dxa"/>
+              <w:bottom w:w="120" w:type="dxa"/>
+              <w:right w:w="192" w:type="dxa"/>
+            </w:tcMar>
+            <w:vAlign w:val="center"/>
+          </w:tcPr>
+          <w:p>
+            <w:pPr>
+              <w:keepNext w:val="0"/>
+              <w:keepLines w:val="0"/>
+              <w:widowControl/>
+              <w:suppressLineNumbers w:val="0"/>
+              <w:spacing w:line="300" w:lineRule="atLeast"/>
+              <w:jc w:val="left"/>
+              <w:rPr>
+                <w:rFonts w:ascii="Segoe UI" w:eastAsia="Segoe UI" w:hAnsi="Segoe UI" w:cs="Segoe UI" w:hint="default"/>
+                <w:i w:val="0"/>
+                <w:iCs w:val="0"/>
+                <w:caps w:val="0"/>
+                <w:color w:val="0F1115"/>
+                <w:spacing w:val="0"/>
+                <w:sz w:val="18"/>
+                <w:szCs w:val="18"/>
+              </w:rPr>
+            </w:pPr>
+            <w:r>
+              <w:rPr>
+                <w:rStyle w:val="Strong"/>
+                <w:rFonts w:ascii="Segoe UI" w:eastAsia="Segoe UI" w:hAnsi="Segoe UI" w:cs="Segoe UI" w:hint="default"/>
+                <w:b/>
+                <w:bCs/>
+                <w:i w:val="0"/>
+                <w:iCs w:val="0"/>
+                <w:caps w:val="0"/>
+                <w:snapToGrid w:val="0"/>
+                <w:color w:val="000000"/>
+                <w:spacing w:val="0"/>
+                <w:kern w:val="0"/>
+                <w:sz w:val="18"/>
+                <w:szCs w:val="18"/>
+                <w:lang w:val="en-US" w:eastAsia="zh-CN"/>
+              </w:rPr>
+              <w:t>连续性目标 (BCP RPO)</w:t>
+            </w:r>
+          </w:p>
+        </w:tc>
+        <w:tc>
+          <w:tcPr>
+            <w:tcW w:w="0" w:type="auto"/>
+            <w:shd w:val="clear" w:color="auto" w:fill="auto"/>
+            <w:tcMar>
+              <w:top w:w="120" w:type="dxa"/>
+              <w:left w:w="192" w:type="dxa"/>
+              <w:bottom w:w="120" w:type="dxa"/>
+              <w:right w:w="192" w:type="dxa"/>
+            </w:tcMar>
+            <w:vAlign w:val="center"/>
+          </w:tcPr>
+          <w:p>
+            <w:pPr>
+              <w:keepNext w:val="0"/>
+              <w:keepLines w:val="0"/>
+              <w:widowControl/>
+              <w:suppressLineNumbers w:val="0"/>
+              <w:spacing w:line="300" w:lineRule="atLeast"/>
+              <w:jc w:val="left"/>
+              <w:rPr>
+                <w:rFonts w:ascii="Segoe UI" w:eastAsia="Segoe UI" w:hAnsi="Segoe UI" w:cs="Segoe UI" w:hint="default"/>
+                <w:i w:val="0"/>
+                <w:iCs w:val="0"/>
+                <w:caps w:val="0"/>
+                <w:color w:val="0F1115"/>
+                <w:spacing w:val="0"/>
+                <w:sz w:val="18"/>
+                <w:szCs w:val="18"/>
+              </w:rPr>
+            </w:pPr>
+            <w:r>
+              <w:rPr>
+                <w:rFonts w:ascii="Segoe UI" w:eastAsia="Segoe UI" w:hAnsi="Segoe UI" w:cs="Segoe UI" w:hint="default"/>
+                <w:i w:val="0"/>
+                <w:iCs w:val="0"/>
+                <w:caps w:val="0"/>
+                <w:snapToGrid w:val="0"/>
+                <w:color w:val="000000"/>
+                <w:spacing w:val="0"/>
+                <w:kern w:val="0"/>
+                <w:sz w:val="18"/>
+                <w:szCs w:val="18"/>
+                <w:lang w:val="en-US" w:eastAsia="zh-CN"/>
+              </w:rPr>
+              <w:t>灾难场景下，核心数据损失不超过24小时。</w:t>
+            </w:r>
+          </w:p>
+        </w:tc>
+        <w:tc>
+          <w:tcPr>
+            <w:tcW w:w="3912" w:type="dxa"/>
+            <w:shd w:val="clear" w:color="auto" w:fill="auto"/>
+            <w:tcMar>
+              <w:top w:w="120" w:type="dxa"/>
+              <w:left w:w="192" w:type="dxa"/>
+              <w:bottom w:w="120" w:type="dxa"/>
+              <w:right w:w="192" w:type="dxa"/>
+            </w:tcMar>
+            <w:vAlign w:val="center"/>
+          </w:tcPr>
+          <w:p>
+            <w:pPr>
+              <w:keepNext w:val="0"/>
+              <w:keepLines w:val="0"/>
+              <w:widowControl/>
+              <w:suppressLineNumbers w:val="0"/>
+              <w:spacing w:line="300" w:lineRule="atLeast"/>
+              <w:jc w:val="left"/>
+              <w:rPr>
+                <w:rFonts w:ascii="Segoe UI" w:eastAsia="Segoe UI" w:hAnsi="Segoe UI" w:cs="Segoe UI" w:hint="default"/>
+                <w:i w:val="0"/>
+                <w:iCs w:val="0"/>
+                <w:caps w:val="0"/>
+                <w:color w:val="0F1115"/>
+                <w:spacing w:val="0"/>
+                <w:sz w:val="18"/>
+                <w:szCs w:val="18"/>
+              </w:rPr>
+            </w:pPr>
+            <w:r>
+              <w:rPr>
+                <w:rFonts w:ascii="Segoe UI" w:eastAsia="Segoe UI" w:hAnsi="Segoe UI" w:cs="Segoe UI" w:hint="default"/>
+                <w:i w:val="0"/>
+                <w:iCs w:val="0"/>
+                <w:caps w:val="0"/>
+                <w:snapToGrid w:val="0"/>
+                <w:color w:val="000000"/>
+                <w:spacing w:val="0"/>
+                <w:kern w:val="0"/>
+                <w:sz w:val="18"/>
+                <w:szCs w:val="18"/>
+                <w:lang w:val="en-US" w:eastAsia="zh-CN"/>
+              </w:rPr>
+              <w:t>异地备份数据同步延迟最大为 </w:t>
+            </w:r>
+            <w:r>
+              <w:rPr>
+                <w:rStyle w:val="Strong"/>
+                <w:rFonts w:ascii="Segoe UI" w:eastAsia="Segoe UI" w:hAnsi="Segoe UI" w:cs="Segoe UI" w:hint="default"/>
+                <w:b/>
+                <w:bCs/>
+                <w:i w:val="0"/>
+                <w:iCs w:val="0"/>
+                <w:caps w:val="0"/>
+                <w:snapToGrid w:val="0"/>
+                <w:color w:val="000000"/>
+                <w:spacing w:val="0"/>
+                <w:kern w:val="0"/>
+                <w:sz w:val="18"/>
+                <w:szCs w:val="18"/>
+                <w:lang w:val="en-US" w:eastAsia="zh-CN"/>
+              </w:rPr>
+              <w:t>12小时</w:t>
+            </w:r>
+            <w:r>
+              <w:rPr>
+                <w:rFonts w:ascii="Segoe UI" w:eastAsia="Segoe UI" w:hAnsi="Segoe UI" w:cs="Segoe UI" w:hint="default"/>
+                <w:i w:val="0"/>
+                <w:iCs w:val="0"/>
+                <w:caps w:val="0"/>
+                <w:snapToGrid w:val="0"/>
+                <w:color w:val="000000"/>
+                <w:spacing w:val="0"/>
+                <w:kern w:val="0"/>
+                <w:sz w:val="18"/>
+                <w:szCs w:val="18"/>
+                <w:lang w:val="en-US" w:eastAsia="zh-CN"/>
+              </w:rPr>
+              <w:t>，满足目标要求。</w:t>
+            </w:r>
+          </w:p>
+        </w:tc>
+        <w:tc>
+          <w:tcPr>
+            <w:tcW w:w="1219" w:type="dxa"/>
+            <w:shd w:val="clear" w:color="auto" w:fill="auto"/>
+            <w:tcMar>
+              <w:top w:w="120" w:type="dxa"/>
+              <w:left w:w="192" w:type="dxa"/>
+              <w:bottom w:w="120" w:type="dxa"/>
+              <w:right w:w="0" w:type="dxa"/>
+            </w:tcMar>
+            <w:vAlign w:val="center"/>
+          </w:tcPr>
+          <w:p>
+            <w:pPr>
+              <w:keepNext w:val="0"/>
+              <w:keepLines w:val="0"/>
+              <w:widowControl/>
+              <w:suppressLineNumbers w:val="0"/>
+              <w:spacing w:line="300" w:lineRule="atLeast"/>
+              <w:ind w:left="0" w:right="0" w:firstLine="0" w:leftChars="0" w:rightChars="0" w:firstLineChars="0"/>
+              <w:jc w:val="center"/>
+              <w:rPr>
+                <w:rFonts w:ascii="Segoe UI" w:eastAsia="Segoe UI" w:hAnsi="Segoe UI" w:cs="Segoe UI" w:hint="default"/>
+                <w:i w:val="0"/>
+                <w:iCs w:val="0"/>
+                <w:caps w:val="0"/>
+                <w:color w:val="0F1115"/>
+                <w:spacing w:val="0"/>
+                <w:sz w:val="18"/>
+                <w:szCs w:val="18"/>
+              </w:rPr>
+            </w:pPr>
+            <w:r>
+              <w:rPr>
+                <w:rStyle w:val="Strong"/>
+                <w:rFonts w:ascii="Segoe UI" w:eastAsia="Segoe UI" w:hAnsi="Segoe UI" w:cs="Segoe UI" w:hint="default"/>
                 <w:b/>
                 <w:bCs/>
                 <w:i w:val="0"/>
@@ -4155,7 +4007,7 @@
     </w:tbl>
     <w:p>
       <w:pPr>
-        <w:pStyle w:val="28"/>
+        <w:pStyle w:val="1"/>
         <w:bidi w:val="0"/>
         <w:rPr>
           <w:rFonts w:hint="default"/>
@@ -4174,7 +4026,7 @@
     </w:p>
     <w:p>
       <w:pPr>
-        <w:pStyle w:val="30"/>
+        <w:pStyle w:val="2"/>
         <w:bidi w:val="0"/>
         <w:rPr>
           <w:rFonts w:hint="default"/>
@@ -4193,7 +4045,7 @@
     </w:p>
     <w:p>
       <w:pPr>
-        <w:pStyle w:val="29"/>
+        <w:pStyle w:val="a1"/>
         <w:keepNext w:val="0"/>
         <w:keepLines w:val="0"/>
         <w:pageBreakBefore w:val="0"/>
@@ -4223,7 +4075,7 @@
     </w:p>
     <w:p>
       <w:pPr>
-        <w:pStyle w:val="29"/>
+        <w:pStyle w:val="a1"/>
         <w:keepNext w:val="0"/>
         <w:keepLines w:val="0"/>
         <w:pageBreakBefore w:val="0"/>
@@ -4253,7 +4105,7 @@
     </w:p>
     <w:p>
       <w:pPr>
-        <w:pStyle w:val="29"/>
+        <w:pStyle w:val="a1"/>
         <w:keepNext w:val="0"/>
         <w:keepLines w:val="0"/>
         <w:pageBreakBefore w:val="0"/>
@@ -4283,7 +4135,7 @@
     </w:p>
     <w:p>
       <w:pPr>
-        <w:pStyle w:val="30"/>
+        <w:pStyle w:val="2"/>
         <w:bidi w:val="0"/>
         <w:rPr>
           <w:rFonts w:hint="default"/>
@@ -4302,7 +4154,7 @@
     </w:p>
     <w:p>
       <w:pPr>
-        <w:pStyle w:val="29"/>
+        <w:pStyle w:val="a1"/>
         <w:rPr>
           <w:rFonts w:hint="default"/>
           <w:lang w:val="en-US" w:eastAsia="zh-CN"/>
@@ -4318,7 +4170,7 @@
     </w:p>
     <w:p>
       <w:pPr>
-        <w:pStyle w:val="30"/>
+        <w:pStyle w:val="2"/>
         <w:bidi w:val="0"/>
         <w:rPr>
           <w:rFonts w:hint="default"/>
@@ -4337,7 +4189,7 @@
     </w:p>
     <w:p>
       <w:pPr>
-        <w:pStyle w:val="29"/>
+        <w:pStyle w:val="a1"/>
         <w:keepNext w:val="0"/>
         <w:keepLines w:val="0"/>
         <w:pageBreakBefore w:val="0"/>
@@ -4405,7 +4257,7 @@
     </w:p>
     <w:p>
       <w:pPr>
-        <w:pStyle w:val="29"/>
+        <w:pStyle w:val="a1"/>
         <w:keepNext w:val="0"/>
         <w:keepLines w:val="0"/>
         <w:pageBreakBefore w:val="0"/>
@@ -4435,7 +4287,7 @@
     </w:p>
     <w:p>
       <w:pPr>
-        <w:pStyle w:val="28"/>
+        <w:pStyle w:val="1"/>
         <w:bidi w:val="0"/>
         <w:rPr>
           <w:rFonts w:hint="default"/>
@@ -4454,7 +4306,7 @@
     </w:p>
     <w:p>
       <w:pPr>
-        <w:pStyle w:val="29"/>
+        <w:pStyle w:val="a1"/>
         <w:keepNext w:val="0"/>
         <w:keepLines w:val="0"/>
         <w:pageBreakBefore w:val="0"/>
@@ -4484,7 +4336,7 @@
     </w:p>
     <w:p>
       <w:pPr>
-        <w:pStyle w:val="29"/>
+        <w:pStyle w:val="a1"/>
         <w:keepNext w:val="0"/>
         <w:keepLines w:val="0"/>
         <w:pageBreakBefore w:val="0"/>
@@ -4514,7 +4366,7 @@
     </w:p>
     <w:p>
       <w:pPr>
-        <w:pStyle w:val="29"/>
+        <w:pStyle w:val="a1"/>
         <w:keepNext w:val="0"/>
         <w:keepLines w:val="0"/>
         <w:pageBreakBefore w:val="0"/>
@@ -4544,7 +4396,7 @@
     </w:p>
     <w:p>
       <w:pPr>
-        <w:pStyle w:val="28"/>
+        <w:pStyle w:val="1"/>
         <w:bidi w:val="0"/>
         <w:rPr>
           <w:rFonts w:hint="default"/>
@@ -4563,7 +4415,7 @@
     </w:p>
     <w:p>
       <w:pPr>
-        <w:pStyle w:val="29"/>
+        <w:pStyle w:val="a1"/>
         <w:keepNext w:val="0"/>
         <w:keepLines w:val="0"/>
         <w:pageBreakBefore w:val="0"/>
@@ -4590,22 +4442,10 @@
         </w:rPr>
         <w:t>质量部于2025年12月对本计划的执行情况进行了专项审计。审计认为：可用性与连续性管理活动按计划开展，记录完整，目标达成情况良好。同时提出1项观察项：备用环境的部分系统配置版本与生产环境存在细微差异，需纳入配置管理统一管控。该观察项已列入改进计划。</w:t>
       </w:r>
-      <w:r>
-        <w:rPr>
-          <w:rFonts w:hint="eastAsia"/>
-          <w:lang w:val="en-US" w:eastAsia="zh-CN"/>
-        </w:rPr>
-      </w:r>
-      <w:r>
-        <w:rPr>
-          <w:rFonts w:hint="default"/>
-          <w:lang w:val="en-US" w:eastAsia="zh-CN"/>
-        </w:rPr>
-      </w:r>
     </w:p>
     <w:p>
       <w:pPr>
-        <w:pStyle w:val="28"/>
+        <w:pStyle w:val="1"/>
         <w:bidi w:val="0"/>
         <w:rPr>
           <w:rFonts w:hint="default"/>
@@ -4639,19 +4479,18 @@
     </w:p>
     <w:tbl>
       <w:tblPr>
-        <w:tblStyle w:val="20"/>
+        <w:tblStyle w:val="TableNormal"/>
         <w:tblW w:w="0" w:type="auto"/>
         <w:tblInd w:w="0" w:type="dxa"/>
         <w:tblBorders>
-          <w:top w:val="single" w:color="auto" w:sz="4" w:space="0"/>
-          <w:left w:val="single" w:color="auto" w:sz="4" w:space="0"/>
-          <w:bottom w:val="single" w:color="auto" w:sz="4" w:space="0"/>
-          <w:right w:val="single" w:color="auto" w:sz="4" w:space="0"/>
-          <w:insideH w:val="single" w:color="auto" w:sz="4" w:space="0"/>
-          <w:insideV w:val="single" w:color="auto" w:sz="4" w:space="0"/>
+          <w:top w:val="single" w:sz="4" w:space="0" w:color="auto"/>
+          <w:left w:val="single" w:sz="4" w:space="0" w:color="auto"/>
+          <w:bottom w:val="single" w:sz="4" w:space="0" w:color="auto"/>
+          <w:right w:val="single" w:sz="4" w:space="0" w:color="auto"/>
+          <w:insideH w:val="single" w:sz="4" w:space="0" w:color="auto"/>
+          <w:insideV w:val="single" w:sz="4" w:space="0" w:color="auto"/>
         </w:tblBorders>
         <w:shd w:val="clear" w:color="auto" w:fill="auto"/>
-        <w:tblLayout w:type="autofit"/>
         <w:tblCellMar>
           <w:top w:w="15" w:type="dxa"/>
           <w:left w:w="15" w:type="dxa"/>
@@ -4669,13 +4508,15 @@
       </w:tblGrid>
       <w:tr>
         <w:tblPrEx>
+          <w:tblW w:w="0" w:type="auto"/>
+          <w:tblInd w:w="0" w:type="dxa"/>
           <w:tblBorders>
-            <w:top w:val="single" w:color="auto" w:sz="4" w:space="0"/>
-            <w:left w:val="single" w:color="auto" w:sz="4" w:space="0"/>
-            <w:bottom w:val="single" w:color="auto" w:sz="4" w:space="0"/>
-            <w:right w:val="single" w:color="auto" w:sz="4" w:space="0"/>
-            <w:insideH w:val="single" w:color="auto" w:sz="4" w:space="0"/>
-            <w:insideV w:val="single" w:color="auto" w:sz="4" w:space="0"/>
+            <w:top w:val="single" w:sz="4" w:space="0" w:color="auto"/>
+            <w:left w:val="single" w:sz="4" w:space="0" w:color="auto"/>
+            <w:bottom w:val="single" w:sz="4" w:space="0" w:color="auto"/>
+            <w:right w:val="single" w:sz="4" w:space="0" w:color="auto"/>
+            <w:insideH w:val="single" w:sz="4" w:space="0" w:color="auto"/>
+            <w:insideV w:val="single" w:sz="4" w:space="0" w:color="auto"/>
           </w:tblBorders>
           <w:shd w:val="clear" w:color="auto" w:fill="auto"/>
           <w:tblCellMar>
@@ -4709,7 +4550,7 @@
               <w:spacing w:line="300" w:lineRule="atLeast"/>
               <w:jc w:val="left"/>
               <w:rPr>
-                <w:rFonts w:ascii="Segoe UI" w:hAnsi="Segoe UI" w:eastAsia="Segoe UI" w:cs="Segoe UI"/>
+                <w:rFonts w:ascii="Segoe UI" w:eastAsia="Segoe UI" w:hAnsi="Segoe UI" w:cs="Segoe UI"/>
                 <w:i w:val="0"/>
                 <w:iCs w:val="0"/>
                 <w:caps w:val="0"/>
@@ -4721,7 +4562,7 @@
             </w:pPr>
             <w:r>
               <w:rPr>
-                <w:rFonts w:hint="default" w:ascii="Segoe UI" w:hAnsi="Segoe UI" w:eastAsia="Segoe UI" w:cs="Segoe UI"/>
+                <w:rFonts w:ascii="Segoe UI" w:eastAsia="Segoe UI" w:hAnsi="Segoe UI" w:cs="Segoe UI" w:hint="default"/>
                 <w:i w:val="0"/>
                 <w:iCs w:val="0"/>
                 <w:caps w:val="0"/>
@@ -4758,7 +4599,7 @@
               <w:spacing w:line="300" w:lineRule="atLeast"/>
               <w:jc w:val="left"/>
               <w:rPr>
-                <w:rFonts w:hint="default" w:ascii="Segoe UI" w:hAnsi="Segoe UI" w:eastAsia="Segoe UI" w:cs="Segoe UI"/>
+                <w:rFonts w:ascii="Segoe UI" w:eastAsia="Segoe UI" w:hAnsi="Segoe UI" w:cs="Segoe UI" w:hint="default"/>
                 <w:i w:val="0"/>
                 <w:iCs w:val="0"/>
                 <w:caps w:val="0"/>
@@ -4770,7 +4611,7 @@
             </w:pPr>
             <w:r>
               <w:rPr>
-                <w:rFonts w:hint="default" w:ascii="Segoe UI" w:hAnsi="Segoe UI" w:eastAsia="Segoe UI" w:cs="Segoe UI"/>
+                <w:rFonts w:ascii="Segoe UI" w:eastAsia="Segoe UI" w:hAnsi="Segoe UI" w:cs="Segoe UI" w:hint="default"/>
                 <w:i w:val="0"/>
                 <w:iCs w:val="0"/>
                 <w:caps w:val="0"/>
@@ -4807,7 +4648,7 @@
               <w:spacing w:line="300" w:lineRule="atLeast"/>
               <w:jc w:val="left"/>
               <w:rPr>
-                <w:rFonts w:hint="default" w:ascii="Segoe UI" w:hAnsi="Segoe UI" w:eastAsia="Segoe UI" w:cs="Segoe UI"/>
+                <w:rFonts w:ascii="Segoe UI" w:eastAsia="Segoe UI" w:hAnsi="Segoe UI" w:cs="Segoe UI" w:hint="default"/>
                 <w:i w:val="0"/>
                 <w:iCs w:val="0"/>
                 <w:caps w:val="0"/>
@@ -4819,7 +4660,7 @@
             </w:pPr>
             <w:r>
               <w:rPr>
-                <w:rFonts w:hint="default" w:ascii="Segoe UI" w:hAnsi="Segoe UI" w:eastAsia="Segoe UI" w:cs="Segoe UI"/>
+                <w:rFonts w:ascii="Segoe UI" w:eastAsia="Segoe UI" w:hAnsi="Segoe UI" w:cs="Segoe UI" w:hint="default"/>
                 <w:i w:val="0"/>
                 <w:iCs w:val="0"/>
                 <w:caps w:val="0"/>
@@ -4856,7 +4697,7 @@
               <w:spacing w:line="300" w:lineRule="atLeast"/>
               <w:jc w:val="left"/>
               <w:rPr>
-                <w:rFonts w:hint="default" w:ascii="Segoe UI" w:hAnsi="Segoe UI" w:eastAsia="Segoe UI" w:cs="Segoe UI"/>
+                <w:rFonts w:ascii="Segoe UI" w:eastAsia="Segoe UI" w:hAnsi="Segoe UI" w:cs="Segoe UI" w:hint="default"/>
                 <w:i w:val="0"/>
                 <w:iCs w:val="0"/>
                 <w:caps w:val="0"/>
@@ -4868,7 +4709,7 @@
             </w:pPr>
             <w:r>
               <w:rPr>
-                <w:rFonts w:hint="default" w:ascii="Segoe UI" w:hAnsi="Segoe UI" w:eastAsia="Segoe UI" w:cs="Segoe UI"/>
+                <w:rFonts w:ascii="Segoe UI" w:eastAsia="Segoe UI" w:hAnsi="Segoe UI" w:cs="Segoe UI" w:hint="default"/>
                 <w:i w:val="0"/>
                 <w:iCs w:val="0"/>
                 <w:caps w:val="0"/>
@@ -4905,7 +4746,7 @@
               <w:spacing w:line="300" w:lineRule="atLeast"/>
               <w:jc w:val="left"/>
               <w:rPr>
-                <w:rFonts w:hint="default" w:ascii="Segoe UI" w:hAnsi="Segoe UI" w:eastAsia="Segoe UI" w:cs="Segoe UI"/>
+                <w:rFonts w:ascii="Segoe UI" w:eastAsia="Segoe UI" w:hAnsi="Segoe UI" w:cs="Segoe UI" w:hint="default"/>
                 <w:i w:val="0"/>
                 <w:iCs w:val="0"/>
                 <w:caps w:val="0"/>
@@ -4917,7 +4758,7 @@
             </w:pPr>
             <w:r>
               <w:rPr>
-                <w:rFonts w:hint="default" w:ascii="Segoe UI" w:hAnsi="Segoe UI" w:eastAsia="Segoe UI" w:cs="Segoe UI"/>
+                <w:rFonts w:ascii="Segoe UI" w:eastAsia="Segoe UI" w:hAnsi="Segoe UI" w:cs="Segoe UI" w:hint="default"/>
                 <w:i w:val="0"/>
                 <w:iCs w:val="0"/>
                 <w:caps w:val="0"/>
@@ -4954,7 +4795,7 @@
               <w:spacing w:line="300" w:lineRule="atLeast"/>
               <w:jc w:val="left"/>
               <w:rPr>
-                <w:rFonts w:hint="default" w:ascii="Segoe UI" w:hAnsi="Segoe UI" w:eastAsia="Segoe UI" w:cs="Segoe UI"/>
+                <w:rFonts w:ascii="Segoe UI" w:eastAsia="Segoe UI" w:hAnsi="Segoe UI" w:cs="Segoe UI" w:hint="default"/>
                 <w:i w:val="0"/>
                 <w:iCs w:val="0"/>
                 <w:caps w:val="0"/>
@@ -4966,7 +4807,7 @@
             </w:pPr>
             <w:r>
               <w:rPr>
-                <w:rFonts w:hint="default" w:ascii="Segoe UI" w:hAnsi="Segoe UI" w:eastAsia="Segoe UI" w:cs="Segoe UI"/>
+                <w:rFonts w:ascii="Segoe UI" w:eastAsia="Segoe UI" w:hAnsi="Segoe UI" w:cs="Segoe UI" w:hint="default"/>
                 <w:i w:val="0"/>
                 <w:iCs w:val="0"/>
                 <w:caps w:val="0"/>
@@ -4985,14 +4826,9 @@
       </w:tr>
       <w:tr>
         <w:tblPrEx>
-          <w:tblBorders>
-            <w:top w:val="single" w:color="auto" w:sz="4" w:space="0"/>
-            <w:left w:val="single" w:color="auto" w:sz="4" w:space="0"/>
-            <w:bottom w:val="single" w:color="auto" w:sz="4" w:space="0"/>
-            <w:right w:val="single" w:color="auto" w:sz="4" w:space="0"/>
-            <w:insideH w:val="single" w:color="auto" w:sz="4" w:space="0"/>
-            <w:insideV w:val="single" w:color="auto" w:sz="4" w:space="0"/>
-          </w:tblBorders>
+          <w:tblW w:w="0" w:type="auto"/>
+          <w:tblInd w:w="0" w:type="dxa"/>
+          <w:shd w:val="clear" w:color="auto" w:fill="auto"/>
           <w:tblCellMar>
             <w:top w:w="15" w:type="dxa"/>
             <w:left w:w="15" w:type="dxa"/>
@@ -5021,7 +4857,7 @@
               <w:spacing w:line="300" w:lineRule="atLeast"/>
               <w:jc w:val="left"/>
               <w:rPr>
-                <w:rFonts w:hint="default" w:ascii="Segoe UI" w:hAnsi="Segoe UI" w:eastAsia="Segoe UI" w:cs="Segoe UI"/>
+                <w:rFonts w:ascii="Segoe UI" w:eastAsia="Segoe UI" w:hAnsi="Segoe UI" w:cs="Segoe UI" w:hint="default"/>
                 <w:i w:val="0"/>
                 <w:iCs w:val="0"/>
                 <w:caps w:val="0"/>
@@ -5033,7 +4869,7 @@
             </w:pPr>
             <w:r>
               <w:rPr>
-                <w:rFonts w:hint="default" w:ascii="Segoe UI" w:hAnsi="Segoe UI" w:eastAsia="Segoe UI" w:cs="Segoe UI"/>
+                <w:rFonts w:ascii="Segoe UI" w:eastAsia="Segoe UI" w:hAnsi="Segoe UI" w:cs="Segoe UI" w:hint="default"/>
                 <w:i w:val="0"/>
                 <w:iCs w:val="0"/>
                 <w:caps w:val="0"/>
@@ -5070,7 +4906,7 @@
               <w:spacing w:line="300" w:lineRule="atLeast"/>
               <w:jc w:val="left"/>
               <w:rPr>
-                <w:rFonts w:hint="default" w:ascii="Segoe UI" w:hAnsi="Segoe UI" w:eastAsia="Segoe UI" w:cs="Segoe UI"/>
+                <w:rFonts w:ascii="Segoe UI" w:eastAsia="Segoe UI" w:hAnsi="Segoe UI" w:cs="Segoe UI" w:hint="default"/>
                 <w:i w:val="0"/>
                 <w:iCs w:val="0"/>
                 <w:caps w:val="0"/>
@@ -5082,7 +4918,7 @@
             </w:pPr>
             <w:r>
               <w:rPr>
-                <w:rFonts w:hint="default" w:ascii="Segoe UI" w:hAnsi="Segoe UI" w:eastAsia="Segoe UI" w:cs="Segoe UI"/>
+                <w:rFonts w:ascii="Segoe UI" w:eastAsia="Segoe UI" w:hAnsi="Segoe UI" w:cs="Segoe UI" w:hint="default"/>
                 <w:i w:val="0"/>
                 <w:iCs w:val="0"/>
                 <w:caps w:val="0"/>
@@ -5119,7 +4955,7 @@
               <w:spacing w:line="300" w:lineRule="atLeast"/>
               <w:jc w:val="left"/>
               <w:rPr>
-                <w:rFonts w:hint="default" w:ascii="Segoe UI" w:hAnsi="Segoe UI" w:eastAsia="Segoe UI" w:cs="Segoe UI"/>
+                <w:rFonts w:ascii="Segoe UI" w:eastAsia="Segoe UI" w:hAnsi="Segoe UI" w:cs="Segoe UI" w:hint="default"/>
                 <w:i w:val="0"/>
                 <w:iCs w:val="0"/>
                 <w:caps w:val="0"/>
@@ -5131,7 +4967,7 @@
             </w:pPr>
             <w:r>
               <w:rPr>
-                <w:rFonts w:hint="default" w:ascii="Segoe UI" w:hAnsi="Segoe UI" w:eastAsia="Segoe UI" w:cs="Segoe UI"/>
+                <w:rFonts w:ascii="Segoe UI" w:eastAsia="Segoe UI" w:hAnsi="Segoe UI" w:cs="Segoe UI" w:hint="default"/>
                 <w:i w:val="0"/>
                 <w:iCs w:val="0"/>
                 <w:caps w:val="0"/>
@@ -5168,7 +5004,7 @@
               <w:spacing w:line="300" w:lineRule="atLeast"/>
               <w:jc w:val="left"/>
               <w:rPr>
-                <w:rFonts w:hint="default" w:ascii="Segoe UI" w:hAnsi="Segoe UI" w:eastAsia="Segoe UI" w:cs="Segoe UI"/>
+                <w:rFonts w:ascii="Segoe UI" w:eastAsia="Segoe UI" w:hAnsi="Segoe UI" w:cs="Segoe UI" w:hint="default"/>
                 <w:i w:val="0"/>
                 <w:iCs w:val="0"/>
                 <w:caps w:val="0"/>
@@ -5180,7 +5016,7 @@
             </w:pPr>
             <w:r>
               <w:rPr>
-                <w:rFonts w:hint="default" w:ascii="Segoe UI" w:hAnsi="Segoe UI" w:eastAsia="Segoe UI" w:cs="Segoe UI"/>
+                <w:rFonts w:ascii="Segoe UI" w:eastAsia="Segoe UI" w:hAnsi="Segoe UI" w:cs="Segoe UI" w:hint="default"/>
                 <w:i w:val="0"/>
                 <w:iCs w:val="0"/>
                 <w:caps w:val="0"/>
@@ -5217,7 +5053,7 @@
               <w:spacing w:line="300" w:lineRule="atLeast"/>
               <w:jc w:val="left"/>
               <w:rPr>
-                <w:rFonts w:hint="default" w:ascii="Segoe UI" w:hAnsi="Segoe UI" w:eastAsia="Segoe UI" w:cs="Segoe UI"/>
+                <w:rFonts w:ascii="Segoe UI" w:eastAsia="Segoe UI" w:hAnsi="Segoe UI" w:cs="Segoe UI" w:hint="default"/>
                 <w:i w:val="0"/>
                 <w:iCs w:val="0"/>
                 <w:caps w:val="0"/>
@@ -5229,7 +5065,7 @@
             </w:pPr>
             <w:r>
               <w:rPr>
-                <w:rFonts w:hint="default" w:ascii="Segoe UI" w:hAnsi="Segoe UI" w:eastAsia="Segoe UI" w:cs="Segoe UI"/>
+                <w:rFonts w:ascii="Segoe UI" w:eastAsia="Segoe UI" w:hAnsi="Segoe UI" w:cs="Segoe UI" w:hint="default"/>
                 <w:i w:val="0"/>
                 <w:iCs w:val="0"/>
                 <w:caps w:val="0"/>
@@ -5266,7 +5102,7 @@
               <w:spacing w:line="300" w:lineRule="atLeast"/>
               <w:jc w:val="left"/>
               <w:rPr>
-                <w:rFonts w:hint="default" w:ascii="Segoe UI" w:hAnsi="Segoe UI" w:eastAsia="Segoe UI" w:cs="Segoe UI"/>
+                <w:rFonts w:ascii="Segoe UI" w:eastAsia="Segoe UI" w:hAnsi="Segoe UI" w:cs="Segoe UI" w:hint="default"/>
                 <w:i w:val="0"/>
                 <w:iCs w:val="0"/>
                 <w:caps w:val="0"/>
@@ -5278,7 +5114,7 @@
             </w:pPr>
             <w:r>
               <w:rPr>
-                <w:rFonts w:hint="default" w:ascii="Segoe UI" w:hAnsi="Segoe UI" w:eastAsia="Segoe UI" w:cs="Segoe UI"/>
+                <w:rFonts w:ascii="Segoe UI" w:eastAsia="Segoe UI" w:hAnsi="Segoe UI" w:cs="Segoe UI" w:hint="default"/>
                 <w:i w:val="0"/>
                 <w:iCs w:val="0"/>
                 <w:caps w:val="0"/>
@@ -5297,14 +5133,9 @@
       </w:tr>
       <w:tr>
         <w:tblPrEx>
-          <w:tblBorders>
-            <w:top w:val="single" w:color="auto" w:sz="4" w:space="0"/>
-            <w:left w:val="single" w:color="auto" w:sz="4" w:space="0"/>
-            <w:bottom w:val="single" w:color="auto" w:sz="4" w:space="0"/>
-            <w:right w:val="single" w:color="auto" w:sz="4" w:space="0"/>
-            <w:insideH w:val="single" w:color="auto" w:sz="4" w:space="0"/>
-            <w:insideV w:val="single" w:color="auto" w:sz="4" w:space="0"/>
-          </w:tblBorders>
+          <w:tblW w:w="0" w:type="auto"/>
+          <w:tblInd w:w="0" w:type="dxa"/>
+          <w:shd w:val="clear" w:color="auto" w:fill="auto"/>
           <w:tblCellMar>
             <w:top w:w="15" w:type="dxa"/>
             <w:left w:w="15" w:type="dxa"/>
@@ -5333,7 +5164,7 @@
               <w:spacing w:line="300" w:lineRule="atLeast"/>
               <w:jc w:val="left"/>
               <w:rPr>
-                <w:rFonts w:hint="default" w:ascii="Segoe UI" w:hAnsi="Segoe UI" w:eastAsia="Segoe UI" w:cs="Segoe UI"/>
+                <w:rFonts w:ascii="Segoe UI" w:eastAsia="Segoe UI" w:hAnsi="Segoe UI" w:cs="Segoe UI" w:hint="default"/>
                 <w:i w:val="0"/>
                 <w:iCs w:val="0"/>
                 <w:caps w:val="0"/>
@@ -5345,7 +5176,7 @@
             </w:pPr>
             <w:r>
               <w:rPr>
-                <w:rFonts w:hint="default" w:ascii="Segoe UI" w:hAnsi="Segoe UI" w:eastAsia="Segoe UI" w:cs="Segoe UI"/>
+                <w:rFonts w:ascii="Segoe UI" w:eastAsia="Segoe UI" w:hAnsi="Segoe UI" w:cs="Segoe UI" w:hint="default"/>
                 <w:i w:val="0"/>
                 <w:iCs w:val="0"/>
                 <w:caps w:val="0"/>
@@ -5382,7 +5213,7 @@
               <w:spacing w:line="300" w:lineRule="atLeast"/>
               <w:jc w:val="left"/>
               <w:rPr>
-                <w:rFonts w:hint="default" w:ascii="Segoe UI" w:hAnsi="Segoe UI" w:eastAsia="Segoe UI" w:cs="Segoe UI"/>
+                <w:rFonts w:ascii="Segoe UI" w:eastAsia="Segoe UI" w:hAnsi="Segoe UI" w:cs="Segoe UI" w:hint="default"/>
                 <w:i w:val="0"/>
                 <w:iCs w:val="0"/>
                 <w:caps w:val="0"/>
@@ -5394,7 +5225,7 @@
             </w:pPr>
             <w:r>
               <w:rPr>
-                <w:rFonts w:hint="default" w:ascii="Segoe UI" w:hAnsi="Segoe UI" w:eastAsia="Segoe UI" w:cs="Segoe UI"/>
+                <w:rFonts w:ascii="Segoe UI" w:eastAsia="Segoe UI" w:hAnsi="Segoe UI" w:cs="Segoe UI" w:hint="default"/>
                 <w:i w:val="0"/>
                 <w:iCs w:val="0"/>
                 <w:caps w:val="0"/>
@@ -5408,8 +5239,8 @@
               </w:rPr>
               <w:t>业务连续性演练未涉及全链路</w:t>
             </w:r>
-            <w:bookmarkStart w:id="12" w:name="_GoBack"/>
-            <w:bookmarkEnd w:id="12"/>
+            <w:bookmarkStart w:id="11" w:name="_GoBack"/>
+            <w:bookmarkEnd w:id="11"/>
           </w:p>
         </w:tc>
         <w:tc>
@@ -5433,7 +5264,7 @@
               <w:spacing w:line="300" w:lineRule="atLeast"/>
               <w:jc w:val="left"/>
               <w:rPr>
-                <w:rFonts w:hint="default" w:ascii="Segoe UI" w:hAnsi="Segoe UI" w:eastAsia="Segoe UI" w:cs="Segoe UI"/>
+                <w:rFonts w:ascii="Segoe UI" w:eastAsia="Segoe UI" w:hAnsi="Segoe UI" w:cs="Segoe UI" w:hint="default"/>
                 <w:i w:val="0"/>
                 <w:iCs w:val="0"/>
                 <w:caps w:val="0"/>
@@ -5445,7 +5276,7 @@
             </w:pPr>
             <w:r>
               <w:rPr>
-                <w:rFonts w:hint="default" w:ascii="Segoe UI" w:hAnsi="Segoe UI" w:eastAsia="Segoe UI" w:cs="Segoe UI"/>
+                <w:rFonts w:ascii="Segoe UI" w:eastAsia="Segoe UI" w:hAnsi="Segoe UI" w:cs="Segoe UI" w:hint="default"/>
                 <w:i w:val="0"/>
                 <w:iCs w:val="0"/>
                 <w:caps w:val="0"/>
@@ -5482,7 +5313,7 @@
               <w:spacing w:line="300" w:lineRule="atLeast"/>
               <w:jc w:val="left"/>
               <w:rPr>
-                <w:rFonts w:hint="default" w:ascii="Segoe UI" w:hAnsi="Segoe UI" w:eastAsia="Segoe UI" w:cs="Segoe UI"/>
+                <w:rFonts w:ascii="Segoe UI" w:eastAsia="Segoe UI" w:hAnsi="Segoe UI" w:cs="Segoe UI" w:hint="default"/>
                 <w:i w:val="0"/>
                 <w:iCs w:val="0"/>
                 <w:caps w:val="0"/>
@@ -5494,7 +5325,7 @@
             </w:pPr>
             <w:r>
               <w:rPr>
-                <w:rFonts w:hint="default" w:ascii="Segoe UI" w:hAnsi="Segoe UI" w:eastAsia="Segoe UI" w:cs="Segoe UI"/>
+                <w:rFonts w:ascii="Segoe UI" w:eastAsia="Segoe UI" w:hAnsi="Segoe UI" w:cs="Segoe UI" w:hint="default"/>
                 <w:i w:val="0"/>
                 <w:iCs w:val="0"/>
                 <w:caps w:val="0"/>
@@ -5531,7 +5362,7 @@
               <w:spacing w:line="300" w:lineRule="atLeast"/>
               <w:jc w:val="left"/>
               <w:rPr>
-                <w:rFonts w:hint="default" w:ascii="Segoe UI" w:hAnsi="Segoe UI" w:eastAsia="Segoe UI" w:cs="Segoe UI"/>
+                <w:rFonts w:ascii="Segoe UI" w:eastAsia="Segoe UI" w:hAnsi="Segoe UI" w:cs="Segoe UI" w:hint="default"/>
                 <w:i w:val="0"/>
                 <w:iCs w:val="0"/>
                 <w:caps w:val="0"/>
@@ -5543,7 +5374,7 @@
             </w:pPr>
             <w:r>
               <w:rPr>
-                <w:rFonts w:hint="default" w:ascii="Segoe UI" w:hAnsi="Segoe UI" w:eastAsia="Segoe UI" w:cs="Segoe UI"/>
+                <w:rFonts w:ascii="Segoe UI" w:eastAsia="Segoe UI" w:hAnsi="Segoe UI" w:cs="Segoe UI" w:hint="default"/>
                 <w:i w:val="0"/>
                 <w:iCs w:val="0"/>
                 <w:caps w:val="0"/>
@@ -5580,7 +5411,7 @@
               <w:spacing w:line="300" w:lineRule="atLeast"/>
               <w:jc w:val="left"/>
               <w:rPr>
-                <w:rFonts w:hint="default" w:ascii="Segoe UI" w:hAnsi="Segoe UI" w:eastAsia="Segoe UI" w:cs="Segoe UI"/>
+                <w:rFonts w:ascii="Segoe UI" w:eastAsia="Segoe UI" w:hAnsi="Segoe UI" w:cs="Segoe UI" w:hint="default"/>
                 <w:i w:val="0"/>
                 <w:iCs w:val="0"/>
                 <w:caps w:val="0"/>
@@ -5592,7 +5423,7 @@
             </w:pPr>
             <w:r>
               <w:rPr>
-                <w:rFonts w:hint="default" w:ascii="Segoe UI" w:hAnsi="Segoe UI" w:eastAsia="Segoe UI" w:cs="Segoe UI"/>
+                <w:rFonts w:ascii="Segoe UI" w:eastAsia="Segoe UI" w:hAnsi="Segoe UI" w:cs="Segoe UI" w:hint="default"/>
                 <w:i w:val="0"/>
                 <w:iCs w:val="0"/>
                 <w:caps w:val="0"/>
@@ -5611,14 +5442,9 @@
       </w:tr>
       <w:tr>
         <w:tblPrEx>
-          <w:tblBorders>
-            <w:top w:val="single" w:color="auto" w:sz="4" w:space="0"/>
-            <w:left w:val="single" w:color="auto" w:sz="4" w:space="0"/>
-            <w:bottom w:val="single" w:color="auto" w:sz="4" w:space="0"/>
-            <w:right w:val="single" w:color="auto" w:sz="4" w:space="0"/>
-            <w:insideH w:val="single" w:color="auto" w:sz="4" w:space="0"/>
-            <w:insideV w:val="single" w:color="auto" w:sz="4" w:space="0"/>
-          </w:tblBorders>
+          <w:tblW w:w="0" w:type="auto"/>
+          <w:tblInd w:w="0" w:type="dxa"/>
+          <w:shd w:val="clear" w:color="auto" w:fill="auto"/>
           <w:tblCellMar>
             <w:top w:w="15" w:type="dxa"/>
             <w:left w:w="15" w:type="dxa"/>
@@ -5647,7 +5473,7 @@
               <w:spacing w:line="300" w:lineRule="atLeast"/>
               <w:jc w:val="left"/>
               <w:rPr>
-                <w:rFonts w:hint="default" w:ascii="Segoe UI" w:hAnsi="Segoe UI" w:eastAsia="Segoe UI" w:cs="Segoe UI"/>
+                <w:rFonts w:ascii="Segoe UI" w:eastAsia="Segoe UI" w:hAnsi="Segoe UI" w:cs="Segoe UI" w:hint="default"/>
                 <w:i w:val="0"/>
                 <w:iCs w:val="0"/>
                 <w:caps w:val="0"/>
@@ -5659,7 +5485,7 @@
             </w:pPr>
             <w:r>
               <w:rPr>
-                <w:rFonts w:hint="default" w:ascii="Segoe UI" w:hAnsi="Segoe UI" w:eastAsia="Segoe UI" w:cs="Segoe UI"/>
+                <w:rFonts w:ascii="Segoe UI" w:eastAsia="Segoe UI" w:hAnsi="Segoe UI" w:cs="Segoe UI" w:hint="default"/>
                 <w:i w:val="0"/>
                 <w:iCs w:val="0"/>
                 <w:caps w:val="0"/>
@@ -5696,7 +5522,7 @@
               <w:spacing w:line="300" w:lineRule="atLeast"/>
               <w:jc w:val="left"/>
               <w:rPr>
-                <w:rFonts w:hint="default" w:ascii="Segoe UI" w:hAnsi="Segoe UI" w:eastAsia="Segoe UI" w:cs="Segoe UI"/>
+                <w:rFonts w:ascii="Segoe UI" w:eastAsia="Segoe UI" w:hAnsi="Segoe UI" w:cs="Segoe UI" w:hint="default"/>
                 <w:i w:val="0"/>
                 <w:iCs w:val="0"/>
                 <w:caps w:val="0"/>
@@ -5708,7 +5534,7 @@
             </w:pPr>
             <w:r>
               <w:rPr>
-                <w:rFonts w:hint="default" w:ascii="Segoe UI" w:hAnsi="Segoe UI" w:eastAsia="Segoe UI" w:cs="Segoe UI"/>
+                <w:rFonts w:ascii="Segoe UI" w:eastAsia="Segoe UI" w:hAnsi="Segoe UI" w:cs="Segoe UI" w:hint="default"/>
                 <w:i w:val="0"/>
                 <w:iCs w:val="0"/>
                 <w:caps w:val="0"/>
@@ -5745,7 +5571,7 @@
               <w:spacing w:line="300" w:lineRule="atLeast"/>
               <w:jc w:val="left"/>
               <w:rPr>
-                <w:rFonts w:hint="default" w:ascii="Segoe UI" w:hAnsi="Segoe UI" w:eastAsia="Segoe UI" w:cs="Segoe UI"/>
+                <w:rFonts w:ascii="Segoe UI" w:eastAsia="Segoe UI" w:hAnsi="Segoe UI" w:cs="Segoe UI" w:hint="default"/>
                 <w:i w:val="0"/>
                 <w:iCs w:val="0"/>
                 <w:caps w:val="0"/>
@@ -5757,7 +5583,7 @@
             </w:pPr>
             <w:r>
               <w:rPr>
-                <w:rFonts w:hint="default" w:ascii="Segoe UI" w:hAnsi="Segoe UI" w:eastAsia="Segoe UI" w:cs="Segoe UI"/>
+                <w:rFonts w:ascii="Segoe UI" w:eastAsia="Segoe UI" w:hAnsi="Segoe UI" w:cs="Segoe UI" w:hint="default"/>
                 <w:i w:val="0"/>
                 <w:iCs w:val="0"/>
                 <w:caps w:val="0"/>
@@ -5794,7 +5620,7 @@
               <w:spacing w:line="300" w:lineRule="atLeast"/>
               <w:jc w:val="left"/>
               <w:rPr>
-                <w:rFonts w:hint="default" w:ascii="Segoe UI" w:hAnsi="Segoe UI" w:eastAsia="Segoe UI" w:cs="Segoe UI"/>
+                <w:rFonts w:ascii="Segoe UI" w:eastAsia="Segoe UI" w:hAnsi="Segoe UI" w:cs="Segoe UI" w:hint="default"/>
                 <w:i w:val="0"/>
                 <w:iCs w:val="0"/>
                 <w:caps w:val="0"/>
@@ -5806,7 +5632,7 @@
             </w:pPr>
             <w:r>
               <w:rPr>
-                <w:rFonts w:hint="default" w:ascii="Segoe UI" w:hAnsi="Segoe UI" w:eastAsia="Segoe UI" w:cs="Segoe UI"/>
+                <w:rFonts w:ascii="Segoe UI" w:eastAsia="Segoe UI" w:hAnsi="Segoe UI" w:cs="Segoe UI" w:hint="default"/>
                 <w:i w:val="0"/>
                 <w:iCs w:val="0"/>
                 <w:caps w:val="0"/>
@@ -5843,7 +5669,7 @@
               <w:spacing w:line="300" w:lineRule="atLeast"/>
               <w:jc w:val="left"/>
               <w:rPr>
-                <w:rFonts w:hint="default" w:ascii="Segoe UI" w:hAnsi="Segoe UI" w:eastAsia="Segoe UI" w:cs="Segoe UI"/>
+                <w:rFonts w:ascii="Segoe UI" w:eastAsia="Segoe UI" w:hAnsi="Segoe UI" w:cs="Segoe UI" w:hint="default"/>
                 <w:i w:val="0"/>
                 <w:iCs w:val="0"/>
                 <w:caps w:val="0"/>
@@ -5855,7 +5681,7 @@
             </w:pPr>
             <w:r>
               <w:rPr>
-                <w:rFonts w:hint="default" w:ascii="Segoe UI" w:hAnsi="Segoe UI" w:eastAsia="Segoe UI" w:cs="Segoe UI"/>
+                <w:rFonts w:ascii="Segoe UI" w:eastAsia="Segoe UI" w:hAnsi="Segoe UI" w:cs="Segoe UI" w:hint="default"/>
                 <w:i w:val="0"/>
                 <w:iCs w:val="0"/>
                 <w:caps w:val="0"/>
@@ -5880,7 +5706,7 @@
           <w:p>
             <w:pPr>
               <w:rPr>
-                <w:rFonts w:hint="eastAsia" w:ascii="Segoe UI" w:hAnsi="Segoe UI" w:eastAsia="Segoe UI" w:cs="Segoe UI"/>
+                <w:rFonts w:ascii="Segoe UI" w:eastAsia="Segoe UI" w:hAnsi="Segoe UI" w:cs="Segoe UI" w:hint="eastAsia"/>
                 <w:i w:val="0"/>
                 <w:iCs w:val="0"/>
                 <w:caps w:val="0"/>
@@ -5892,7 +5718,7 @@
             </w:pPr>
             <w:r>
               <w:rPr>
-                <w:rFonts w:hint="default" w:ascii="Segoe UI" w:hAnsi="Segoe UI" w:eastAsia="Segoe UI" w:cs="Segoe UI"/>
+                <w:rFonts w:ascii="Segoe UI" w:eastAsia="Segoe UI" w:hAnsi="Segoe UI" w:cs="Segoe UI" w:hint="default"/>
                 <w:i w:val="0"/>
                 <w:iCs w:val="0"/>
                 <w:caps w:val="0"/>
@@ -5912,14 +5738,14 @@
     </w:tbl>
     <w:p>
       <w:pPr>
-        <w:pStyle w:val="28"/>
+        <w:pStyle w:val="1"/>
         <w:bidi w:val="0"/>
         <w:rPr>
           <w:rFonts w:hint="default"/>
           <w:lang w:val="en-US" w:eastAsia="zh-CN"/>
         </w:rPr>
       </w:pPr>
-      <w:bookmarkStart w:id="11" w:name="_Toc2929"/>
+      <w:bookmarkStart w:id="12" w:name="_Toc2929"/>
       <w:r>
         <w:rPr>
           <w:rFonts w:hint="default"/>
@@ -5927,11 +5753,11 @@
         </w:rPr>
         <w:t>结论与建议</w:t>
       </w:r>
-      <w:bookmarkEnd w:id="11"/>
+      <w:bookmarkEnd w:id="12"/>
     </w:p>
     <w:p>
       <w:pPr>
-        <w:pStyle w:val="29"/>
+        <w:pStyle w:val="a1"/>
         <w:keepNext w:val="0"/>
         <w:keepLines w:val="0"/>
         <w:pageBreakBefore w:val="0"/>
@@ -5961,7 +5787,7 @@
     </w:p>
     <w:p>
       <w:pPr>
-        <w:pStyle w:val="29"/>
+        <w:pStyle w:val="a1"/>
         <w:keepNext w:val="0"/>
         <w:keepLines w:val="0"/>
         <w:pageBreakBefore w:val="0"/>
@@ -5991,7 +5817,7 @@
     </w:p>
     <w:p>
       <w:pPr>
-        <w:pStyle w:val="29"/>
+        <w:pStyle w:val="a1"/>
         <w:keepNext w:val="0"/>
         <w:keepLines w:val="0"/>
         <w:pageBreakBefore w:val="0"/>
@@ -6009,7 +5835,7 @@
         <w:bidi w:val="0"/>
         <w:adjustRightInd w:val="0"/>
         <w:snapToGrid w:val="0"/>
-        <w:ind w:left="425" w:leftChars="0" w:hanging="425" w:firstLineChars="0"/>
+        <w:ind w:left="425" w:hanging="425" w:leftChars="0" w:firstLineChars="0"/>
         <w:textAlignment w:val="baseline"/>
         <w:rPr>
           <w:rFonts w:hint="default"/>
@@ -6026,7 +5852,7 @@
     </w:p>
     <w:p>
       <w:pPr>
-        <w:pStyle w:val="29"/>
+        <w:pStyle w:val="a1"/>
         <w:keepNext w:val="0"/>
         <w:keepLines w:val="0"/>
         <w:pageBreakBefore w:val="0"/>
@@ -6044,7 +5870,7 @@
         <w:bidi w:val="0"/>
         <w:adjustRightInd w:val="0"/>
         <w:snapToGrid w:val="0"/>
-        <w:ind w:left="425" w:leftChars="0" w:hanging="425" w:firstLineChars="0"/>
+        <w:ind w:left="425" w:hanging="425" w:leftChars="0" w:firstLineChars="0"/>
         <w:textAlignment w:val="baseline"/>
         <w:rPr>
           <w:rFonts w:hint="default"/>
@@ -6061,7 +5887,7 @@
     </w:p>
     <w:p>
       <w:pPr>
-        <w:pStyle w:val="29"/>
+        <w:pStyle w:val="a1"/>
         <w:keepNext w:val="0"/>
         <w:keepLines w:val="0"/>
         <w:pageBreakBefore w:val="0"/>
@@ -6079,7 +5905,7 @@
         <w:bidi w:val="0"/>
         <w:adjustRightInd w:val="0"/>
         <w:snapToGrid w:val="0"/>
-        <w:ind w:left="425" w:leftChars="0" w:hanging="425" w:firstLineChars="0"/>
+        <w:ind w:left="425" w:hanging="425" w:leftChars="0" w:firstLineChars="0"/>
         <w:textAlignment w:val="baseline"/>
         <w:rPr>
           <w:rFonts w:hint="default"/>
@@ -6095,108 +5921,52 @@
       </w:r>
     </w:p>
     <w:sectPr>
-      <w:headerReference r:id="rId5" w:type="default"/>
-      <w:footerReference w:type="default" r:id="rId11"/>
-      <w:headerReference w:type="first" r:id="rId12"/>
-      <w:footerReference w:type="first" r:id="rId13"/>
-      <w:headerReference w:type="even" r:id="rId14"/>
-      <w:footerReference w:type="even" r:id="rId15"/>
+      <w:headerReference w:type="even" r:id="rId6"/>
+      <w:headerReference w:type="default" r:id="rId7"/>
+      <w:footerReference w:type="even" r:id="rId8"/>
+      <w:footerReference w:type="default" r:id="rId9"/>
+      <w:headerReference w:type="first" r:id="rId10"/>
+      <w:footerReference w:type="first" r:id="rId11"/>
       <w:pgSz w:w="11906" w:h="16838"/>
       <w:pgMar w:top="1417" w:right="1800" w:bottom="1440" w:left="1800" w:header="1140" w:footer="992" w:gutter="0"/>
-      <w:cols w:space="425" w:num="1"/>
+      <w:cols w:num="1" w:space="425"/>
       <w:docGrid w:type="lines" w:linePitch="312" w:charSpace="0"/>
     </w:sectPr>
   </w:body>
 </w:document>
 </file>
 
-<file path=word/endnotes.xml><?xml version="1.0" encoding="utf-8"?>
-<w:endnotes xmlns:wpc="http://schemas.microsoft.com/office/word/2010/wordprocessingCanvas" xmlns:mc="http://schemas.openxmlformats.org/markup-compatibility/2006" xmlns:o="urn:schemas-microsoft-com:office:office" xmlns:r="http://schemas.openxmlformats.org/officeDocument/2006/relationships" xmlns:m="http://schemas.openxmlformats.org/officeDocument/2006/math" xmlns:v="urn:schemas-microsoft-com:vml" xmlns:wp14="http://schemas.microsoft.com/office/word/2010/wordprocessingDrawing" xmlns:wp="http://schemas.openxmlformats.org/drawingml/2006/wordprocessingDrawing" xmlns:w="http://schemas.openxmlformats.org/wordprocessingml/2006/main" xmlns:w14="http://schemas.microsoft.com/office/word/2010/wordml" xmlns:w15="http://schemas.microsoft.com/office/word/2012/wordml" xmlns:w10="urn:schemas-microsoft-com:office:word" xmlns:wpg="http://schemas.microsoft.com/office/word/2010/wordprocessingGroup" xmlns:wpi="http://schemas.microsoft.com/office/word/2010/wordprocessingInk" xmlns:wne="http://schemas.microsoft.com/office/word/2006/wordml" xmlns:wps="http://schemas.microsoft.com/office/word/2010/wordprocessingShape" xmlns:wpsCustomData="http://www.wps.cn/officeDocument/2013/wpsCustomData" mc:Ignorable="w14 w15 wp14">
-  <w:endnote w:type="separator" w:id="0">
-    <w:p>
-      <w:pPr>
-        <w:spacing w:line="240" w:lineRule="auto"/>
-      </w:pPr>
-      <w:r>
-        <w:separator/>
-      </w:r>
-    </w:p>
-  </w:endnote>
-  <w:endnote w:type="continuationSeparator" w:id="1">
-    <w:p>
-      <w:pPr>
-        <w:spacing w:line="240" w:lineRule="auto"/>
-      </w:pPr>
-      <w:r>
-        <w:continuationSeparator/>
-      </w:r>
-    </w:p>
-  </w:endnote>
-</w:endnotes>
-</file>
-
 <file path=word/footer1.xml><?xml version="1.0" encoding="utf-8"?>
-<w:ftr xmlns:m="http://schemas.openxmlformats.org/officeDocument/2006/math" xmlns:mc="http://schemas.openxmlformats.org/markup-compatibility/2006" xmlns:mo="http://schemas.microsoft.com/office/mac/office/2008/main" xmlns:mv="urn:schemas-microsoft-com:mac:vml" xmlns:o="urn:schemas-microsoft-com:office:office" xmlns:r="http://schemas.openxmlformats.org/officeDocument/2006/relationships" xmlns:v="urn:schemas-microsoft-com:vml" xmlns:w10="urn:schemas-microsoft-com:office:word" xmlns:w14="http://schemas.microsoft.com/office/word/2010/wordml" xmlns:w="http://schemas.openxmlformats.org/wordprocessingml/2006/main" xmlns:wne="http://schemas.microsoft.com/office/word/2006/wordml" xmlns:wp14="http://schemas.microsoft.com/office/word/2010/wordprocessingDrawing" xmlns:wp="http://schemas.openxmlformats.org/drawingml/2006/wordprocessingDrawing" xmlns:wpc="http://schemas.microsoft.com/office/word/2010/wordprocessingCanvas" xmlns:wpg="http://schemas.microsoft.com/office/word/2010/wordprocessingGroup" xmlns:wpi="http://schemas.microsoft.com/office/word/2010/wordprocessingInk" xmlns:wps="http://schemas.microsoft.com/office/word/2010/wordprocessingShape" mc:Ignorable="w14 wp14">
-  <w:p>
-    <w:pPr>
-      <w:pStyle w:val="Footer"/>
-    </w:pPr>
-  </w:p>
+<w:ftr xmlns:wpc="http://schemas.microsoft.com/office/word/2010/wordprocessingCanvas" xmlns:mc="http://schemas.openxmlformats.org/markup-compatibility/2006" xmlns:o="urn:schemas-microsoft-com:office:office" xmlns:r="http://schemas.openxmlformats.org/officeDocument/2006/relationships" xmlns:m="http://schemas.openxmlformats.org/officeDocument/2006/math" xmlns:v="urn:schemas-microsoft-com:vml" xmlns:wp14="http://schemas.microsoft.com/office/word/2010/wordprocessingDrawing" xmlns:wp="http://schemas.openxmlformats.org/drawingml/2006/wordprocessingDrawing" xmlns:w10="urn:schemas-microsoft-com:office:word" xmlns:w="http://schemas.openxmlformats.org/wordprocessingml/2006/main" xmlns:w14="http://schemas.microsoft.com/office/word/2010/wordml" xmlns:w15="http://schemas.microsoft.com/office/word/2012/wordml" xmlns:wne="http://schemas.microsoft.com/office/word/2006/wordml" xmlns:wpg="http://schemas.microsoft.com/office/word/2010/wordprocessingGroup" xmlns:wpi="http://schemas.microsoft.com/office/word/2010/wordprocessingInk" xmlns:wps="http://schemas.microsoft.com/office/word/2010/wordprocessingShape" mc:Ignorable="w14 w15 wp14">
+  <w:p/>
 </w:ftr>
 </file>
 
 <file path=word/footer2.xml><?xml version="1.0" encoding="utf-8"?>
-<w:ftr xmlns:m="http://schemas.openxmlformats.org/officeDocument/2006/math" xmlns:mc="http://schemas.openxmlformats.org/markup-compatibility/2006" xmlns:mo="http://schemas.microsoft.com/office/mac/office/2008/main" xmlns:mv="urn:schemas-microsoft-com:mac:vml" xmlns:o="urn:schemas-microsoft-com:office:office" xmlns:r="http://schemas.openxmlformats.org/officeDocument/2006/relationships" xmlns:v="urn:schemas-microsoft-com:vml" xmlns:w10="urn:schemas-microsoft-com:office:word" xmlns:w14="http://schemas.microsoft.com/office/word/2010/wordml" xmlns:w="http://schemas.openxmlformats.org/wordprocessingml/2006/main" xmlns:wne="http://schemas.microsoft.com/office/word/2006/wordml" xmlns:wp14="http://schemas.microsoft.com/office/word/2010/wordprocessingDrawing" xmlns:wp="http://schemas.openxmlformats.org/drawingml/2006/wordprocessingDrawing" xmlns:wpc="http://schemas.microsoft.com/office/word/2010/wordprocessingCanvas" xmlns:wpg="http://schemas.microsoft.com/office/word/2010/wordprocessingGroup" xmlns:wpi="http://schemas.microsoft.com/office/word/2010/wordprocessingInk" xmlns:wps="http://schemas.microsoft.com/office/word/2010/wordprocessingShape" mc:Ignorable="w14 wp14">
-  <w:p>
-    <w:pPr>
-      <w:pStyle w:val="Footer"/>
-    </w:pPr>
-  </w:p>
+<w:ftr xmlns:wpc="http://schemas.microsoft.com/office/word/2010/wordprocessingCanvas" xmlns:mc="http://schemas.openxmlformats.org/markup-compatibility/2006" xmlns:o="urn:schemas-microsoft-com:office:office" xmlns:r="http://schemas.openxmlformats.org/officeDocument/2006/relationships" xmlns:m="http://schemas.openxmlformats.org/officeDocument/2006/math" xmlns:v="urn:schemas-microsoft-com:vml" xmlns:wp14="http://schemas.microsoft.com/office/word/2010/wordprocessingDrawing" xmlns:wp="http://schemas.openxmlformats.org/drawingml/2006/wordprocessingDrawing" xmlns:w10="urn:schemas-microsoft-com:office:word" xmlns:w="http://schemas.openxmlformats.org/wordprocessingml/2006/main" xmlns:w14="http://schemas.microsoft.com/office/word/2010/wordml" xmlns:w15="http://schemas.microsoft.com/office/word/2012/wordml" xmlns:wne="http://schemas.microsoft.com/office/word/2006/wordml" xmlns:wpg="http://schemas.microsoft.com/office/word/2010/wordprocessingGroup" xmlns:wpi="http://schemas.microsoft.com/office/word/2010/wordprocessingInk" xmlns:wps="http://schemas.microsoft.com/office/word/2010/wordprocessingShape" mc:Ignorable="w14 w15 wp14">
+  <w:p/>
 </w:ftr>
 </file>
 
 <file path=word/footer3.xml><?xml version="1.0" encoding="utf-8"?>
-<w:ftr xmlns:m="http://schemas.openxmlformats.org/officeDocument/2006/math" xmlns:mc="http://schemas.openxmlformats.org/markup-compatibility/2006" xmlns:mo="http://schemas.microsoft.com/office/mac/office/2008/main" xmlns:mv="urn:schemas-microsoft-com:mac:vml" xmlns:o="urn:schemas-microsoft-com:office:office" xmlns:r="http://schemas.openxmlformats.org/officeDocument/2006/relationships" xmlns:v="urn:schemas-microsoft-com:vml" xmlns:w10="urn:schemas-microsoft-com:office:word" xmlns:w14="http://schemas.microsoft.com/office/word/2010/wordml" xmlns:w="http://schemas.openxmlformats.org/wordprocessingml/2006/main" xmlns:wne="http://schemas.microsoft.com/office/word/2006/wordml" xmlns:wp14="http://schemas.microsoft.com/office/word/2010/wordprocessingDrawing" xmlns:wp="http://schemas.openxmlformats.org/drawingml/2006/wordprocessingDrawing" xmlns:wpc="http://schemas.microsoft.com/office/word/2010/wordprocessingCanvas" xmlns:wpg="http://schemas.microsoft.com/office/word/2010/wordprocessingGroup" xmlns:wpi="http://schemas.microsoft.com/office/word/2010/wordprocessingInk" xmlns:wps="http://schemas.microsoft.com/office/word/2010/wordprocessingShape" mc:Ignorable="w14 wp14">
-  <w:p>
-    <w:pPr>
-      <w:pStyle w:val="Footer"/>
-    </w:pPr>
-  </w:p>
+<w:ftr xmlns:wpc="http://schemas.microsoft.com/office/word/2010/wordprocessingCanvas" xmlns:mc="http://schemas.openxmlformats.org/markup-compatibility/2006" xmlns:o="urn:schemas-microsoft-com:office:office" xmlns:r="http://schemas.openxmlformats.org/officeDocument/2006/relationships" xmlns:m="http://schemas.openxmlformats.org/officeDocument/2006/math" xmlns:v="urn:schemas-microsoft-com:vml" xmlns:wp14="http://schemas.microsoft.com/office/word/2010/wordprocessingDrawing" xmlns:wp="http://schemas.openxmlformats.org/drawingml/2006/wordprocessingDrawing" xmlns:w10="urn:schemas-microsoft-com:office:word" xmlns:w="http://schemas.openxmlformats.org/wordprocessingml/2006/main" xmlns:w14="http://schemas.microsoft.com/office/word/2010/wordml" xmlns:w15="http://schemas.microsoft.com/office/word/2012/wordml" xmlns:wne="http://schemas.microsoft.com/office/word/2006/wordml" xmlns:wpg="http://schemas.microsoft.com/office/word/2010/wordprocessingGroup" xmlns:wpi="http://schemas.microsoft.com/office/word/2010/wordprocessingInk" xmlns:wps="http://schemas.microsoft.com/office/word/2010/wordprocessingShape" mc:Ignorable="w14 w15 wp14">
+  <w:p/>
 </w:ftr>
 </file>
 
-<file path=word/footnotes.xml><?xml version="1.0" encoding="utf-8"?>
-<w:footnotes xmlns:wpc="http://schemas.microsoft.com/office/word/2010/wordprocessingCanvas" xmlns:mc="http://schemas.openxmlformats.org/markup-compatibility/2006" xmlns:o="urn:schemas-microsoft-com:office:office" xmlns:r="http://schemas.openxmlformats.org/officeDocument/2006/relationships" xmlns:m="http://schemas.openxmlformats.org/officeDocument/2006/math" xmlns:v="urn:schemas-microsoft-com:vml" xmlns:wp14="http://schemas.microsoft.com/office/word/2010/wordprocessingDrawing" xmlns:wp="http://schemas.openxmlformats.org/drawingml/2006/wordprocessingDrawing" xmlns:w="http://schemas.openxmlformats.org/wordprocessingml/2006/main" xmlns:w14="http://schemas.microsoft.com/office/word/2010/wordml" xmlns:w15="http://schemas.microsoft.com/office/word/2012/wordml" xmlns:w10="urn:schemas-microsoft-com:office:word" xmlns:wpg="http://schemas.microsoft.com/office/word/2010/wordprocessingGroup" xmlns:wpi="http://schemas.microsoft.com/office/word/2010/wordprocessingInk" xmlns:wne="http://schemas.microsoft.com/office/word/2006/wordml" xmlns:wps="http://schemas.microsoft.com/office/word/2010/wordprocessingShape" xmlns:wpsCustomData="http://www.wps.cn/officeDocument/2013/wpsCustomData" mc:Ignorable="w14 w15 wp14">
-  <w:footnote w:type="separator" w:id="0">
-    <w:p>
-      <w:pPr>
-        <w:spacing w:line="360" w:lineRule="auto"/>
-      </w:pPr>
-      <w:r>
-        <w:separator/>
-      </w:r>
-    </w:p>
-  </w:footnote>
-  <w:footnote w:type="continuationSeparator" w:id="1">
-    <w:p>
-      <w:pPr>
-        <w:spacing w:line="360" w:lineRule="auto"/>
-      </w:pPr>
-      <w:r>
-        <w:continuationSeparator/>
-      </w:r>
-    </w:p>
-  </w:footnote>
-</w:footnotes>
+<file path=word/header1.xml><?xml version="1.0" encoding="utf-8"?>
+<w:hdr xmlns:wpc="http://schemas.microsoft.com/office/word/2010/wordprocessingCanvas" xmlns:mc="http://schemas.openxmlformats.org/markup-compatibility/2006" xmlns:o="urn:schemas-microsoft-com:office:office" xmlns:r="http://schemas.openxmlformats.org/officeDocument/2006/relationships" xmlns:m="http://schemas.openxmlformats.org/officeDocument/2006/math" xmlns:v="urn:schemas-microsoft-com:vml" xmlns:wp14="http://schemas.microsoft.com/office/word/2010/wordprocessingDrawing" xmlns:wp="http://schemas.openxmlformats.org/drawingml/2006/wordprocessingDrawing" xmlns:w10="urn:schemas-microsoft-com:office:word" xmlns:w="http://schemas.openxmlformats.org/wordprocessingml/2006/main" xmlns:w14="http://schemas.microsoft.com/office/word/2010/wordml" xmlns:w15="http://schemas.microsoft.com/office/word/2012/wordml" xmlns:wne="http://schemas.microsoft.com/office/word/2006/wordml" xmlns:wpg="http://schemas.microsoft.com/office/word/2010/wordprocessingGroup" xmlns:wpi="http://schemas.microsoft.com/office/word/2010/wordprocessingInk" xmlns:wps="http://schemas.microsoft.com/office/word/2010/wordprocessingShape" mc:Ignorable="w14 w15 wp14">
+  <w:p/>
+</w:hdr>
 </file>
 
-<file path=word/header1.xml><?xml version="1.0" encoding="utf-8"?>
-<w:hdr xmlns:wpc="http://schemas.microsoft.com/office/word/2010/wordprocessingCanvas" xmlns:mc="http://schemas.openxmlformats.org/markup-compatibility/2006" xmlns:o="urn:schemas-microsoft-com:office:office" xmlns:r="http://schemas.openxmlformats.org/officeDocument/2006/relationships" xmlns:m="http://schemas.openxmlformats.org/officeDocument/2006/math" xmlns:v="urn:schemas-microsoft-com:vml" xmlns:wp14="http://schemas.microsoft.com/office/word/2010/wordprocessingDrawing" xmlns:wp="http://schemas.openxmlformats.org/drawingml/2006/wordprocessingDrawing" xmlns:w10="urn:schemas-microsoft-com:office:word" xmlns:w="http://schemas.openxmlformats.org/wordprocessingml/2006/main" xmlns:w14="http://schemas.microsoft.com/office/word/2010/wordml" xmlns:w15="http://schemas.microsoft.com/office/word/2012/wordml" xmlns:wpg="http://schemas.microsoft.com/office/word/2010/wordprocessingGroup" xmlns:wpi="http://schemas.microsoft.com/office/word/2010/wordprocessingInk" xmlns:wne="http://schemas.microsoft.com/office/word/2006/wordml" xmlns:wps="http://schemas.microsoft.com/office/word/2010/wordprocessingShape" xmlns:wpsCustomData="http://www.wps.cn/officeDocument/2013/wpsCustomData" mc:Ignorable="w14 w15 wp14">
+<file path=word/header2.xml><?xml version="1.0" encoding="utf-8"?>
+<w:hdr xmlns:wpc="http://schemas.microsoft.com/office/word/2010/wordprocessingCanvas" xmlns:mc="http://schemas.openxmlformats.org/markup-compatibility/2006" xmlns:o="urn:schemas-microsoft-com:office:office" xmlns:r="http://schemas.openxmlformats.org/officeDocument/2006/relationships" xmlns:m="http://schemas.openxmlformats.org/officeDocument/2006/math" xmlns:v="urn:schemas-microsoft-com:vml" xmlns:wp14="http://schemas.microsoft.com/office/word/2010/wordprocessingDrawing" xmlns:wp="http://schemas.openxmlformats.org/drawingml/2006/wordprocessingDrawing" xmlns:w10="urn:schemas-microsoft-com:office:word" xmlns:w="http://schemas.openxmlformats.org/wordprocessingml/2006/main" xmlns:w14="http://schemas.microsoft.com/office/word/2010/wordml" xmlns:w15="http://schemas.microsoft.com/office/word/2012/wordml" xmlns:wne="http://schemas.microsoft.com/office/word/2006/wordml" xmlns:wpg="http://schemas.microsoft.com/office/word/2010/wordprocessingGroup" xmlns:wpi="http://schemas.microsoft.com/office/word/2010/wordprocessingInk" xmlns:wps="http://schemas.microsoft.com/office/word/2010/wordprocessingShape" mc:Ignorable="w14 w15 wp14">
   <w:p>
     <w:pPr>
-      <w:pStyle w:val="15"/>
+      <w:pStyle w:val="Header"/>
       <w:pBdr>
-        <w:bottom w:val="single" w:color="auto" w:sz="4" w:space="1"/>
+        <w:bottom w:val="single" w:sz="4" w:space="1" w:color="auto"/>
       </w:pBdr>
       <w:tabs>
         <w:tab w:val="left" w:pos="335"/>
@@ -6204,65 +5974,39 @@
       </w:tabs>
       <w:jc w:val="right"/>
       <w:rPr>
-        <w:rFonts w:hint="eastAsia" w:eastAsiaTheme="minorEastAsia"/>
+        <w:rFonts w:eastAsiaTheme="minorEastAsia" w:hint="eastAsia"/>
         <w:lang w:eastAsia="zh-CN"/>
       </w:rPr>
     </w:pPr>
     <w:r>
       <w:rPr>
-        <w:rFonts w:hint="eastAsia" w:eastAsiaTheme="minorEastAsia"/>
+        <w:rFonts w:eastAsiaTheme="minorEastAsia" w:hint="eastAsia"/>
         <w:lang w:val="en-US" w:eastAsia="zh-CN"/>
       </w:rPr>
       <w:tab/>
       <w:tab/>
       <w:t>重庆市鹧鸪哨信息技术有限责任公司</w:t>
     </w:r>
-    <w:r>
-      <w:rPr>
-        <w:rFonts w:hint="eastAsia" w:eastAsiaTheme="minorEastAsia"/>
-        <w:lang w:val="en-US" w:eastAsia="zh-CN"/>
-      </w:rPr>
-    </w:r>
-    <w:r>
-      <w:rPr>
-        <w:rFonts w:hint="eastAsia" w:eastAsiaTheme="minorEastAsia"/>
-        <w:lang w:val="en-US" w:eastAsia="zh-CN"/>
-      </w:rPr>
-    </w:r>
-  </w:p>
-</w:hdr>
-</file>
-
-<file path=word/header2.xml><?xml version="1.0" encoding="utf-8"?>
-<w:hdr xmlns:m="http://schemas.openxmlformats.org/officeDocument/2006/math" xmlns:mc="http://schemas.openxmlformats.org/markup-compatibility/2006" xmlns:mo="http://schemas.microsoft.com/office/mac/office/2008/main" xmlns:mv="urn:schemas-microsoft-com:mac:vml" xmlns:o="urn:schemas-microsoft-com:office:office" xmlns:r="http://schemas.openxmlformats.org/officeDocument/2006/relationships" xmlns:v="urn:schemas-microsoft-com:vml" xmlns:w10="urn:schemas-microsoft-com:office:word" xmlns:w14="http://schemas.microsoft.com/office/word/2010/wordml" xmlns:w="http://schemas.openxmlformats.org/wordprocessingml/2006/main" xmlns:wne="http://schemas.microsoft.com/office/word/2006/wordml" xmlns:wp14="http://schemas.microsoft.com/office/word/2010/wordprocessingDrawing" xmlns:wp="http://schemas.openxmlformats.org/drawingml/2006/wordprocessingDrawing" xmlns:wpc="http://schemas.microsoft.com/office/word/2010/wordprocessingCanvas" xmlns:wpg="http://schemas.microsoft.com/office/word/2010/wordprocessingGroup" xmlns:wpi="http://schemas.microsoft.com/office/word/2010/wordprocessingInk" xmlns:wps="http://schemas.microsoft.com/office/word/2010/wordprocessingShape" mc:Ignorable="w14 wp14">
-  <w:p>
-    <w:pPr>
-      <w:pStyle w:val="Header"/>
-    </w:pPr>
   </w:p>
 </w:hdr>
 </file>
 
 <file path=word/header3.xml><?xml version="1.0" encoding="utf-8"?>
-<w:hdr xmlns:m="http://schemas.openxmlformats.org/officeDocument/2006/math" xmlns:mc="http://schemas.openxmlformats.org/markup-compatibility/2006" xmlns:mo="http://schemas.microsoft.com/office/mac/office/2008/main" xmlns:mv="urn:schemas-microsoft-com:mac:vml" xmlns:o="urn:schemas-microsoft-com:office:office" xmlns:r="http://schemas.openxmlformats.org/officeDocument/2006/relationships" xmlns:v="urn:schemas-microsoft-com:vml" xmlns:w10="urn:schemas-microsoft-com:office:word" xmlns:w14="http://schemas.microsoft.com/office/word/2010/wordml" xmlns:w="http://schemas.openxmlformats.org/wordprocessingml/2006/main" xmlns:wne="http://schemas.microsoft.com/office/word/2006/wordml" xmlns:wp14="http://schemas.microsoft.com/office/word/2010/wordprocessingDrawing" xmlns:wp="http://schemas.openxmlformats.org/drawingml/2006/wordprocessingDrawing" xmlns:wpc="http://schemas.microsoft.com/office/word/2010/wordprocessingCanvas" xmlns:wpg="http://schemas.microsoft.com/office/word/2010/wordprocessingGroup" xmlns:wpi="http://schemas.microsoft.com/office/word/2010/wordprocessingInk" xmlns:wps="http://schemas.microsoft.com/office/word/2010/wordprocessingShape" mc:Ignorable="w14 wp14">
-  <w:p>
-    <w:pPr>
-      <w:pStyle w:val="Header"/>
-    </w:pPr>
-  </w:p>
+<w:hdr xmlns:wpc="http://schemas.microsoft.com/office/word/2010/wordprocessingCanvas" xmlns:mc="http://schemas.openxmlformats.org/markup-compatibility/2006" xmlns:o="urn:schemas-microsoft-com:office:office" xmlns:r="http://schemas.openxmlformats.org/officeDocument/2006/relationships" xmlns:m="http://schemas.openxmlformats.org/officeDocument/2006/math" xmlns:v="urn:schemas-microsoft-com:vml" xmlns:wp14="http://schemas.microsoft.com/office/word/2010/wordprocessingDrawing" xmlns:wp="http://schemas.openxmlformats.org/drawingml/2006/wordprocessingDrawing" xmlns:w10="urn:schemas-microsoft-com:office:word" xmlns:w="http://schemas.openxmlformats.org/wordprocessingml/2006/main" xmlns:w14="http://schemas.microsoft.com/office/word/2010/wordml" xmlns:w15="http://schemas.microsoft.com/office/word/2012/wordml" xmlns:wne="http://schemas.microsoft.com/office/word/2006/wordml" xmlns:wpg="http://schemas.microsoft.com/office/word/2010/wordprocessingGroup" xmlns:wpi="http://schemas.microsoft.com/office/word/2010/wordprocessingInk" xmlns:wps="http://schemas.microsoft.com/office/word/2010/wordprocessingShape" mc:Ignorable="w14 w15 wp14">
+  <w:p/>
 </w:hdr>
 </file>
 
 <file path=word/numbering.xml><?xml version="1.0" encoding="utf-8"?>
-<w:numbering xmlns:wpc="http://schemas.microsoft.com/office/word/2010/wordprocessingCanvas" xmlns:mc="http://schemas.openxmlformats.org/markup-compatibility/2006" xmlns:o="urn:schemas-microsoft-com:office:office" xmlns:r="http://schemas.openxmlformats.org/officeDocument/2006/relationships" xmlns:m="http://schemas.openxmlformats.org/officeDocument/2006/math" xmlns:v="urn:schemas-microsoft-com:vml" xmlns:wp14="http://schemas.microsoft.com/office/word/2010/wordprocessingDrawing" xmlns:wp="http://schemas.openxmlformats.org/drawingml/2006/wordprocessingDrawing" xmlns:w10="urn:schemas-microsoft-com:office:word" xmlns:w="http://schemas.openxmlformats.org/wordprocessingml/2006/main" xmlns:w14="http://schemas.microsoft.com/office/word/2010/wordml" xmlns:wpg="http://schemas.microsoft.com/office/word/2010/wordprocessingGroup" xmlns:wpi="http://schemas.microsoft.com/office/word/2010/wordprocessingInk" xmlns:wne="http://schemas.microsoft.com/office/word/2006/wordml" xmlns:wps="http://schemas.microsoft.com/office/word/2010/wordprocessingShape" xmlns:wpsCustomData="http://www.wps.cn/officeDocument/2013/wpsCustomData" mc:Ignorable="w14 wp14">
+<w:numbering xmlns:wpc="http://schemas.microsoft.com/office/word/2010/wordprocessingCanvas" xmlns:mc="http://schemas.openxmlformats.org/markup-compatibility/2006" xmlns:o="urn:schemas-microsoft-com:office:office" xmlns:r="http://schemas.openxmlformats.org/officeDocument/2006/relationships" xmlns:m="http://schemas.openxmlformats.org/officeDocument/2006/math" xmlns:v="urn:schemas-microsoft-com:vml" xmlns:wp14="http://schemas.microsoft.com/office/word/2010/wordprocessingDrawing" xmlns:wp="http://schemas.openxmlformats.org/drawingml/2006/wordprocessingDrawing" xmlns:w10="urn:schemas-microsoft-com:office:word" xmlns:w="http://schemas.openxmlformats.org/wordprocessingml/2006/main" xmlns:w14="http://schemas.microsoft.com/office/word/2010/wordml" xmlns:w15="http://schemas.microsoft.com/office/word/2012/wordml" xmlns:wne="http://schemas.microsoft.com/office/word/2006/wordml" xmlns:wpg="http://schemas.microsoft.com/office/word/2010/wordprocessingGroup" xmlns:wpi="http://schemas.microsoft.com/office/word/2010/wordprocessingInk" xmlns:wps="http://schemas.microsoft.com/office/word/2010/wordprocessingShape" mc:Ignorable="w14 w15 wp14">
   <w:abstractNum w:abstractNumId="0">
     <w:nsid w:val="8E964DCE"/>
     <w:multiLevelType w:val="multilevel"/>
     <w:tmpl w:val="8E964DCE"/>
-    <w:lvl w:ilvl="0" w:tentative="0">
+    <w:lvl w:ilvl="0">
       <w:start w:val="1"/>
       <w:numFmt w:val="decimal"/>
-      <w:pStyle w:val="2"/>
+      <w:pStyle w:val="Heading1"/>
       <w:lvlText w:val="%1."/>
       <w:lvlJc w:val="left"/>
       <w:pPr>
@@ -6272,10 +6016,10 @@
         <w:rFonts w:hint="default"/>
       </w:rPr>
     </w:lvl>
-    <w:lvl w:ilvl="1" w:tentative="0">
+    <w:lvl w:ilvl="1">
       <w:start w:val="1"/>
       <w:numFmt w:val="decimal"/>
-      <w:pStyle w:val="3"/>
+      <w:pStyle w:val="Heading2"/>
       <w:lvlText w:val="%1.%2."/>
       <w:lvlJc w:val="left"/>
       <w:pPr>
@@ -6285,10 +6029,10 @@
         <w:rFonts w:hint="default"/>
       </w:rPr>
     </w:lvl>
-    <w:lvl w:ilvl="2" w:tentative="0">
+    <w:lvl w:ilvl="2">
       <w:start w:val="1"/>
       <w:numFmt w:val="decimal"/>
-      <w:pStyle w:val="4"/>
+      <w:pStyle w:val="Heading3"/>
       <w:lvlText w:val="%1.%2.%3."/>
       <w:lvlJc w:val="left"/>
       <w:pPr>
@@ -6298,10 +6042,10 @@
         <w:rFonts w:hint="default"/>
       </w:rPr>
     </w:lvl>
-    <w:lvl w:ilvl="3" w:tentative="0">
+    <w:lvl w:ilvl="3">
       <w:start w:val="1"/>
       <w:numFmt w:val="decimal"/>
-      <w:pStyle w:val="5"/>
+      <w:pStyle w:val="Heading4"/>
       <w:lvlText w:val="%1.%2.%3.%4."/>
       <w:lvlJc w:val="left"/>
       <w:pPr>
@@ -6311,10 +6055,10 @@
         <w:rFonts w:hint="default"/>
       </w:rPr>
     </w:lvl>
-    <w:lvl w:ilvl="4" w:tentative="0">
+    <w:lvl w:ilvl="4">
       <w:start w:val="1"/>
       <w:numFmt w:val="decimal"/>
-      <w:pStyle w:val="6"/>
+      <w:pStyle w:val="Heading5"/>
       <w:lvlText w:val="%1.%2.%3.%4.%5."/>
       <w:lvlJc w:val="left"/>
       <w:pPr>
@@ -6324,10 +6068,10 @@
         <w:rFonts w:hint="default"/>
       </w:rPr>
     </w:lvl>
-    <w:lvl w:ilvl="5" w:tentative="0">
+    <w:lvl w:ilvl="5">
       <w:start w:val="1"/>
       <w:numFmt w:val="decimal"/>
-      <w:pStyle w:val="7"/>
+      <w:pStyle w:val="Heading6"/>
       <w:lvlText w:val="%1.%2.%3.%4.%5.%6."/>
       <w:lvlJc w:val="left"/>
       <w:pPr>
@@ -6337,10 +6081,10 @@
         <w:rFonts w:hint="default"/>
       </w:rPr>
     </w:lvl>
-    <w:lvl w:ilvl="6" w:tentative="0">
+    <w:lvl w:ilvl="6">
       <w:start w:val="1"/>
       <w:numFmt w:val="decimal"/>
-      <w:pStyle w:val="8"/>
+      <w:pStyle w:val="Heading7"/>
       <w:lvlText w:val="%1.%2.%3.%4.%5.%6.%7."/>
       <w:lvlJc w:val="left"/>
       <w:pPr>
@@ -6350,10 +6094,10 @@
         <w:rFonts w:hint="default"/>
       </w:rPr>
     </w:lvl>
-    <w:lvl w:ilvl="7" w:tentative="0">
+    <w:lvl w:ilvl="7">
       <w:start w:val="1"/>
       <w:numFmt w:val="decimal"/>
-      <w:pStyle w:val="9"/>
+      <w:pStyle w:val="Heading8"/>
       <w:lvlText w:val="%1.%2.%3.%4.%5.%6.%7.%8."/>
       <w:lvlJc w:val="left"/>
       <w:pPr>
@@ -6363,10 +6107,10 @@
         <w:rFonts w:hint="default"/>
       </w:rPr>
     </w:lvl>
-    <w:lvl w:ilvl="8" w:tentative="0">
+    <w:lvl w:ilvl="8">
       <w:start w:val="1"/>
       <w:numFmt w:val="decimal"/>
-      <w:pStyle w:val="10"/>
+      <w:pStyle w:val="Heading9"/>
       <w:lvlText w:val="%1.%2.%3.%4.%5.%6.%7.%8.%9."/>
       <w:lvlJc w:val="left"/>
       <w:pPr>
@@ -6381,7 +6125,7 @@
     <w:nsid w:val="9369BFA7"/>
     <w:multiLevelType w:val="singleLevel"/>
     <w:tmpl w:val="9369BFA7"/>
-    <w:lvl w:ilvl="0" w:tentative="0">
+    <w:lvl w:ilvl="0">
       <w:start w:val="1"/>
       <w:numFmt w:val="decimal"/>
       <w:lvlText w:val="%1."/>
@@ -6404,269 +6148,267 @@
 </file>
 
 <file path=word/styles.xml><?xml version="1.0" encoding="utf-8"?>
-<w:styles xmlns:mc="http://schemas.openxmlformats.org/markup-compatibility/2006" xmlns:o="urn:schemas-microsoft-com:office:office" xmlns:r="http://schemas.openxmlformats.org/officeDocument/2006/relationships" xmlns:m="http://schemas.openxmlformats.org/officeDocument/2006/math" xmlns:v="urn:schemas-microsoft-com:vml" xmlns:w="http://schemas.openxmlformats.org/wordprocessingml/2006/main" xmlns:w14="http://schemas.microsoft.com/office/word/2010/wordml" xmlns:w10="urn:schemas-microsoft-com:office:word" xmlns:sl="http://schemas.openxmlformats.org/schemaLibrary/2006/main" xmlns:wpsCustomData="http://www.wps.cn/officeDocument/2013/wpsCustomData" mc:Ignorable="w14">
+<w:styles xmlns:mc="http://schemas.openxmlformats.org/markup-compatibility/2006" xmlns:r="http://schemas.openxmlformats.org/officeDocument/2006/relationships" xmlns:w="http://schemas.openxmlformats.org/wordprocessingml/2006/main" xmlns:w14="http://schemas.microsoft.com/office/word/2010/wordml" xmlns:w15="http://schemas.microsoft.com/office/word/2012/wordml" mc:Ignorable="w14 w15">
   <w:docDefaults>
     <w:rPrDefault>
       <w:rPr>
-        <w:rFonts w:ascii="Times New Roman" w:hAnsi="Times New Roman" w:eastAsia="宋体" w:cs="Times New Roman"/>
+        <w:rFonts w:ascii="Times New Roman" w:eastAsia="宋体" w:hAnsi="Times New Roman" w:cs="Times New Roman"/>
       </w:rPr>
     </w:rPrDefault>
     <w:pPrDefault/>
   </w:docDefaults>
-  <w:latentStyles w:count="260" w:defQFormat="0" w:defUnhideWhenUsed="1" w:defSemiHidden="1" w:defUIPriority="99" w:defLockedState="0">
-    <w:lsdException w:qFormat="1" w:unhideWhenUsed="0" w:uiPriority="0" w:semiHidden="0" w:name="Normal"/>
-    <w:lsdException w:qFormat="1" w:unhideWhenUsed="0" w:uiPriority="0" w:semiHidden="0" w:name="heading 1"/>
-    <w:lsdException w:qFormat="1" w:uiPriority="0" w:semiHidden="0" w:name="heading 2"/>
-    <w:lsdException w:qFormat="1" w:uiPriority="0" w:name="heading 3"/>
-    <w:lsdException w:qFormat="1" w:uiPriority="0" w:semiHidden="0" w:name="heading 4"/>
-    <w:lsdException w:qFormat="1" w:uiPriority="0" w:name="heading 5"/>
-    <w:lsdException w:qFormat="1" w:uiPriority="0" w:name="heading 6"/>
-    <w:lsdException w:qFormat="1" w:uiPriority="0" w:name="heading 7"/>
-    <w:lsdException w:qFormat="1" w:uiPriority="0" w:name="heading 8"/>
-    <w:lsdException w:qFormat="1" w:uiPriority="0" w:name="heading 9"/>
-    <w:lsdException w:unhideWhenUsed="0" w:uiPriority="0" w:semiHidden="0" w:name="index 1"/>
-    <w:lsdException w:unhideWhenUsed="0" w:uiPriority="0" w:semiHidden="0" w:name="index 2"/>
-    <w:lsdException w:unhideWhenUsed="0" w:uiPriority="0" w:semiHidden="0" w:name="index 3"/>
-    <w:lsdException w:unhideWhenUsed="0" w:uiPriority="0" w:semiHidden="0" w:name="index 4"/>
-    <w:lsdException w:unhideWhenUsed="0" w:uiPriority="0" w:semiHidden="0" w:name="index 5"/>
-    <w:lsdException w:unhideWhenUsed="0" w:uiPriority="0" w:semiHidden="0" w:name="index 6"/>
-    <w:lsdException w:unhideWhenUsed="0" w:uiPriority="0" w:semiHidden="0" w:name="index 7"/>
-    <w:lsdException w:unhideWhenUsed="0" w:uiPriority="0" w:semiHidden="0" w:name="index 8"/>
-    <w:lsdException w:unhideWhenUsed="0" w:uiPriority="0" w:semiHidden="0" w:name="index 9"/>
-    <w:lsdException w:qFormat="1" w:unhideWhenUsed="0" w:uiPriority="0" w:semiHidden="0" w:name="toc 1"/>
-    <w:lsdException w:qFormat="1" w:unhideWhenUsed="0" w:uiPriority="0" w:semiHidden="0" w:name="toc 2"/>
-    <w:lsdException w:qFormat="1" w:unhideWhenUsed="0" w:uiPriority="0" w:semiHidden="0" w:name="toc 3"/>
-    <w:lsdException w:unhideWhenUsed="0" w:uiPriority="0" w:semiHidden="0" w:name="toc 4"/>
-    <w:lsdException w:unhideWhenUsed="0" w:uiPriority="0" w:semiHidden="0" w:name="toc 5"/>
-    <w:lsdException w:unhideWhenUsed="0" w:uiPriority="0" w:semiHidden="0" w:name="toc 6"/>
-    <w:lsdException w:unhideWhenUsed="0" w:uiPriority="0" w:semiHidden="0" w:name="toc 7"/>
-    <w:lsdException w:unhideWhenUsed="0" w:uiPriority="0" w:semiHidden="0" w:name="toc 8"/>
-    <w:lsdException w:unhideWhenUsed="0" w:uiPriority="0" w:semiHidden="0" w:name="toc 9"/>
-    <w:lsdException w:unhideWhenUsed="0" w:uiPriority="0" w:semiHidden="0" w:name="Normal Indent"/>
-    <w:lsdException w:unhideWhenUsed="0" w:uiPriority="0" w:semiHidden="0" w:name="footnote text"/>
-    <w:lsdException w:qFormat="1" w:unhideWhenUsed="0" w:uiPriority="0" w:semiHidden="0" w:name="annotation text"/>
-    <w:lsdException w:qFormat="1" w:unhideWhenUsed="0" w:uiPriority="0" w:semiHidden="0" w:name="header"/>
-    <w:lsdException w:qFormat="1" w:unhideWhenUsed="0" w:uiPriority="0" w:semiHidden="0" w:name="footer"/>
-    <w:lsdException w:unhideWhenUsed="0" w:uiPriority="0" w:semiHidden="0" w:name="index heading"/>
-    <w:lsdException w:qFormat="1" w:uiPriority="0" w:name="caption"/>
-    <w:lsdException w:unhideWhenUsed="0" w:uiPriority="0" w:semiHidden="0" w:name="table of figures"/>
-    <w:lsdException w:unhideWhenUsed="0" w:uiPriority="0" w:semiHidden="0" w:name="envelope address"/>
-    <w:lsdException w:unhideWhenUsed="0" w:uiPriority="0" w:semiHidden="0" w:name="envelope return"/>
-    <w:lsdException w:unhideWhenUsed="0" w:uiPriority="0" w:semiHidden="0" w:name="footnote reference"/>
-    <w:lsdException w:unhideWhenUsed="0" w:uiPriority="0" w:semiHidden="0" w:name="annotation reference"/>
-    <w:lsdException w:unhideWhenUsed="0" w:uiPriority="0" w:semiHidden="0" w:name="line number"/>
-    <w:lsdException w:unhideWhenUsed="0" w:uiPriority="0" w:semiHidden="0" w:name="page number"/>
-    <w:lsdException w:unhideWhenUsed="0" w:uiPriority="0" w:semiHidden="0" w:name="endnote reference"/>
-    <w:lsdException w:unhideWhenUsed="0" w:uiPriority="0" w:semiHidden="0" w:name="endnote text"/>
-    <w:lsdException w:unhideWhenUsed="0" w:uiPriority="0" w:semiHidden="0" w:name="table of authorities"/>
-    <w:lsdException w:unhideWhenUsed="0" w:uiPriority="0" w:semiHidden="0" w:name="macro"/>
-    <w:lsdException w:unhideWhenUsed="0" w:uiPriority="0" w:semiHidden="0" w:name="toa heading"/>
-    <w:lsdException w:unhideWhenUsed="0" w:uiPriority="0" w:semiHidden="0" w:name="List"/>
-    <w:lsdException w:unhideWhenUsed="0" w:uiPriority="0" w:semiHidden="0" w:name="List Bullet"/>
-    <w:lsdException w:unhideWhenUsed="0" w:uiPriority="0" w:semiHidden="0" w:name="List Number"/>
-    <w:lsdException w:unhideWhenUsed="0" w:uiPriority="0" w:semiHidden="0" w:name="List 2"/>
-    <w:lsdException w:unhideWhenUsed="0" w:uiPriority="0" w:semiHidden="0" w:name="List 3"/>
-    <w:lsdException w:unhideWhenUsed="0" w:uiPriority="0" w:semiHidden="0" w:name="List 4"/>
-    <w:lsdException w:unhideWhenUsed="0" w:uiPriority="0" w:semiHidden="0" w:name="List 5"/>
-    <w:lsdException w:unhideWhenUsed="0" w:uiPriority="0" w:semiHidden="0" w:name="List Bullet 2"/>
-    <w:lsdException w:unhideWhenUsed="0" w:uiPriority="0" w:semiHidden="0" w:name="List Bullet 3"/>
-    <w:lsdException w:unhideWhenUsed="0" w:uiPriority="0" w:semiHidden="0" w:name="List Bullet 4"/>
-    <w:lsdException w:unhideWhenUsed="0" w:uiPriority="0" w:semiHidden="0" w:name="List Bullet 5"/>
-    <w:lsdException w:unhideWhenUsed="0" w:uiPriority="0" w:semiHidden="0" w:name="List Number 2"/>
-    <w:lsdException w:unhideWhenUsed="0" w:uiPriority="0" w:semiHidden="0" w:name="List Number 3"/>
-    <w:lsdException w:unhideWhenUsed="0" w:uiPriority="0" w:semiHidden="0" w:name="List Number 4"/>
-    <w:lsdException w:unhideWhenUsed="0" w:uiPriority="0" w:semiHidden="0" w:name="List Number 5"/>
-    <w:lsdException w:qFormat="1" w:unhideWhenUsed="0" w:uiPriority="0" w:semiHidden="0" w:name="Title"/>
-    <w:lsdException w:unhideWhenUsed="0" w:uiPriority="0" w:semiHidden="0" w:name="Closing"/>
-    <w:lsdException w:unhideWhenUsed="0" w:uiPriority="0" w:semiHidden="0" w:name="Signature"/>
-    <w:lsdException w:qFormat="1" w:unhideWhenUsed="0" w:uiPriority="0" w:name="Default Paragraph Font"/>
-    <w:lsdException w:qFormat="1" w:unhideWhenUsed="0" w:uiPriority="0" w:name="Body Text"/>
-    <w:lsdException w:unhideWhenUsed="0" w:uiPriority="0" w:semiHidden="0" w:name="Body Text Indent"/>
-    <w:lsdException w:unhideWhenUsed="0" w:uiPriority="0" w:semiHidden="0" w:name="List Continue"/>
-    <w:lsdException w:unhideWhenUsed="0" w:uiPriority="0" w:semiHidden="0" w:name="List Continue 2"/>
-    <w:lsdException w:unhideWhenUsed="0" w:uiPriority="0" w:semiHidden="0" w:name="List Continue 3"/>
-    <w:lsdException w:unhideWhenUsed="0" w:uiPriority="0" w:semiHidden="0" w:name="List Continue 4"/>
-    <w:lsdException w:unhideWhenUsed="0" w:uiPriority="0" w:semiHidden="0" w:name="List Continue 5"/>
-    <w:lsdException w:unhideWhenUsed="0" w:uiPriority="0" w:semiHidden="0" w:name="Message Header"/>
-    <w:lsdException w:qFormat="1" w:unhideWhenUsed="0" w:uiPriority="0" w:semiHidden="0" w:name="Subtitle"/>
-    <w:lsdException w:unhideWhenUsed="0" w:uiPriority="0" w:semiHidden="0" w:name="Salutation"/>
-    <w:lsdException w:unhideWhenUsed="0" w:uiPriority="0" w:semiHidden="0" w:name="Date"/>
-    <w:lsdException w:unhideWhenUsed="0" w:uiPriority="0" w:semiHidden="0" w:name="Body Text First Indent"/>
-    <w:lsdException w:unhideWhenUsed="0" w:uiPriority="0" w:semiHidden="0" w:name="Body Text First Indent 2"/>
-    <w:lsdException w:uiPriority="99" w:name="Note Heading"/>
-    <w:lsdException w:unhideWhenUsed="0" w:uiPriority="0" w:semiHidden="0" w:name="Body Text 2"/>
-    <w:lsdException w:unhideWhenUsed="0" w:uiPriority="0" w:semiHidden="0" w:name="Body Text 3"/>
-    <w:lsdException w:unhideWhenUsed="0" w:uiPriority="0" w:semiHidden="0" w:name="Body Text Indent 2"/>
-    <w:lsdException w:unhideWhenUsed="0" w:uiPriority="0" w:semiHidden="0" w:name="Body Text Indent 3"/>
-    <w:lsdException w:unhideWhenUsed="0" w:uiPriority="0" w:semiHidden="0" w:name="Block Text"/>
-    <w:lsdException w:unhideWhenUsed="0" w:uiPriority="0" w:semiHidden="0" w:name="Hyperlink"/>
-    <w:lsdException w:unhideWhenUsed="0" w:uiPriority="0" w:semiHidden="0" w:name="FollowedHyperlink"/>
-    <w:lsdException w:qFormat="1" w:unhideWhenUsed="0" w:uiPriority="0" w:semiHidden="0" w:name="Strong"/>
-    <w:lsdException w:qFormat="1" w:unhideWhenUsed="0" w:uiPriority="0" w:semiHidden="0" w:name="Emphasis"/>
-    <w:lsdException w:unhideWhenUsed="0" w:uiPriority="0" w:semiHidden="0" w:name="Document Map"/>
-    <w:lsdException w:unhideWhenUsed="0" w:uiPriority="0" w:semiHidden="0" w:name="Plain Text"/>
-    <w:lsdException w:unhideWhenUsed="0" w:uiPriority="0" w:semiHidden="0" w:name="E-mail Signature"/>
-    <w:lsdException w:qFormat="1" w:unhideWhenUsed="0" w:uiPriority="0" w:semiHidden="0" w:name="Normal (Web)"/>
-    <w:lsdException w:unhideWhenUsed="0" w:uiPriority="0" w:semiHidden="0" w:name="HTML Acronym"/>
-    <w:lsdException w:unhideWhenUsed="0" w:uiPriority="0" w:semiHidden="0" w:name="HTML Address"/>
-    <w:lsdException w:unhideWhenUsed="0" w:uiPriority="0" w:semiHidden="0" w:name="HTML Cite"/>
-    <w:lsdException w:unhideWhenUsed="0" w:uiPriority="0" w:semiHidden="0" w:name="HTML Code"/>
-    <w:lsdException w:unhideWhenUsed="0" w:uiPriority="0" w:semiHidden="0" w:name="HTML Definition"/>
-    <w:lsdException w:unhideWhenUsed="0" w:uiPriority="0" w:semiHidden="0" w:name="HTML Keyboard"/>
-    <w:lsdException w:unhideWhenUsed="0" w:uiPriority="0" w:semiHidden="0" w:name="HTML Preformatted"/>
-    <w:lsdException w:unhideWhenUsed="0" w:uiPriority="0" w:semiHidden="0" w:name="HTML Sample"/>
-    <w:lsdException w:unhideWhenUsed="0" w:uiPriority="0" w:semiHidden="0" w:name="HTML Typewriter"/>
-    <w:lsdException w:unhideWhenUsed="0" w:uiPriority="0" w:semiHidden="0" w:name="HTML Variable"/>
-    <w:lsdException w:qFormat="1" w:unhideWhenUsed="0" w:uiPriority="0" w:name="Normal Table"/>
-    <w:lsdException w:unhideWhenUsed="0" w:uiPriority="0" w:semiHidden="0" w:name="annotation subject"/>
-    <w:lsdException w:unhideWhenUsed="0" w:uiPriority="0" w:semiHidden="0" w:name="Table Simple 1"/>
-    <w:lsdException w:unhideWhenUsed="0" w:uiPriority="0" w:semiHidden="0" w:name="Table Simple 2"/>
-    <w:lsdException w:unhideWhenUsed="0" w:uiPriority="0" w:semiHidden="0" w:name="Table Simple 3"/>
-    <w:lsdException w:unhideWhenUsed="0" w:uiPriority="0" w:semiHidden="0" w:name="Table Classic 1"/>
-    <w:lsdException w:unhideWhenUsed="0" w:uiPriority="0" w:semiHidden="0" w:name="Table Classic 2"/>
-    <w:lsdException w:unhideWhenUsed="0" w:uiPriority="0" w:semiHidden="0" w:name="Table Classic 3"/>
-    <w:lsdException w:unhideWhenUsed="0" w:uiPriority="0" w:semiHidden="0" w:name="Table Classic 4"/>
-    <w:lsdException w:unhideWhenUsed="0" w:uiPriority="0" w:semiHidden="0" w:name="Table Colorful 1"/>
-    <w:lsdException w:unhideWhenUsed="0" w:uiPriority="0" w:semiHidden="0" w:name="Table Colorful 2"/>
-    <w:lsdException w:unhideWhenUsed="0" w:uiPriority="0" w:semiHidden="0" w:name="Table Colorful 3"/>
-    <w:lsdException w:unhideWhenUsed="0" w:uiPriority="0" w:semiHidden="0" w:name="Table Columns 1"/>
-    <w:lsdException w:unhideWhenUsed="0" w:uiPriority="0" w:semiHidden="0" w:name="Table Columns 2"/>
-    <w:lsdException w:unhideWhenUsed="0" w:uiPriority="0" w:semiHidden="0" w:name="Table Columns 3"/>
-    <w:lsdException w:unhideWhenUsed="0" w:uiPriority="0" w:semiHidden="0" w:name="Table Columns 4"/>
-    <w:lsdException w:unhideWhenUsed="0" w:uiPriority="0" w:semiHidden="0" w:name="Table Columns 5"/>
-    <w:lsdException w:unhideWhenUsed="0" w:uiPriority="0" w:semiHidden="0" w:name="Table Grid 1"/>
-    <w:lsdException w:unhideWhenUsed="0" w:uiPriority="0" w:semiHidden="0" w:name="Table Grid 2"/>
-    <w:lsdException w:unhideWhenUsed="0" w:uiPriority="0" w:semiHidden="0" w:name="Table Grid 3"/>
-    <w:lsdException w:unhideWhenUsed="0" w:uiPriority="0" w:semiHidden="0" w:name="Table Grid 4"/>
-    <w:lsdException w:unhideWhenUsed="0" w:uiPriority="0" w:semiHidden="0" w:name="Table Grid 5"/>
-    <w:lsdException w:unhideWhenUsed="0" w:uiPriority="0" w:semiHidden="0" w:name="Table Grid 6"/>
-    <w:lsdException w:unhideWhenUsed="0" w:uiPriority="0" w:semiHidden="0" w:name="Table Grid 7"/>
-    <w:lsdException w:unhideWhenUsed="0" w:uiPriority="0" w:semiHidden="0" w:name="Table Grid 8"/>
-    <w:lsdException w:unhideWhenUsed="0" w:uiPriority="0" w:semiHidden="0" w:name="Table List 1"/>
-    <w:lsdException w:unhideWhenUsed="0" w:uiPriority="0" w:semiHidden="0" w:name="Table List 2"/>
-    <w:lsdException w:unhideWhenUsed="0" w:uiPriority="0" w:semiHidden="0" w:name="Table List 3"/>
-    <w:lsdException w:unhideWhenUsed="0" w:uiPriority="0" w:semiHidden="0" w:name="Table List 4"/>
-    <w:lsdException w:unhideWhenUsed="0" w:uiPriority="0" w:semiHidden="0" w:name="Table List 5"/>
-    <w:lsdException w:unhideWhenUsed="0" w:uiPriority="0" w:semiHidden="0" w:name="Table List 6"/>
-    <w:lsdException w:unhideWhenUsed="0" w:uiPriority="0" w:semiHidden="0" w:name="Table List 7"/>
-    <w:lsdException w:unhideWhenUsed="0" w:uiPriority="0" w:semiHidden="0" w:name="Table List 8"/>
-    <w:lsdException w:unhideWhenUsed="0" w:uiPriority="0" w:semiHidden="0" w:name="Table 3D effects 1"/>
-    <w:lsdException w:unhideWhenUsed="0" w:uiPriority="0" w:semiHidden="0" w:name="Table 3D effects 2"/>
-    <w:lsdException w:unhideWhenUsed="0" w:uiPriority="0" w:semiHidden="0" w:name="Table 3D effects 3"/>
-    <w:lsdException w:unhideWhenUsed="0" w:uiPriority="0" w:semiHidden="0" w:name="Table Contemporary"/>
-    <w:lsdException w:unhideWhenUsed="0" w:uiPriority="0" w:semiHidden="0" w:name="Table Elegant"/>
-    <w:lsdException w:unhideWhenUsed="0" w:uiPriority="0" w:semiHidden="0" w:name="Table Professional"/>
-    <w:lsdException w:unhideWhenUsed="0" w:uiPriority="0" w:semiHidden="0" w:name="Table Subtle 1"/>
-    <w:lsdException w:unhideWhenUsed="0" w:uiPriority="0" w:semiHidden="0" w:name="Table Subtle 2"/>
-    <w:lsdException w:unhideWhenUsed="0" w:uiPriority="0" w:semiHidden="0" w:name="Table Web 1"/>
-    <w:lsdException w:unhideWhenUsed="0" w:uiPriority="0" w:semiHidden="0" w:name="Table Web 2"/>
-    <w:lsdException w:unhideWhenUsed="0" w:uiPriority="0" w:semiHidden="0" w:name="Table Web 3"/>
-    <w:lsdException w:unhideWhenUsed="0" w:uiPriority="0" w:semiHidden="0" w:name="Balloon Text"/>
-    <w:lsdException w:qFormat="1" w:unhideWhenUsed="0" w:uiPriority="0" w:semiHidden="0" w:name="Table Grid"/>
-    <w:lsdException w:unhideWhenUsed="0" w:uiPriority="0" w:semiHidden="0" w:name="Table Theme"/>
-    <w:lsdException w:unhideWhenUsed="0" w:uiPriority="60" w:semiHidden="0" w:name="Light Shading"/>
-    <w:lsdException w:unhideWhenUsed="0" w:uiPriority="61" w:semiHidden="0" w:name="Light List"/>
-    <w:lsdException w:unhideWhenUsed="0" w:uiPriority="62" w:semiHidden="0" w:name="Light Grid"/>
-    <w:lsdException w:unhideWhenUsed="0" w:uiPriority="63" w:semiHidden="0" w:name="Medium Shading 1"/>
-    <w:lsdException w:unhideWhenUsed="0" w:uiPriority="64" w:semiHidden="0" w:name="Medium Shading 2"/>
-    <w:lsdException w:unhideWhenUsed="0" w:uiPriority="65" w:semiHidden="0" w:name="Medium List 1"/>
-    <w:lsdException w:unhideWhenUsed="0" w:uiPriority="66" w:semiHidden="0" w:name="Medium List 2"/>
-    <w:lsdException w:unhideWhenUsed="0" w:uiPriority="67" w:semiHidden="0" w:name="Medium Grid 1"/>
-    <w:lsdException w:unhideWhenUsed="0" w:uiPriority="68" w:semiHidden="0" w:name="Medium Grid 2"/>
-    <w:lsdException w:unhideWhenUsed="0" w:uiPriority="69" w:semiHidden="0" w:name="Medium Grid 3"/>
-    <w:lsdException w:unhideWhenUsed="0" w:uiPriority="70" w:semiHidden="0" w:name="Dark List"/>
-    <w:lsdException w:unhideWhenUsed="0" w:uiPriority="71" w:semiHidden="0" w:name="Colorful Shading"/>
-    <w:lsdException w:unhideWhenUsed="0" w:uiPriority="72" w:semiHidden="0" w:name="Colorful List"/>
-    <w:lsdException w:unhideWhenUsed="0" w:uiPriority="73" w:semiHidden="0" w:name="Colorful Grid"/>
-    <w:lsdException w:unhideWhenUsed="0" w:uiPriority="60" w:semiHidden="0" w:name="Light Shading Accent 1"/>
-    <w:lsdException w:unhideWhenUsed="0" w:uiPriority="61" w:semiHidden="0" w:name="Light List Accent 1"/>
-    <w:lsdException w:unhideWhenUsed="0" w:uiPriority="62" w:semiHidden="0" w:name="Light Grid Accent 1"/>
-    <w:lsdException w:unhideWhenUsed="0" w:uiPriority="63" w:semiHidden="0" w:name="Medium Shading 1 Accent 1"/>
-    <w:lsdException w:unhideWhenUsed="0" w:uiPriority="64" w:semiHidden="0" w:name="Medium Shading 2 Accent 1"/>
-    <w:lsdException w:unhideWhenUsed="0" w:uiPriority="65" w:semiHidden="0" w:name="Medium List 1 Accent 1"/>
-    <w:lsdException w:unhideWhenUsed="0" w:uiPriority="66" w:semiHidden="0" w:name="Medium List 2 Accent 1"/>
-    <w:lsdException w:unhideWhenUsed="0" w:uiPriority="67" w:semiHidden="0" w:name="Medium Grid 1 Accent 1"/>
-    <w:lsdException w:unhideWhenUsed="0" w:uiPriority="68" w:semiHidden="0" w:name="Medium Grid 2 Accent 1"/>
-    <w:lsdException w:unhideWhenUsed="0" w:uiPriority="69" w:semiHidden="0" w:name="Medium Grid 3 Accent 1"/>
-    <w:lsdException w:unhideWhenUsed="0" w:uiPriority="70" w:semiHidden="0" w:name="Dark List Accent 1"/>
-    <w:lsdException w:unhideWhenUsed="0" w:uiPriority="71" w:semiHidden="0" w:name="Colorful Shading Accent 1"/>
-    <w:lsdException w:unhideWhenUsed="0" w:uiPriority="72" w:semiHidden="0" w:name="Colorful List Accent 1"/>
-    <w:lsdException w:unhideWhenUsed="0" w:uiPriority="73" w:semiHidden="0" w:name="Colorful Grid Accent 1"/>
-    <w:lsdException w:unhideWhenUsed="0" w:uiPriority="60" w:semiHidden="0" w:name="Light Shading Accent 2"/>
-    <w:lsdException w:unhideWhenUsed="0" w:uiPriority="61" w:semiHidden="0" w:name="Light List Accent 2"/>
-    <w:lsdException w:unhideWhenUsed="0" w:uiPriority="62" w:semiHidden="0" w:name="Light Grid Accent 2"/>
-    <w:lsdException w:unhideWhenUsed="0" w:uiPriority="63" w:semiHidden="0" w:name="Medium Shading 1 Accent 2"/>
-    <w:lsdException w:unhideWhenUsed="0" w:uiPriority="64" w:semiHidden="0" w:name="Medium Shading 2 Accent 2"/>
-    <w:lsdException w:unhideWhenUsed="0" w:uiPriority="65" w:semiHidden="0" w:name="Medium List 1 Accent 2"/>
-    <w:lsdException w:unhideWhenUsed="0" w:uiPriority="66" w:semiHidden="0" w:name="Medium List 2 Accent 2"/>
-    <w:lsdException w:unhideWhenUsed="0" w:uiPriority="67" w:semiHidden="0" w:name="Medium Grid 1 Accent 2"/>
-    <w:lsdException w:unhideWhenUsed="0" w:uiPriority="68" w:semiHidden="0" w:name="Medium Grid 2 Accent 2"/>
-    <w:lsdException w:unhideWhenUsed="0" w:uiPriority="69" w:semiHidden="0" w:name="Medium Grid 3 Accent 2"/>
-    <w:lsdException w:unhideWhenUsed="0" w:uiPriority="70" w:semiHidden="0" w:name="Dark List Accent 2"/>
-    <w:lsdException w:unhideWhenUsed="0" w:uiPriority="71" w:semiHidden="0" w:name="Colorful Shading Accent 2"/>
-    <w:lsdException w:unhideWhenUsed="0" w:uiPriority="72" w:semiHidden="0" w:name="Colorful List Accent 2"/>
-    <w:lsdException w:unhideWhenUsed="0" w:uiPriority="73" w:semiHidden="0" w:name="Colorful Grid Accent 2"/>
-    <w:lsdException w:unhideWhenUsed="0" w:uiPriority="60" w:semiHidden="0" w:name="Light Shading Accent 3"/>
-    <w:lsdException w:unhideWhenUsed="0" w:uiPriority="61" w:semiHidden="0" w:name="Light List Accent 3"/>
-    <w:lsdException w:unhideWhenUsed="0" w:uiPriority="62" w:semiHidden="0" w:name="Light Grid Accent 3"/>
-    <w:lsdException w:unhideWhenUsed="0" w:uiPriority="63" w:semiHidden="0" w:name="Medium Shading 1 Accent 3"/>
-    <w:lsdException w:unhideWhenUsed="0" w:uiPriority="64" w:semiHidden="0" w:name="Medium Shading 2 Accent 3"/>
-    <w:lsdException w:unhideWhenUsed="0" w:uiPriority="65" w:semiHidden="0" w:name="Medium List 1 Accent 3"/>
-    <w:lsdException w:unhideWhenUsed="0" w:uiPriority="66" w:semiHidden="0" w:name="Medium List 2 Accent 3"/>
-    <w:lsdException w:unhideWhenUsed="0" w:uiPriority="67" w:semiHidden="0" w:name="Medium Grid 1 Accent 3"/>
-    <w:lsdException w:unhideWhenUsed="0" w:uiPriority="68" w:semiHidden="0" w:name="Medium Grid 2 Accent 3"/>
-    <w:lsdException w:unhideWhenUsed="0" w:uiPriority="69" w:semiHidden="0" w:name="Medium Grid 3 Accent 3"/>
-    <w:lsdException w:unhideWhenUsed="0" w:uiPriority="70" w:semiHidden="0" w:name="Dark List Accent 3"/>
-    <w:lsdException w:unhideWhenUsed="0" w:uiPriority="71" w:semiHidden="0" w:name="Colorful Shading Accent 3"/>
-    <w:lsdException w:unhideWhenUsed="0" w:uiPriority="72" w:semiHidden="0" w:name="Colorful List Accent 3"/>
-    <w:lsdException w:unhideWhenUsed="0" w:uiPriority="73" w:semiHidden="0" w:name="Colorful Grid Accent 3"/>
-    <w:lsdException w:unhideWhenUsed="0" w:uiPriority="60" w:semiHidden="0" w:name="Light Shading Accent 4"/>
-    <w:lsdException w:unhideWhenUsed="0" w:uiPriority="61" w:semiHidden="0" w:name="Light List Accent 4"/>
-    <w:lsdException w:unhideWhenUsed="0" w:uiPriority="62" w:semiHidden="0" w:name="Light Grid Accent 4"/>
-    <w:lsdException w:unhideWhenUsed="0" w:uiPriority="63" w:semiHidden="0" w:name="Medium Shading 1 Accent 4"/>
-    <w:lsdException w:unhideWhenUsed="0" w:uiPriority="64" w:semiHidden="0" w:name="Medium Shading 2 Accent 4"/>
-    <w:lsdException w:unhideWhenUsed="0" w:uiPriority="65" w:semiHidden="0" w:name="Medium List 1 Accent 4"/>
-    <w:lsdException w:unhideWhenUsed="0" w:uiPriority="66" w:semiHidden="0" w:name="Medium List 2 Accent 4"/>
-    <w:lsdException w:unhideWhenUsed="0" w:uiPriority="67" w:semiHidden="0" w:name="Medium Grid 1 Accent 4"/>
-    <w:lsdException w:unhideWhenUsed="0" w:uiPriority="68" w:semiHidden="0" w:name="Medium Grid 2 Accent 4"/>
-    <w:lsdException w:unhideWhenUsed="0" w:uiPriority="69" w:semiHidden="0" w:name="Medium Grid 3 Accent 4"/>
-    <w:lsdException w:unhideWhenUsed="0" w:uiPriority="70" w:semiHidden="0" w:name="Dark List Accent 4"/>
-    <w:lsdException w:unhideWhenUsed="0" w:uiPriority="71" w:semiHidden="0" w:name="Colorful Shading Accent 4"/>
-    <w:lsdException w:unhideWhenUsed="0" w:uiPriority="72" w:semiHidden="0" w:name="Colorful List Accent 4"/>
-    <w:lsdException w:unhideWhenUsed="0" w:uiPriority="73" w:semiHidden="0" w:name="Colorful Grid Accent 4"/>
-    <w:lsdException w:unhideWhenUsed="0" w:uiPriority="60" w:semiHidden="0" w:name="Light Shading Accent 5"/>
-    <w:lsdException w:unhideWhenUsed="0" w:uiPriority="61" w:semiHidden="0" w:name="Light List Accent 5"/>
-    <w:lsdException w:unhideWhenUsed="0" w:uiPriority="62" w:semiHidden="0" w:name="Light Grid Accent 5"/>
-    <w:lsdException w:unhideWhenUsed="0" w:uiPriority="63" w:semiHidden="0" w:name="Medium Shading 1 Accent 5"/>
-    <w:lsdException w:unhideWhenUsed="0" w:uiPriority="64" w:semiHidden="0" w:name="Medium Shading 2 Accent 5"/>
-    <w:lsdException w:unhideWhenUsed="0" w:uiPriority="65" w:semiHidden="0" w:name="Medium List 1 Accent 5"/>
-    <w:lsdException w:unhideWhenUsed="0" w:uiPriority="66" w:semiHidden="0" w:name="Medium List 2 Accent 5"/>
-    <w:lsdException w:unhideWhenUsed="0" w:uiPriority="67" w:semiHidden="0" w:name="Medium Grid 1 Accent 5"/>
-    <w:lsdException w:unhideWhenUsed="0" w:uiPriority="68" w:semiHidden="0" w:name="Medium Grid 2 Accent 5"/>
-    <w:lsdException w:unhideWhenUsed="0" w:uiPriority="69" w:semiHidden="0" w:name="Medium Grid 3 Accent 5"/>
-    <w:lsdException w:unhideWhenUsed="0" w:uiPriority="70" w:semiHidden="0" w:name="Dark List Accent 5"/>
-    <w:lsdException w:unhideWhenUsed="0" w:uiPriority="71" w:semiHidden="0" w:name="Colorful Shading Accent 5"/>
-    <w:lsdException w:unhideWhenUsed="0" w:uiPriority="72" w:semiHidden="0" w:name="Colorful List Accent 5"/>
-    <w:lsdException w:unhideWhenUsed="0" w:uiPriority="73" w:semiHidden="0" w:name="Colorful Grid Accent 5"/>
-    <w:lsdException w:unhideWhenUsed="0" w:uiPriority="60" w:semiHidden="0" w:name="Light Shading Accent 6"/>
-    <w:lsdException w:unhideWhenUsed="0" w:uiPriority="61" w:semiHidden="0" w:name="Light List Accent 6"/>
-    <w:lsdException w:unhideWhenUsed="0" w:uiPriority="62" w:semiHidden="0" w:name="Light Grid Accent 6"/>
-    <w:lsdException w:unhideWhenUsed="0" w:uiPriority="63" w:semiHidden="0" w:name="Medium Shading 1 Accent 6"/>
-    <w:lsdException w:unhideWhenUsed="0" w:uiPriority="64" w:semiHidden="0" w:name="Medium Shading 2 Accent 6"/>
-    <w:lsdException w:unhideWhenUsed="0" w:uiPriority="65" w:semiHidden="0" w:name="Medium List 1 Accent 6"/>
-    <w:lsdException w:unhideWhenUsed="0" w:uiPriority="66" w:semiHidden="0" w:name="Medium List 2 Accent 6"/>
-    <w:lsdException w:unhideWhenUsed="0" w:uiPriority="67" w:semiHidden="0" w:name="Medium Grid 1 Accent 6"/>
-    <w:lsdException w:unhideWhenUsed="0" w:uiPriority="68" w:semiHidden="0" w:name="Medium Grid 2 Accent 6"/>
-    <w:lsdException w:unhideWhenUsed="0" w:uiPriority="69" w:semiHidden="0" w:name="Medium Grid 3 Accent 6"/>
-    <w:lsdException w:unhideWhenUsed="0" w:uiPriority="70" w:semiHidden="0" w:name="Dark List Accent 6"/>
-    <w:lsdException w:unhideWhenUsed="0" w:uiPriority="71" w:semiHidden="0" w:name="Colorful Shading Accent 6"/>
-    <w:lsdException w:unhideWhenUsed="0" w:uiPriority="72" w:semiHidden="0" w:name="Colorful List Accent 6"/>
-    <w:lsdException w:unhideWhenUsed="0" w:uiPriority="73" w:semiHidden="0" w:name="Colorful Grid Accent 6"/>
+  <w:latentStyles w:defLockedState="0" w:defUIPriority="99" w:defSemiHidden="1" w:defUnhideWhenUsed="1" w:defQFormat="0" w:count="260">
+    <w:lsdException w:name="Normal" w:semiHidden="0" w:uiPriority="0" w:unhideWhenUsed="0" w:qFormat="1"/>
+    <w:lsdException w:name="heading 1" w:semiHidden="0" w:uiPriority="0" w:unhideWhenUsed="0" w:qFormat="1"/>
+    <w:lsdException w:name="heading 2" w:semiHidden="0" w:uiPriority="0" w:qFormat="1"/>
+    <w:lsdException w:name="heading 3" w:uiPriority="0" w:qFormat="1"/>
+    <w:lsdException w:name="heading 4" w:semiHidden="0" w:uiPriority="0" w:qFormat="1"/>
+    <w:lsdException w:name="heading 5" w:uiPriority="0" w:qFormat="1"/>
+    <w:lsdException w:name="heading 6" w:uiPriority="0" w:qFormat="1"/>
+    <w:lsdException w:name="heading 7" w:uiPriority="0" w:qFormat="1"/>
+    <w:lsdException w:name="heading 8" w:uiPriority="0" w:qFormat="1"/>
+    <w:lsdException w:name="heading 9" w:uiPriority="0" w:qFormat="1"/>
+    <w:lsdException w:name="index 1" w:semiHidden="0" w:uiPriority="0" w:unhideWhenUsed="0"/>
+    <w:lsdException w:name="index 2" w:semiHidden="0" w:uiPriority="0" w:unhideWhenUsed="0"/>
+    <w:lsdException w:name="index 3" w:semiHidden="0" w:uiPriority="0" w:unhideWhenUsed="0"/>
+    <w:lsdException w:name="index 4" w:semiHidden="0" w:uiPriority="0" w:unhideWhenUsed="0"/>
+    <w:lsdException w:name="index 5" w:semiHidden="0" w:uiPriority="0" w:unhideWhenUsed="0"/>
+    <w:lsdException w:name="index 6" w:semiHidden="0" w:uiPriority="0" w:unhideWhenUsed="0"/>
+    <w:lsdException w:name="index 7" w:semiHidden="0" w:uiPriority="0" w:unhideWhenUsed="0"/>
+    <w:lsdException w:name="index 8" w:semiHidden="0" w:uiPriority="0" w:unhideWhenUsed="0"/>
+    <w:lsdException w:name="index 9" w:semiHidden="0" w:uiPriority="0" w:unhideWhenUsed="0"/>
+    <w:lsdException w:name="toc 1" w:semiHidden="0" w:uiPriority="0" w:unhideWhenUsed="0" w:qFormat="1"/>
+    <w:lsdException w:name="toc 2" w:semiHidden="0" w:uiPriority="0" w:unhideWhenUsed="0" w:qFormat="1"/>
+    <w:lsdException w:name="toc 3" w:semiHidden="0" w:uiPriority="0" w:unhideWhenUsed="0" w:qFormat="1"/>
+    <w:lsdException w:name="toc 4" w:semiHidden="0" w:uiPriority="0" w:unhideWhenUsed="0"/>
+    <w:lsdException w:name="toc 5" w:semiHidden="0" w:uiPriority="0" w:unhideWhenUsed="0"/>
+    <w:lsdException w:name="toc 6" w:semiHidden="0" w:uiPriority="0" w:unhideWhenUsed="0"/>
+    <w:lsdException w:name="toc 7" w:semiHidden="0" w:uiPriority="0" w:unhideWhenUsed="0"/>
+    <w:lsdException w:name="toc 8" w:semiHidden="0" w:uiPriority="0" w:unhideWhenUsed="0"/>
+    <w:lsdException w:name="toc 9" w:semiHidden="0" w:uiPriority="0" w:unhideWhenUsed="0"/>
+    <w:lsdException w:name="Normal Indent" w:semiHidden="0" w:uiPriority="0" w:unhideWhenUsed="0"/>
+    <w:lsdException w:name="footnote text" w:semiHidden="0" w:uiPriority="0" w:unhideWhenUsed="0"/>
+    <w:lsdException w:name="annotation text" w:semiHidden="0" w:uiPriority="0" w:unhideWhenUsed="0" w:qFormat="1"/>
+    <w:lsdException w:name="header" w:semiHidden="0" w:uiPriority="0" w:unhideWhenUsed="0" w:qFormat="1"/>
+    <w:lsdException w:name="footer" w:semiHidden="0" w:uiPriority="0" w:unhideWhenUsed="0" w:qFormat="1"/>
+    <w:lsdException w:name="index heading" w:semiHidden="0" w:uiPriority="0" w:unhideWhenUsed="0"/>
+    <w:lsdException w:name="caption" w:uiPriority="0" w:qFormat="1"/>
+    <w:lsdException w:name="table of figures" w:semiHidden="0" w:uiPriority="0" w:unhideWhenUsed="0"/>
+    <w:lsdException w:name="envelope address" w:semiHidden="0" w:uiPriority="0" w:unhideWhenUsed="0"/>
+    <w:lsdException w:name="envelope return" w:semiHidden="0" w:uiPriority="0" w:unhideWhenUsed="0"/>
+    <w:lsdException w:name="footnote reference" w:semiHidden="0" w:uiPriority="0" w:unhideWhenUsed="0"/>
+    <w:lsdException w:name="annotation reference" w:semiHidden="0" w:uiPriority="0" w:unhideWhenUsed="0"/>
+    <w:lsdException w:name="line number" w:semiHidden="0" w:uiPriority="0" w:unhideWhenUsed="0"/>
+    <w:lsdException w:name="page number" w:semiHidden="0" w:uiPriority="0" w:unhideWhenUsed="0"/>
+    <w:lsdException w:name="endnote reference" w:semiHidden="0" w:uiPriority="0" w:unhideWhenUsed="0"/>
+    <w:lsdException w:name="endnote text" w:semiHidden="0" w:uiPriority="0" w:unhideWhenUsed="0"/>
+    <w:lsdException w:name="table of authorities" w:semiHidden="0" w:uiPriority="0" w:unhideWhenUsed="0"/>
+    <w:lsdException w:name="macro" w:semiHidden="0" w:uiPriority="0" w:unhideWhenUsed="0"/>
+    <w:lsdException w:name="toa heading" w:semiHidden="0" w:uiPriority="0" w:unhideWhenUsed="0"/>
+    <w:lsdException w:name="List" w:semiHidden="0" w:uiPriority="0" w:unhideWhenUsed="0"/>
+    <w:lsdException w:name="List Bullet" w:semiHidden="0" w:uiPriority="0" w:unhideWhenUsed="0"/>
+    <w:lsdException w:name="List Number" w:semiHidden="0" w:uiPriority="0" w:unhideWhenUsed="0"/>
+    <w:lsdException w:name="List 2" w:semiHidden="0" w:uiPriority="0" w:unhideWhenUsed="0"/>
+    <w:lsdException w:name="List 3" w:semiHidden="0" w:uiPriority="0" w:unhideWhenUsed="0"/>
+    <w:lsdException w:name="List 4" w:semiHidden="0" w:uiPriority="0" w:unhideWhenUsed="0"/>
+    <w:lsdException w:name="List 5" w:semiHidden="0" w:uiPriority="0" w:unhideWhenUsed="0"/>
+    <w:lsdException w:name="List Bullet 2" w:semiHidden="0" w:uiPriority="0" w:unhideWhenUsed="0"/>
+    <w:lsdException w:name="List Bullet 3" w:semiHidden="0" w:uiPriority="0" w:unhideWhenUsed="0"/>
+    <w:lsdException w:name="List Bullet 4" w:semiHidden="0" w:uiPriority="0" w:unhideWhenUsed="0"/>
+    <w:lsdException w:name="List Bullet 5" w:semiHidden="0" w:uiPriority="0" w:unhideWhenUsed="0"/>
+    <w:lsdException w:name="List Number 2" w:semiHidden="0" w:uiPriority="0" w:unhideWhenUsed="0"/>
+    <w:lsdException w:name="List Number 3" w:semiHidden="0" w:uiPriority="0" w:unhideWhenUsed="0"/>
+    <w:lsdException w:name="List Number 4" w:semiHidden="0" w:uiPriority="0" w:unhideWhenUsed="0"/>
+    <w:lsdException w:name="List Number 5" w:semiHidden="0" w:uiPriority="0" w:unhideWhenUsed="0"/>
+    <w:lsdException w:name="Title" w:semiHidden="0" w:uiPriority="0" w:unhideWhenUsed="0" w:qFormat="1"/>
+    <w:lsdException w:name="Closing" w:semiHidden="0" w:uiPriority="0" w:unhideWhenUsed="0"/>
+    <w:lsdException w:name="Signature" w:semiHidden="0" w:uiPriority="0" w:unhideWhenUsed="0"/>
+    <w:lsdException w:name="Default Paragraph Font" w:uiPriority="0" w:unhideWhenUsed="0" w:qFormat="1"/>
+    <w:lsdException w:name="Body Text" w:uiPriority="0" w:unhideWhenUsed="0" w:qFormat="1"/>
+    <w:lsdException w:name="Body Text Indent" w:semiHidden="0" w:uiPriority="0" w:unhideWhenUsed="0"/>
+    <w:lsdException w:name="List Continue" w:semiHidden="0" w:uiPriority="0" w:unhideWhenUsed="0"/>
+    <w:lsdException w:name="List Continue 2" w:semiHidden="0" w:uiPriority="0" w:unhideWhenUsed="0"/>
+    <w:lsdException w:name="List Continue 3" w:semiHidden="0" w:uiPriority="0" w:unhideWhenUsed="0"/>
+    <w:lsdException w:name="List Continue 4" w:semiHidden="0" w:uiPriority="0" w:unhideWhenUsed="0"/>
+    <w:lsdException w:name="List Continue 5" w:semiHidden="0" w:uiPriority="0" w:unhideWhenUsed="0"/>
+    <w:lsdException w:name="Message Header" w:semiHidden="0" w:uiPriority="0" w:unhideWhenUsed="0"/>
+    <w:lsdException w:name="Subtitle" w:semiHidden="0" w:uiPriority="0" w:unhideWhenUsed="0" w:qFormat="1"/>
+    <w:lsdException w:name="Salutation" w:semiHidden="0" w:uiPriority="0" w:unhideWhenUsed="0"/>
+    <w:lsdException w:name="Date" w:semiHidden="0" w:uiPriority="0" w:unhideWhenUsed="0"/>
+    <w:lsdException w:name="Body Text First Indent" w:semiHidden="0" w:uiPriority="0" w:unhideWhenUsed="0"/>
+    <w:lsdException w:name="Body Text First Indent 2" w:semiHidden="0" w:uiPriority="0" w:unhideWhenUsed="0"/>
+    <w:lsdException w:name="Body Text 2" w:semiHidden="0" w:uiPriority="0" w:unhideWhenUsed="0"/>
+    <w:lsdException w:name="Body Text 3" w:semiHidden="0" w:uiPriority="0" w:unhideWhenUsed="0"/>
+    <w:lsdException w:name="Body Text Indent 2" w:semiHidden="0" w:uiPriority="0" w:unhideWhenUsed="0"/>
+    <w:lsdException w:name="Body Text Indent 3" w:semiHidden="0" w:uiPriority="0" w:unhideWhenUsed="0"/>
+    <w:lsdException w:name="Block Text" w:semiHidden="0" w:uiPriority="0" w:unhideWhenUsed="0"/>
+    <w:lsdException w:name="Hyperlink" w:semiHidden="0" w:uiPriority="0" w:unhideWhenUsed="0"/>
+    <w:lsdException w:name="FollowedHyperlink" w:semiHidden="0" w:uiPriority="0" w:unhideWhenUsed="0"/>
+    <w:lsdException w:name="Strong" w:semiHidden="0" w:uiPriority="0" w:unhideWhenUsed="0" w:qFormat="1"/>
+    <w:lsdException w:name="Emphasis" w:semiHidden="0" w:uiPriority="0" w:unhideWhenUsed="0" w:qFormat="1"/>
+    <w:lsdException w:name="Document Map" w:semiHidden="0" w:uiPriority="0" w:unhideWhenUsed="0"/>
+    <w:lsdException w:name="Plain Text" w:semiHidden="0" w:uiPriority="0" w:unhideWhenUsed="0"/>
+    <w:lsdException w:name="E-mail Signature" w:semiHidden="0" w:uiPriority="0" w:unhideWhenUsed="0"/>
+    <w:lsdException w:name="Normal (Web)" w:semiHidden="0" w:uiPriority="0" w:unhideWhenUsed="0" w:qFormat="1"/>
+    <w:lsdException w:name="HTML Acronym" w:semiHidden="0" w:uiPriority="0" w:unhideWhenUsed="0"/>
+    <w:lsdException w:name="HTML Address" w:semiHidden="0" w:uiPriority="0" w:unhideWhenUsed="0"/>
+    <w:lsdException w:name="HTML Cite" w:semiHidden="0" w:uiPriority="0" w:unhideWhenUsed="0"/>
+    <w:lsdException w:name="HTML Code" w:semiHidden="0" w:uiPriority="0" w:unhideWhenUsed="0"/>
+    <w:lsdException w:name="HTML Definition" w:semiHidden="0" w:uiPriority="0" w:unhideWhenUsed="0"/>
+    <w:lsdException w:name="HTML Keyboard" w:semiHidden="0" w:uiPriority="0" w:unhideWhenUsed="0"/>
+    <w:lsdException w:name="HTML Preformatted" w:semiHidden="0" w:uiPriority="0" w:unhideWhenUsed="0"/>
+    <w:lsdException w:name="HTML Sample" w:semiHidden="0" w:uiPriority="0" w:unhideWhenUsed="0"/>
+    <w:lsdException w:name="HTML Typewriter" w:semiHidden="0" w:uiPriority="0" w:unhideWhenUsed="0"/>
+    <w:lsdException w:name="HTML Variable" w:semiHidden="0" w:uiPriority="0" w:unhideWhenUsed="0"/>
+    <w:lsdException w:name="Normal Table" w:uiPriority="0" w:unhideWhenUsed="0" w:qFormat="1"/>
+    <w:lsdException w:name="annotation subject" w:semiHidden="0" w:uiPriority="0" w:unhideWhenUsed="0"/>
+    <w:lsdException w:name="Table Simple 1" w:semiHidden="0" w:uiPriority="0" w:unhideWhenUsed="0"/>
+    <w:lsdException w:name="Table Simple 2" w:semiHidden="0" w:uiPriority="0" w:unhideWhenUsed="0"/>
+    <w:lsdException w:name="Table Simple 3" w:semiHidden="0" w:uiPriority="0" w:unhideWhenUsed="0"/>
+    <w:lsdException w:name="Table Classic 1" w:semiHidden="0" w:uiPriority="0" w:unhideWhenUsed="0"/>
+    <w:lsdException w:name="Table Classic 2" w:semiHidden="0" w:uiPriority="0" w:unhideWhenUsed="0"/>
+    <w:lsdException w:name="Table Classic 3" w:semiHidden="0" w:uiPriority="0" w:unhideWhenUsed="0"/>
+    <w:lsdException w:name="Table Classic 4" w:semiHidden="0" w:uiPriority="0" w:unhideWhenUsed="0"/>
+    <w:lsdException w:name="Table Colorful 1" w:semiHidden="0" w:uiPriority="0" w:unhideWhenUsed="0"/>
+    <w:lsdException w:name="Table Colorful 2" w:semiHidden="0" w:uiPriority="0" w:unhideWhenUsed="0"/>
+    <w:lsdException w:name="Table Colorful 3" w:semiHidden="0" w:uiPriority="0" w:unhideWhenUsed="0"/>
+    <w:lsdException w:name="Table Columns 1" w:semiHidden="0" w:uiPriority="0" w:unhideWhenUsed="0"/>
+    <w:lsdException w:name="Table Columns 2" w:semiHidden="0" w:uiPriority="0" w:unhideWhenUsed="0"/>
+    <w:lsdException w:name="Table Columns 3" w:semiHidden="0" w:uiPriority="0" w:unhideWhenUsed="0"/>
+    <w:lsdException w:name="Table Columns 4" w:semiHidden="0" w:uiPriority="0" w:unhideWhenUsed="0"/>
+    <w:lsdException w:name="Table Columns 5" w:semiHidden="0" w:uiPriority="0" w:unhideWhenUsed="0"/>
+    <w:lsdException w:name="Table Grid 1" w:semiHidden="0" w:uiPriority="0" w:unhideWhenUsed="0"/>
+    <w:lsdException w:name="Table Grid 2" w:semiHidden="0" w:uiPriority="0" w:unhideWhenUsed="0"/>
+    <w:lsdException w:name="Table Grid 3" w:semiHidden="0" w:uiPriority="0" w:unhideWhenUsed="0"/>
+    <w:lsdException w:name="Table Grid 4" w:semiHidden="0" w:uiPriority="0" w:unhideWhenUsed="0"/>
+    <w:lsdException w:name="Table Grid 5" w:semiHidden="0" w:uiPriority="0" w:unhideWhenUsed="0"/>
+    <w:lsdException w:name="Table Grid 6" w:semiHidden="0" w:uiPriority="0" w:unhideWhenUsed="0"/>
+    <w:lsdException w:name="Table Grid 7" w:semiHidden="0" w:uiPriority="0" w:unhideWhenUsed="0"/>
+    <w:lsdException w:name="Table Grid 8" w:semiHidden="0" w:uiPriority="0" w:unhideWhenUsed="0"/>
+    <w:lsdException w:name="Table List 1" w:semiHidden="0" w:uiPriority="0" w:unhideWhenUsed="0"/>
+    <w:lsdException w:name="Table List 2" w:semiHidden="0" w:uiPriority="0" w:unhideWhenUsed="0"/>
+    <w:lsdException w:name="Table List 3" w:semiHidden="0" w:uiPriority="0" w:unhideWhenUsed="0"/>
+    <w:lsdException w:name="Table List 4" w:semiHidden="0" w:uiPriority="0" w:unhideWhenUsed="0"/>
+    <w:lsdException w:name="Table List 5" w:semiHidden="0" w:uiPriority="0" w:unhideWhenUsed="0"/>
+    <w:lsdException w:name="Table List 6" w:semiHidden="0" w:uiPriority="0" w:unhideWhenUsed="0"/>
+    <w:lsdException w:name="Table List 7" w:semiHidden="0" w:uiPriority="0" w:unhideWhenUsed="0"/>
+    <w:lsdException w:name="Table List 8" w:semiHidden="0" w:uiPriority="0" w:unhideWhenUsed="0"/>
+    <w:lsdException w:name="Table 3D effects 1" w:semiHidden="0" w:uiPriority="0" w:unhideWhenUsed="0"/>
+    <w:lsdException w:name="Table 3D effects 2" w:semiHidden="0" w:uiPriority="0" w:unhideWhenUsed="0"/>
+    <w:lsdException w:name="Table 3D effects 3" w:semiHidden="0" w:uiPriority="0" w:unhideWhenUsed="0"/>
+    <w:lsdException w:name="Table Contemporary" w:semiHidden="0" w:uiPriority="0" w:unhideWhenUsed="0"/>
+    <w:lsdException w:name="Table Elegant" w:semiHidden="0" w:uiPriority="0" w:unhideWhenUsed="0"/>
+    <w:lsdException w:name="Table Professional" w:semiHidden="0" w:uiPriority="0" w:unhideWhenUsed="0"/>
+    <w:lsdException w:name="Table Subtle 1" w:semiHidden="0" w:uiPriority="0" w:unhideWhenUsed="0"/>
+    <w:lsdException w:name="Table Subtle 2" w:semiHidden="0" w:uiPriority="0" w:unhideWhenUsed="0"/>
+    <w:lsdException w:name="Table Web 1" w:semiHidden="0" w:uiPriority="0" w:unhideWhenUsed="0"/>
+    <w:lsdException w:name="Table Web 2" w:semiHidden="0" w:uiPriority="0" w:unhideWhenUsed="0"/>
+    <w:lsdException w:name="Table Web 3" w:semiHidden="0" w:uiPriority="0" w:unhideWhenUsed="0"/>
+    <w:lsdException w:name="Balloon Text" w:semiHidden="0" w:uiPriority="0" w:unhideWhenUsed="0"/>
+    <w:lsdException w:name="Table Grid" w:semiHidden="0" w:uiPriority="0" w:unhideWhenUsed="0" w:qFormat="1"/>
+    <w:lsdException w:name="Table Theme" w:semiHidden="0" w:uiPriority="0" w:unhideWhenUsed="0"/>
+    <w:lsdException w:name="Light Shading" w:semiHidden="0" w:uiPriority="60" w:unhideWhenUsed="0"/>
+    <w:lsdException w:name="Light List" w:semiHidden="0" w:uiPriority="61" w:unhideWhenUsed="0"/>
+    <w:lsdException w:name="Light Grid" w:semiHidden="0" w:uiPriority="62" w:unhideWhenUsed="0"/>
+    <w:lsdException w:name="Medium Shading 1" w:semiHidden="0" w:uiPriority="63" w:unhideWhenUsed="0"/>
+    <w:lsdException w:name="Medium Shading 2" w:semiHidden="0" w:uiPriority="64" w:unhideWhenUsed="0"/>
+    <w:lsdException w:name="Medium List 1" w:semiHidden="0" w:uiPriority="65" w:unhideWhenUsed="0"/>
+    <w:lsdException w:name="Medium List 2" w:semiHidden="0" w:uiPriority="66" w:unhideWhenUsed="0"/>
+    <w:lsdException w:name="Medium Grid 1" w:semiHidden="0" w:uiPriority="67" w:unhideWhenUsed="0"/>
+    <w:lsdException w:name="Medium Grid 2" w:semiHidden="0" w:uiPriority="68" w:unhideWhenUsed="0"/>
+    <w:lsdException w:name="Medium Grid 3" w:semiHidden="0" w:uiPriority="69" w:unhideWhenUsed="0"/>
+    <w:lsdException w:name="Dark List" w:semiHidden="0" w:uiPriority="70" w:unhideWhenUsed="0"/>
+    <w:lsdException w:name="Colorful Shading" w:semiHidden="0" w:uiPriority="71" w:unhideWhenUsed="0"/>
+    <w:lsdException w:name="Colorful List" w:semiHidden="0" w:uiPriority="72" w:unhideWhenUsed="0"/>
+    <w:lsdException w:name="Colorful Grid" w:semiHidden="0" w:uiPriority="73" w:unhideWhenUsed="0"/>
+    <w:lsdException w:name="Light Shading Accent 1" w:semiHidden="0" w:uiPriority="60" w:unhideWhenUsed="0"/>
+    <w:lsdException w:name="Light List Accent 1" w:semiHidden="0" w:uiPriority="61" w:unhideWhenUsed="0"/>
+    <w:lsdException w:name="Light Grid Accent 1" w:semiHidden="0" w:uiPriority="62" w:unhideWhenUsed="0"/>
+    <w:lsdException w:name="Medium Shading 1 Accent 1" w:semiHidden="0" w:uiPriority="63" w:unhideWhenUsed="0"/>
+    <w:lsdException w:name="Medium Shading 2 Accent 1" w:semiHidden="0" w:uiPriority="64" w:unhideWhenUsed="0"/>
+    <w:lsdException w:name="Medium List 1 Accent 1" w:semiHidden="0" w:uiPriority="65" w:unhideWhenUsed="0"/>
+    <w:lsdException w:name="Medium List 2 Accent 1" w:semiHidden="0" w:uiPriority="66" w:unhideWhenUsed="0"/>
+    <w:lsdException w:name="Medium Grid 1 Accent 1" w:semiHidden="0" w:uiPriority="67" w:unhideWhenUsed="0"/>
+    <w:lsdException w:name="Medium Grid 2 Accent 1" w:semiHidden="0" w:uiPriority="68" w:unhideWhenUsed="0"/>
+    <w:lsdException w:name="Medium Grid 3 Accent 1" w:semiHidden="0" w:uiPriority="69" w:unhideWhenUsed="0"/>
+    <w:lsdException w:name="Dark List Accent 1" w:semiHidden="0" w:uiPriority="70" w:unhideWhenUsed="0"/>
+    <w:lsdException w:name="Colorful Shading Accent 1" w:semiHidden="0" w:uiPriority="71" w:unhideWhenUsed="0"/>
+    <w:lsdException w:name="Colorful List Accent 1" w:semiHidden="0" w:uiPriority="72" w:unhideWhenUsed="0"/>
+    <w:lsdException w:name="Colorful Grid Accent 1" w:semiHidden="0" w:uiPriority="73" w:unhideWhenUsed="0"/>
+    <w:lsdException w:name="Light Shading Accent 2" w:semiHidden="0" w:uiPriority="60" w:unhideWhenUsed="0"/>
+    <w:lsdException w:name="Light List Accent 2" w:semiHidden="0" w:uiPriority="61" w:unhideWhenUsed="0"/>
+    <w:lsdException w:name="Light Grid Accent 2" w:semiHidden="0" w:uiPriority="62" w:unhideWhenUsed="0"/>
+    <w:lsdException w:name="Medium Shading 1 Accent 2" w:semiHidden="0" w:uiPriority="63" w:unhideWhenUsed="0"/>
+    <w:lsdException w:name="Medium Shading 2 Accent 2" w:semiHidden="0" w:uiPriority="64" w:unhideWhenUsed="0"/>
+    <w:lsdException w:name="Medium List 1 Accent 2" w:semiHidden="0" w:uiPriority="65" w:unhideWhenUsed="0"/>
+    <w:lsdException w:name="Medium List 2 Accent 2" w:semiHidden="0" w:uiPriority="66" w:unhideWhenUsed="0"/>
+    <w:lsdException w:name="Medium Grid 1 Accent 2" w:semiHidden="0" w:uiPriority="67" w:unhideWhenUsed="0"/>
+    <w:lsdException w:name="Medium Grid 2 Accent 2" w:semiHidden="0" w:uiPriority="68" w:unhideWhenUsed="0"/>
+    <w:lsdException w:name="Medium Grid 3 Accent 2" w:semiHidden="0" w:uiPriority="69" w:unhideWhenUsed="0"/>
+    <w:lsdException w:name="Dark List Accent 2" w:semiHidden="0" w:uiPriority="70" w:unhideWhenUsed="0"/>
+    <w:lsdException w:name="Colorful Shading Accent 2" w:semiHidden="0" w:uiPriority="71" w:unhideWhenUsed="0"/>
+    <w:lsdException w:name="Colorful List Accent 2" w:semiHidden="0" w:uiPriority="72" w:unhideWhenUsed="0"/>
+    <w:lsdException w:name="Colorful Grid Accent 2" w:semiHidden="0" w:uiPriority="73" w:unhideWhenUsed="0"/>
+    <w:lsdException w:name="Light Shading Accent 3" w:semiHidden="0" w:uiPriority="60" w:unhideWhenUsed="0"/>
+    <w:lsdException w:name="Light List Accent 3" w:semiHidden="0" w:uiPriority="61" w:unhideWhenUsed="0"/>
+    <w:lsdException w:name="Light Grid Accent 3" w:semiHidden="0" w:uiPriority="62" w:unhideWhenUsed="0"/>
+    <w:lsdException w:name="Medium Shading 1 Accent 3" w:semiHidden="0" w:uiPriority="63" w:unhideWhenUsed="0"/>
+    <w:lsdException w:name="Medium Shading 2 Accent 3" w:semiHidden="0" w:uiPriority="64" w:unhideWhenUsed="0"/>
+    <w:lsdException w:name="Medium List 1 Accent 3" w:semiHidden="0" w:uiPriority="65" w:unhideWhenUsed="0"/>
+    <w:lsdException w:name="Medium List 2 Accent 3" w:semiHidden="0" w:uiPriority="66" w:unhideWhenUsed="0"/>
+    <w:lsdException w:name="Medium Grid 1 Accent 3" w:semiHidden="0" w:uiPriority="67" w:unhideWhenUsed="0"/>
+    <w:lsdException w:name="Medium Grid 2 Accent 3" w:semiHidden="0" w:uiPriority="68" w:unhideWhenUsed="0"/>
+    <w:lsdException w:name="Medium Grid 3 Accent 3" w:semiHidden="0" w:uiPriority="69" w:unhideWhenUsed="0"/>
+    <w:lsdException w:name="Dark List Accent 3" w:semiHidden="0" w:uiPriority="70" w:unhideWhenUsed="0"/>
+    <w:lsdException w:name="Colorful Shading Accent 3" w:semiHidden="0" w:uiPriority="71" w:unhideWhenUsed="0"/>
+    <w:lsdException w:name="Colorful List Accent 3" w:semiHidden="0" w:uiPriority="72" w:unhideWhenUsed="0"/>
+    <w:lsdException w:name="Colorful Grid Accent 3" w:semiHidden="0" w:uiPriority="73" w:unhideWhenUsed="0"/>
+    <w:lsdException w:name="Light Shading Accent 4" w:semiHidden="0" w:uiPriority="60" w:unhideWhenUsed="0"/>
+    <w:lsdException w:name="Light List Accent 4" w:semiHidden="0" w:uiPriority="61" w:unhideWhenUsed="0"/>
+    <w:lsdException w:name="Light Grid Accent 4" w:semiHidden="0" w:uiPriority="62" w:unhideWhenUsed="0"/>
+    <w:lsdException w:name="Medium Shading 1 Accent 4" w:semiHidden="0" w:uiPriority="63" w:unhideWhenUsed="0"/>
+    <w:lsdException w:name="Medium Shading 2 Accent 4" w:semiHidden="0" w:uiPriority="64" w:unhideWhenUsed="0"/>
+    <w:lsdException w:name="Medium List 1 Accent 4" w:semiHidden="0" w:uiPriority="65" w:unhideWhenUsed="0"/>
+    <w:lsdException w:name="Medium List 2 Accent 4" w:semiHidden="0" w:uiPriority="66" w:unhideWhenUsed="0"/>
+    <w:lsdException w:name="Medium Grid 1 Accent 4" w:semiHidden="0" w:uiPriority="67" w:unhideWhenUsed="0"/>
+    <w:lsdException w:name="Medium Grid 2 Accent 4" w:semiHidden="0" w:uiPriority="68" w:unhideWhenUsed="0"/>
+    <w:lsdException w:name="Medium Grid 3 Accent 4" w:semiHidden="0" w:uiPriority="69" w:unhideWhenUsed="0"/>
+    <w:lsdException w:name="Dark List Accent 4" w:semiHidden="0" w:uiPriority="70" w:unhideWhenUsed="0"/>
+    <w:lsdException w:name="Colorful Shading Accent 4" w:semiHidden="0" w:uiPriority="71" w:unhideWhenUsed="0"/>
+    <w:lsdException w:name="Colorful List Accent 4" w:semiHidden="0" w:uiPriority="72" w:unhideWhenUsed="0"/>
+    <w:lsdException w:name="Colorful Grid Accent 4" w:semiHidden="0" w:uiPriority="73" w:unhideWhenUsed="0"/>
+    <w:lsdException w:name="Light Shading Accent 5" w:semiHidden="0" w:uiPriority="60" w:unhideWhenUsed="0"/>
+    <w:lsdException w:name="Light List Accent 5" w:semiHidden="0" w:uiPriority="61" w:unhideWhenUsed="0"/>
+    <w:lsdException w:name="Light Grid Accent 5" w:semiHidden="0" w:uiPriority="62" w:unhideWhenUsed="0"/>
+    <w:lsdException w:name="Medium Shading 1 Accent 5" w:semiHidden="0" w:uiPriority="63" w:unhideWhenUsed="0"/>
+    <w:lsdException w:name="Medium Shading 2 Accent 5" w:semiHidden="0" w:uiPriority="64" w:unhideWhenUsed="0"/>
+    <w:lsdException w:name="Medium List 1 Accent 5" w:semiHidden="0" w:uiPriority="65" w:unhideWhenUsed="0"/>
+    <w:lsdException w:name="Medium List 2 Accent 5" w:semiHidden="0" w:uiPriority="66" w:unhideWhenUsed="0"/>
+    <w:lsdException w:name="Medium Grid 1 Accent 5" w:semiHidden="0" w:uiPriority="67" w:unhideWhenUsed="0"/>
+    <w:lsdException w:name="Medium Grid 2 Accent 5" w:semiHidden="0" w:uiPriority="68" w:unhideWhenUsed="0"/>
+    <w:lsdException w:name="Medium Grid 3 Accent 5" w:semiHidden="0" w:uiPriority="69" w:unhideWhenUsed="0"/>
+    <w:lsdException w:name="Dark List Accent 5" w:semiHidden="0" w:uiPriority="70" w:unhideWhenUsed="0"/>
+    <w:lsdException w:name="Colorful Shading Accent 5" w:semiHidden="0" w:uiPriority="71" w:unhideWhenUsed="0"/>
+    <w:lsdException w:name="Colorful List Accent 5" w:semiHidden="0" w:uiPriority="72" w:unhideWhenUsed="0"/>
+    <w:lsdException w:name="Colorful Grid Accent 5" w:semiHidden="0" w:uiPriority="73" w:unhideWhenUsed="0"/>
+    <w:lsdException w:name="Light Shading Accent 6" w:semiHidden="0" w:uiPriority="60" w:unhideWhenUsed="0"/>
+    <w:lsdException w:name="Light List Accent 6" w:semiHidden="0" w:uiPriority="61" w:unhideWhenUsed="0"/>
+    <w:lsdException w:name="Light Grid Accent 6" w:semiHidden="0" w:uiPriority="62" w:unhideWhenUsed="0"/>
+    <w:lsdException w:name="Medium Shading 1 Accent 6" w:semiHidden="0" w:uiPriority="63" w:unhideWhenUsed="0"/>
+    <w:lsdException w:name="Medium Shading 2 Accent 6" w:semiHidden="0" w:uiPriority="64" w:unhideWhenUsed="0"/>
+    <w:lsdException w:name="Medium List 1 Accent 6" w:semiHidden="0" w:uiPriority="65" w:unhideWhenUsed="0"/>
+    <w:lsdException w:name="Medium List 2 Accent 6" w:semiHidden="0" w:uiPriority="66" w:unhideWhenUsed="0"/>
+    <w:lsdException w:name="Medium Grid 1 Accent 6" w:semiHidden="0" w:uiPriority="67" w:unhideWhenUsed="0"/>
+    <w:lsdException w:name="Medium Grid 2 Accent 6" w:semiHidden="0" w:uiPriority="68" w:unhideWhenUsed="0"/>
+    <w:lsdException w:name="Medium Grid 3 Accent 6" w:semiHidden="0" w:uiPriority="69" w:unhideWhenUsed="0"/>
+    <w:lsdException w:name="Dark List Accent 6" w:semiHidden="0" w:uiPriority="70" w:unhideWhenUsed="0"/>
+    <w:lsdException w:name="Colorful Shading Accent 6" w:semiHidden="0" w:uiPriority="71" w:unhideWhenUsed="0"/>
+    <w:lsdException w:name="Colorful List Accent 6" w:semiHidden="0" w:uiPriority="72" w:unhideWhenUsed="0"/>
+    <w:lsdException w:name="Colorful Grid Accent 6" w:semiHidden="0" w:uiPriority="73" w:unhideWhenUsed="0"/>
   </w:latentStyles>
-  <w:style w:type="paragraph" w:default="1" w:styleId="1">
+  <w:style w:type="paragraph" w:default="1" w:styleId="Normal">
     <w:name w:val="Normal"/>
     <w:qFormat/>
-    <w:uiPriority w:val="0"/>
     <w:pPr>
       <w:kinsoku w:val="0"/>
       <w:autoSpaceDE w:val="0"/>
@@ -6678,7 +6420,7 @@
       <w:textAlignment w:val="baseline"/>
     </w:pPr>
     <w:rPr>
-      <w:rFonts w:ascii="Arial" w:hAnsi="Arial" w:eastAsia="宋体" w:cs="Arial"/>
+      <w:rFonts w:ascii="Arial" w:eastAsia="宋体" w:hAnsi="Arial" w:cs="Arial"/>
       <w:snapToGrid w:val="0"/>
       <w:color w:val="000000"/>
       <w:kern w:val="0"/>
@@ -6687,12 +6429,11 @@
       <w:lang w:val="en-US" w:eastAsia="en-US" w:bidi="ar-SA"/>
     </w:rPr>
   </w:style>
-  <w:style w:type="paragraph" w:styleId="2">
+  <w:style w:type="paragraph" w:styleId="Heading1">
     <w:name w:val="heading 1"/>
-    <w:basedOn w:val="1"/>
-    <w:next w:val="1"/>
+    <w:basedOn w:val="Normal"/>
+    <w:next w:val="Normal"/>
     <w:qFormat/>
-    <w:uiPriority w:val="0"/>
     <w:pPr>
       <w:keepNext/>
       <w:keepLines/>
@@ -6710,13 +6451,12 @@
       <w:sz w:val="44"/>
     </w:rPr>
   </w:style>
-  <w:style w:type="paragraph" w:styleId="3">
+  <w:style w:type="paragraph" w:styleId="Heading2">
     <w:name w:val="heading 2"/>
-    <w:basedOn w:val="1"/>
-    <w:next w:val="1"/>
+    <w:basedOn w:val="Normal"/>
+    <w:next w:val="Normal"/>
     <w:unhideWhenUsed/>
     <w:qFormat/>
-    <w:uiPriority w:val="0"/>
     <w:pPr>
       <w:keepNext/>
       <w:keepLines/>
@@ -6729,19 +6469,18 @@
       <w:outlineLvl w:val="1"/>
     </w:pPr>
     <w:rPr>
-      <w:rFonts w:ascii="Arial" w:hAnsi="Arial" w:eastAsia="黑体"/>
+      <w:rFonts w:ascii="Arial" w:eastAsia="黑体" w:hAnsi="Arial"/>
       <w:b/>
       <w:sz w:val="32"/>
     </w:rPr>
   </w:style>
-  <w:style w:type="paragraph" w:styleId="4">
+  <w:style w:type="paragraph" w:styleId="Heading3">
     <w:name w:val="heading 3"/>
-    <w:basedOn w:val="1"/>
-    <w:next w:val="1"/>
+    <w:basedOn w:val="Normal"/>
+    <w:next w:val="Normal"/>
     <w:semiHidden/>
     <w:unhideWhenUsed/>
     <w:qFormat/>
-    <w:uiPriority w:val="0"/>
     <w:pPr>
       <w:keepNext/>
       <w:keepLines/>
@@ -6758,13 +6497,12 @@
       <w:sz w:val="32"/>
     </w:rPr>
   </w:style>
-  <w:style w:type="paragraph" w:styleId="5">
+  <w:style w:type="paragraph" w:styleId="Heading4">
     <w:name w:val="heading 4"/>
-    <w:basedOn w:val="1"/>
-    <w:next w:val="1"/>
+    <w:basedOn w:val="Normal"/>
+    <w:next w:val="Normal"/>
     <w:unhideWhenUsed/>
     <w:qFormat/>
-    <w:uiPriority w:val="0"/>
     <w:pPr>
       <w:keepNext/>
       <w:keepLines/>
@@ -6777,19 +6515,18 @@
       <w:outlineLvl w:val="3"/>
     </w:pPr>
     <w:rPr>
-      <w:rFonts w:ascii="Arial" w:hAnsi="Arial" w:eastAsia="黑体"/>
+      <w:rFonts w:ascii="Arial" w:eastAsia="黑体" w:hAnsi="Arial"/>
       <w:b/>
       <w:sz w:val="28"/>
     </w:rPr>
   </w:style>
-  <w:style w:type="paragraph" w:styleId="6">
+  <w:style w:type="paragraph" w:styleId="Heading5">
     <w:name w:val="heading 5"/>
-    <w:basedOn w:val="1"/>
-    <w:next w:val="1"/>
+    <w:basedOn w:val="Normal"/>
+    <w:next w:val="Normal"/>
     <w:semiHidden/>
     <w:unhideWhenUsed/>
     <w:qFormat/>
-    <w:uiPriority w:val="0"/>
     <w:pPr>
       <w:keepNext/>
       <w:keepLines/>
@@ -6806,14 +6543,13 @@
       <w:sz w:val="28"/>
     </w:rPr>
   </w:style>
-  <w:style w:type="paragraph" w:styleId="7">
+  <w:style w:type="paragraph" w:styleId="Heading6">
     <w:name w:val="heading 6"/>
-    <w:basedOn w:val="1"/>
-    <w:next w:val="1"/>
+    <w:basedOn w:val="Normal"/>
+    <w:next w:val="Normal"/>
     <w:semiHidden/>
     <w:unhideWhenUsed/>
     <w:qFormat/>
-    <w:uiPriority w:val="0"/>
     <w:pPr>
       <w:keepNext/>
       <w:keepLines/>
@@ -6826,19 +6562,18 @@
       <w:outlineLvl w:val="5"/>
     </w:pPr>
     <w:rPr>
-      <w:rFonts w:ascii="Arial" w:hAnsi="Arial" w:eastAsia="黑体"/>
+      <w:rFonts w:ascii="Arial" w:eastAsia="黑体" w:hAnsi="Arial"/>
       <w:b/>
       <w:sz w:val="24"/>
     </w:rPr>
   </w:style>
-  <w:style w:type="paragraph" w:styleId="8">
+  <w:style w:type="paragraph" w:styleId="Heading7">
     <w:name w:val="heading 7"/>
-    <w:basedOn w:val="1"/>
-    <w:next w:val="1"/>
+    <w:basedOn w:val="Normal"/>
+    <w:next w:val="Normal"/>
     <w:semiHidden/>
     <w:unhideWhenUsed/>
     <w:qFormat/>
-    <w:uiPriority w:val="0"/>
     <w:pPr>
       <w:keepNext/>
       <w:keepLines/>
@@ -6855,14 +6590,13 @@
       <w:sz w:val="24"/>
     </w:rPr>
   </w:style>
-  <w:style w:type="paragraph" w:styleId="9">
+  <w:style w:type="paragraph" w:styleId="Heading8">
     <w:name w:val="heading 8"/>
-    <w:basedOn w:val="1"/>
-    <w:next w:val="1"/>
+    <w:basedOn w:val="Normal"/>
+    <w:next w:val="Normal"/>
     <w:semiHidden/>
     <w:unhideWhenUsed/>
     <w:qFormat/>
-    <w:uiPriority w:val="0"/>
     <w:pPr>
       <w:keepNext/>
       <w:keepLines/>
@@ -6875,18 +6609,17 @@
       <w:outlineLvl w:val="7"/>
     </w:pPr>
     <w:rPr>
-      <w:rFonts w:ascii="Arial" w:hAnsi="Arial" w:eastAsia="黑体"/>
+      <w:rFonts w:ascii="Arial" w:eastAsia="黑体" w:hAnsi="Arial"/>
       <w:sz w:val="24"/>
     </w:rPr>
   </w:style>
-  <w:style w:type="paragraph" w:styleId="10">
+  <w:style w:type="paragraph" w:styleId="Heading9">
     <w:name w:val="heading 9"/>
-    <w:basedOn w:val="1"/>
-    <w:next w:val="1"/>
+    <w:basedOn w:val="Normal"/>
+    <w:next w:val="Normal"/>
     <w:semiHidden/>
     <w:unhideWhenUsed/>
     <w:qFormat/>
-    <w:uiPriority w:val="0"/>
     <w:pPr>
       <w:keepNext/>
       <w:keepLines/>
@@ -6899,21 +6632,19 @@
       <w:outlineLvl w:val="8"/>
     </w:pPr>
     <w:rPr>
-      <w:rFonts w:ascii="Arial" w:hAnsi="Arial" w:eastAsia="黑体"/>
+      <w:rFonts w:ascii="Arial" w:eastAsia="黑体" w:hAnsi="Arial"/>
       <w:sz w:val="21"/>
     </w:rPr>
   </w:style>
-  <w:style w:type="character" w:default="1" w:styleId="22">
+  <w:style w:type="character" w:default="1" w:styleId="DefaultParagraphFont">
     <w:name w:val="Default Paragraph Font"/>
     <w:semiHidden/>
     <w:qFormat/>
-    <w:uiPriority w:val="0"/>
   </w:style>
-  <w:style w:type="table" w:default="1" w:styleId="20">
+  <w:style w:type="table" w:default="1" w:styleId="TableNormal">
     <w:name w:val="Normal Table"/>
     <w:semiHidden/>
     <w:qFormat/>
-    <w:uiPriority w:val="0"/>
     <w:tblPr>
       <w:tblCellMar>
         <w:top w:w="0" w:type="dxa"/>
@@ -6923,43 +6654,39 @@
       </w:tblCellMar>
     </w:tblPr>
   </w:style>
-  <w:style w:type="paragraph" w:styleId="11">
+  <w:style w:type="paragraph" w:styleId="CommentText">
     <w:name w:val="annotation text"/>
-    <w:basedOn w:val="1"/>
+    <w:basedOn w:val="Normal"/>
     <w:qFormat/>
-    <w:uiPriority w:val="0"/>
     <w:pPr>
       <w:jc w:val="left"/>
     </w:pPr>
   </w:style>
-  <w:style w:type="paragraph" w:styleId="12">
+  <w:style w:type="paragraph" w:styleId="BodyText">
     <w:name w:val="Body Text"/>
-    <w:basedOn w:val="1"/>
+    <w:basedOn w:val="Normal"/>
     <w:semiHidden/>
     <w:qFormat/>
-    <w:uiPriority w:val="0"/>
     <w:rPr>
-      <w:rFonts w:ascii="Arial" w:hAnsi="Arial" w:eastAsia="Arial" w:cs="Arial"/>
+      <w:rFonts w:ascii="Arial" w:eastAsia="Arial" w:hAnsi="Arial" w:cs="Arial"/>
       <w:sz w:val="21"/>
       <w:szCs w:val="21"/>
       <w:lang w:val="en-US" w:eastAsia="en-US" w:bidi="ar-SA"/>
     </w:rPr>
   </w:style>
-  <w:style w:type="paragraph" w:styleId="13">
+  <w:style w:type="paragraph" w:styleId="TOC3">
     <w:name w:val="toc 3"/>
-    <w:basedOn w:val="1"/>
-    <w:next w:val="1"/>
+    <w:basedOn w:val="Normal"/>
+    <w:next w:val="Normal"/>
     <w:qFormat/>
-    <w:uiPriority w:val="0"/>
     <w:pPr>
       <w:ind w:left="840" w:leftChars="400"/>
     </w:pPr>
   </w:style>
-  <w:style w:type="paragraph" w:styleId="14">
+  <w:style w:type="paragraph" w:styleId="Footer">
     <w:name w:val="footer"/>
-    <w:basedOn w:val="1"/>
+    <w:basedOn w:val="Normal"/>
     <w:qFormat/>
-    <w:uiPriority w:val="0"/>
     <w:pPr>
       <w:tabs>
         <w:tab w:val="center" w:pos="4153"/>
@@ -6972,17 +6699,16 @@
       <w:sz w:val="18"/>
     </w:rPr>
   </w:style>
-  <w:style w:type="paragraph" w:styleId="15">
+  <w:style w:type="paragraph" w:styleId="Header">
     <w:name w:val="header"/>
-    <w:basedOn w:val="1"/>
+    <w:basedOn w:val="Normal"/>
     <w:qFormat/>
-    <w:uiPriority w:val="0"/>
     <w:pPr>
       <w:pBdr>
-        <w:top w:val="none" w:color="auto" w:sz="0" w:space="0"/>
-        <w:left w:val="none" w:color="auto" w:sz="0" w:space="0"/>
-        <w:bottom w:val="none" w:color="auto" w:sz="0" w:space="0"/>
-        <w:right w:val="none" w:color="auto" w:sz="0" w:space="0"/>
+        <w:top w:val="nil"/>
+        <w:left w:val="nil"/>
+        <w:bottom w:val="nil"/>
+        <w:right w:val="nil"/>
       </w:pBdr>
       <w:tabs>
         <w:tab w:val="center" w:pos="4153"/>
@@ -6997,41 +6723,37 @@
       <w:sz w:val="18"/>
     </w:rPr>
   </w:style>
-  <w:style w:type="paragraph" w:styleId="16">
+  <w:style w:type="paragraph" w:styleId="TOC1">
     <w:name w:val="toc 1"/>
-    <w:basedOn w:val="1"/>
-    <w:next w:val="1"/>
+    <w:basedOn w:val="Normal"/>
+    <w:next w:val="Normal"/>
     <w:qFormat/>
-    <w:uiPriority w:val="0"/>
     <w:rPr>
-      <w:rFonts w:ascii="Arial" w:hAnsi="Arial" w:eastAsia="Microsoft JhengHei"/>
+      <w:rFonts w:ascii="Arial" w:eastAsia="Microsoft JhengHei" w:hAnsi="Arial"/>
       <w:sz w:val="24"/>
     </w:rPr>
   </w:style>
-  <w:style w:type="paragraph" w:styleId="17">
+  <w:style w:type="paragraph" w:styleId="TOC2">
     <w:name w:val="toc 2"/>
-    <w:basedOn w:val="1"/>
-    <w:next w:val="1"/>
+    <w:basedOn w:val="Normal"/>
+    <w:next w:val="Normal"/>
     <w:qFormat/>
-    <w:uiPriority w:val="0"/>
     <w:pPr>
       <w:ind w:left="420" w:leftChars="200"/>
     </w:pPr>
   </w:style>
-  <w:style w:type="paragraph" w:styleId="18">
+  <w:style w:type="paragraph" w:styleId="NormalWeb">
     <w:name w:val="Normal (Web)"/>
-    <w:basedOn w:val="1"/>
+    <w:basedOn w:val="Normal"/>
     <w:qFormat/>
-    <w:uiPriority w:val="0"/>
     <w:rPr>
       <w:sz w:val="24"/>
     </w:rPr>
   </w:style>
-  <w:style w:type="paragraph" w:styleId="19">
+  <w:style w:type="paragraph" w:styleId="Title">
     <w:name w:val="Title"/>
-    <w:basedOn w:val="1"/>
+    <w:basedOn w:val="Normal"/>
     <w:qFormat/>
-    <w:uiPriority w:val="0"/>
     <w:pPr>
       <w:spacing w:before="240" w:beforeLines="0" w:beforeAutospacing="0" w:after="60" w:afterLines="0" w:afterAutospacing="0"/>
       <w:jc w:val="center"/>
@@ -7043,73 +6765,68 @@
       <w:sz w:val="32"/>
     </w:rPr>
   </w:style>
-  <w:style w:type="table" w:styleId="21">
+  <w:style w:type="table" w:styleId="TableGrid">
     <w:name w:val="Table Grid"/>
-    <w:basedOn w:val="20"/>
+    <w:basedOn w:val="TableNormal"/>
     <w:qFormat/>
-    <w:uiPriority w:val="0"/>
     <w:pPr>
       <w:widowControl w:val="0"/>
       <w:jc w:val="both"/>
     </w:pPr>
     <w:tblPr>
       <w:tblBorders>
-        <w:top w:val="single" w:color="auto" w:sz="4" w:space="0"/>
-        <w:left w:val="single" w:color="auto" w:sz="4" w:space="0"/>
-        <w:bottom w:val="single" w:color="auto" w:sz="4" w:space="0"/>
-        <w:right w:val="single" w:color="auto" w:sz="4" w:space="0"/>
-        <w:insideH w:val="single" w:color="auto" w:sz="4" w:space="0"/>
-        <w:insideV w:val="single" w:color="auto" w:sz="4" w:space="0"/>
+        <w:top w:val="single" w:sz="4" w:space="0" w:color="auto"/>
+        <w:left w:val="single" w:sz="4" w:space="0" w:color="auto"/>
+        <w:bottom w:val="single" w:sz="4" w:space="0" w:color="auto"/>
+        <w:right w:val="single" w:sz="4" w:space="0" w:color="auto"/>
+        <w:insideH w:val="single" w:sz="4" w:space="0" w:color="auto"/>
+        <w:insideV w:val="single" w:sz="4" w:space="0" w:color="auto"/>
       </w:tblBorders>
     </w:tblPr>
   </w:style>
-  <w:style w:type="character" w:styleId="23">
+  <w:style w:type="character" w:styleId="Strong">
     <w:name w:val="Strong"/>
-    <w:basedOn w:val="22"/>
+    <w:basedOn w:val="DefaultParagraphFont"/>
     <w:qFormat/>
-    <w:uiPriority w:val="0"/>
     <w:rPr>
       <w:b/>
     </w:rPr>
   </w:style>
-  <w:style w:type="paragraph" w:customStyle="1" w:styleId="24">
+  <w:style w:type="paragraph" w:customStyle="1" w:styleId="a">
     <w:name w:val="柴_公司名"/>
-    <w:basedOn w:val="19"/>
+    <w:basedOn w:val="Title"/>
     <w:qFormat/>
-    <w:uiPriority w:val="0"/>
     <w:pPr>
       <w:spacing w:after="600" w:afterLines="600"/>
     </w:pPr>
     <w:rPr>
-      <w:rFonts w:hint="eastAsia" w:ascii="宋体" w:hAnsi="宋体" w:eastAsia="宋体" w:cs="宋体"/>
+      <w:rFonts w:ascii="宋体" w:eastAsia="宋体" w:hAnsi="宋体" w:cs="宋体" w:hint="eastAsia"/>
       <w:bCs/>
       <w:spacing w:val="-6"/>
       <w:sz w:val="52"/>
       <w:szCs w:val="52"/>
     </w:rPr>
   </w:style>
-  <w:style w:type="paragraph" w:customStyle="1" w:styleId="25">
+  <w:style w:type="paragraph" w:customStyle="1" w:styleId="a0">
     <w:name w:val="柴_文档名"/>
-    <w:basedOn w:val="19"/>
+    <w:basedOn w:val="Title"/>
     <w:qFormat/>
-    <w:uiPriority w:val="0"/>
     <w:pPr>
       <w:spacing w:after="900" w:afterLines="900"/>
     </w:pPr>
     <w:rPr>
-      <w:rFonts w:ascii="黑体" w:hAnsi="黑体" w:eastAsia="黑体" w:cs="黑体"/>
+      <w:rFonts w:ascii="黑体" w:eastAsia="黑体" w:hAnsi="黑体" w:cs="黑体"/>
       <w:bCs/>
       <w:spacing w:val="-7"/>
       <w:sz w:val="52"/>
       <w:szCs w:val="52"/>
     </w:rPr>
   </w:style>
-  <w:style w:type="table" w:customStyle="1" w:styleId="26">
+  <w:style w:type="table" w:customStyle="1" w:styleId="TableNormal0">
     <w:name w:val="Table Normal_0"/>
     <w:semiHidden/>
     <w:unhideWhenUsed/>
     <w:qFormat/>
-    <w:uiPriority w:val="0"/>
     <w:tblPr>
       <w:tblCellMar>
         <w:top w:w="0" w:type="dxa"/>
@@ -7119,87 +6836,81 @@
       </w:tblCellMar>
     </w:tblPr>
   </w:style>
-  <w:style w:type="paragraph" w:customStyle="1" w:styleId="27">
+  <w:style w:type="paragraph" w:customStyle="1" w:styleId="TableText">
     <w:name w:val="Table Text"/>
-    <w:basedOn w:val="1"/>
+    <w:basedOn w:val="Normal"/>
     <w:semiHidden/>
     <w:qFormat/>
-    <w:uiPriority w:val="0"/>
     <w:rPr>
-      <w:rFonts w:ascii="宋体" w:hAnsi="宋体" w:eastAsia="宋体" w:cs="宋体"/>
+      <w:rFonts w:ascii="宋体" w:eastAsia="宋体" w:hAnsi="宋体" w:cs="宋体"/>
       <w:sz w:val="21"/>
       <w:szCs w:val="21"/>
       <w:lang w:val="en-US" w:eastAsia="en-US" w:bidi="ar-SA"/>
     </w:rPr>
   </w:style>
-  <w:style w:type="paragraph" w:customStyle="1" w:styleId="28">
+  <w:style w:type="paragraph" w:customStyle="1" w:styleId="1">
     <w:name w:val="柴_标题1"/>
-    <w:basedOn w:val="2"/>
-    <w:next w:val="29"/>
-    <w:link w:val="38"/>
+    <w:basedOn w:val="Heading1"/>
+    <w:next w:val="a1"/>
+    <w:link w:val="1Char"/>
     <w:qFormat/>
-    <w:uiPriority w:val="0"/>
     <w:pPr>
       <w:spacing w:before="100" w:after="90" w:line="360" w:lineRule="auto"/>
     </w:pPr>
     <w:rPr>
-      <w:rFonts w:ascii="Arial" w:hAnsi="Arial" w:eastAsia="宋体"/>
+      <w:rFonts w:ascii="Arial" w:eastAsia="宋体" w:hAnsi="Arial"/>
       <w:sz w:val="32"/>
     </w:rPr>
   </w:style>
-  <w:style w:type="paragraph" w:customStyle="1" w:styleId="29">
+  <w:style w:type="paragraph" w:customStyle="1" w:styleId="a1">
     <w:name w:val="柴_正文"/>
-    <w:basedOn w:val="12"/>
-    <w:link w:val="42"/>
+    <w:basedOn w:val="BodyText"/>
+    <w:link w:val="Char"/>
     <w:qFormat/>
-    <w:uiPriority w:val="0"/>
     <w:pPr>
       <w:spacing w:line="360" w:lineRule="auto"/>
       <w:ind w:firstLine="470" w:firstLineChars="200"/>
     </w:pPr>
     <w:rPr>
-      <w:rFonts w:ascii="Arial" w:hAnsi="Arial" w:eastAsia="宋体"/>
+      <w:rFonts w:ascii="Arial" w:eastAsia="宋体" w:hAnsi="Arial"/>
       <w:sz w:val="24"/>
       <w:lang w:eastAsia="zh-CN"/>
     </w:rPr>
   </w:style>
-  <w:style w:type="paragraph" w:customStyle="1" w:styleId="30">
+  <w:style w:type="paragraph" w:customStyle="1" w:styleId="2">
     <w:name w:val="柴_标题2"/>
-    <w:basedOn w:val="3"/>
-    <w:next w:val="29"/>
+    <w:basedOn w:val="Heading2"/>
+    <w:next w:val="a1"/>
     <w:qFormat/>
-    <w:uiPriority w:val="0"/>
     <w:pPr>
       <w:spacing w:line="360" w:lineRule="auto"/>
     </w:pPr>
     <w:rPr>
-      <w:rFonts w:ascii="Arial" w:hAnsi="Arial" w:eastAsia="宋体"/>
+      <w:rFonts w:ascii="Arial" w:eastAsia="宋体" w:hAnsi="Arial"/>
       <w:sz w:val="28"/>
     </w:rPr>
   </w:style>
-  <w:style w:type="paragraph" w:customStyle="1" w:styleId="31">
+  <w:style w:type="paragraph" w:customStyle="1" w:styleId="3">
     <w:name w:val="柴_标题3"/>
-    <w:basedOn w:val="4"/>
-    <w:next w:val="29"/>
+    <w:basedOn w:val="Heading3"/>
+    <w:next w:val="a1"/>
     <w:qFormat/>
-    <w:uiPriority w:val="0"/>
     <w:pPr>
       <w:spacing w:line="360" w:lineRule="auto"/>
       <w:ind w:left="0" w:firstLine="472" w:firstLineChars="200"/>
     </w:pPr>
     <w:rPr>
-      <w:rFonts w:ascii="宋体" w:hAnsi="宋体" w:eastAsia="宋体" w:cs="宋体"/>
+      <w:rFonts w:ascii="宋体" w:eastAsia="宋体" w:hAnsi="宋体" w:cs="宋体"/>
       <w:spacing w:val="-2"/>
       <w:sz w:val="24"/>
       <w:szCs w:val="24"/>
     </w:rPr>
   </w:style>
-  <w:style w:type="paragraph" w:customStyle="1" w:styleId="32">
+  <w:style w:type="paragraph" w:customStyle="1" w:styleId="a2">
     <w:name w:val="柴_目录"/>
-    <w:basedOn w:val="1"/>
-    <w:next w:val="12"/>
+    <w:basedOn w:val="Normal"/>
+    <w:next w:val="BodyText"/>
     <w:qFormat/>
-    <w:uiPriority w:val="0"/>
     <w:pPr>
       <w:tabs>
         <w:tab w:val="right" w:leader="dot" w:pos="8442"/>
@@ -7207,64 +6918,59 @@
       <w:ind w:left="0" w:leftChars="0"/>
     </w:pPr>
     <w:rPr>
-      <w:rFonts w:ascii="Arial" w:hAnsi="Arial" w:eastAsia="Microsoft JhengHei"/>
+      <w:rFonts w:ascii="Arial" w:eastAsia="Microsoft JhengHei" w:hAnsi="Arial"/>
       <w:sz w:val="24"/>
     </w:rPr>
   </w:style>
-  <w:style w:type="paragraph" w:customStyle="1" w:styleId="33">
+  <w:style w:type="paragraph" w:customStyle="1" w:styleId="WPSOffice1">
     <w:name w:val="WPSOffice手动目录 1"/>
     <w:qFormat/>
-    <w:uiPriority w:val="0"/>
     <w:pPr>
       <w:ind w:leftChars="0"/>
     </w:pPr>
     <w:rPr>
-      <w:rFonts w:ascii="Times New Roman" w:hAnsi="Times New Roman" w:eastAsia="宋体" w:cs="Times New Roman"/>
+      <w:rFonts w:ascii="Times New Roman" w:eastAsia="宋体" w:hAnsi="Times New Roman" w:cs="Times New Roman"/>
       <w:sz w:val="20"/>
       <w:szCs w:val="20"/>
     </w:rPr>
   </w:style>
-  <w:style w:type="paragraph" w:customStyle="1" w:styleId="34">
+  <w:style w:type="paragraph" w:customStyle="1" w:styleId="WPSOffice2">
     <w:name w:val="WPSOffice手动目录 2"/>
     <w:qFormat/>
-    <w:uiPriority w:val="0"/>
     <w:pPr>
       <w:ind w:leftChars="200"/>
     </w:pPr>
     <w:rPr>
-      <w:rFonts w:ascii="Times New Roman" w:hAnsi="Times New Roman" w:eastAsia="宋体" w:cs="Times New Roman"/>
+      <w:rFonts w:ascii="Times New Roman" w:eastAsia="宋体" w:hAnsi="Times New Roman" w:cs="Times New Roman"/>
       <w:sz w:val="20"/>
       <w:szCs w:val="20"/>
     </w:rPr>
   </w:style>
-  <w:style w:type="paragraph" w:customStyle="1" w:styleId="35">
+  <w:style w:type="paragraph" w:customStyle="1" w:styleId="WPSOffice3">
     <w:name w:val="WPSOffice手动目录 3"/>
     <w:qFormat/>
-    <w:uiPriority w:val="0"/>
     <w:pPr>
       <w:ind w:leftChars="400"/>
     </w:pPr>
     <w:rPr>
-      <w:rFonts w:ascii="Times New Roman" w:hAnsi="Times New Roman" w:eastAsia="宋体" w:cs="Times New Roman"/>
+      <w:rFonts w:ascii="Times New Roman" w:eastAsia="宋体" w:hAnsi="Times New Roman" w:cs="Times New Roman"/>
       <w:sz w:val="20"/>
       <w:szCs w:val="20"/>
     </w:rPr>
   </w:style>
-  <w:style w:type="paragraph" w:customStyle="1" w:styleId="36">
+  <w:style w:type="paragraph" w:customStyle="1" w:styleId="Compact">
     <w:name w:val="Compact"/>
-    <w:basedOn w:val="12"/>
+    <w:basedOn w:val="BodyText"/>
     <w:qFormat/>
-    <w:uiPriority w:val="0"/>
     <w:pPr>
       <w:spacing w:before="36" w:after="36"/>
     </w:pPr>
   </w:style>
-  <w:style w:type="table" w:customStyle="1" w:styleId="37">
+  <w:style w:type="table" w:customStyle="1" w:styleId="Table">
     <w:name w:val="Table"/>
     <w:semiHidden/>
     <w:unhideWhenUsed/>
     <w:qFormat/>
-    <w:uiPriority w:val="0"/>
     <w:tblPr>
       <w:tblCellMar>
         <w:top w:w="0" w:type="dxa"/>
@@ -7276,28 +6982,26 @@
     <w:tblStylePr w:type="firstRow">
       <w:tcPr>
         <w:tcBorders>
-          <w:bottom w:val="single" w:color="auto" w:sz="0" w:space="0"/>
+          <w:bottom w:val="single" w:sz="0" w:space="0" w:color="auto"/>
         </w:tcBorders>
         <w:vAlign w:val="bottom"/>
       </w:tcPr>
     </w:tblStylePr>
   </w:style>
-  <w:style w:type="character" w:customStyle="1" w:styleId="38">
+  <w:style w:type="character" w:customStyle="1" w:styleId="1Char">
     <w:name w:val="柴_标题1 Char"/>
-    <w:link w:val="28"/>
+    <w:link w:val="1"/>
     <w:qFormat/>
-    <w:uiPriority w:val="0"/>
     <w:rPr>
-      <w:rFonts w:ascii="Arial" w:hAnsi="Arial" w:eastAsia="宋体"/>
+      <w:rFonts w:ascii="Arial" w:eastAsia="宋体" w:hAnsi="Arial"/>
       <w:sz w:val="32"/>
     </w:rPr>
   </w:style>
-  <w:style w:type="table" w:customStyle="1" w:styleId="39">
+  <w:style w:type="table" w:customStyle="1" w:styleId="TableNormal1">
     <w:name w:val="Table Normal_1"/>
     <w:semiHidden/>
     <w:unhideWhenUsed/>
     <w:qFormat/>
-    <w:uiPriority w:val="0"/>
     <w:tblPr>
       <w:tblCellMar>
         <w:top w:w="0" w:type="dxa"/>
@@ -7307,11 +7011,10 @@
       </w:tblCellMar>
     </w:tblPr>
   </w:style>
-  <w:style w:type="paragraph" w:customStyle="1" w:styleId="40">
+  <w:style w:type="paragraph" w:customStyle="1" w:styleId="a3">
     <w:name w:val="柴_正文_无缩进"/>
-    <w:basedOn w:val="1"/>
+    <w:basedOn w:val="Normal"/>
     <w:qFormat/>
-    <w:uiPriority w:val="0"/>
     <w:pPr>
       <w:ind w:firstLine="0" w:firstLineChars="0"/>
     </w:pPr>
@@ -7321,31 +7024,29 @@
       <w:lang w:eastAsia="zh-CN"/>
     </w:rPr>
   </w:style>
-  <w:style w:type="paragraph" w:customStyle="1" w:styleId="41">
+  <w:style w:type="paragraph" w:customStyle="1" w:styleId="4">
     <w:name w:val="柴_标题4"/>
-    <w:basedOn w:val="5"/>
-    <w:next w:val="1"/>
+    <w:basedOn w:val="Heading4"/>
+    <w:next w:val="Normal"/>
     <w:qFormat/>
-    <w:uiPriority w:val="0"/>
     <w:pPr>
       <w:widowControl w:val="0"/>
       <w:spacing w:before="160" w:line="360" w:lineRule="auto"/>
-      <w:ind w:left="981" w:leftChars="300" w:hanging="862"/>
+      <w:ind w:left="981" w:hanging="862" w:leftChars="300"/>
     </w:pPr>
     <w:rPr>
-      <w:rFonts w:hint="eastAsia" w:ascii="Calibri" w:hAnsi="Calibri" w:eastAsia="宋体" w:cs="宋体"/>
+      <w:rFonts w:ascii="Calibri" w:eastAsia="宋体" w:hAnsi="Calibri" w:cs="宋体" w:hint="eastAsia"/>
       <w:sz w:val="24"/>
       <w:szCs w:val="24"/>
       <w:lang w:eastAsia="zh-CN" w:bidi="zh-CN"/>
     </w:rPr>
   </w:style>
-  <w:style w:type="character" w:customStyle="1" w:styleId="42">
+  <w:style w:type="character" w:customStyle="1" w:styleId="Char">
     <w:name w:val="柴_正文 Char"/>
-    <w:link w:val="29"/>
+    <w:link w:val="a1"/>
     <w:qFormat/>
-    <w:uiPriority w:val="0"/>
     <w:rPr>
-      <w:rFonts w:ascii="Arial" w:hAnsi="Arial" w:eastAsia="宋体"/>
+      <w:rFonts w:ascii="Arial" w:eastAsia="宋体" w:hAnsi="Arial"/>
       <w:sz w:val="24"/>
       <w:lang w:eastAsia="zh-CN"/>
     </w:rPr>

--- a/6-过程管理/运行记录类文件/ZGS-06-17-中国广电重庆BOSS系统存储维保项目-服务可用性和连续性管理报告.docx
+++ b/6-过程管理/运行记录类文件/ZGS-06-17-中国广电重庆BOSS系统存储维保项目-服务可用性和连续性管理报告.docx
@@ -1,11 +1,10 @@
 
 <file path=word/document.xml><?xml version="1.0" encoding="utf-8"?>
-<w:document xmlns:wpc="http://schemas.microsoft.com/office/word/2010/wordprocessingCanvas" xmlns:mc="http://schemas.openxmlformats.org/markup-compatibility/2006" xmlns:o="urn:schemas-microsoft-com:office:office" xmlns:r="http://schemas.openxmlformats.org/officeDocument/2006/relationships" xmlns:m="http://schemas.openxmlformats.org/officeDocument/2006/math" xmlns:v="urn:schemas-microsoft-com:vml" xmlns:wp14="http://schemas.microsoft.com/office/word/2010/wordprocessingDrawing" xmlns:wp="http://schemas.openxmlformats.org/drawingml/2006/wordprocessingDrawing" xmlns:w10="urn:schemas-microsoft-com:office:word" xmlns:w="http://schemas.openxmlformats.org/wordprocessingml/2006/main" xmlns:w14="http://schemas.microsoft.com/office/word/2010/wordml" xmlns:w15="http://schemas.microsoft.com/office/word/2012/wordml" xmlns:wne="http://schemas.microsoft.com/office/word/2006/wordml" xmlns:wpg="http://schemas.microsoft.com/office/word/2010/wordprocessingGroup" xmlns:wpi="http://schemas.microsoft.com/office/word/2010/wordprocessingInk" xmlns:wps="http://schemas.microsoft.com/office/word/2010/wordprocessingShape" mc:Ignorable="w14 w15 wp14">
-  <!-- Generated by Aspose.Words for .NET 13.3.0.1 -->
+<w:document xmlns:wpc="http://schemas.microsoft.com/office/word/2010/wordprocessingCanvas" xmlns:mc="http://schemas.openxmlformats.org/markup-compatibility/2006" xmlns:o="urn:schemas-microsoft-com:office:office" xmlns:r="http://schemas.openxmlformats.org/officeDocument/2006/relationships" xmlns:m="http://schemas.openxmlformats.org/officeDocument/2006/math" xmlns:v="urn:schemas-microsoft-com:vml" xmlns:wp14="http://schemas.microsoft.com/office/word/2010/wordprocessingDrawing" xmlns:wp="http://schemas.openxmlformats.org/drawingml/2006/wordprocessingDrawing" xmlns:w="http://schemas.openxmlformats.org/wordprocessingml/2006/main" xmlns:w14="http://schemas.microsoft.com/office/word/2010/wordml" xmlns:w10="urn:schemas-microsoft-com:office:word" xmlns:w15="http://schemas.microsoft.com/office/word/2012/wordml" xmlns:wpg="http://schemas.microsoft.com/office/word/2010/wordprocessingGroup" xmlns:wpi="http://schemas.microsoft.com/office/word/2010/wordprocessingInk" xmlns:wne="http://schemas.microsoft.com/office/word/2006/wordml" xmlns:wps="http://schemas.microsoft.com/office/word/2010/wordprocessingShape" xmlns:wpsCustomData="http://www.wps.cn/officeDocument/2013/wpsCustomData" mc:Ignorable="w14 w15 wp14">
   <w:body>
     <w:p>
       <w:pPr>
-        <w:pStyle w:val="a"/>
+        <w:pStyle w:val="24"/>
         <w:keepNext w:val="0"/>
         <w:keepLines w:val="0"/>
         <w:pageBreakBefore w:val="0"/>
@@ -22,10 +21,10 @@
         <w:spacing w:before="3120" w:beforeLines="1000"/>
         <w:textAlignment w:val="baseline"/>
       </w:pPr>
-      <w:bookmarkStart w:id="0" w:name="_Toc26319"/>
+      <w:bookmarkStart w:id="0" w:name="_Toc10668"/>
       <w:r>
         <w:drawing>
-          <wp:anchor distT="0" distB="0" distL="114300" distR="114300" simplePos="0" relativeHeight="251659264" behindDoc="1" locked="0" layoutInCell="1" allowOverlap="1">
+          <wp:anchor distT="0" distB="0" distL="114300" distR="114300" simplePos="0" relativeHeight="251660288" behindDoc="1" locked="0" layoutInCell="1" allowOverlap="1">
             <wp:simplePos x="0" y="0"/>
             <wp:positionH relativeFrom="column">
               <wp:posOffset>0</wp:posOffset>
@@ -50,7 +49,7 @@
                     </pic:cNvPicPr>
                   </pic:nvPicPr>
                   <pic:blipFill>
-                    <a:blip xmlns:r="http://schemas.openxmlformats.org/officeDocument/2006/relationships" r:embed="rId4"/>
+                    <a:blip r:embed="rId12"/>
                     <a:stretch>
                       <a:fillRect/>
                     </a:stretch>
@@ -80,7 +79,7 @@
           <w:lang w:val="en-US" w:eastAsia="zh-CN"/>
         </w:rPr>
         <w:drawing>
-          <wp:anchor distT="0" distB="0" distL="114300" distR="114300" simplePos="0" relativeHeight="251658240" behindDoc="1" locked="0" layoutInCell="1" allowOverlap="1">
+          <wp:anchor distT="0" distB="0" distL="114300" distR="114300" simplePos="0" relativeHeight="251659264" behindDoc="1" locked="0" layoutInCell="1" allowOverlap="1">
             <wp:simplePos x="0" y="0"/>
             <wp:positionH relativeFrom="column">
               <wp:posOffset>635</wp:posOffset>
@@ -105,7 +104,7 @@
                     </pic:cNvPicPr>
                   </pic:nvPicPr>
                   <pic:blipFill>
-                    <a:blip xmlns:r="http://schemas.openxmlformats.org/officeDocument/2006/relationships" r:embed="rId5">
+                    <a:blip r:embed="rId13">
                       <a:alphaModFix amt="58000"/>
                       <a:lum contrast="-52000"/>
                     </a:blip>
@@ -139,7 +138,7 @@
     </w:p>
     <w:p>
       <w:pPr>
-        <w:pStyle w:val="a0"/>
+        <w:pStyle w:val="25"/>
         <w:keepNext w:val="0"/>
         <w:keepLines w:val="0"/>
         <w:pageBreakBefore w:val="0"/>
@@ -160,7 +159,7 @@
           <w:lang w:val="en-US" w:eastAsia="zh-CN"/>
         </w:rPr>
       </w:pPr>
-      <w:bookmarkStart w:id="1" w:name="_Toc10432"/>
+      <w:bookmarkStart w:id="1" w:name="_Toc10767"/>
       <w:r>
         <w:rPr>
           <w:rFonts w:hint="eastAsia"/>
@@ -186,11 +185,11 @@
         <w:adjustRightInd w:val="0"/>
         <w:snapToGrid w:val="0"/>
         <w:spacing w:after="624" w:afterLines="200" w:line="219" w:lineRule="auto"/>
-        <w:ind w:left="0" w:right="0" w:firstLine="0" w:leftChars="0" w:rightChars="0" w:firstLineChars="0"/>
+        <w:ind w:left="0" w:leftChars="0" w:right="0" w:rightChars="0" w:firstLine="0" w:firstLineChars="0"/>
         <w:jc w:val="center"/>
         <w:textAlignment w:val="baseline"/>
         <w:rPr>
-          <w:rFonts w:ascii="宋体" w:eastAsia="宋体" w:hAnsi="宋体" w:cs="宋体" w:hint="default"/>
+          <w:rFonts w:hint="default" w:ascii="宋体" w:hAnsi="宋体" w:eastAsia="宋体" w:cs="宋体"/>
           <w:sz w:val="24"/>
           <w:szCs w:val="24"/>
           <w:lang w:val="en-US" w:eastAsia="zh-CN"/>
@@ -198,7 +197,7 @@
       </w:pPr>
       <w:r>
         <w:rPr>
-          <w:rFonts w:ascii="宋体" w:eastAsia="宋体" w:hAnsi="宋体" w:cs="宋体"/>
+          <w:rFonts w:ascii="宋体" w:hAnsi="宋体" w:eastAsia="宋体" w:cs="宋体"/>
           <w:b/>
           <w:bCs/>
           <w:spacing w:val="-3"/>
@@ -210,17 +209,18 @@
     </w:p>
     <w:tbl>
       <w:tblPr>
-        <w:tblStyle w:val="TableGrid"/>
+        <w:tblStyle w:val="21"/>
         <w:tblW w:w="0" w:type="auto"/>
         <w:jc w:val="center"/>
         <w:tblBorders>
-          <w:top w:val="nil"/>
-          <w:left w:val="nil"/>
-          <w:bottom w:val="nil"/>
-          <w:right w:val="nil"/>
-          <w:insideH w:val="nil"/>
-          <w:insideV w:val="nil"/>
+          <w:top w:val="none" w:color="auto" w:sz="0" w:space="0"/>
+          <w:left w:val="none" w:color="auto" w:sz="0" w:space="0"/>
+          <w:bottom w:val="none" w:color="auto" w:sz="0" w:space="0"/>
+          <w:right w:val="none" w:color="auto" w:sz="0" w:space="0"/>
+          <w:insideH w:val="none" w:color="auto" w:sz="0" w:space="0"/>
+          <w:insideV w:val="none" w:color="auto" w:sz="0" w:space="0"/>
         </w:tblBorders>
+        <w:tblLayout w:type="autofit"/>
         <w:tblCellMar>
           <w:top w:w="0" w:type="dxa"/>
           <w:left w:w="108" w:type="dxa"/>
@@ -234,15 +234,13 @@
       </w:tblGrid>
       <w:tr>
         <w:tblPrEx>
-          <w:tblW w:w="0" w:type="auto"/>
-          <w:jc w:val="center"/>
           <w:tblBorders>
-            <w:top w:val="nil"/>
-            <w:left w:val="nil"/>
-            <w:bottom w:val="nil"/>
-            <w:right w:val="nil"/>
-            <w:insideH w:val="nil"/>
-            <w:insideV w:val="nil"/>
+            <w:top w:val="none" w:color="auto" w:sz="0" w:space="0"/>
+            <w:left w:val="none" w:color="auto" w:sz="0" w:space="0"/>
+            <w:bottom w:val="none" w:color="auto" w:sz="0" w:space="0"/>
+            <w:right w:val="none" w:color="auto" w:sz="0" w:space="0"/>
+            <w:insideH w:val="none" w:color="auto" w:sz="0" w:space="0"/>
+            <w:insideV w:val="none" w:color="auto" w:sz="0" w:space="0"/>
           </w:tblBorders>
           <w:tblCellMar>
             <w:top w:w="0" w:type="dxa"/>
@@ -252,7 +250,7 @@
           </w:tblCellMar>
         </w:tblPrEx>
         <w:trPr>
-          <w:trHeight w:val="810"/>
+          <w:trHeight w:val="810" w:hRule="atLeast"/>
           <w:jc w:val="center"/>
         </w:trPr>
         <w:tc>
@@ -327,7 +325,7 @@
             </w:r>
             <w:r>
               <w:rPr>
-                <w:rFonts w:asciiTheme="minorAscii" w:eastAsiaTheme="minorEastAsia" w:hAnsiTheme="minorAscii" w:hint="eastAsia"/>
+                <w:rFonts w:hint="eastAsia" w:asciiTheme="minorAscii" w:hAnsiTheme="minorAscii" w:eastAsiaTheme="minorEastAsia"/>
                 <w:spacing w:val="227"/>
                 <w:sz w:val="21"/>
                 <w:vertAlign w:val="baseline"/>
@@ -349,8 +347,14 @@
       </w:tr>
       <w:tr>
         <w:tblPrEx>
-          <w:tblW w:w="0" w:type="auto"/>
-          <w:jc w:val="center"/>
+          <w:tblBorders>
+            <w:top w:val="none" w:color="auto" w:sz="0" w:space="0"/>
+            <w:left w:val="none" w:color="auto" w:sz="0" w:space="0"/>
+            <w:bottom w:val="none" w:color="auto" w:sz="0" w:space="0"/>
+            <w:right w:val="none" w:color="auto" w:sz="0" w:space="0"/>
+            <w:insideH w:val="none" w:color="auto" w:sz="0" w:space="0"/>
+            <w:insideV w:val="none" w:color="auto" w:sz="0" w:space="0"/>
+          </w:tblBorders>
           <w:tblCellMar>
             <w:top w:w="0" w:type="dxa"/>
             <w:left w:w="108" w:type="dxa"/>
@@ -359,7 +363,7 @@
           </w:tblCellMar>
         </w:tblPrEx>
         <w:trPr>
-          <w:trHeight w:val="810"/>
+          <w:trHeight w:val="810" w:hRule="atLeast"/>
           <w:jc w:val="center"/>
         </w:trPr>
         <w:tc>
@@ -384,7 +388,7 @@
               <w:snapToGrid w:val="0"/>
               <w:textAlignment w:val="baseline"/>
               <w:rPr>
-                <w:rFonts w:ascii="Arial" w:eastAsia="Arial" w:hAnsi="Arial" w:cs="Arial" w:hint="default"/>
+                <w:rFonts w:hint="default" w:ascii="Arial" w:hAnsi="Arial" w:eastAsia="Arial" w:cs="Arial"/>
                 <w:snapToGrid w:val="0"/>
                 <w:color w:val="000000"/>
                 <w:kern w:val="0"/>
@@ -416,7 +420,7 @@
             </w:r>
             <w:r>
               <w:rPr>
-                <w:rFonts w:asciiTheme="minorAscii" w:eastAsiaTheme="minorEastAsia" w:hAnsiTheme="minorAscii" w:hint="default"/>
+                <w:rFonts w:hint="default" w:asciiTheme="minorAscii" w:hAnsiTheme="minorAscii" w:eastAsiaTheme="minorEastAsia"/>
                 <w:spacing w:val="227"/>
                 <w:sz w:val="21"/>
                 <w:vertAlign w:val="baseline"/>
@@ -470,7 +474,7 @@
               <w:snapToGrid w:val="0"/>
               <w:textAlignment w:val="baseline"/>
               <w:rPr>
-                <w:rFonts w:ascii="Arial" w:eastAsia="Arial" w:hAnsi="Arial" w:cs="Arial" w:hint="default"/>
+                <w:rFonts w:hint="default" w:ascii="Arial" w:hAnsi="Arial" w:eastAsia="Arial" w:cs="Arial"/>
                 <w:snapToGrid w:val="0"/>
                 <w:color w:val="000000"/>
                 <w:kern w:val="0"/>
@@ -490,7 +494,7 @@
             </w:r>
             <w:r>
               <w:rPr>
-                <w:rFonts w:asciiTheme="minorAscii" w:eastAsiaTheme="minorEastAsia" w:hAnsiTheme="minorAscii" w:hint="eastAsia"/>
+                <w:rFonts w:hint="eastAsia" w:asciiTheme="minorAscii" w:hAnsiTheme="minorAscii" w:eastAsiaTheme="minorEastAsia"/>
                 <w:spacing w:val="227"/>
                 <w:sz w:val="21"/>
                 <w:vertAlign w:val="baseline"/>
@@ -512,8 +516,14 @@
       </w:tr>
       <w:tr>
         <w:tblPrEx>
-          <w:tblW w:w="0" w:type="auto"/>
-          <w:jc w:val="center"/>
+          <w:tblBorders>
+            <w:top w:val="none" w:color="auto" w:sz="0" w:space="0"/>
+            <w:left w:val="none" w:color="auto" w:sz="0" w:space="0"/>
+            <w:bottom w:val="none" w:color="auto" w:sz="0" w:space="0"/>
+            <w:right w:val="none" w:color="auto" w:sz="0" w:space="0"/>
+            <w:insideH w:val="none" w:color="auto" w:sz="0" w:space="0"/>
+            <w:insideV w:val="none" w:color="auto" w:sz="0" w:space="0"/>
+          </w:tblBorders>
           <w:tblCellMar>
             <w:top w:w="0" w:type="dxa"/>
             <w:left w:w="108" w:type="dxa"/>
@@ -522,7 +532,7 @@
           </w:tblCellMar>
         </w:tblPrEx>
         <w:trPr>
-          <w:trHeight w:val="635"/>
+          <w:trHeight w:val="635" w:hRule="atLeast"/>
           <w:jc w:val="center"/>
         </w:trPr>
         <w:tc>
@@ -599,7 +609,7 @@
             </w:r>
             <w:r>
               <w:rPr>
-                <w:rFonts w:asciiTheme="minorAscii" w:eastAsiaTheme="minorEastAsia" w:hAnsiTheme="minorAscii" w:hint="eastAsia"/>
+                <w:rFonts w:hint="eastAsia" w:asciiTheme="minorAscii" w:hAnsiTheme="minorAscii" w:eastAsiaTheme="minorEastAsia"/>
                 <w:spacing w:val="227"/>
                 <w:sz w:val="21"/>
                 <w:vertAlign w:val="baseline"/>
@@ -660,14 +670,14 @@
         <w:ind w:left="3634"/>
         <w:textAlignment w:val="baseline"/>
         <w:rPr>
-          <w:rFonts w:ascii="宋体" w:eastAsia="宋体" w:hAnsi="宋体" w:cs="宋体"/>
+          <w:rFonts w:ascii="宋体" w:hAnsi="宋体" w:eastAsia="宋体" w:cs="宋体"/>
           <w:sz w:val="31"/>
           <w:szCs w:val="31"/>
         </w:rPr>
       </w:pPr>
       <w:r>
         <w:rPr>
-          <w:rFonts w:ascii="宋体" w:eastAsia="宋体" w:hAnsi="宋体" w:cs="宋体"/>
+          <w:rFonts w:ascii="宋体" w:hAnsi="宋体" w:eastAsia="宋体" w:cs="宋体"/>
           <w:b/>
           <w:bCs/>
           <w:spacing w:val="4"/>
@@ -679,16 +689,16 @@
     </w:p>
     <w:tbl>
       <w:tblPr>
-        <w:tblStyle w:val="TableNormal0"/>
+        <w:tblStyle w:val="26"/>
         <w:tblW w:w="7137" w:type="dxa"/>
         <w:jc w:val="center"/>
         <w:tblBorders>
-          <w:top w:val="single" w:sz="2" w:space="0" w:color="000000"/>
-          <w:left w:val="single" w:sz="2" w:space="0" w:color="000000"/>
-          <w:bottom w:val="single" w:sz="2" w:space="0" w:color="000000"/>
-          <w:right w:val="single" w:sz="2" w:space="0" w:color="000000"/>
-          <w:insideH w:val="single" w:sz="2" w:space="0" w:color="000000"/>
-          <w:insideV w:val="single" w:sz="2" w:space="0" w:color="000000"/>
+          <w:top w:val="single" w:color="000000" w:sz="2" w:space="0"/>
+          <w:left w:val="single" w:color="000000" w:sz="2" w:space="0"/>
+          <w:bottom w:val="single" w:color="000000" w:sz="2" w:space="0"/>
+          <w:right w:val="single" w:color="000000" w:sz="2" w:space="0"/>
+          <w:insideH w:val="single" w:color="000000" w:sz="2" w:space="0"/>
+          <w:insideV w:val="single" w:color="000000" w:sz="2" w:space="0"/>
         </w:tblBorders>
         <w:tblLayout w:type="fixed"/>
         <w:tblCellMar>
@@ -706,17 +716,14 @@
       </w:tblGrid>
       <w:tr>
         <w:tblPrEx>
-          <w:tblW w:w="7137" w:type="dxa"/>
-          <w:jc w:val="center"/>
           <w:tblBorders>
-            <w:top w:val="single" w:sz="2" w:space="0" w:color="000000"/>
-            <w:left w:val="single" w:sz="2" w:space="0" w:color="000000"/>
-            <w:bottom w:val="single" w:sz="2" w:space="0" w:color="000000"/>
-            <w:right w:val="single" w:sz="2" w:space="0" w:color="000000"/>
-            <w:insideH w:val="single" w:sz="2" w:space="0" w:color="000000"/>
-            <w:insideV w:val="single" w:sz="2" w:space="0" w:color="000000"/>
+            <w:top w:val="single" w:color="000000" w:sz="2" w:space="0"/>
+            <w:left w:val="single" w:color="000000" w:sz="2" w:space="0"/>
+            <w:bottom w:val="single" w:color="000000" w:sz="2" w:space="0"/>
+            <w:right w:val="single" w:color="000000" w:sz="2" w:space="0"/>
+            <w:insideH w:val="single" w:color="000000" w:sz="2" w:space="0"/>
+            <w:insideV w:val="single" w:color="000000" w:sz="2" w:space="0"/>
           </w:tblBorders>
-          <w:tblLayout w:type="fixed"/>
           <w:tblCellMar>
             <w:top w:w="0" w:type="dxa"/>
             <w:left w:w="0" w:type="dxa"/>
@@ -725,7 +732,7 @@
           </w:tblCellMar>
         </w:tblPrEx>
         <w:trPr>
-          <w:trHeight w:val="593"/>
+          <w:trHeight w:val="593" w:hRule="atLeast"/>
           <w:jc w:val="center"/>
         </w:trPr>
         <w:tc>
@@ -748,18 +755,18 @@
               <w:adjustRightInd w:val="0"/>
               <w:snapToGrid w:val="0"/>
               <w:spacing w:before="176" w:line="228" w:lineRule="auto"/>
-              <w:ind w:left="0" w:right="0" w:firstLine="0" w:leftChars="0" w:rightChars="0" w:firstLineChars="0"/>
+              <w:ind w:left="0" w:leftChars="0" w:right="0" w:rightChars="0" w:firstLine="0" w:firstLineChars="0"/>
               <w:jc w:val="center"/>
               <w:textAlignment w:val="baseline"/>
               <w:rPr>
-                <w:rFonts w:ascii="宋体" w:eastAsia="宋体" w:hAnsi="宋体" w:cs="宋体"/>
+                <w:rFonts w:ascii="宋体" w:hAnsi="宋体" w:eastAsia="宋体" w:cs="宋体"/>
                 <w:sz w:val="20"/>
                 <w:szCs w:val="20"/>
               </w:rPr>
             </w:pPr>
             <w:r>
               <w:rPr>
-                <w:rFonts w:ascii="宋体" w:eastAsia="宋体" w:hAnsi="宋体" w:cs="宋体"/>
+                <w:rFonts w:ascii="宋体" w:hAnsi="宋体" w:eastAsia="宋体" w:cs="宋体"/>
                 <w:spacing w:val="-14"/>
                 <w:sz w:val="20"/>
                 <w:szCs w:val="20"/>
@@ -788,18 +795,18 @@
               <w:adjustRightInd w:val="0"/>
               <w:snapToGrid w:val="0"/>
               <w:spacing w:before="175" w:line="227" w:lineRule="auto"/>
-              <w:ind w:left="0" w:right="0" w:firstLine="0" w:leftChars="0" w:rightChars="0" w:firstLineChars="0"/>
+              <w:ind w:left="0" w:leftChars="0" w:right="0" w:rightChars="0" w:firstLine="0" w:firstLineChars="0"/>
               <w:jc w:val="center"/>
               <w:textAlignment w:val="baseline"/>
               <w:rPr>
-                <w:rFonts w:ascii="宋体" w:eastAsia="宋体" w:hAnsi="宋体" w:cs="宋体"/>
+                <w:rFonts w:ascii="宋体" w:hAnsi="宋体" w:eastAsia="宋体" w:cs="宋体"/>
                 <w:sz w:val="20"/>
                 <w:szCs w:val="20"/>
               </w:rPr>
             </w:pPr>
             <w:r>
               <w:rPr>
-                <w:rFonts w:ascii="宋体" w:eastAsia="宋体" w:hAnsi="宋体" w:cs="宋体"/>
+                <w:rFonts w:ascii="宋体" w:hAnsi="宋体" w:eastAsia="宋体" w:cs="宋体"/>
                 <w:spacing w:val="4"/>
                 <w:sz w:val="20"/>
                 <w:szCs w:val="20"/>
@@ -828,18 +835,18 @@
               <w:adjustRightInd w:val="0"/>
               <w:snapToGrid w:val="0"/>
               <w:spacing w:before="175" w:line="228" w:lineRule="auto"/>
-              <w:ind w:left="0" w:right="0" w:firstLine="0" w:leftChars="0" w:rightChars="0" w:firstLineChars="0"/>
+              <w:ind w:left="0" w:leftChars="0" w:right="0" w:rightChars="0" w:firstLine="0" w:firstLineChars="0"/>
               <w:jc w:val="center"/>
               <w:textAlignment w:val="baseline"/>
               <w:rPr>
-                <w:rFonts w:ascii="宋体" w:eastAsia="宋体" w:hAnsi="宋体" w:cs="宋体"/>
+                <w:rFonts w:ascii="宋体" w:hAnsi="宋体" w:eastAsia="宋体" w:cs="宋体"/>
                 <w:sz w:val="20"/>
                 <w:szCs w:val="20"/>
               </w:rPr>
             </w:pPr>
             <w:r>
               <w:rPr>
-                <w:rFonts w:ascii="宋体" w:eastAsia="宋体" w:hAnsi="宋体" w:cs="宋体"/>
+                <w:rFonts w:ascii="宋体" w:hAnsi="宋体" w:eastAsia="宋体" w:cs="宋体"/>
                 <w:spacing w:val="7"/>
                 <w:sz w:val="20"/>
                 <w:szCs w:val="20"/>
@@ -868,18 +875,18 @@
               <w:adjustRightInd w:val="0"/>
               <w:snapToGrid w:val="0"/>
               <w:spacing w:before="176" w:line="229" w:lineRule="auto"/>
-              <w:ind w:left="0" w:right="0" w:firstLine="0" w:leftChars="0" w:rightChars="0" w:firstLineChars="0"/>
+              <w:ind w:left="0" w:leftChars="0" w:right="0" w:rightChars="0" w:firstLine="0" w:firstLineChars="0"/>
               <w:jc w:val="center"/>
               <w:textAlignment w:val="baseline"/>
               <w:rPr>
-                <w:rFonts w:ascii="宋体" w:eastAsia="宋体" w:hAnsi="宋体" w:cs="宋体"/>
+                <w:rFonts w:ascii="宋体" w:hAnsi="宋体" w:eastAsia="宋体" w:cs="宋体"/>
                 <w:sz w:val="20"/>
                 <w:szCs w:val="20"/>
               </w:rPr>
             </w:pPr>
             <w:r>
               <w:rPr>
-                <w:rFonts w:ascii="宋体" w:eastAsia="宋体" w:hAnsi="宋体" w:cs="宋体"/>
+                <w:rFonts w:ascii="宋体" w:hAnsi="宋体" w:eastAsia="宋体" w:cs="宋体"/>
                 <w:spacing w:val="7"/>
                 <w:sz w:val="20"/>
                 <w:szCs w:val="20"/>
@@ -891,9 +898,14 @@
       </w:tr>
       <w:tr>
         <w:tblPrEx>
-          <w:tblW w:w="7137" w:type="dxa"/>
-          <w:jc w:val="center"/>
-          <w:tblLayout w:type="fixed"/>
+          <w:tblBorders>
+            <w:top w:val="single" w:color="000000" w:sz="2" w:space="0"/>
+            <w:left w:val="single" w:color="000000" w:sz="2" w:space="0"/>
+            <w:bottom w:val="single" w:color="000000" w:sz="2" w:space="0"/>
+            <w:right w:val="single" w:color="000000" w:sz="2" w:space="0"/>
+            <w:insideH w:val="single" w:color="000000" w:sz="2" w:space="0"/>
+            <w:insideV w:val="single" w:color="000000" w:sz="2" w:space="0"/>
+          </w:tblBorders>
           <w:tblCellMar>
             <w:top w:w="0" w:type="dxa"/>
             <w:left w:w="0" w:type="dxa"/>
@@ -902,7 +914,7 @@
           </w:tblCellMar>
         </w:tblPrEx>
         <w:trPr>
-          <w:trHeight w:val="516"/>
+          <w:trHeight w:val="516" w:hRule="atLeast"/>
           <w:jc w:val="center"/>
         </w:trPr>
         <w:tc>
@@ -925,11 +937,11 @@
               <w:adjustRightInd w:val="0"/>
               <w:snapToGrid w:val="0"/>
               <w:spacing w:before="173" w:line="267" w:lineRule="exact"/>
-              <w:ind w:left="0" w:right="0" w:firstLine="0" w:leftChars="0" w:rightChars="0" w:firstLineChars="0"/>
+              <w:ind w:left="0" w:leftChars="0" w:right="0" w:rightChars="0" w:firstLine="0" w:firstLineChars="0"/>
               <w:jc w:val="center"/>
               <w:textAlignment w:val="baseline"/>
               <w:rPr>
-                <w:rFonts w:ascii="宋体" w:eastAsia="宋体" w:hAnsi="宋体" w:cs="宋体" w:hint="default"/>
+                <w:rFonts w:hint="default" w:ascii="宋体" w:hAnsi="宋体" w:eastAsia="宋体" w:cs="宋体"/>
                 <w:sz w:val="20"/>
                 <w:szCs w:val="20"/>
                 <w:lang w:val="en-US" w:eastAsia="zh-CN"/>
@@ -937,7 +949,7 @@
             </w:pPr>
             <w:r>
               <w:rPr>
-                <w:rFonts w:ascii="宋体" w:eastAsia="宋体" w:hAnsi="宋体" w:cs="宋体"/>
+                <w:rFonts w:ascii="宋体" w:hAnsi="宋体" w:eastAsia="宋体" w:cs="宋体"/>
                 <w:spacing w:val="3"/>
                 <w:position w:val="1"/>
                 <w:sz w:val="20"/>
@@ -947,7 +959,7 @@
             </w:r>
             <w:r>
               <w:rPr>
-                <w:rFonts w:ascii="宋体" w:hAnsi="宋体" w:cs="宋体" w:hint="eastAsia"/>
+                <w:rFonts w:hint="eastAsia" w:ascii="宋体" w:hAnsi="宋体" w:cs="宋体"/>
                 <w:spacing w:val="3"/>
                 <w:position w:val="1"/>
                 <w:sz w:val="20"/>
@@ -958,7 +970,7 @@
             </w:r>
             <w:r>
               <w:rPr>
-                <w:rFonts w:ascii="宋体" w:eastAsia="宋体" w:hAnsi="宋体" w:cs="宋体"/>
+                <w:rFonts w:ascii="宋体" w:hAnsi="宋体" w:eastAsia="宋体" w:cs="宋体"/>
                 <w:spacing w:val="3"/>
                 <w:position w:val="1"/>
                 <w:sz w:val="20"/>
@@ -968,7 +980,7 @@
             </w:r>
             <w:r>
               <w:rPr>
-                <w:rFonts w:ascii="宋体" w:hAnsi="宋体" w:cs="宋体" w:hint="eastAsia"/>
+                <w:rFonts w:hint="eastAsia" w:ascii="宋体" w:hAnsi="宋体" w:cs="宋体"/>
                 <w:spacing w:val="3"/>
                 <w:position w:val="1"/>
                 <w:sz w:val="20"/>
@@ -999,18 +1011,18 @@
               <w:adjustRightInd w:val="0"/>
               <w:snapToGrid w:val="0"/>
               <w:spacing w:before="173" w:line="267" w:lineRule="exact"/>
-              <w:ind w:left="0" w:right="0" w:firstLine="0" w:leftChars="0" w:rightChars="0" w:firstLineChars="0"/>
+              <w:ind w:left="0" w:leftChars="0" w:right="0" w:rightChars="0" w:firstLine="0" w:firstLineChars="0"/>
               <w:jc w:val="center"/>
               <w:textAlignment w:val="baseline"/>
               <w:rPr>
-                <w:rFonts w:ascii="宋体" w:eastAsia="宋体" w:hAnsi="宋体" w:cs="宋体"/>
+                <w:rFonts w:ascii="宋体" w:hAnsi="宋体" w:eastAsia="宋体" w:cs="宋体"/>
                 <w:sz w:val="20"/>
                 <w:szCs w:val="20"/>
               </w:rPr>
             </w:pPr>
             <w:r>
               <w:rPr>
-                <w:rFonts w:ascii="宋体" w:eastAsia="宋体" w:hAnsi="宋体" w:cs="宋体"/>
+                <w:rFonts w:ascii="宋体" w:hAnsi="宋体" w:eastAsia="宋体" w:cs="宋体"/>
                 <w:spacing w:val="4"/>
                 <w:position w:val="1"/>
                 <w:sz w:val="20"/>
@@ -1040,18 +1052,18 @@
               <w:adjustRightInd w:val="0"/>
               <w:snapToGrid w:val="0"/>
               <w:spacing w:before="172" w:line="228" w:lineRule="auto"/>
-              <w:ind w:left="0" w:right="0" w:firstLine="0" w:leftChars="0" w:rightChars="0" w:firstLineChars="0"/>
+              <w:ind w:left="0" w:leftChars="0" w:right="0" w:rightChars="0" w:firstLine="0" w:firstLineChars="0"/>
               <w:jc w:val="center"/>
               <w:textAlignment w:val="baseline"/>
               <w:rPr>
-                <w:rFonts w:ascii="宋体" w:eastAsia="宋体" w:hAnsi="宋体" w:cs="宋体"/>
+                <w:rFonts w:ascii="宋体" w:hAnsi="宋体" w:eastAsia="宋体" w:cs="宋体"/>
                 <w:sz w:val="20"/>
                 <w:szCs w:val="20"/>
               </w:rPr>
             </w:pPr>
             <w:r>
               <w:rPr>
-                <w:rFonts w:ascii="宋体" w:eastAsia="宋体" w:hAnsi="宋体" w:cs="宋体"/>
+                <w:rFonts w:ascii="宋体" w:hAnsi="宋体" w:eastAsia="宋体" w:cs="宋体"/>
                 <w:spacing w:val="7"/>
                 <w:sz w:val="20"/>
                 <w:szCs w:val="20"/>
@@ -1080,11 +1092,11 @@
               <w:adjustRightInd w:val="0"/>
               <w:snapToGrid w:val="0"/>
               <w:spacing w:before="173" w:line="229" w:lineRule="auto"/>
-              <w:ind w:left="0" w:right="0" w:firstLine="0" w:leftChars="0" w:rightChars="0" w:firstLineChars="0"/>
+              <w:ind w:left="0" w:leftChars="0" w:right="0" w:rightChars="0" w:firstLine="0" w:firstLineChars="0"/>
               <w:jc w:val="center"/>
               <w:textAlignment w:val="baseline"/>
               <w:rPr>
-                <w:rFonts w:ascii="宋体" w:eastAsia="宋体" w:hAnsi="宋体" w:cs="宋体"/>
+                <w:rFonts w:ascii="宋体" w:hAnsi="宋体" w:eastAsia="宋体" w:cs="宋体"/>
                 <w:sz w:val="20"/>
                 <w:szCs w:val="20"/>
               </w:rPr>
@@ -1101,9 +1113,14 @@
       </w:tr>
       <w:tr>
         <w:tblPrEx>
-          <w:tblW w:w="7137" w:type="dxa"/>
-          <w:jc w:val="center"/>
-          <w:tblLayout w:type="fixed"/>
+          <w:tblBorders>
+            <w:top w:val="single" w:color="000000" w:sz="2" w:space="0"/>
+            <w:left w:val="single" w:color="000000" w:sz="2" w:space="0"/>
+            <w:bottom w:val="single" w:color="000000" w:sz="2" w:space="0"/>
+            <w:right w:val="single" w:color="000000" w:sz="2" w:space="0"/>
+            <w:insideH w:val="single" w:color="000000" w:sz="2" w:space="0"/>
+            <w:insideV w:val="single" w:color="000000" w:sz="2" w:space="0"/>
+          </w:tblBorders>
           <w:tblCellMar>
             <w:top w:w="0" w:type="dxa"/>
             <w:left w:w="0" w:type="dxa"/>
@@ -1112,7 +1129,7 @@
           </w:tblCellMar>
         </w:tblPrEx>
         <w:trPr>
-          <w:trHeight w:val="556"/>
+          <w:trHeight w:val="556" w:hRule="atLeast"/>
           <w:jc w:val="center"/>
         </w:trPr>
         <w:tc>
@@ -1121,7 +1138,7 @@
           </w:tcPr>
           <w:p>
             <w:pPr>
-              <w:pStyle w:val="TableText"/>
+              <w:pStyle w:val="27"/>
               <w:keepNext w:val="0"/>
               <w:keepLines w:val="0"/>
               <w:pageBreakBefore w:val="0"/>
@@ -1135,7 +1152,7 @@
               <w:bidi w:val="0"/>
               <w:adjustRightInd w:val="0"/>
               <w:snapToGrid w:val="0"/>
-              <w:ind w:left="0" w:right="0" w:firstLine="0" w:leftChars="0" w:rightChars="0" w:firstLineChars="0"/>
+              <w:ind w:left="0" w:leftChars="0" w:right="0" w:rightChars="0" w:firstLine="0" w:firstLineChars="0"/>
               <w:jc w:val="center"/>
               <w:textAlignment w:val="baseline"/>
             </w:pPr>
@@ -1147,7 +1164,7 @@
           </w:tcPr>
           <w:p>
             <w:pPr>
-              <w:pStyle w:val="TableText"/>
+              <w:pStyle w:val="27"/>
               <w:keepNext w:val="0"/>
               <w:keepLines w:val="0"/>
               <w:pageBreakBefore w:val="0"/>
@@ -1161,7 +1178,7 @@
               <w:bidi w:val="0"/>
               <w:adjustRightInd w:val="0"/>
               <w:snapToGrid w:val="0"/>
-              <w:ind w:left="0" w:right="0" w:firstLine="0" w:leftChars="0" w:rightChars="0" w:firstLineChars="0"/>
+              <w:ind w:left="0" w:leftChars="0" w:right="0" w:rightChars="0" w:firstLine="0" w:firstLineChars="0"/>
               <w:jc w:val="center"/>
               <w:textAlignment w:val="baseline"/>
             </w:pPr>
@@ -1173,7 +1190,7 @@
           </w:tcPr>
           <w:p>
             <w:pPr>
-              <w:pStyle w:val="TableText"/>
+              <w:pStyle w:val="27"/>
               <w:keepNext w:val="0"/>
               <w:keepLines w:val="0"/>
               <w:pageBreakBefore w:val="0"/>
@@ -1187,7 +1204,7 @@
               <w:bidi w:val="0"/>
               <w:adjustRightInd w:val="0"/>
               <w:snapToGrid w:val="0"/>
-              <w:ind w:left="0" w:right="0" w:firstLine="0" w:leftChars="0" w:rightChars="0" w:firstLineChars="0"/>
+              <w:ind w:left="0" w:leftChars="0" w:right="0" w:rightChars="0" w:firstLine="0" w:firstLineChars="0"/>
               <w:jc w:val="center"/>
               <w:textAlignment w:val="baseline"/>
             </w:pPr>
@@ -1199,7 +1216,7 @@
           </w:tcPr>
           <w:p>
             <w:pPr>
-              <w:pStyle w:val="TableText"/>
+              <w:pStyle w:val="27"/>
               <w:keepNext w:val="0"/>
               <w:keepLines w:val="0"/>
               <w:pageBreakBefore w:val="0"/>
@@ -1213,7 +1230,7 @@
               <w:bidi w:val="0"/>
               <w:adjustRightInd w:val="0"/>
               <w:snapToGrid w:val="0"/>
-              <w:ind w:left="0" w:right="0" w:firstLine="0" w:leftChars="0" w:rightChars="0" w:firstLineChars="0"/>
+              <w:ind w:left="0" w:leftChars="0" w:right="0" w:rightChars="0" w:firstLine="0" w:firstLineChars="0"/>
               <w:jc w:val="center"/>
               <w:textAlignment w:val="baseline"/>
             </w:pPr>
@@ -1222,9 +1239,14 @@
       </w:tr>
       <w:tr>
         <w:tblPrEx>
-          <w:tblW w:w="7137" w:type="dxa"/>
-          <w:jc w:val="center"/>
-          <w:tblLayout w:type="fixed"/>
+          <w:tblBorders>
+            <w:top w:val="single" w:color="000000" w:sz="2" w:space="0"/>
+            <w:left w:val="single" w:color="000000" w:sz="2" w:space="0"/>
+            <w:bottom w:val="single" w:color="000000" w:sz="2" w:space="0"/>
+            <w:right w:val="single" w:color="000000" w:sz="2" w:space="0"/>
+            <w:insideH w:val="single" w:color="000000" w:sz="2" w:space="0"/>
+            <w:insideV w:val="single" w:color="000000" w:sz="2" w:space="0"/>
+          </w:tblBorders>
           <w:tblCellMar>
             <w:top w:w="0" w:type="dxa"/>
             <w:left w:w="0" w:type="dxa"/>
@@ -1233,7 +1255,7 @@
           </w:tblCellMar>
         </w:tblPrEx>
         <w:trPr>
-          <w:trHeight w:val="556"/>
+          <w:trHeight w:val="556" w:hRule="atLeast"/>
           <w:jc w:val="center"/>
         </w:trPr>
         <w:tc>
@@ -1242,7 +1264,7 @@
           </w:tcPr>
           <w:p>
             <w:pPr>
-              <w:pStyle w:val="TableText"/>
+              <w:pStyle w:val="27"/>
               <w:keepNext w:val="0"/>
               <w:keepLines w:val="0"/>
               <w:pageBreakBefore w:val="0"/>
@@ -1256,7 +1278,7 @@
               <w:bidi w:val="0"/>
               <w:adjustRightInd w:val="0"/>
               <w:snapToGrid w:val="0"/>
-              <w:ind w:left="0" w:right="0" w:firstLine="0" w:leftChars="0" w:rightChars="0" w:firstLineChars="0"/>
+              <w:ind w:left="0" w:leftChars="0" w:right="0" w:rightChars="0" w:firstLine="0" w:firstLineChars="0"/>
               <w:jc w:val="center"/>
               <w:textAlignment w:val="baseline"/>
             </w:pPr>
@@ -1268,7 +1290,7 @@
           </w:tcPr>
           <w:p>
             <w:pPr>
-              <w:pStyle w:val="TableText"/>
+              <w:pStyle w:val="27"/>
               <w:keepNext w:val="0"/>
               <w:keepLines w:val="0"/>
               <w:pageBreakBefore w:val="0"/>
@@ -1282,7 +1304,7 @@
               <w:bidi w:val="0"/>
               <w:adjustRightInd w:val="0"/>
               <w:snapToGrid w:val="0"/>
-              <w:ind w:left="0" w:right="0" w:firstLine="0" w:leftChars="0" w:rightChars="0" w:firstLineChars="0"/>
+              <w:ind w:left="0" w:leftChars="0" w:right="0" w:rightChars="0" w:firstLine="0" w:firstLineChars="0"/>
               <w:jc w:val="center"/>
               <w:textAlignment w:val="baseline"/>
             </w:pPr>
@@ -1294,7 +1316,7 @@
           </w:tcPr>
           <w:p>
             <w:pPr>
-              <w:pStyle w:val="TableText"/>
+              <w:pStyle w:val="27"/>
               <w:keepNext w:val="0"/>
               <w:keepLines w:val="0"/>
               <w:pageBreakBefore w:val="0"/>
@@ -1308,7 +1330,7 @@
               <w:bidi w:val="0"/>
               <w:adjustRightInd w:val="0"/>
               <w:snapToGrid w:val="0"/>
-              <w:ind w:left="0" w:right="0" w:firstLine="0" w:leftChars="0" w:rightChars="0" w:firstLineChars="0"/>
+              <w:ind w:left="0" w:leftChars="0" w:right="0" w:rightChars="0" w:firstLine="0" w:firstLineChars="0"/>
               <w:jc w:val="center"/>
               <w:textAlignment w:val="baseline"/>
             </w:pPr>
@@ -1320,7 +1342,7 @@
           </w:tcPr>
           <w:p>
             <w:pPr>
-              <w:pStyle w:val="TableText"/>
+              <w:pStyle w:val="27"/>
               <w:keepNext w:val="0"/>
               <w:keepLines w:val="0"/>
               <w:pageBreakBefore w:val="0"/>
@@ -1334,7 +1356,7 @@
               <w:bidi w:val="0"/>
               <w:adjustRightInd w:val="0"/>
               <w:snapToGrid w:val="0"/>
-              <w:ind w:left="0" w:right="0" w:firstLine="0" w:leftChars="0" w:rightChars="0" w:firstLineChars="0"/>
+              <w:ind w:left="0" w:leftChars="0" w:right="0" w:rightChars="0" w:firstLine="0" w:firstLineChars="0"/>
               <w:jc w:val="center"/>
               <w:textAlignment w:val="baseline"/>
             </w:pPr>
@@ -1343,9 +1365,14 @@
       </w:tr>
       <w:tr>
         <w:tblPrEx>
-          <w:tblW w:w="7137" w:type="dxa"/>
-          <w:jc w:val="center"/>
-          <w:tblLayout w:type="fixed"/>
+          <w:tblBorders>
+            <w:top w:val="single" w:color="000000" w:sz="2" w:space="0"/>
+            <w:left w:val="single" w:color="000000" w:sz="2" w:space="0"/>
+            <w:bottom w:val="single" w:color="000000" w:sz="2" w:space="0"/>
+            <w:right w:val="single" w:color="000000" w:sz="2" w:space="0"/>
+            <w:insideH w:val="single" w:color="000000" w:sz="2" w:space="0"/>
+            <w:insideV w:val="single" w:color="000000" w:sz="2" w:space="0"/>
+          </w:tblBorders>
           <w:tblCellMar>
             <w:top w:w="0" w:type="dxa"/>
             <w:left w:w="0" w:type="dxa"/>
@@ -1354,7 +1381,7 @@
           </w:tblCellMar>
         </w:tblPrEx>
         <w:trPr>
-          <w:trHeight w:val="557"/>
+          <w:trHeight w:val="557" w:hRule="atLeast"/>
           <w:jc w:val="center"/>
         </w:trPr>
         <w:tc>
@@ -1363,7 +1390,7 @@
           </w:tcPr>
           <w:p>
             <w:pPr>
-              <w:pStyle w:val="TableText"/>
+              <w:pStyle w:val="27"/>
               <w:keepNext w:val="0"/>
               <w:keepLines w:val="0"/>
               <w:pageBreakBefore w:val="0"/>
@@ -1377,7 +1404,7 @@
               <w:bidi w:val="0"/>
               <w:adjustRightInd w:val="0"/>
               <w:snapToGrid w:val="0"/>
-              <w:ind w:left="0" w:right="0" w:firstLine="0" w:leftChars="0" w:rightChars="0" w:firstLineChars="0"/>
+              <w:ind w:left="0" w:leftChars="0" w:right="0" w:rightChars="0" w:firstLine="0" w:firstLineChars="0"/>
               <w:jc w:val="center"/>
               <w:textAlignment w:val="baseline"/>
             </w:pPr>
@@ -1389,7 +1416,7 @@
           </w:tcPr>
           <w:p>
             <w:pPr>
-              <w:pStyle w:val="TableText"/>
+              <w:pStyle w:val="27"/>
               <w:keepNext w:val="0"/>
               <w:keepLines w:val="0"/>
               <w:pageBreakBefore w:val="0"/>
@@ -1403,7 +1430,7 @@
               <w:bidi w:val="0"/>
               <w:adjustRightInd w:val="0"/>
               <w:snapToGrid w:val="0"/>
-              <w:ind w:left="0" w:right="0" w:firstLine="0" w:leftChars="0" w:rightChars="0" w:firstLineChars="0"/>
+              <w:ind w:left="0" w:leftChars="0" w:right="0" w:rightChars="0" w:firstLine="0" w:firstLineChars="0"/>
               <w:jc w:val="center"/>
               <w:textAlignment w:val="baseline"/>
             </w:pPr>
@@ -1415,7 +1442,7 @@
           </w:tcPr>
           <w:p>
             <w:pPr>
-              <w:pStyle w:val="TableText"/>
+              <w:pStyle w:val="27"/>
               <w:keepNext w:val="0"/>
               <w:keepLines w:val="0"/>
               <w:pageBreakBefore w:val="0"/>
@@ -1429,7 +1456,7 @@
               <w:bidi w:val="0"/>
               <w:adjustRightInd w:val="0"/>
               <w:snapToGrid w:val="0"/>
-              <w:ind w:left="0" w:right="0" w:firstLine="0" w:leftChars="0" w:rightChars="0" w:firstLineChars="0"/>
+              <w:ind w:left="0" w:leftChars="0" w:right="0" w:rightChars="0" w:firstLine="0" w:firstLineChars="0"/>
               <w:jc w:val="center"/>
               <w:textAlignment w:val="baseline"/>
             </w:pPr>
@@ -1441,7 +1468,7 @@
           </w:tcPr>
           <w:p>
             <w:pPr>
-              <w:pStyle w:val="TableText"/>
+              <w:pStyle w:val="27"/>
               <w:keepNext w:val="0"/>
               <w:keepLines w:val="0"/>
               <w:pageBreakBefore w:val="0"/>
@@ -1455,7 +1482,7 @@
               <w:bidi w:val="0"/>
               <w:adjustRightInd w:val="0"/>
               <w:snapToGrid w:val="0"/>
-              <w:ind w:left="0" w:right="0" w:firstLine="0" w:leftChars="0" w:rightChars="0" w:firstLineChars="0"/>
+              <w:ind w:left="0" w:leftChars="0" w:right="0" w:rightChars="0" w:firstLine="0" w:firstLineChars="0"/>
               <w:jc w:val="center"/>
               <w:textAlignment w:val="baseline"/>
             </w:pPr>
@@ -1487,7 +1514,7 @@
     <w:sdt>
       <w:sdtPr>
         <w:rPr>
-          <w:rFonts w:ascii="宋体" w:eastAsia="宋体" w:hAnsi="宋体" w:cs="Arial"/>
+          <w:rFonts w:ascii="宋体" w:hAnsi="宋体" w:eastAsia="宋体" w:cs="Arial"/>
           <w:snapToGrid w:val="0"/>
           <w:color w:val="000000"/>
           <w:kern w:val="0"/>
@@ -1503,7 +1530,7 @@
       </w:sdtPr>
       <w:sdtEndPr>
         <w:rPr>
-          <w:rFonts w:ascii="宋体" w:eastAsia="宋体" w:hAnsi="宋体" w:cs="宋体" w:hint="eastAsia"/>
+          <w:rFonts w:hint="eastAsia" w:ascii="宋体" w:hAnsi="宋体" w:eastAsia="宋体" w:cs="宋体"/>
           <w:snapToGrid w:val="0"/>
           <w:color w:val="000000"/>
           <w:kern w:val="0"/>
@@ -1529,18 +1556,18 @@
             <w:adjustRightInd w:val="0"/>
             <w:snapToGrid w:val="0"/>
             <w:spacing w:before="0" w:beforeLines="0" w:after="0" w:afterLines="0" w:line="240" w:lineRule="auto"/>
-            <w:ind w:left="0" w:right="0" w:firstLine="0" w:leftChars="0" w:rightChars="0" w:firstLineChars="0"/>
+            <w:ind w:left="0" w:leftChars="0" w:right="0" w:rightChars="0" w:firstLine="0" w:firstLineChars="0"/>
             <w:jc w:val="center"/>
             <w:textAlignment w:val="baseline"/>
             <w:rPr>
-              <w:rFonts w:ascii="宋体" w:eastAsia="宋体" w:hAnsi="宋体" w:cs="宋体" w:hint="eastAsia"/>
+              <w:rFonts w:hint="eastAsia" w:ascii="宋体" w:hAnsi="宋体" w:eastAsia="宋体" w:cs="宋体"/>
               <w:sz w:val="24"/>
               <w:szCs w:val="24"/>
             </w:rPr>
           </w:pPr>
           <w:r>
             <w:rPr>
-              <w:rFonts w:ascii="宋体" w:eastAsia="宋体" w:hAnsi="宋体" w:cs="宋体" w:hint="eastAsia"/>
+              <w:rFonts w:hint="eastAsia" w:ascii="宋体" w:hAnsi="宋体" w:eastAsia="宋体" w:cs="宋体"/>
               <w:sz w:val="24"/>
               <w:szCs w:val="24"/>
             </w:rPr>
@@ -1549,14 +1576,16 @@
         </w:p>
         <w:p>
           <w:pPr>
-            <w:pStyle w:val="TOC1"/>
+            <w:pStyle w:val="16"/>
             <w:tabs>
               <w:tab w:val="right" w:leader="dot" w:pos="8306"/>
             </w:tabs>
           </w:pPr>
+          <w:bookmarkStart w:id="12" w:name="_GoBack"/>
+          <w:bookmarkEnd w:id="12"/>
           <w:r>
             <w:rPr>
-              <w:rFonts w:ascii="宋体" w:eastAsia="宋体" w:hAnsi="宋体" w:cs="宋体" w:hint="eastAsia"/>
+              <w:rFonts w:hint="eastAsia" w:ascii="宋体" w:hAnsi="宋体" w:eastAsia="宋体" w:cs="宋体"/>
               <w:sz w:val="24"/>
               <w:szCs w:val="24"/>
             </w:rPr>
@@ -1564,7 +1593,7 @@
           </w:r>
           <w:r>
             <w:rPr>
-              <w:rFonts w:ascii="宋体" w:eastAsia="宋体" w:hAnsi="宋体" w:cs="宋体" w:hint="eastAsia"/>
+              <w:rFonts w:hint="eastAsia" w:ascii="宋体" w:hAnsi="宋体" w:eastAsia="宋体" w:cs="宋体"/>
               <w:sz w:val="24"/>
               <w:szCs w:val="24"/>
             </w:rPr>
@@ -1572,7 +1601,7 @@
           </w:r>
           <w:r>
             <w:rPr>
-              <w:rFonts w:ascii="宋体" w:eastAsia="宋体" w:hAnsi="宋体" w:cs="宋体" w:hint="eastAsia"/>
+              <w:rFonts w:hint="eastAsia" w:ascii="宋体" w:hAnsi="宋体" w:eastAsia="宋体" w:cs="宋体"/>
               <w:sz w:val="24"/>
               <w:szCs w:val="24"/>
             </w:rPr>
@@ -1580,21 +1609,21 @@
           </w:r>
           <w:r>
             <w:rPr>
-              <w:rFonts w:ascii="宋体" w:eastAsia="宋体" w:hAnsi="宋体" w:cs="宋体" w:hint="eastAsia"/>
+              <w:rFonts w:hint="eastAsia" w:ascii="宋体" w:hAnsi="宋体" w:eastAsia="宋体" w:cs="宋体"/>
               <w:szCs w:val="24"/>
             </w:rPr>
             <w:fldChar w:fldCharType="begin"/>
           </w:r>
           <w:r>
             <w:rPr>
-              <w:rFonts w:ascii="宋体" w:eastAsia="宋体" w:hAnsi="宋体" w:cs="宋体" w:hint="eastAsia"/>
+              <w:rFonts w:hint="eastAsia" w:ascii="宋体" w:hAnsi="宋体" w:eastAsia="宋体" w:cs="宋体"/>
               <w:szCs w:val="24"/>
             </w:rPr>
-            <w:instrText xml:space="preserve"> HYPERLINK \l _Toc26319 </w:instrText>
+            <w:instrText xml:space="preserve"> HYPERLINK \l _Toc10668 </w:instrText>
           </w:r>
           <w:r>
             <w:rPr>
-              <w:rFonts w:ascii="宋体" w:eastAsia="宋体" w:hAnsi="宋体" w:cs="宋体" w:hint="eastAsia"/>
+              <w:rFonts w:hint="eastAsia" w:ascii="宋体" w:hAnsi="宋体" w:eastAsia="宋体" w:cs="宋体"/>
               <w:szCs w:val="24"/>
             </w:rPr>
             <w:fldChar w:fldCharType="separate"/>
@@ -1613,7 +1642,7 @@
             <w:fldChar w:fldCharType="begin"/>
           </w:r>
           <w:r>
-            <w:instrText xml:space="preserve"> PAGEREF _Toc26319 \h </w:instrText>
+            <w:instrText xml:space="preserve"> PAGEREF _Toc10668 \h </w:instrText>
           </w:r>
           <w:r>
             <w:fldChar w:fldCharType="separate"/>
@@ -1626,7 +1655,7 @@
           </w:r>
           <w:r>
             <w:rPr>
-              <w:rFonts w:ascii="宋体" w:eastAsia="宋体" w:hAnsi="宋体" w:cs="宋体" w:hint="eastAsia"/>
+              <w:rFonts w:hint="eastAsia" w:ascii="宋体" w:hAnsi="宋体" w:eastAsia="宋体" w:cs="宋体"/>
               <w:szCs w:val="24"/>
             </w:rPr>
             <w:fldChar w:fldCharType="end"/>
@@ -1634,28 +1663,28 @@
         </w:p>
         <w:p>
           <w:pPr>
-            <w:pStyle w:val="TOC1"/>
+            <w:pStyle w:val="16"/>
             <w:tabs>
               <w:tab w:val="right" w:leader="dot" w:pos="8306"/>
             </w:tabs>
           </w:pPr>
           <w:r>
             <w:rPr>
-              <w:rFonts w:ascii="宋体" w:eastAsia="宋体" w:hAnsi="宋体" w:cs="宋体" w:hint="eastAsia"/>
+              <w:rFonts w:hint="eastAsia" w:ascii="宋体" w:hAnsi="宋体" w:eastAsia="宋体" w:cs="宋体"/>
               <w:szCs w:val="24"/>
             </w:rPr>
             <w:fldChar w:fldCharType="begin"/>
           </w:r>
           <w:r>
             <w:rPr>
-              <w:rFonts w:ascii="宋体" w:eastAsia="宋体" w:hAnsi="宋体" w:cs="宋体" w:hint="eastAsia"/>
+              <w:rFonts w:hint="eastAsia" w:ascii="宋体" w:hAnsi="宋体" w:eastAsia="宋体" w:cs="宋体"/>
               <w:szCs w:val="24"/>
             </w:rPr>
-            <w:instrText xml:space="preserve"> HYPERLINK \l _Toc10432 </w:instrText>
+            <w:instrText xml:space="preserve"> HYPERLINK \l _Toc10767 </w:instrText>
           </w:r>
           <w:r>
             <w:rPr>
-              <w:rFonts w:ascii="宋体" w:eastAsia="宋体" w:hAnsi="宋体" w:cs="宋体" w:hint="eastAsia"/>
+              <w:rFonts w:hint="eastAsia" w:ascii="宋体" w:hAnsi="宋体" w:eastAsia="宋体" w:cs="宋体"/>
               <w:szCs w:val="24"/>
             </w:rPr>
             <w:fldChar w:fldCharType="separate"/>
@@ -1665,7 +1694,7 @@
               <w:rFonts w:hint="eastAsia"/>
               <w:lang w:val="en-US" w:eastAsia="zh-CN"/>
             </w:rPr>
-            <w:t>新余美康盛德公司服务器运维项目-可用性和连续性管理报告</w:t>
+            <w:t>中国广电重庆BOSS系统存储维保项目-可用性和连续性管理报告</w:t>
           </w:r>
           <w:r>
             <w:tab/>
@@ -1674,7 +1703,7 @@
             <w:fldChar w:fldCharType="begin"/>
           </w:r>
           <w:r>
-            <w:instrText xml:space="preserve"> PAGEREF _Toc10432 \h </w:instrText>
+            <w:instrText xml:space="preserve"> PAGEREF _Toc10767 \h </w:instrText>
           </w:r>
           <w:r>
             <w:fldChar w:fldCharType="separate"/>
@@ -1687,7 +1716,7 @@
           </w:r>
           <w:r>
             <w:rPr>
-              <w:rFonts w:ascii="宋体" w:eastAsia="宋体" w:hAnsi="宋体" w:cs="宋体" w:hint="eastAsia"/>
+              <w:rFonts w:hint="eastAsia" w:ascii="宋体" w:hAnsi="宋体" w:eastAsia="宋体" w:cs="宋体"/>
               <w:szCs w:val="24"/>
             </w:rPr>
             <w:fldChar w:fldCharType="end"/>
@@ -1695,28 +1724,28 @@
         </w:p>
         <w:p>
           <w:pPr>
-            <w:pStyle w:val="TOC1"/>
+            <w:pStyle w:val="16"/>
             <w:tabs>
               <w:tab w:val="right" w:leader="dot" w:pos="8306"/>
             </w:tabs>
           </w:pPr>
           <w:r>
             <w:rPr>
-              <w:rFonts w:ascii="宋体" w:eastAsia="宋体" w:hAnsi="宋体" w:cs="宋体" w:hint="eastAsia"/>
+              <w:rFonts w:hint="eastAsia" w:ascii="宋体" w:hAnsi="宋体" w:eastAsia="宋体" w:cs="宋体"/>
               <w:szCs w:val="24"/>
             </w:rPr>
             <w:fldChar w:fldCharType="begin"/>
           </w:r>
           <w:r>
             <w:rPr>
-              <w:rFonts w:ascii="宋体" w:eastAsia="宋体" w:hAnsi="宋体" w:cs="宋体" w:hint="eastAsia"/>
+              <w:rFonts w:hint="eastAsia" w:ascii="宋体" w:hAnsi="宋体" w:eastAsia="宋体" w:cs="宋体"/>
               <w:szCs w:val="24"/>
             </w:rPr>
-            <w:instrText xml:space="preserve"> HYPERLINK \l _Toc15601 </w:instrText>
+            <w:instrText xml:space="preserve"> HYPERLINK \l _Toc84 </w:instrText>
           </w:r>
           <w:r>
             <w:rPr>
-              <w:rFonts w:ascii="宋体" w:eastAsia="宋体" w:hAnsi="宋体" w:cs="宋体" w:hint="eastAsia"/>
+              <w:rFonts w:hint="eastAsia" w:ascii="宋体" w:hAnsi="宋体" w:eastAsia="宋体" w:cs="宋体"/>
               <w:szCs w:val="24"/>
             </w:rPr>
             <w:fldChar w:fldCharType="separate"/>
@@ -1735,7 +1764,7 @@
             <w:fldChar w:fldCharType="begin"/>
           </w:r>
           <w:r>
-            <w:instrText xml:space="preserve"> PAGEREF _Toc15601 \h </w:instrText>
+            <w:instrText xml:space="preserve"> PAGEREF _Toc84 \h </w:instrText>
           </w:r>
           <w:r>
             <w:fldChar w:fldCharType="separate"/>
@@ -1748,7 +1777,7 @@
           </w:r>
           <w:r>
             <w:rPr>
-              <w:rFonts w:ascii="宋体" w:eastAsia="宋体" w:hAnsi="宋体" w:cs="宋体" w:hint="eastAsia"/>
+              <w:rFonts w:hint="eastAsia" w:ascii="宋体" w:hAnsi="宋体" w:eastAsia="宋体" w:cs="宋体"/>
               <w:szCs w:val="24"/>
             </w:rPr>
             <w:fldChar w:fldCharType="end"/>
@@ -1756,28 +1785,28 @@
         </w:p>
         <w:p>
           <w:pPr>
-            <w:pStyle w:val="TOC1"/>
+            <w:pStyle w:val="16"/>
             <w:tabs>
               <w:tab w:val="right" w:leader="dot" w:pos="8306"/>
             </w:tabs>
           </w:pPr>
           <w:r>
             <w:rPr>
-              <w:rFonts w:ascii="宋体" w:eastAsia="宋体" w:hAnsi="宋体" w:cs="宋体" w:hint="eastAsia"/>
+              <w:rFonts w:hint="eastAsia" w:ascii="宋体" w:hAnsi="宋体" w:eastAsia="宋体" w:cs="宋体"/>
               <w:szCs w:val="24"/>
             </w:rPr>
             <w:fldChar w:fldCharType="begin"/>
           </w:r>
           <w:r>
             <w:rPr>
-              <w:rFonts w:ascii="宋体" w:eastAsia="宋体" w:hAnsi="宋体" w:cs="宋体" w:hint="eastAsia"/>
+              <w:rFonts w:hint="eastAsia" w:ascii="宋体" w:hAnsi="宋体" w:eastAsia="宋体" w:cs="宋体"/>
               <w:szCs w:val="24"/>
             </w:rPr>
-            <w:instrText xml:space="preserve"> HYPERLINK \l _Toc24002 </w:instrText>
+            <w:instrText xml:space="preserve"> HYPERLINK \l _Toc20136 </w:instrText>
           </w:r>
           <w:r>
             <w:rPr>
-              <w:rFonts w:ascii="宋体" w:eastAsia="宋体" w:hAnsi="宋体" w:cs="宋体" w:hint="eastAsia"/>
+              <w:rFonts w:hint="eastAsia" w:ascii="宋体" w:hAnsi="宋体" w:eastAsia="宋体" w:cs="宋体"/>
               <w:szCs w:val="24"/>
             </w:rPr>
             <w:fldChar w:fldCharType="separate"/>
@@ -1796,7 +1825,7 @@
             <w:fldChar w:fldCharType="begin"/>
           </w:r>
           <w:r>
-            <w:instrText xml:space="preserve"> PAGEREF _Toc24002 \h </w:instrText>
+            <w:instrText xml:space="preserve"> PAGEREF _Toc20136 \h </w:instrText>
           </w:r>
           <w:r>
             <w:fldChar w:fldCharType="separate"/>
@@ -1809,7 +1838,7 @@
           </w:r>
           <w:r>
             <w:rPr>
-              <w:rFonts w:ascii="宋体" w:eastAsia="宋体" w:hAnsi="宋体" w:cs="宋体" w:hint="eastAsia"/>
+              <w:rFonts w:hint="eastAsia" w:ascii="宋体" w:hAnsi="宋体" w:eastAsia="宋体" w:cs="宋体"/>
               <w:szCs w:val="24"/>
             </w:rPr>
             <w:fldChar w:fldCharType="end"/>
@@ -1817,28 +1846,28 @@
         </w:p>
         <w:p>
           <w:pPr>
-            <w:pStyle w:val="TOC1"/>
+            <w:pStyle w:val="16"/>
             <w:tabs>
               <w:tab w:val="right" w:leader="dot" w:pos="8306"/>
             </w:tabs>
           </w:pPr>
           <w:r>
             <w:rPr>
-              <w:rFonts w:ascii="宋体" w:eastAsia="宋体" w:hAnsi="宋体" w:cs="宋体" w:hint="eastAsia"/>
+              <w:rFonts w:hint="eastAsia" w:ascii="宋体" w:hAnsi="宋体" w:eastAsia="宋体" w:cs="宋体"/>
               <w:szCs w:val="24"/>
             </w:rPr>
             <w:fldChar w:fldCharType="begin"/>
           </w:r>
           <w:r>
             <w:rPr>
-              <w:rFonts w:ascii="宋体" w:eastAsia="宋体" w:hAnsi="宋体" w:cs="宋体" w:hint="eastAsia"/>
+              <w:rFonts w:hint="eastAsia" w:ascii="宋体" w:hAnsi="宋体" w:eastAsia="宋体" w:cs="宋体"/>
               <w:szCs w:val="24"/>
             </w:rPr>
-            <w:instrText xml:space="preserve"> HYPERLINK \l _Toc24787 </w:instrText>
+            <w:instrText xml:space="preserve"> HYPERLINK \l _Toc10739 </w:instrText>
           </w:r>
           <w:r>
             <w:rPr>
-              <w:rFonts w:ascii="宋体" w:eastAsia="宋体" w:hAnsi="宋体" w:cs="宋体" w:hint="eastAsia"/>
+              <w:rFonts w:hint="eastAsia" w:ascii="宋体" w:hAnsi="宋体" w:eastAsia="宋体" w:cs="宋体"/>
               <w:szCs w:val="24"/>
             </w:rPr>
             <w:fldChar w:fldCharType="separate"/>
@@ -1857,7 +1886,7 @@
             <w:fldChar w:fldCharType="begin"/>
           </w:r>
           <w:r>
-            <w:instrText xml:space="preserve"> PAGEREF _Toc24787 \h </w:instrText>
+            <w:instrText xml:space="preserve"> PAGEREF _Toc10739 \h </w:instrText>
           </w:r>
           <w:r>
             <w:fldChar w:fldCharType="separate"/>
@@ -1870,7 +1899,7 @@
           </w:r>
           <w:r>
             <w:rPr>
-              <w:rFonts w:ascii="宋体" w:eastAsia="宋体" w:hAnsi="宋体" w:cs="宋体" w:hint="eastAsia"/>
+              <w:rFonts w:hint="eastAsia" w:ascii="宋体" w:hAnsi="宋体" w:eastAsia="宋体" w:cs="宋体"/>
               <w:szCs w:val="24"/>
             </w:rPr>
             <w:fldChar w:fldCharType="end"/>
@@ -1878,28 +1907,28 @@
         </w:p>
         <w:p>
           <w:pPr>
-            <w:pStyle w:val="TOC2"/>
+            <w:pStyle w:val="17"/>
             <w:tabs>
               <w:tab w:val="right" w:leader="dot" w:pos="8306"/>
             </w:tabs>
           </w:pPr>
           <w:r>
             <w:rPr>
-              <w:rFonts w:ascii="宋体" w:eastAsia="宋体" w:hAnsi="宋体" w:cs="宋体" w:hint="eastAsia"/>
+              <w:rFonts w:hint="eastAsia" w:ascii="宋体" w:hAnsi="宋体" w:eastAsia="宋体" w:cs="宋体"/>
               <w:szCs w:val="24"/>
             </w:rPr>
             <w:fldChar w:fldCharType="begin"/>
           </w:r>
           <w:r>
             <w:rPr>
-              <w:rFonts w:ascii="宋体" w:eastAsia="宋体" w:hAnsi="宋体" w:cs="宋体" w:hint="eastAsia"/>
+              <w:rFonts w:hint="eastAsia" w:ascii="宋体" w:hAnsi="宋体" w:eastAsia="宋体" w:cs="宋体"/>
               <w:szCs w:val="24"/>
             </w:rPr>
-            <w:instrText xml:space="preserve"> HYPERLINK \l _Toc28161 </w:instrText>
+            <w:instrText xml:space="preserve"> HYPERLINK \l _Toc22572 </w:instrText>
           </w:r>
           <w:r>
             <w:rPr>
-              <w:rFonts w:ascii="宋体" w:eastAsia="宋体" w:hAnsi="宋体" w:cs="宋体" w:hint="eastAsia"/>
+              <w:rFonts w:hint="eastAsia" w:ascii="宋体" w:hAnsi="宋体" w:eastAsia="宋体" w:cs="宋体"/>
               <w:szCs w:val="24"/>
             </w:rPr>
             <w:fldChar w:fldCharType="separate"/>
@@ -1918,7 +1947,7 @@
             <w:fldChar w:fldCharType="begin"/>
           </w:r>
           <w:r>
-            <w:instrText xml:space="preserve"> PAGEREF _Toc28161 \h </w:instrText>
+            <w:instrText xml:space="preserve"> PAGEREF _Toc22572 \h </w:instrText>
           </w:r>
           <w:r>
             <w:fldChar w:fldCharType="separate"/>
@@ -1931,7 +1960,7 @@
           </w:r>
           <w:r>
             <w:rPr>
-              <w:rFonts w:ascii="宋体" w:eastAsia="宋体" w:hAnsi="宋体" w:cs="宋体" w:hint="eastAsia"/>
+              <w:rFonts w:hint="eastAsia" w:ascii="宋体" w:hAnsi="宋体" w:eastAsia="宋体" w:cs="宋体"/>
               <w:szCs w:val="24"/>
             </w:rPr>
             <w:fldChar w:fldCharType="end"/>
@@ -1939,28 +1968,28 @@
         </w:p>
         <w:p>
           <w:pPr>
-            <w:pStyle w:val="TOC2"/>
+            <w:pStyle w:val="17"/>
             <w:tabs>
               <w:tab w:val="right" w:leader="dot" w:pos="8306"/>
             </w:tabs>
           </w:pPr>
           <w:r>
             <w:rPr>
-              <w:rFonts w:ascii="宋体" w:eastAsia="宋体" w:hAnsi="宋体" w:cs="宋体" w:hint="eastAsia"/>
+              <w:rFonts w:hint="eastAsia" w:ascii="宋体" w:hAnsi="宋体" w:eastAsia="宋体" w:cs="宋体"/>
               <w:szCs w:val="24"/>
             </w:rPr>
             <w:fldChar w:fldCharType="begin"/>
           </w:r>
           <w:r>
             <w:rPr>
-              <w:rFonts w:ascii="宋体" w:eastAsia="宋体" w:hAnsi="宋体" w:cs="宋体" w:hint="eastAsia"/>
+              <w:rFonts w:hint="eastAsia" w:ascii="宋体" w:hAnsi="宋体" w:eastAsia="宋体" w:cs="宋体"/>
               <w:szCs w:val="24"/>
             </w:rPr>
-            <w:instrText xml:space="preserve"> HYPERLINK \l _Toc28293 </w:instrText>
+            <w:instrText xml:space="preserve"> HYPERLINK \l _Toc5223 </w:instrText>
           </w:r>
           <w:r>
             <w:rPr>
-              <w:rFonts w:ascii="宋体" w:eastAsia="宋体" w:hAnsi="宋体" w:cs="宋体" w:hint="eastAsia"/>
+              <w:rFonts w:hint="eastAsia" w:ascii="宋体" w:hAnsi="宋体" w:eastAsia="宋体" w:cs="宋体"/>
               <w:szCs w:val="24"/>
             </w:rPr>
             <w:fldChar w:fldCharType="separate"/>
@@ -1979,7 +2008,7 @@
             <w:fldChar w:fldCharType="begin"/>
           </w:r>
           <w:r>
-            <w:instrText xml:space="preserve"> PAGEREF _Toc28293 \h </w:instrText>
+            <w:instrText xml:space="preserve"> PAGEREF _Toc5223 \h </w:instrText>
           </w:r>
           <w:r>
             <w:fldChar w:fldCharType="separate"/>
@@ -1992,7 +2021,7 @@
           </w:r>
           <w:r>
             <w:rPr>
-              <w:rFonts w:ascii="宋体" w:eastAsia="宋体" w:hAnsi="宋体" w:cs="宋体" w:hint="eastAsia"/>
+              <w:rFonts w:hint="eastAsia" w:ascii="宋体" w:hAnsi="宋体" w:eastAsia="宋体" w:cs="宋体"/>
               <w:szCs w:val="24"/>
             </w:rPr>
             <w:fldChar w:fldCharType="end"/>
@@ -2000,28 +2029,28 @@
         </w:p>
         <w:p>
           <w:pPr>
-            <w:pStyle w:val="TOC2"/>
+            <w:pStyle w:val="17"/>
             <w:tabs>
               <w:tab w:val="right" w:leader="dot" w:pos="8306"/>
             </w:tabs>
           </w:pPr>
           <w:r>
             <w:rPr>
-              <w:rFonts w:ascii="宋体" w:eastAsia="宋体" w:hAnsi="宋体" w:cs="宋体" w:hint="eastAsia"/>
+              <w:rFonts w:hint="eastAsia" w:ascii="宋体" w:hAnsi="宋体" w:eastAsia="宋体" w:cs="宋体"/>
               <w:szCs w:val="24"/>
             </w:rPr>
             <w:fldChar w:fldCharType="begin"/>
           </w:r>
           <w:r>
             <w:rPr>
-              <w:rFonts w:ascii="宋体" w:eastAsia="宋体" w:hAnsi="宋体" w:cs="宋体" w:hint="eastAsia"/>
+              <w:rFonts w:hint="eastAsia" w:ascii="宋体" w:hAnsi="宋体" w:eastAsia="宋体" w:cs="宋体"/>
               <w:szCs w:val="24"/>
             </w:rPr>
-            <w:instrText xml:space="preserve"> HYPERLINK \l _Toc29506 </w:instrText>
+            <w:instrText xml:space="preserve"> HYPERLINK \l _Toc13678 </w:instrText>
           </w:r>
           <w:r>
             <w:rPr>
-              <w:rFonts w:ascii="宋体" w:eastAsia="宋体" w:hAnsi="宋体" w:cs="宋体" w:hint="eastAsia"/>
+              <w:rFonts w:hint="eastAsia" w:ascii="宋体" w:hAnsi="宋体" w:eastAsia="宋体" w:cs="宋体"/>
               <w:szCs w:val="24"/>
             </w:rPr>
             <w:fldChar w:fldCharType="separate"/>
@@ -2040,7 +2069,7 @@
             <w:fldChar w:fldCharType="begin"/>
           </w:r>
           <w:r>
-            <w:instrText xml:space="preserve"> PAGEREF _Toc29506 \h </w:instrText>
+            <w:instrText xml:space="preserve"> PAGEREF _Toc13678 \h </w:instrText>
           </w:r>
           <w:r>
             <w:fldChar w:fldCharType="separate"/>
@@ -2053,7 +2082,7 @@
           </w:r>
           <w:r>
             <w:rPr>
-              <w:rFonts w:ascii="宋体" w:eastAsia="宋体" w:hAnsi="宋体" w:cs="宋体" w:hint="eastAsia"/>
+              <w:rFonts w:hint="eastAsia" w:ascii="宋体" w:hAnsi="宋体" w:eastAsia="宋体" w:cs="宋体"/>
               <w:szCs w:val="24"/>
             </w:rPr>
             <w:fldChar w:fldCharType="end"/>
@@ -2061,28 +2090,28 @@
         </w:p>
         <w:p>
           <w:pPr>
-            <w:pStyle w:val="TOC1"/>
+            <w:pStyle w:val="16"/>
             <w:tabs>
               <w:tab w:val="right" w:leader="dot" w:pos="8306"/>
             </w:tabs>
           </w:pPr>
           <w:r>
             <w:rPr>
-              <w:rFonts w:ascii="宋体" w:eastAsia="宋体" w:hAnsi="宋体" w:cs="宋体" w:hint="eastAsia"/>
+              <w:rFonts w:hint="eastAsia" w:ascii="宋体" w:hAnsi="宋体" w:eastAsia="宋体" w:cs="宋体"/>
               <w:szCs w:val="24"/>
             </w:rPr>
             <w:fldChar w:fldCharType="begin"/>
           </w:r>
           <w:r>
             <w:rPr>
-              <w:rFonts w:ascii="宋体" w:eastAsia="宋体" w:hAnsi="宋体" w:cs="宋体" w:hint="eastAsia"/>
+              <w:rFonts w:hint="eastAsia" w:ascii="宋体" w:hAnsi="宋体" w:eastAsia="宋体" w:cs="宋体"/>
               <w:szCs w:val="24"/>
             </w:rPr>
-            <w:instrText xml:space="preserve"> HYPERLINK \l _Toc5856 </w:instrText>
+            <w:instrText xml:space="preserve"> HYPERLINK \l _Toc4577 </w:instrText>
           </w:r>
           <w:r>
             <w:rPr>
-              <w:rFonts w:ascii="宋体" w:eastAsia="宋体" w:hAnsi="宋体" w:cs="宋体" w:hint="eastAsia"/>
+              <w:rFonts w:hint="eastAsia" w:ascii="宋体" w:hAnsi="宋体" w:eastAsia="宋体" w:cs="宋体"/>
               <w:szCs w:val="24"/>
             </w:rPr>
             <w:fldChar w:fldCharType="separate"/>
@@ -2101,7 +2130,7 @@
             <w:fldChar w:fldCharType="begin"/>
           </w:r>
           <w:r>
-            <w:instrText xml:space="preserve"> PAGEREF _Toc5856 \h </w:instrText>
+            <w:instrText xml:space="preserve"> PAGEREF _Toc4577 \h </w:instrText>
           </w:r>
           <w:r>
             <w:fldChar w:fldCharType="separate"/>
@@ -2114,7 +2143,7 @@
           </w:r>
           <w:r>
             <w:rPr>
-              <w:rFonts w:ascii="宋体" w:eastAsia="宋体" w:hAnsi="宋体" w:cs="宋体" w:hint="eastAsia"/>
+              <w:rFonts w:hint="eastAsia" w:ascii="宋体" w:hAnsi="宋体" w:eastAsia="宋体" w:cs="宋体"/>
               <w:szCs w:val="24"/>
             </w:rPr>
             <w:fldChar w:fldCharType="end"/>
@@ -2122,28 +2151,28 @@
         </w:p>
         <w:p>
           <w:pPr>
-            <w:pStyle w:val="TOC1"/>
+            <w:pStyle w:val="16"/>
             <w:tabs>
               <w:tab w:val="right" w:leader="dot" w:pos="8306"/>
             </w:tabs>
           </w:pPr>
           <w:r>
             <w:rPr>
-              <w:rFonts w:ascii="宋体" w:eastAsia="宋体" w:hAnsi="宋体" w:cs="宋体" w:hint="eastAsia"/>
+              <w:rFonts w:hint="eastAsia" w:ascii="宋体" w:hAnsi="宋体" w:eastAsia="宋体" w:cs="宋体"/>
               <w:szCs w:val="24"/>
             </w:rPr>
             <w:fldChar w:fldCharType="begin"/>
           </w:r>
           <w:r>
             <w:rPr>
-              <w:rFonts w:ascii="宋体" w:eastAsia="宋体" w:hAnsi="宋体" w:cs="宋体" w:hint="eastAsia"/>
+              <w:rFonts w:hint="eastAsia" w:ascii="宋体" w:hAnsi="宋体" w:eastAsia="宋体" w:cs="宋体"/>
               <w:szCs w:val="24"/>
             </w:rPr>
-            <w:instrText xml:space="preserve"> HYPERLINK \l _Toc2170 </w:instrText>
+            <w:instrText xml:space="preserve"> HYPERLINK \l _Toc15330 </w:instrText>
           </w:r>
           <w:r>
             <w:rPr>
-              <w:rFonts w:ascii="宋体" w:eastAsia="宋体" w:hAnsi="宋体" w:cs="宋体" w:hint="eastAsia"/>
+              <w:rFonts w:hint="eastAsia" w:ascii="宋体" w:hAnsi="宋体" w:eastAsia="宋体" w:cs="宋体"/>
               <w:szCs w:val="24"/>
             </w:rPr>
             <w:fldChar w:fldCharType="separate"/>
@@ -2162,7 +2191,7 @@
             <w:fldChar w:fldCharType="begin"/>
           </w:r>
           <w:r>
-            <w:instrText xml:space="preserve"> PAGEREF _Toc2170 \h </w:instrText>
+            <w:instrText xml:space="preserve"> PAGEREF _Toc15330 \h </w:instrText>
           </w:r>
           <w:r>
             <w:fldChar w:fldCharType="separate"/>
@@ -2175,7 +2204,7 @@
           </w:r>
           <w:r>
             <w:rPr>
-              <w:rFonts w:ascii="宋体" w:eastAsia="宋体" w:hAnsi="宋体" w:cs="宋体" w:hint="eastAsia"/>
+              <w:rFonts w:hint="eastAsia" w:ascii="宋体" w:hAnsi="宋体" w:eastAsia="宋体" w:cs="宋体"/>
               <w:szCs w:val="24"/>
             </w:rPr>
             <w:fldChar w:fldCharType="end"/>
@@ -2183,28 +2212,28 @@
         </w:p>
         <w:p>
           <w:pPr>
-            <w:pStyle w:val="TOC1"/>
+            <w:pStyle w:val="16"/>
             <w:tabs>
               <w:tab w:val="right" w:leader="dot" w:pos="8306"/>
             </w:tabs>
           </w:pPr>
           <w:r>
             <w:rPr>
-              <w:rFonts w:ascii="宋体" w:eastAsia="宋体" w:hAnsi="宋体" w:cs="宋体" w:hint="eastAsia"/>
+              <w:rFonts w:hint="eastAsia" w:ascii="宋体" w:hAnsi="宋体" w:eastAsia="宋体" w:cs="宋体"/>
               <w:szCs w:val="24"/>
             </w:rPr>
             <w:fldChar w:fldCharType="begin"/>
           </w:r>
           <w:r>
             <w:rPr>
-              <w:rFonts w:ascii="宋体" w:eastAsia="宋体" w:hAnsi="宋体" w:cs="宋体" w:hint="eastAsia"/>
+              <w:rFonts w:hint="eastAsia" w:ascii="宋体" w:hAnsi="宋体" w:eastAsia="宋体" w:cs="宋体"/>
               <w:szCs w:val="24"/>
             </w:rPr>
-            <w:instrText xml:space="preserve"> HYPERLINK \l _Toc2172 </w:instrText>
+            <w:instrText xml:space="preserve"> HYPERLINK \l _Toc17917 </w:instrText>
           </w:r>
           <w:r>
             <w:rPr>
-              <w:rFonts w:ascii="宋体" w:eastAsia="宋体" w:hAnsi="宋体" w:cs="宋体" w:hint="eastAsia"/>
+              <w:rFonts w:hint="eastAsia" w:ascii="宋体" w:hAnsi="宋体" w:eastAsia="宋体" w:cs="宋体"/>
               <w:szCs w:val="24"/>
             </w:rPr>
             <w:fldChar w:fldCharType="separate"/>
@@ -2223,7 +2252,7 @@
             <w:fldChar w:fldCharType="begin"/>
           </w:r>
           <w:r>
-            <w:instrText xml:space="preserve"> PAGEREF _Toc2172 \h </w:instrText>
+            <w:instrText xml:space="preserve"> PAGEREF _Toc17917 \h </w:instrText>
           </w:r>
           <w:r>
             <w:fldChar w:fldCharType="separate"/>
@@ -2236,7 +2265,7 @@
           </w:r>
           <w:r>
             <w:rPr>
-              <w:rFonts w:ascii="宋体" w:eastAsia="宋体" w:hAnsi="宋体" w:cs="宋体" w:hint="eastAsia"/>
+              <w:rFonts w:hint="eastAsia" w:ascii="宋体" w:hAnsi="宋体" w:eastAsia="宋体" w:cs="宋体"/>
               <w:szCs w:val="24"/>
             </w:rPr>
             <w:fldChar w:fldCharType="end"/>
@@ -2244,28 +2273,28 @@
         </w:p>
         <w:p>
           <w:pPr>
-            <w:pStyle w:val="TOC1"/>
+            <w:pStyle w:val="16"/>
             <w:tabs>
               <w:tab w:val="right" w:leader="dot" w:pos="8306"/>
             </w:tabs>
           </w:pPr>
           <w:r>
             <w:rPr>
-              <w:rFonts w:ascii="宋体" w:eastAsia="宋体" w:hAnsi="宋体" w:cs="宋体" w:hint="eastAsia"/>
+              <w:rFonts w:hint="eastAsia" w:ascii="宋体" w:hAnsi="宋体" w:eastAsia="宋体" w:cs="宋体"/>
               <w:szCs w:val="24"/>
             </w:rPr>
             <w:fldChar w:fldCharType="begin"/>
           </w:r>
           <w:r>
             <w:rPr>
-              <w:rFonts w:ascii="宋体" w:eastAsia="宋体" w:hAnsi="宋体" w:cs="宋体" w:hint="eastAsia"/>
+              <w:rFonts w:hint="eastAsia" w:ascii="宋体" w:hAnsi="宋体" w:eastAsia="宋体" w:cs="宋体"/>
               <w:szCs w:val="24"/>
             </w:rPr>
-            <w:instrText xml:space="preserve"> HYPERLINK \l _Toc2929 </w:instrText>
+            <w:instrText xml:space="preserve"> HYPERLINK \l _Toc31944 </w:instrText>
           </w:r>
           <w:r>
             <w:rPr>
-              <w:rFonts w:ascii="宋体" w:eastAsia="宋体" w:hAnsi="宋体" w:cs="宋体" w:hint="eastAsia"/>
+              <w:rFonts w:hint="eastAsia" w:ascii="宋体" w:hAnsi="宋体" w:eastAsia="宋体" w:cs="宋体"/>
               <w:szCs w:val="24"/>
             </w:rPr>
             <w:fldChar w:fldCharType="separate"/>
@@ -2284,7 +2313,7 @@
             <w:fldChar w:fldCharType="begin"/>
           </w:r>
           <w:r>
-            <w:instrText xml:space="preserve"> PAGEREF _Toc2929 \h </w:instrText>
+            <w:instrText xml:space="preserve"> PAGEREF _Toc31944 \h </w:instrText>
           </w:r>
           <w:r>
             <w:fldChar w:fldCharType="separate"/>
@@ -2297,7 +2326,7 @@
           </w:r>
           <w:r>
             <w:rPr>
-              <w:rFonts w:ascii="宋体" w:eastAsia="宋体" w:hAnsi="宋体" w:cs="宋体" w:hint="eastAsia"/>
+              <w:rFonts w:hint="eastAsia" w:ascii="宋体" w:hAnsi="宋体" w:eastAsia="宋体" w:cs="宋体"/>
               <w:szCs w:val="24"/>
             </w:rPr>
             <w:fldChar w:fldCharType="end"/>
@@ -2320,7 +2349,7 @@
             <w:snapToGrid w:val="0"/>
             <w:textAlignment w:val="baseline"/>
             <w:rPr>
-              <w:rFonts w:ascii="宋体" w:eastAsia="宋体" w:hAnsi="宋体" w:cs="宋体" w:hint="eastAsia"/>
+              <w:rFonts w:hint="eastAsia" w:ascii="宋体" w:hAnsi="宋体" w:eastAsia="宋体" w:cs="宋体"/>
               <w:snapToGrid w:val="0"/>
               <w:color w:val="000000"/>
               <w:kern w:val="0"/>
@@ -2331,7 +2360,7 @@
           </w:pPr>
           <w:r>
             <w:rPr>
-              <w:rFonts w:ascii="宋体" w:eastAsia="宋体" w:hAnsi="宋体" w:cs="宋体" w:hint="eastAsia"/>
+              <w:rFonts w:hint="eastAsia" w:ascii="宋体" w:hAnsi="宋体" w:eastAsia="宋体" w:cs="宋体"/>
               <w:szCs w:val="24"/>
             </w:rPr>
             <w:fldChar w:fldCharType="end"/>
@@ -2356,7 +2385,7 @@
         <w:snapToGrid w:val="0"/>
         <w:textAlignment w:val="baseline"/>
         <w:rPr>
-          <w:rFonts w:ascii="Arial" w:eastAsia="Arial" w:hAnsi="Arial" w:cs="Arial"/>
+          <w:rFonts w:ascii="Arial" w:hAnsi="Arial" w:eastAsia="Arial" w:cs="Arial"/>
           <w:snapToGrid w:val="0"/>
           <w:color w:val="000000"/>
           <w:kern w:val="0"/>
@@ -2367,7 +2396,7 @@
       </w:pPr>
       <w:r>
         <w:rPr>
-          <w:rFonts w:ascii="Arial" w:eastAsia="Arial" w:hAnsi="Arial" w:cs="Arial"/>
+          <w:rFonts w:ascii="Arial" w:hAnsi="Arial" w:eastAsia="Arial" w:cs="Arial"/>
           <w:snapToGrid w:val="0"/>
           <w:color w:val="000000"/>
           <w:kern w:val="0"/>
@@ -2380,14 +2409,14 @@
     </w:p>
     <w:p>
       <w:pPr>
-        <w:pStyle w:val="1"/>
+        <w:pStyle w:val="28"/>
         <w:bidi w:val="0"/>
         <w:rPr>
           <w:rFonts w:hint="default"/>
           <w:lang w:val="en-US" w:eastAsia="zh-CN"/>
         </w:rPr>
       </w:pPr>
-      <w:bookmarkStart w:id="2" w:name="_Toc15601"/>
+      <w:bookmarkStart w:id="2" w:name="_Toc84"/>
       <w:r>
         <w:rPr>
           <w:rFonts w:hint="default"/>
@@ -2399,7 +2428,7 @@
     </w:p>
     <w:p>
       <w:pPr>
-        <w:pStyle w:val="a1"/>
+        <w:pStyle w:val="29"/>
         <w:keepNext w:val="0"/>
         <w:keepLines w:val="0"/>
         <w:pageBreakBefore w:val="0"/>
@@ -2436,14 +2465,14 @@
     </w:p>
     <w:p>
       <w:pPr>
-        <w:pStyle w:val="1"/>
+        <w:pStyle w:val="28"/>
         <w:bidi w:val="0"/>
         <w:rPr>
           <w:rFonts w:hint="default"/>
           <w:lang w:val="en-US" w:eastAsia="zh-CN"/>
         </w:rPr>
       </w:pPr>
-      <w:bookmarkStart w:id="3" w:name="_Toc24002"/>
+      <w:bookmarkStart w:id="3" w:name="_Toc20136"/>
       <w:r>
         <w:rPr>
           <w:rFonts w:hint="default"/>
@@ -2455,18 +2484,19 @@
     </w:p>
     <w:tbl>
       <w:tblPr>
-        <w:tblStyle w:val="TableNormal"/>
+        <w:tblStyle w:val="20"/>
         <w:tblW w:w="0" w:type="auto"/>
         <w:tblInd w:w="0" w:type="dxa"/>
         <w:tblBorders>
-          <w:top w:val="single" w:sz="4" w:space="0" w:color="auto"/>
-          <w:left w:val="single" w:sz="4" w:space="0" w:color="auto"/>
-          <w:bottom w:val="single" w:sz="4" w:space="0" w:color="auto"/>
-          <w:right w:val="single" w:sz="4" w:space="0" w:color="auto"/>
-          <w:insideH w:val="single" w:sz="4" w:space="0" w:color="auto"/>
-          <w:insideV w:val="single" w:sz="4" w:space="0" w:color="auto"/>
+          <w:top w:val="single" w:color="auto" w:sz="4" w:space="0"/>
+          <w:left w:val="single" w:color="auto" w:sz="4" w:space="0"/>
+          <w:bottom w:val="single" w:color="auto" w:sz="4" w:space="0"/>
+          <w:right w:val="single" w:color="auto" w:sz="4" w:space="0"/>
+          <w:insideH w:val="single" w:color="auto" w:sz="4" w:space="0"/>
+          <w:insideV w:val="single" w:color="auto" w:sz="4" w:space="0"/>
         </w:tblBorders>
         <w:shd w:val="clear" w:color="auto" w:fill="auto"/>
+        <w:tblLayout w:type="autofit"/>
         <w:tblCellMar>
           <w:top w:w="15" w:type="dxa"/>
           <w:left w:w="15" w:type="dxa"/>
@@ -2475,22 +2505,20 @@
         </w:tblCellMar>
       </w:tblPr>
       <w:tblGrid>
-        <w:gridCol w:w="1228"/>
-        <w:gridCol w:w="2139"/>
+        <w:gridCol w:w="1172"/>
+        <w:gridCol w:w="1993"/>
         <w:gridCol w:w="3912"/>
         <w:gridCol w:w="1219"/>
       </w:tblGrid>
       <w:tr>
         <w:tblPrEx>
-          <w:tblW w:w="0" w:type="auto"/>
-          <w:tblInd w:w="0" w:type="dxa"/>
           <w:tblBorders>
-            <w:top w:val="single" w:sz="4" w:space="0" w:color="auto"/>
-            <w:left w:val="single" w:sz="4" w:space="0" w:color="auto"/>
-            <w:bottom w:val="single" w:sz="4" w:space="0" w:color="auto"/>
-            <w:right w:val="single" w:sz="4" w:space="0" w:color="auto"/>
-            <w:insideH w:val="single" w:sz="4" w:space="0" w:color="auto"/>
-            <w:insideV w:val="single" w:sz="4" w:space="0" w:color="auto"/>
+            <w:top w:val="single" w:color="auto" w:sz="4" w:space="0"/>
+            <w:left w:val="single" w:color="auto" w:sz="4" w:space="0"/>
+            <w:bottom w:val="single" w:color="auto" w:sz="4" w:space="0"/>
+            <w:right w:val="single" w:color="auto" w:sz="4" w:space="0"/>
+            <w:insideH w:val="single" w:color="auto" w:sz="4" w:space="0"/>
+            <w:insideV w:val="single" w:color="auto" w:sz="4" w:space="0"/>
           </w:tblBorders>
           <w:shd w:val="clear" w:color="auto" w:fill="auto"/>
           <w:tblCellMar>
@@ -2522,10 +2550,10 @@
               <w:widowControl/>
               <w:suppressLineNumbers w:val="0"/>
               <w:spacing w:line="300" w:lineRule="atLeast"/>
-              <w:ind w:left="0" w:right="0" w:firstLine="0" w:leftChars="0" w:rightChars="0" w:firstLineChars="0"/>
+              <w:ind w:left="0" w:leftChars="0" w:right="0" w:rightChars="0" w:firstLine="0" w:firstLineChars="0"/>
               <w:jc w:val="center"/>
               <w:rPr>
-                <w:rFonts w:ascii="Segoe UI" w:eastAsia="Segoe UI" w:hAnsi="Segoe UI" w:cs="Segoe UI"/>
+                <w:rFonts w:ascii="Segoe UI" w:hAnsi="Segoe UI" w:eastAsia="Segoe UI" w:cs="Segoe UI"/>
                 <w:i w:val="0"/>
                 <w:iCs w:val="0"/>
                 <w:caps w:val="0"/>
@@ -2537,7 +2565,7 @@
             </w:pPr>
             <w:r>
               <w:rPr>
-                <w:rFonts w:ascii="Segoe UI" w:eastAsia="Segoe UI" w:hAnsi="Segoe UI" w:cs="Segoe UI" w:hint="default"/>
+                <w:rFonts w:hint="default" w:ascii="Segoe UI" w:hAnsi="Segoe UI" w:eastAsia="Segoe UI" w:cs="Segoe UI"/>
                 <w:i w:val="0"/>
                 <w:iCs w:val="0"/>
                 <w:caps w:val="0"/>
@@ -2572,10 +2600,10 @@
               <w:widowControl/>
               <w:suppressLineNumbers w:val="0"/>
               <w:spacing w:line="300" w:lineRule="atLeast"/>
-              <w:ind w:left="0" w:right="0" w:firstLine="0" w:leftChars="0" w:rightChars="0" w:firstLineChars="0"/>
+              <w:ind w:left="0" w:leftChars="0" w:right="0" w:rightChars="0" w:firstLine="0" w:firstLineChars="0"/>
               <w:jc w:val="center"/>
               <w:rPr>
-                <w:rFonts w:ascii="Segoe UI" w:eastAsia="Segoe UI" w:hAnsi="Segoe UI" w:cs="Segoe UI" w:hint="default"/>
+                <w:rFonts w:hint="default" w:ascii="Segoe UI" w:hAnsi="Segoe UI" w:eastAsia="Segoe UI" w:cs="Segoe UI"/>
                 <w:i w:val="0"/>
                 <w:iCs w:val="0"/>
                 <w:caps w:val="0"/>
@@ -2587,7 +2615,7 @@
             </w:pPr>
             <w:r>
               <w:rPr>
-                <w:rFonts w:ascii="Segoe UI" w:eastAsia="Segoe UI" w:hAnsi="Segoe UI" w:cs="Segoe UI" w:hint="default"/>
+                <w:rFonts w:hint="default" w:ascii="Segoe UI" w:hAnsi="Segoe UI" w:eastAsia="Segoe UI" w:cs="Segoe UI"/>
                 <w:i w:val="0"/>
                 <w:iCs w:val="0"/>
                 <w:caps w:val="0"/>
@@ -2622,10 +2650,10 @@
               <w:widowControl/>
               <w:suppressLineNumbers w:val="0"/>
               <w:spacing w:line="300" w:lineRule="atLeast"/>
-              <w:ind w:left="0" w:right="0" w:firstLine="0" w:leftChars="0" w:rightChars="0" w:firstLineChars="0"/>
+              <w:ind w:left="0" w:leftChars="0" w:right="0" w:rightChars="0" w:firstLine="0" w:firstLineChars="0"/>
               <w:jc w:val="center"/>
               <w:rPr>
-                <w:rFonts w:ascii="Segoe UI" w:eastAsia="Segoe UI" w:hAnsi="Segoe UI" w:cs="Segoe UI" w:hint="default"/>
+                <w:rFonts w:hint="default" w:ascii="Segoe UI" w:hAnsi="Segoe UI" w:eastAsia="Segoe UI" w:cs="Segoe UI"/>
                 <w:i w:val="0"/>
                 <w:iCs w:val="0"/>
                 <w:caps w:val="0"/>
@@ -2637,7 +2665,7 @@
             </w:pPr>
             <w:r>
               <w:rPr>
-                <w:rFonts w:ascii="Segoe UI" w:eastAsia="Segoe UI" w:hAnsi="Segoe UI" w:cs="Segoe UI" w:hint="default"/>
+                <w:rFonts w:hint="default" w:ascii="Segoe UI" w:hAnsi="Segoe UI" w:eastAsia="Segoe UI" w:cs="Segoe UI"/>
                 <w:i w:val="0"/>
                 <w:iCs w:val="0"/>
                 <w:caps w:val="0"/>
@@ -2672,10 +2700,10 @@
               <w:widowControl/>
               <w:suppressLineNumbers w:val="0"/>
               <w:spacing w:line="300" w:lineRule="atLeast"/>
-              <w:ind w:left="0" w:right="0" w:firstLine="0" w:leftChars="0" w:rightChars="0" w:firstLineChars="0"/>
+              <w:ind w:left="0" w:leftChars="0" w:right="0" w:rightChars="0" w:firstLine="0" w:firstLineChars="0"/>
               <w:jc w:val="center"/>
               <w:rPr>
-                <w:rFonts w:ascii="Segoe UI" w:eastAsia="Segoe UI" w:hAnsi="Segoe UI" w:cs="Segoe UI" w:hint="default"/>
+                <w:rFonts w:hint="default" w:ascii="Segoe UI" w:hAnsi="Segoe UI" w:eastAsia="Segoe UI" w:cs="Segoe UI"/>
                 <w:i w:val="0"/>
                 <w:iCs w:val="0"/>
                 <w:caps w:val="0"/>
@@ -2687,7 +2715,7 @@
             </w:pPr>
             <w:r>
               <w:rPr>
-                <w:rFonts w:ascii="Segoe UI" w:eastAsia="Segoe UI" w:hAnsi="Segoe UI" w:cs="Segoe UI" w:hint="default"/>
+                <w:rFonts w:hint="default" w:ascii="Segoe UI" w:hAnsi="Segoe UI" w:eastAsia="Segoe UI" w:cs="Segoe UI"/>
                 <w:i w:val="0"/>
                 <w:iCs w:val="0"/>
                 <w:caps w:val="0"/>
@@ -2706,8 +2734,14 @@
       </w:tr>
       <w:tr>
         <w:tblPrEx>
-          <w:tblW w:w="0" w:type="auto"/>
-          <w:tblInd w:w="0" w:type="dxa"/>
+          <w:tblBorders>
+            <w:top w:val="single" w:color="auto" w:sz="4" w:space="0"/>
+            <w:left w:val="single" w:color="auto" w:sz="4" w:space="0"/>
+            <w:bottom w:val="single" w:color="auto" w:sz="4" w:space="0"/>
+            <w:right w:val="single" w:color="auto" w:sz="4" w:space="0"/>
+            <w:insideH w:val="single" w:color="auto" w:sz="4" w:space="0"/>
+            <w:insideV w:val="single" w:color="auto" w:sz="4" w:space="0"/>
+          </w:tblBorders>
           <w:shd w:val="clear" w:color="auto" w:fill="auto"/>
           <w:tblCellMar>
             <w:top w:w="15" w:type="dxa"/>
@@ -2737,7 +2771,7 @@
               <w:spacing w:line="300" w:lineRule="atLeast"/>
               <w:jc w:val="left"/>
               <w:rPr>
-                <w:rFonts w:ascii="Segoe UI" w:eastAsia="Segoe UI" w:hAnsi="Segoe UI" w:cs="Segoe UI" w:hint="default"/>
+                <w:rFonts w:hint="default" w:ascii="Segoe UI" w:hAnsi="Segoe UI" w:eastAsia="Segoe UI" w:cs="Segoe UI"/>
                 <w:i w:val="0"/>
                 <w:iCs w:val="0"/>
                 <w:caps w:val="0"/>
@@ -2749,8 +2783,8 @@
             </w:pPr>
             <w:r>
               <w:rPr>
-                <w:rStyle w:val="Strong"/>
-                <w:rFonts w:ascii="Segoe UI" w:eastAsia="Segoe UI" w:hAnsi="Segoe UI" w:cs="Segoe UI" w:hint="default"/>
+                <w:rStyle w:val="23"/>
+                <w:rFonts w:hint="default" w:ascii="Segoe UI" w:hAnsi="Segoe UI" w:eastAsia="Segoe UI" w:cs="Segoe UI"/>
                 <w:b/>
                 <w:bCs/>
                 <w:i w:val="0"/>
@@ -2789,7 +2823,7 @@
               <w:spacing w:line="300" w:lineRule="atLeast"/>
               <w:jc w:val="left"/>
               <w:rPr>
-                <w:rFonts w:ascii="Segoe UI" w:eastAsia="Segoe UI" w:hAnsi="Segoe UI" w:cs="Segoe UI" w:hint="default"/>
+                <w:rFonts w:hint="default" w:ascii="Segoe UI" w:hAnsi="Segoe UI" w:eastAsia="Segoe UI" w:cs="Segoe UI"/>
                 <w:i w:val="0"/>
                 <w:iCs w:val="0"/>
                 <w:caps w:val="0"/>
@@ -2801,7 +2835,7 @@
             </w:pPr>
             <w:r>
               <w:rPr>
-                <w:rFonts w:ascii="Segoe UI" w:eastAsia="Segoe UI" w:hAnsi="Segoe UI" w:cs="Segoe UI" w:hint="default"/>
+                <w:rFonts w:hint="default" w:ascii="Segoe UI" w:hAnsi="Segoe UI" w:eastAsia="Segoe UI" w:cs="Segoe UI"/>
                 <w:i w:val="0"/>
                 <w:iCs w:val="0"/>
                 <w:caps w:val="0"/>
@@ -2817,7 +2851,7 @@
             </w:r>
             <w:r>
               <w:rPr>
-                <w:rFonts w:ascii="Segoe UI" w:eastAsia="Segoe UI" w:hAnsi="Segoe UI" w:cs="Segoe UI" w:hint="eastAsia"/>
+                <w:rFonts w:hint="eastAsia" w:ascii="Segoe UI" w:hAnsi="Segoe UI" w:eastAsia="Segoe UI" w:cs="Segoe UI"/>
                 <w:i w:val="0"/>
                 <w:iCs w:val="0"/>
                 <w:caps w:val="0"/>
@@ -2833,7 +2867,7 @@
             </w:r>
             <w:r>
               <w:rPr>
-                <w:rFonts w:ascii="Segoe UI" w:eastAsia="Segoe UI" w:hAnsi="Segoe UI" w:cs="Segoe UI" w:hint="default"/>
+                <w:rFonts w:hint="default" w:ascii="Segoe UI" w:hAnsi="Segoe UI" w:eastAsia="Segoe UI" w:cs="Segoe UI"/>
                 <w:i w:val="0"/>
                 <w:iCs w:val="0"/>
                 <w:caps w:val="0"/>
@@ -2870,7 +2904,7 @@
               <w:spacing w:line="300" w:lineRule="atLeast"/>
               <w:jc w:val="left"/>
               <w:rPr>
-                <w:rFonts w:ascii="Segoe UI" w:eastAsia="Segoe UI" w:hAnsi="Segoe UI" w:cs="Segoe UI" w:hint="default"/>
+                <w:rFonts w:hint="default" w:ascii="Segoe UI" w:hAnsi="Segoe UI" w:eastAsia="Segoe UI" w:cs="Segoe UI"/>
                 <w:i w:val="0"/>
                 <w:iCs w:val="0"/>
                 <w:caps w:val="0"/>
@@ -2882,7 +2916,7 @@
             </w:pPr>
             <w:r>
               <w:rPr>
-                <w:rFonts w:ascii="Segoe UI" w:eastAsia="Segoe UI" w:hAnsi="Segoe UI" w:cs="Segoe UI" w:hint="default"/>
+                <w:rFonts w:hint="default" w:ascii="Segoe UI" w:hAnsi="Segoe UI" w:eastAsia="Segoe UI" w:cs="Segoe UI"/>
                 <w:i w:val="0"/>
                 <w:iCs w:val="0"/>
                 <w:caps w:val="0"/>
@@ -2898,7 +2932,7 @@
             </w:r>
             <w:r>
               <w:rPr>
-                <w:rFonts w:ascii="Segoe UI" w:eastAsia="Segoe UI" w:hAnsi="Segoe UI" w:cs="Segoe UI" w:hint="eastAsia"/>
+                <w:rFonts w:hint="eastAsia" w:ascii="Segoe UI" w:hAnsi="Segoe UI" w:eastAsia="Segoe UI" w:cs="Segoe UI"/>
                 <w:i w:val="0"/>
                 <w:iCs w:val="0"/>
                 <w:caps w:val="0"/>
@@ -2914,8 +2948,8 @@
             </w:r>
             <w:r>
               <w:rPr>
-                <w:rStyle w:val="Strong"/>
-                <w:rFonts w:ascii="Segoe UI" w:eastAsia="Segoe UI" w:hAnsi="Segoe UI" w:cs="Segoe UI" w:hint="default"/>
+                <w:rStyle w:val="23"/>
+                <w:rFonts w:hint="default" w:ascii="Segoe UI" w:hAnsi="Segoe UI" w:eastAsia="Segoe UI" w:cs="Segoe UI"/>
                 <w:b/>
                 <w:bCs/>
                 <w:i w:val="0"/>
@@ -2933,7 +2967,7 @@
             </w:r>
             <w:r>
               <w:rPr>
-                <w:rFonts w:ascii="Segoe UI" w:eastAsia="Segoe UI" w:hAnsi="Segoe UI" w:cs="Segoe UI" w:hint="default"/>
+                <w:rFonts w:hint="default" w:ascii="Segoe UI" w:hAnsi="Segoe UI" w:eastAsia="Segoe UI" w:cs="Segoe UI"/>
                 <w:i w:val="0"/>
                 <w:iCs w:val="0"/>
                 <w:caps w:val="0"/>
@@ -2968,10 +3002,10 @@
               <w:widowControl/>
               <w:suppressLineNumbers w:val="0"/>
               <w:spacing w:line="300" w:lineRule="atLeast"/>
-              <w:ind w:left="0" w:right="0" w:firstLine="0" w:leftChars="0" w:rightChars="0" w:firstLineChars="0"/>
+              <w:ind w:left="0" w:leftChars="0" w:right="0" w:rightChars="0" w:firstLine="0" w:firstLineChars="0"/>
               <w:jc w:val="center"/>
               <w:rPr>
-                <w:rFonts w:ascii="Segoe UI" w:eastAsia="Segoe UI" w:hAnsi="Segoe UI" w:cs="Segoe UI" w:hint="default"/>
+                <w:rFonts w:hint="default" w:ascii="Segoe UI" w:hAnsi="Segoe UI" w:eastAsia="Segoe UI" w:cs="Segoe UI"/>
                 <w:i w:val="0"/>
                 <w:iCs w:val="0"/>
                 <w:caps w:val="0"/>
@@ -2983,8 +3017,8 @@
             </w:pPr>
             <w:r>
               <w:rPr>
-                <w:rStyle w:val="Strong"/>
-                <w:rFonts w:ascii="Segoe UI" w:eastAsia="Segoe UI" w:hAnsi="Segoe UI" w:cs="Segoe UI" w:hint="default"/>
+                <w:rStyle w:val="23"/>
+                <w:rFonts w:hint="default" w:ascii="Segoe UI" w:hAnsi="Segoe UI" w:eastAsia="Segoe UI" w:cs="Segoe UI"/>
                 <w:b/>
                 <w:bCs/>
                 <w:i w:val="0"/>
@@ -3005,8 +3039,14 @@
       </w:tr>
       <w:tr>
         <w:tblPrEx>
-          <w:tblW w:w="0" w:type="auto"/>
-          <w:tblInd w:w="0" w:type="dxa"/>
+          <w:tblBorders>
+            <w:top w:val="single" w:color="auto" w:sz="4" w:space="0"/>
+            <w:left w:val="single" w:color="auto" w:sz="4" w:space="0"/>
+            <w:bottom w:val="single" w:color="auto" w:sz="4" w:space="0"/>
+            <w:right w:val="single" w:color="auto" w:sz="4" w:space="0"/>
+            <w:insideH w:val="single" w:color="auto" w:sz="4" w:space="0"/>
+            <w:insideV w:val="single" w:color="auto" w:sz="4" w:space="0"/>
+          </w:tblBorders>
           <w:shd w:val="clear" w:color="auto" w:fill="auto"/>
           <w:tblCellMar>
             <w:top w:w="15" w:type="dxa"/>
@@ -3036,7 +3076,7 @@
               <w:spacing w:line="300" w:lineRule="atLeast"/>
               <w:jc w:val="left"/>
               <w:rPr>
-                <w:rFonts w:ascii="Segoe UI" w:eastAsia="Segoe UI" w:hAnsi="Segoe UI" w:cs="Segoe UI" w:hint="default"/>
+                <w:rFonts w:hint="default" w:ascii="Segoe UI" w:hAnsi="Segoe UI" w:eastAsia="Segoe UI" w:cs="Segoe UI"/>
                 <w:i w:val="0"/>
                 <w:iCs w:val="0"/>
                 <w:caps w:val="0"/>
@@ -3048,8 +3088,8 @@
             </w:pPr>
             <w:r>
               <w:rPr>
-                <w:rStyle w:val="Strong"/>
-                <w:rFonts w:ascii="Segoe UI" w:eastAsia="Segoe UI" w:hAnsi="Segoe UI" w:cs="Segoe UI" w:hint="default"/>
+                <w:rStyle w:val="23"/>
+                <w:rFonts w:hint="default" w:ascii="Segoe UI" w:hAnsi="Segoe UI" w:eastAsia="Segoe UI" w:cs="Segoe UI"/>
                 <w:b/>
                 <w:bCs/>
                 <w:i w:val="0"/>
@@ -3088,7 +3128,7 @@
               <w:spacing w:line="300" w:lineRule="atLeast"/>
               <w:jc w:val="left"/>
               <w:rPr>
-                <w:rFonts w:ascii="Segoe UI" w:eastAsia="Segoe UI" w:hAnsi="Segoe UI" w:cs="Segoe UI" w:hint="default"/>
+                <w:rFonts w:hint="default" w:ascii="Segoe UI" w:hAnsi="Segoe UI" w:eastAsia="Segoe UI" w:cs="Segoe UI"/>
                 <w:i w:val="0"/>
                 <w:iCs w:val="0"/>
                 <w:caps w:val="0"/>
@@ -3100,7 +3140,7 @@
             </w:pPr>
             <w:r>
               <w:rPr>
-                <w:rFonts w:ascii="Segoe UI" w:eastAsia="Segoe UI" w:hAnsi="Segoe UI" w:cs="Segoe UI" w:hint="default"/>
+                <w:rFonts w:hint="default" w:ascii="Segoe UI" w:hAnsi="Segoe UI" w:eastAsia="Segoe UI" w:cs="Segoe UI"/>
                 <w:i w:val="0"/>
                 <w:iCs w:val="0"/>
                 <w:caps w:val="0"/>
@@ -3137,7 +3177,7 @@
               <w:spacing w:line="300" w:lineRule="atLeast"/>
               <w:jc w:val="left"/>
               <w:rPr>
-                <w:rFonts w:ascii="Segoe UI" w:eastAsia="Segoe UI" w:hAnsi="Segoe UI" w:cs="Segoe UI" w:hint="default"/>
+                <w:rFonts w:hint="default" w:ascii="Segoe UI" w:hAnsi="Segoe UI" w:eastAsia="Segoe UI" w:cs="Segoe UI"/>
                 <w:i w:val="0"/>
                 <w:iCs w:val="0"/>
                 <w:caps w:val="0"/>
@@ -3149,7 +3189,7 @@
             </w:pPr>
             <w:r>
               <w:rPr>
-                <w:rFonts w:ascii="Segoe UI" w:eastAsia="Segoe UI" w:hAnsi="Segoe UI" w:cs="Segoe UI" w:hint="default"/>
+                <w:rFonts w:hint="default" w:ascii="Segoe UI" w:hAnsi="Segoe UI" w:eastAsia="Segoe UI" w:cs="Segoe UI"/>
                 <w:i w:val="0"/>
                 <w:iCs w:val="0"/>
                 <w:caps w:val="0"/>
@@ -3165,7 +3205,7 @@
             </w:r>
             <w:r>
               <w:rPr>
-                <w:rFonts w:ascii="Segoe UI" w:eastAsia="Segoe UI" w:hAnsi="Segoe UI" w:cs="Segoe UI" w:hint="eastAsia"/>
+                <w:rFonts w:hint="eastAsia" w:ascii="Segoe UI" w:hAnsi="Segoe UI" w:eastAsia="Segoe UI" w:cs="Segoe UI"/>
                 <w:i w:val="0"/>
                 <w:iCs w:val="0"/>
                 <w:caps w:val="0"/>
@@ -3181,7 +3221,7 @@
             </w:r>
             <w:r>
               <w:rPr>
-                <w:rFonts w:ascii="Segoe UI" w:eastAsia="Segoe UI" w:hAnsi="Segoe UI" w:cs="Segoe UI" w:hint="default"/>
+                <w:rFonts w:hint="default" w:ascii="Segoe UI" w:hAnsi="Segoe UI" w:eastAsia="Segoe UI" w:cs="Segoe UI"/>
                 <w:i w:val="0"/>
                 <w:iCs w:val="0"/>
                 <w:caps w:val="0"/>
@@ -3216,10 +3256,10 @@
               <w:widowControl/>
               <w:suppressLineNumbers w:val="0"/>
               <w:spacing w:line="300" w:lineRule="atLeast"/>
-              <w:ind w:left="0" w:right="0" w:firstLine="0" w:leftChars="0" w:rightChars="0" w:firstLineChars="0"/>
+              <w:ind w:left="0" w:leftChars="0" w:right="0" w:rightChars="0" w:firstLine="0" w:firstLineChars="0"/>
               <w:jc w:val="center"/>
               <w:rPr>
-                <w:rFonts w:ascii="Segoe UI" w:eastAsia="Segoe UI" w:hAnsi="Segoe UI" w:cs="Segoe UI" w:hint="default"/>
+                <w:rFonts w:hint="default" w:ascii="Segoe UI" w:hAnsi="Segoe UI" w:eastAsia="Segoe UI" w:cs="Segoe UI"/>
                 <w:i w:val="0"/>
                 <w:iCs w:val="0"/>
                 <w:caps w:val="0"/>
@@ -3231,8 +3271,8 @@
             </w:pPr>
             <w:r>
               <w:rPr>
-                <w:rStyle w:val="Strong"/>
-                <w:rFonts w:ascii="Segoe UI" w:eastAsia="Segoe UI" w:hAnsi="Segoe UI" w:cs="Segoe UI" w:hint="default"/>
+                <w:rStyle w:val="23"/>
+                <w:rFonts w:hint="default" w:ascii="Segoe UI" w:hAnsi="Segoe UI" w:eastAsia="Segoe UI" w:cs="Segoe UI"/>
                 <w:b/>
                 <w:bCs/>
                 <w:i w:val="0"/>
@@ -3253,8 +3293,14 @@
       </w:tr>
       <w:tr>
         <w:tblPrEx>
-          <w:tblW w:w="0" w:type="auto"/>
-          <w:tblInd w:w="0" w:type="dxa"/>
+          <w:tblBorders>
+            <w:top w:val="single" w:color="auto" w:sz="4" w:space="0"/>
+            <w:left w:val="single" w:color="auto" w:sz="4" w:space="0"/>
+            <w:bottom w:val="single" w:color="auto" w:sz="4" w:space="0"/>
+            <w:right w:val="single" w:color="auto" w:sz="4" w:space="0"/>
+            <w:insideH w:val="single" w:color="auto" w:sz="4" w:space="0"/>
+            <w:insideV w:val="single" w:color="auto" w:sz="4" w:space="0"/>
+          </w:tblBorders>
           <w:shd w:val="clear" w:color="auto" w:fill="auto"/>
           <w:tblCellMar>
             <w:top w:w="15" w:type="dxa"/>
@@ -3284,7 +3330,7 @@
               <w:spacing w:line="300" w:lineRule="atLeast"/>
               <w:jc w:val="left"/>
               <w:rPr>
-                <w:rFonts w:ascii="Segoe UI" w:eastAsia="Segoe UI" w:hAnsi="Segoe UI" w:cs="Segoe UI" w:hint="default"/>
+                <w:rFonts w:hint="default" w:ascii="Segoe UI" w:hAnsi="Segoe UI" w:eastAsia="Segoe UI" w:cs="Segoe UI"/>
                 <w:i w:val="0"/>
                 <w:iCs w:val="0"/>
                 <w:caps w:val="0"/>
@@ -3296,8 +3342,8 @@
             </w:pPr>
             <w:r>
               <w:rPr>
-                <w:rStyle w:val="Strong"/>
-                <w:rFonts w:ascii="Segoe UI" w:eastAsia="Segoe UI" w:hAnsi="Segoe UI" w:cs="Segoe UI" w:hint="default"/>
+                <w:rStyle w:val="23"/>
+                <w:rFonts w:hint="default" w:ascii="Segoe UI" w:hAnsi="Segoe UI" w:eastAsia="Segoe UI" w:cs="Segoe UI"/>
                 <w:b/>
                 <w:bCs/>
                 <w:i w:val="0"/>
@@ -3336,7 +3382,7 @@
               <w:spacing w:line="300" w:lineRule="atLeast"/>
               <w:jc w:val="left"/>
               <w:rPr>
-                <w:rFonts w:ascii="Segoe UI" w:eastAsia="Segoe UI" w:hAnsi="Segoe UI" w:cs="Segoe UI" w:hint="default"/>
+                <w:rFonts w:hint="default" w:ascii="Segoe UI" w:hAnsi="Segoe UI" w:eastAsia="Segoe UI" w:cs="Segoe UI"/>
                 <w:i w:val="0"/>
                 <w:iCs w:val="0"/>
                 <w:caps w:val="0"/>
@@ -3348,7 +3394,7 @@
             </w:pPr>
             <w:r>
               <w:rPr>
-                <w:rFonts w:ascii="Segoe UI" w:eastAsia="Segoe UI" w:hAnsi="Segoe UI" w:cs="Segoe UI" w:hint="default"/>
+                <w:rFonts w:hint="default" w:ascii="Segoe UI" w:hAnsi="Segoe UI" w:eastAsia="Segoe UI" w:cs="Segoe UI"/>
                 <w:i w:val="0"/>
                 <w:iCs w:val="0"/>
                 <w:caps w:val="0"/>
@@ -3385,7 +3431,7 @@
               <w:spacing w:line="300" w:lineRule="atLeast"/>
               <w:jc w:val="left"/>
               <w:rPr>
-                <w:rFonts w:ascii="Segoe UI" w:eastAsia="Segoe UI" w:hAnsi="Segoe UI" w:cs="Segoe UI" w:hint="default"/>
+                <w:rFonts w:hint="default" w:ascii="Segoe UI" w:hAnsi="Segoe UI" w:eastAsia="Segoe UI" w:cs="Segoe UI"/>
                 <w:i w:val="0"/>
                 <w:iCs w:val="0"/>
                 <w:caps w:val="0"/>
@@ -3397,7 +3443,7 @@
             </w:pPr>
             <w:r>
               <w:rPr>
-                <w:rFonts w:ascii="Segoe UI" w:eastAsia="Segoe UI" w:hAnsi="Segoe UI" w:cs="Segoe UI" w:hint="default"/>
+                <w:rFonts w:hint="default" w:ascii="Segoe UI" w:hAnsi="Segoe UI" w:eastAsia="Segoe UI" w:cs="Segoe UI"/>
                 <w:i w:val="0"/>
                 <w:iCs w:val="0"/>
                 <w:caps w:val="0"/>
@@ -3413,8 +3459,8 @@
             </w:r>
             <w:r>
               <w:rPr>
-                <w:rStyle w:val="Strong"/>
-                <w:rFonts w:ascii="Segoe UI" w:eastAsia="Segoe UI" w:hAnsi="Segoe UI" w:cs="Segoe UI" w:hint="default"/>
+                <w:rStyle w:val="23"/>
+                <w:rFonts w:hint="default" w:ascii="Segoe UI" w:hAnsi="Segoe UI" w:eastAsia="Segoe UI" w:cs="Segoe UI"/>
                 <w:b/>
                 <w:bCs/>
                 <w:i w:val="0"/>
@@ -3432,7 +3478,7 @@
             </w:r>
             <w:r>
               <w:rPr>
-                <w:rFonts w:ascii="Segoe UI" w:eastAsia="Segoe UI" w:hAnsi="Segoe UI" w:cs="Segoe UI" w:hint="default"/>
+                <w:rFonts w:hint="default" w:ascii="Segoe UI" w:hAnsi="Segoe UI" w:eastAsia="Segoe UI" w:cs="Segoe UI"/>
                 <w:i w:val="0"/>
                 <w:iCs w:val="0"/>
                 <w:caps w:val="0"/>
@@ -3467,10 +3513,10 @@
               <w:widowControl/>
               <w:suppressLineNumbers w:val="0"/>
               <w:spacing w:line="300" w:lineRule="atLeast"/>
-              <w:ind w:left="0" w:right="0" w:firstLine="0" w:leftChars="0" w:rightChars="0" w:firstLineChars="0"/>
+              <w:ind w:left="0" w:leftChars="0" w:right="0" w:rightChars="0" w:firstLine="0" w:firstLineChars="0"/>
               <w:jc w:val="center"/>
               <w:rPr>
-                <w:rFonts w:ascii="Segoe UI" w:eastAsia="Segoe UI" w:hAnsi="Segoe UI" w:cs="Segoe UI" w:hint="default"/>
+                <w:rFonts w:hint="default" w:ascii="Segoe UI" w:hAnsi="Segoe UI" w:eastAsia="Segoe UI" w:cs="Segoe UI"/>
                 <w:i w:val="0"/>
                 <w:iCs w:val="0"/>
                 <w:caps w:val="0"/>
@@ -3482,8 +3528,8 @@
             </w:pPr>
             <w:r>
               <w:rPr>
-                <w:rStyle w:val="Strong"/>
-                <w:rFonts w:ascii="Segoe UI" w:eastAsia="Segoe UI" w:hAnsi="Segoe UI" w:cs="Segoe UI" w:hint="default"/>
+                <w:rStyle w:val="23"/>
+                <w:rFonts w:hint="default" w:ascii="Segoe UI" w:hAnsi="Segoe UI" w:eastAsia="Segoe UI" w:cs="Segoe UI"/>
                 <w:b/>
                 <w:bCs/>
                 <w:i w:val="0"/>
@@ -3504,8 +3550,14 @@
       </w:tr>
       <w:tr>
         <w:tblPrEx>
-          <w:tblW w:w="0" w:type="auto"/>
-          <w:tblInd w:w="0" w:type="dxa"/>
+          <w:tblBorders>
+            <w:top w:val="single" w:color="auto" w:sz="4" w:space="0"/>
+            <w:left w:val="single" w:color="auto" w:sz="4" w:space="0"/>
+            <w:bottom w:val="single" w:color="auto" w:sz="4" w:space="0"/>
+            <w:right w:val="single" w:color="auto" w:sz="4" w:space="0"/>
+            <w:insideH w:val="single" w:color="auto" w:sz="4" w:space="0"/>
+            <w:insideV w:val="single" w:color="auto" w:sz="4" w:space="0"/>
+          </w:tblBorders>
           <w:shd w:val="clear" w:color="auto" w:fill="auto"/>
           <w:tblCellMar>
             <w:top w:w="15" w:type="dxa"/>
@@ -3535,7 +3587,7 @@
               <w:spacing w:line="300" w:lineRule="atLeast"/>
               <w:jc w:val="left"/>
               <w:rPr>
-                <w:rFonts w:ascii="Segoe UI" w:eastAsia="Segoe UI" w:hAnsi="Segoe UI" w:cs="Segoe UI" w:hint="default"/>
+                <w:rFonts w:hint="default" w:ascii="Segoe UI" w:hAnsi="Segoe UI" w:eastAsia="Segoe UI" w:cs="Segoe UI"/>
                 <w:i w:val="0"/>
                 <w:iCs w:val="0"/>
                 <w:caps w:val="0"/>
@@ -3547,8 +3599,8 @@
             </w:pPr>
             <w:r>
               <w:rPr>
-                <w:rStyle w:val="Strong"/>
-                <w:rFonts w:ascii="Segoe UI" w:eastAsia="Segoe UI" w:hAnsi="Segoe UI" w:cs="Segoe UI" w:hint="default"/>
+                <w:rStyle w:val="23"/>
+                <w:rFonts w:hint="default" w:ascii="Segoe UI" w:hAnsi="Segoe UI" w:eastAsia="Segoe UI" w:cs="Segoe UI"/>
                 <w:b/>
                 <w:bCs/>
                 <w:i w:val="0"/>
@@ -3587,7 +3639,7 @@
               <w:spacing w:line="300" w:lineRule="atLeast"/>
               <w:jc w:val="left"/>
               <w:rPr>
-                <w:rFonts w:ascii="Segoe UI" w:eastAsia="Segoe UI" w:hAnsi="Segoe UI" w:cs="Segoe UI" w:hint="default"/>
+                <w:rFonts w:hint="default" w:ascii="Segoe UI" w:hAnsi="Segoe UI" w:eastAsia="Segoe UI" w:cs="Segoe UI"/>
                 <w:i w:val="0"/>
                 <w:iCs w:val="0"/>
                 <w:caps w:val="0"/>
@@ -3599,7 +3651,7 @@
             </w:pPr>
             <w:r>
               <w:rPr>
-                <w:rFonts w:ascii="Segoe UI" w:eastAsia="Segoe UI" w:hAnsi="Segoe UI" w:cs="Segoe UI" w:hint="default"/>
+                <w:rFonts w:hint="default" w:ascii="Segoe UI" w:hAnsi="Segoe UI" w:eastAsia="Segoe UI" w:cs="Segoe UI"/>
                 <w:i w:val="0"/>
                 <w:iCs w:val="0"/>
                 <w:caps w:val="0"/>
@@ -3636,7 +3688,7 @@
               <w:spacing w:line="300" w:lineRule="atLeast"/>
               <w:jc w:val="left"/>
               <w:rPr>
-                <w:rFonts w:ascii="Segoe UI" w:eastAsia="Segoe UI" w:hAnsi="Segoe UI" w:cs="Segoe UI" w:hint="default"/>
+                <w:rFonts w:hint="default" w:ascii="Segoe UI" w:hAnsi="Segoe UI" w:eastAsia="Segoe UI" w:cs="Segoe UI"/>
                 <w:i w:val="0"/>
                 <w:iCs w:val="0"/>
                 <w:caps w:val="0"/>
@@ -3648,7 +3700,7 @@
             </w:pPr>
             <w:r>
               <w:rPr>
-                <w:rFonts w:ascii="Segoe UI" w:eastAsia="Segoe UI" w:hAnsi="Segoe UI" w:cs="Segoe UI" w:hint="default"/>
+                <w:rFonts w:hint="default" w:ascii="Segoe UI" w:hAnsi="Segoe UI" w:eastAsia="Segoe UI" w:cs="Segoe UI"/>
                 <w:i w:val="0"/>
                 <w:iCs w:val="0"/>
                 <w:caps w:val="0"/>
@@ -3664,8 +3716,8 @@
             </w:r>
             <w:r>
               <w:rPr>
-                <w:rStyle w:val="Strong"/>
-                <w:rFonts w:ascii="Segoe UI" w:eastAsia="Segoe UI" w:hAnsi="Segoe UI" w:cs="Segoe UI" w:hint="default"/>
+                <w:rStyle w:val="23"/>
+                <w:rFonts w:hint="default" w:ascii="Segoe UI" w:hAnsi="Segoe UI" w:eastAsia="Segoe UI" w:cs="Segoe UI"/>
                 <w:b/>
                 <w:bCs/>
                 <w:i w:val="0"/>
@@ -3683,7 +3735,7 @@
             </w:r>
             <w:r>
               <w:rPr>
-                <w:rFonts w:ascii="Segoe UI" w:eastAsia="Segoe UI" w:hAnsi="Segoe UI" w:cs="Segoe UI" w:hint="default"/>
+                <w:rFonts w:hint="default" w:ascii="Segoe UI" w:hAnsi="Segoe UI" w:eastAsia="Segoe UI" w:cs="Segoe UI"/>
                 <w:i w:val="0"/>
                 <w:iCs w:val="0"/>
                 <w:caps w:val="0"/>
@@ -3718,10 +3770,10 @@
               <w:widowControl/>
               <w:suppressLineNumbers w:val="0"/>
               <w:spacing w:line="300" w:lineRule="atLeast"/>
-              <w:ind w:left="0" w:right="0" w:firstLine="0" w:leftChars="0" w:rightChars="0" w:firstLineChars="0"/>
+              <w:ind w:left="0" w:leftChars="0" w:right="0" w:rightChars="0" w:firstLine="0" w:firstLineChars="0"/>
               <w:jc w:val="center"/>
               <w:rPr>
-                <w:rFonts w:ascii="Segoe UI" w:eastAsia="Segoe UI" w:hAnsi="Segoe UI" w:cs="Segoe UI" w:hint="default"/>
+                <w:rFonts w:hint="default" w:ascii="Segoe UI" w:hAnsi="Segoe UI" w:eastAsia="Segoe UI" w:cs="Segoe UI"/>
                 <w:i w:val="0"/>
                 <w:iCs w:val="0"/>
                 <w:caps w:val="0"/>
@@ -3733,8 +3785,8 @@
             </w:pPr>
             <w:r>
               <w:rPr>
-                <w:rStyle w:val="Strong"/>
-                <w:rFonts w:ascii="Segoe UI" w:eastAsia="Segoe UI" w:hAnsi="Segoe UI" w:cs="Segoe UI" w:hint="default"/>
+                <w:rStyle w:val="23"/>
+                <w:rFonts w:hint="default" w:ascii="Segoe UI" w:hAnsi="Segoe UI" w:eastAsia="Segoe UI" w:cs="Segoe UI"/>
                 <w:b/>
                 <w:bCs/>
                 <w:i w:val="0"/>
@@ -3755,8 +3807,14 @@
       </w:tr>
       <w:tr>
         <w:tblPrEx>
-          <w:tblW w:w="0" w:type="auto"/>
-          <w:tblInd w:w="0" w:type="dxa"/>
+          <w:tblBorders>
+            <w:top w:val="single" w:color="auto" w:sz="4" w:space="0"/>
+            <w:left w:val="single" w:color="auto" w:sz="4" w:space="0"/>
+            <w:bottom w:val="single" w:color="auto" w:sz="4" w:space="0"/>
+            <w:right w:val="single" w:color="auto" w:sz="4" w:space="0"/>
+            <w:insideH w:val="single" w:color="auto" w:sz="4" w:space="0"/>
+            <w:insideV w:val="single" w:color="auto" w:sz="4" w:space="0"/>
+          </w:tblBorders>
           <w:shd w:val="clear" w:color="auto" w:fill="auto"/>
           <w:tblCellMar>
             <w:top w:w="15" w:type="dxa"/>
@@ -3786,7 +3844,7 @@
               <w:spacing w:line="300" w:lineRule="atLeast"/>
               <w:jc w:val="left"/>
               <w:rPr>
-                <w:rFonts w:ascii="Segoe UI" w:eastAsia="Segoe UI" w:hAnsi="Segoe UI" w:cs="Segoe UI" w:hint="default"/>
+                <w:rFonts w:hint="default" w:ascii="Segoe UI" w:hAnsi="Segoe UI" w:eastAsia="Segoe UI" w:cs="Segoe UI"/>
                 <w:i w:val="0"/>
                 <w:iCs w:val="0"/>
                 <w:caps w:val="0"/>
@@ -3798,8 +3856,8 @@
             </w:pPr>
             <w:r>
               <w:rPr>
-                <w:rStyle w:val="Strong"/>
-                <w:rFonts w:ascii="Segoe UI" w:eastAsia="Segoe UI" w:hAnsi="Segoe UI" w:cs="Segoe UI" w:hint="default"/>
+                <w:rStyle w:val="23"/>
+                <w:rFonts w:hint="default" w:ascii="Segoe UI" w:hAnsi="Segoe UI" w:eastAsia="Segoe UI" w:cs="Segoe UI"/>
                 <w:b/>
                 <w:bCs/>
                 <w:i w:val="0"/>
@@ -3838,7 +3896,7 @@
               <w:spacing w:line="300" w:lineRule="atLeast"/>
               <w:jc w:val="left"/>
               <w:rPr>
-                <w:rFonts w:ascii="Segoe UI" w:eastAsia="Segoe UI" w:hAnsi="Segoe UI" w:cs="Segoe UI" w:hint="default"/>
+                <w:rFonts w:hint="default" w:ascii="Segoe UI" w:hAnsi="Segoe UI" w:eastAsia="Segoe UI" w:cs="Segoe UI"/>
                 <w:i w:val="0"/>
                 <w:iCs w:val="0"/>
                 <w:caps w:val="0"/>
@@ -3850,7 +3908,7 @@
             </w:pPr>
             <w:r>
               <w:rPr>
-                <w:rFonts w:ascii="Segoe UI" w:eastAsia="Segoe UI" w:hAnsi="Segoe UI" w:cs="Segoe UI" w:hint="default"/>
+                <w:rFonts w:hint="default" w:ascii="Segoe UI" w:hAnsi="Segoe UI" w:eastAsia="Segoe UI" w:cs="Segoe UI"/>
                 <w:i w:val="0"/>
                 <w:iCs w:val="0"/>
                 <w:caps w:val="0"/>
@@ -3887,7 +3945,7 @@
               <w:spacing w:line="300" w:lineRule="atLeast"/>
               <w:jc w:val="left"/>
               <w:rPr>
-                <w:rFonts w:ascii="Segoe UI" w:eastAsia="Segoe UI" w:hAnsi="Segoe UI" w:cs="Segoe UI" w:hint="default"/>
+                <w:rFonts w:hint="default" w:ascii="Segoe UI" w:hAnsi="Segoe UI" w:eastAsia="Segoe UI" w:cs="Segoe UI"/>
                 <w:i w:val="0"/>
                 <w:iCs w:val="0"/>
                 <w:caps w:val="0"/>
@@ -3899,7 +3957,7 @@
             </w:pPr>
             <w:r>
               <w:rPr>
-                <w:rFonts w:ascii="Segoe UI" w:eastAsia="Segoe UI" w:hAnsi="Segoe UI" w:cs="Segoe UI" w:hint="default"/>
+                <w:rFonts w:hint="default" w:ascii="Segoe UI" w:hAnsi="Segoe UI" w:eastAsia="Segoe UI" w:cs="Segoe UI"/>
                 <w:i w:val="0"/>
                 <w:iCs w:val="0"/>
                 <w:caps w:val="0"/>
@@ -3915,8 +3973,8 @@
             </w:r>
             <w:r>
               <w:rPr>
-                <w:rStyle w:val="Strong"/>
-                <w:rFonts w:ascii="Segoe UI" w:eastAsia="Segoe UI" w:hAnsi="Segoe UI" w:cs="Segoe UI" w:hint="default"/>
+                <w:rStyle w:val="23"/>
+                <w:rFonts w:hint="default" w:ascii="Segoe UI" w:hAnsi="Segoe UI" w:eastAsia="Segoe UI" w:cs="Segoe UI"/>
                 <w:b/>
                 <w:bCs/>
                 <w:i w:val="0"/>
@@ -3934,7 +3992,7 @@
             </w:r>
             <w:r>
               <w:rPr>
-                <w:rFonts w:ascii="Segoe UI" w:eastAsia="Segoe UI" w:hAnsi="Segoe UI" w:cs="Segoe UI" w:hint="default"/>
+                <w:rFonts w:hint="default" w:ascii="Segoe UI" w:hAnsi="Segoe UI" w:eastAsia="Segoe UI" w:cs="Segoe UI"/>
                 <w:i w:val="0"/>
                 <w:iCs w:val="0"/>
                 <w:caps w:val="0"/>
@@ -3969,10 +4027,10 @@
               <w:widowControl/>
               <w:suppressLineNumbers w:val="0"/>
               <w:spacing w:line="300" w:lineRule="atLeast"/>
-              <w:ind w:left="0" w:right="0" w:firstLine="0" w:leftChars="0" w:rightChars="0" w:firstLineChars="0"/>
+              <w:ind w:left="0" w:leftChars="0" w:right="0" w:rightChars="0" w:firstLine="0" w:firstLineChars="0"/>
               <w:jc w:val="center"/>
               <w:rPr>
-                <w:rFonts w:ascii="Segoe UI" w:eastAsia="Segoe UI" w:hAnsi="Segoe UI" w:cs="Segoe UI" w:hint="default"/>
+                <w:rFonts w:hint="default" w:ascii="Segoe UI" w:hAnsi="Segoe UI" w:eastAsia="Segoe UI" w:cs="Segoe UI"/>
                 <w:i w:val="0"/>
                 <w:iCs w:val="0"/>
                 <w:caps w:val="0"/>
@@ -3984,8 +4042,8 @@
             </w:pPr>
             <w:r>
               <w:rPr>
-                <w:rStyle w:val="Strong"/>
-                <w:rFonts w:ascii="Segoe UI" w:eastAsia="Segoe UI" w:hAnsi="Segoe UI" w:cs="Segoe UI" w:hint="default"/>
+                <w:rStyle w:val="23"/>
+                <w:rFonts w:hint="default" w:ascii="Segoe UI" w:hAnsi="Segoe UI" w:eastAsia="Segoe UI" w:cs="Segoe UI"/>
                 <w:b/>
                 <w:bCs/>
                 <w:i w:val="0"/>
@@ -4007,14 +4065,14 @@
     </w:tbl>
     <w:p>
       <w:pPr>
-        <w:pStyle w:val="1"/>
+        <w:pStyle w:val="28"/>
         <w:bidi w:val="0"/>
         <w:rPr>
           <w:rFonts w:hint="default"/>
           <w:lang w:val="en-US" w:eastAsia="zh-CN"/>
         </w:rPr>
       </w:pPr>
-      <w:bookmarkStart w:id="4" w:name="_Toc24787"/>
+      <w:bookmarkStart w:id="4" w:name="_Toc10739"/>
       <w:r>
         <w:rPr>
           <w:rFonts w:hint="default"/>
@@ -4026,14 +4084,14 @@
     </w:p>
     <w:p>
       <w:pPr>
-        <w:pStyle w:val="2"/>
+        <w:pStyle w:val="30"/>
         <w:bidi w:val="0"/>
         <w:rPr>
           <w:rFonts w:hint="default"/>
           <w:lang w:val="en-US" w:eastAsia="zh-CN"/>
         </w:rPr>
       </w:pPr>
-      <w:bookmarkStart w:id="5" w:name="_Toc28161"/>
+      <w:bookmarkStart w:id="5" w:name="_Toc22572"/>
       <w:r>
         <w:rPr>
           <w:rFonts w:hint="default"/>
@@ -4045,7 +4103,7 @@
     </w:p>
     <w:p>
       <w:pPr>
-        <w:pStyle w:val="a1"/>
+        <w:pStyle w:val="29"/>
         <w:keepNext w:val="0"/>
         <w:keepLines w:val="0"/>
         <w:pageBreakBefore w:val="0"/>
@@ -4075,7 +4133,7 @@
     </w:p>
     <w:p>
       <w:pPr>
-        <w:pStyle w:val="a1"/>
+        <w:pStyle w:val="29"/>
         <w:keepNext w:val="0"/>
         <w:keepLines w:val="0"/>
         <w:pageBreakBefore w:val="0"/>
@@ -4105,7 +4163,7 @@
     </w:p>
     <w:p>
       <w:pPr>
-        <w:pStyle w:val="a1"/>
+        <w:pStyle w:val="29"/>
         <w:keepNext w:val="0"/>
         <w:keepLines w:val="0"/>
         <w:pageBreakBefore w:val="0"/>
@@ -4135,14 +4193,14 @@
     </w:p>
     <w:p>
       <w:pPr>
-        <w:pStyle w:val="2"/>
+        <w:pStyle w:val="30"/>
         <w:bidi w:val="0"/>
         <w:rPr>
           <w:rFonts w:hint="default"/>
           <w:lang w:val="en-US" w:eastAsia="zh-CN"/>
         </w:rPr>
       </w:pPr>
-      <w:bookmarkStart w:id="6" w:name="_Toc28293"/>
+      <w:bookmarkStart w:id="6" w:name="_Toc5223"/>
       <w:r>
         <w:rPr>
           <w:rFonts w:hint="default"/>
@@ -4154,7 +4212,7 @@
     </w:p>
     <w:p>
       <w:pPr>
-        <w:pStyle w:val="a1"/>
+        <w:pStyle w:val="29"/>
         <w:rPr>
           <w:rFonts w:hint="default"/>
           <w:lang w:val="en-US" w:eastAsia="zh-CN"/>
@@ -4170,14 +4228,14 @@
     </w:p>
     <w:p>
       <w:pPr>
-        <w:pStyle w:val="2"/>
+        <w:pStyle w:val="30"/>
         <w:bidi w:val="0"/>
         <w:rPr>
           <w:rFonts w:hint="default"/>
           <w:lang w:val="en-US" w:eastAsia="zh-CN"/>
         </w:rPr>
       </w:pPr>
-      <w:bookmarkStart w:id="7" w:name="_Toc29506"/>
+      <w:bookmarkStart w:id="7" w:name="_Toc13678"/>
       <w:r>
         <w:rPr>
           <w:rFonts w:hint="default"/>
@@ -4189,7 +4247,7 @@
     </w:p>
     <w:p>
       <w:pPr>
-        <w:pStyle w:val="a1"/>
+        <w:pStyle w:val="29"/>
         <w:keepNext w:val="0"/>
         <w:keepLines w:val="0"/>
         <w:pageBreakBefore w:val="0"/>
@@ -4257,7 +4315,7 @@
     </w:p>
     <w:p>
       <w:pPr>
-        <w:pStyle w:val="a1"/>
+        <w:pStyle w:val="29"/>
         <w:keepNext w:val="0"/>
         <w:keepLines w:val="0"/>
         <w:pageBreakBefore w:val="0"/>
@@ -4287,14 +4345,14 @@
     </w:p>
     <w:p>
       <w:pPr>
-        <w:pStyle w:val="1"/>
+        <w:pStyle w:val="28"/>
         <w:bidi w:val="0"/>
         <w:rPr>
           <w:rFonts w:hint="default"/>
           <w:lang w:val="en-US" w:eastAsia="zh-CN"/>
         </w:rPr>
       </w:pPr>
-      <w:bookmarkStart w:id="8" w:name="_Toc5856"/>
+      <w:bookmarkStart w:id="8" w:name="_Toc4577"/>
       <w:r>
         <w:rPr>
           <w:rFonts w:hint="default"/>
@@ -4306,7 +4364,7 @@
     </w:p>
     <w:p>
       <w:pPr>
-        <w:pStyle w:val="a1"/>
+        <w:pStyle w:val="29"/>
         <w:keepNext w:val="0"/>
         <w:keepLines w:val="0"/>
         <w:pageBreakBefore w:val="0"/>
@@ -4336,7 +4394,7 @@
     </w:p>
     <w:p>
       <w:pPr>
-        <w:pStyle w:val="a1"/>
+        <w:pStyle w:val="29"/>
         <w:keepNext w:val="0"/>
         <w:keepLines w:val="0"/>
         <w:pageBreakBefore w:val="0"/>
@@ -4366,7 +4424,7 @@
     </w:p>
     <w:p>
       <w:pPr>
-        <w:pStyle w:val="a1"/>
+        <w:pStyle w:val="29"/>
         <w:keepNext w:val="0"/>
         <w:keepLines w:val="0"/>
         <w:pageBreakBefore w:val="0"/>
@@ -4396,14 +4454,14 @@
     </w:p>
     <w:p>
       <w:pPr>
-        <w:pStyle w:val="1"/>
+        <w:pStyle w:val="28"/>
         <w:bidi w:val="0"/>
         <w:rPr>
           <w:rFonts w:hint="default"/>
           <w:lang w:val="en-US" w:eastAsia="zh-CN"/>
         </w:rPr>
       </w:pPr>
-      <w:bookmarkStart w:id="9" w:name="_Toc2170"/>
+      <w:bookmarkStart w:id="9" w:name="_Toc15330"/>
       <w:r>
         <w:rPr>
           <w:rFonts w:hint="default"/>
@@ -4415,7 +4473,7 @@
     </w:p>
     <w:p>
       <w:pPr>
-        <w:pStyle w:val="a1"/>
+        <w:pStyle w:val="29"/>
         <w:keepNext w:val="0"/>
         <w:keepLines w:val="0"/>
         <w:pageBreakBefore w:val="0"/>
@@ -4445,14 +4503,14 @@
     </w:p>
     <w:p>
       <w:pPr>
-        <w:pStyle w:val="1"/>
+        <w:pStyle w:val="28"/>
         <w:bidi w:val="0"/>
         <w:rPr>
           <w:rFonts w:hint="default"/>
           <w:lang w:val="en-US" w:eastAsia="zh-CN"/>
         </w:rPr>
       </w:pPr>
-      <w:bookmarkStart w:id="10" w:name="_Toc2172"/>
+      <w:bookmarkStart w:id="10" w:name="_Toc17917"/>
       <w:r>
         <w:rPr>
           <w:rFonts w:hint="default"/>
@@ -4479,18 +4537,19 @@
     </w:p>
     <w:tbl>
       <w:tblPr>
-        <w:tblStyle w:val="TableNormal"/>
+        <w:tblStyle w:val="20"/>
         <w:tblW w:w="0" w:type="auto"/>
         <w:tblInd w:w="0" w:type="dxa"/>
         <w:tblBorders>
-          <w:top w:val="single" w:sz="4" w:space="0" w:color="auto"/>
-          <w:left w:val="single" w:sz="4" w:space="0" w:color="auto"/>
-          <w:bottom w:val="single" w:sz="4" w:space="0" w:color="auto"/>
-          <w:right w:val="single" w:sz="4" w:space="0" w:color="auto"/>
-          <w:insideH w:val="single" w:sz="4" w:space="0" w:color="auto"/>
-          <w:insideV w:val="single" w:sz="4" w:space="0" w:color="auto"/>
+          <w:top w:val="single" w:color="auto" w:sz="4" w:space="0"/>
+          <w:left w:val="single" w:color="auto" w:sz="4" w:space="0"/>
+          <w:bottom w:val="single" w:color="auto" w:sz="4" w:space="0"/>
+          <w:right w:val="single" w:color="auto" w:sz="4" w:space="0"/>
+          <w:insideH w:val="single" w:color="auto" w:sz="4" w:space="0"/>
+          <w:insideV w:val="single" w:color="auto" w:sz="4" w:space="0"/>
         </w:tblBorders>
         <w:shd w:val="clear" w:color="auto" w:fill="auto"/>
+        <w:tblLayout w:type="autofit"/>
         <w:tblCellMar>
           <w:top w:w="15" w:type="dxa"/>
           <w:left w:w="15" w:type="dxa"/>
@@ -4499,24 +4558,22 @@
         </w:tblCellMar>
       </w:tblPr>
       <w:tblGrid>
-        <w:gridCol w:w="436"/>
-        <w:gridCol w:w="1500"/>
-        <w:gridCol w:w="1856"/>
+        <w:gridCol w:w="431"/>
+        <w:gridCol w:w="1421"/>
+        <w:gridCol w:w="1762"/>
         <w:gridCol w:w="2525"/>
         <w:gridCol w:w="1310"/>
-        <w:gridCol w:w="871"/>
+        <w:gridCol w:w="847"/>
       </w:tblGrid>
       <w:tr>
         <w:tblPrEx>
-          <w:tblW w:w="0" w:type="auto"/>
-          <w:tblInd w:w="0" w:type="dxa"/>
           <w:tblBorders>
-            <w:top w:val="single" w:sz="4" w:space="0" w:color="auto"/>
-            <w:left w:val="single" w:sz="4" w:space="0" w:color="auto"/>
-            <w:bottom w:val="single" w:sz="4" w:space="0" w:color="auto"/>
-            <w:right w:val="single" w:sz="4" w:space="0" w:color="auto"/>
-            <w:insideH w:val="single" w:sz="4" w:space="0" w:color="auto"/>
-            <w:insideV w:val="single" w:sz="4" w:space="0" w:color="auto"/>
+            <w:top w:val="single" w:color="auto" w:sz="4" w:space="0"/>
+            <w:left w:val="single" w:color="auto" w:sz="4" w:space="0"/>
+            <w:bottom w:val="single" w:color="auto" w:sz="4" w:space="0"/>
+            <w:right w:val="single" w:color="auto" w:sz="4" w:space="0"/>
+            <w:insideH w:val="single" w:color="auto" w:sz="4" w:space="0"/>
+            <w:insideV w:val="single" w:color="auto" w:sz="4" w:space="0"/>
           </w:tblBorders>
           <w:shd w:val="clear" w:color="auto" w:fill="auto"/>
           <w:tblCellMar>
@@ -4550,7 +4607,7 @@
               <w:spacing w:line="300" w:lineRule="atLeast"/>
               <w:jc w:val="left"/>
               <w:rPr>
-                <w:rFonts w:ascii="Segoe UI" w:eastAsia="Segoe UI" w:hAnsi="Segoe UI" w:cs="Segoe UI"/>
+                <w:rFonts w:ascii="Segoe UI" w:hAnsi="Segoe UI" w:eastAsia="Segoe UI" w:cs="Segoe UI"/>
                 <w:i w:val="0"/>
                 <w:iCs w:val="0"/>
                 <w:caps w:val="0"/>
@@ -4562,7 +4619,7 @@
             </w:pPr>
             <w:r>
               <w:rPr>
-                <w:rFonts w:ascii="Segoe UI" w:eastAsia="Segoe UI" w:hAnsi="Segoe UI" w:cs="Segoe UI" w:hint="default"/>
+                <w:rFonts w:hint="default" w:ascii="Segoe UI" w:hAnsi="Segoe UI" w:eastAsia="Segoe UI" w:cs="Segoe UI"/>
                 <w:i w:val="0"/>
                 <w:iCs w:val="0"/>
                 <w:caps w:val="0"/>
@@ -4599,7 +4656,7 @@
               <w:spacing w:line="300" w:lineRule="atLeast"/>
               <w:jc w:val="left"/>
               <w:rPr>
-                <w:rFonts w:ascii="Segoe UI" w:eastAsia="Segoe UI" w:hAnsi="Segoe UI" w:cs="Segoe UI" w:hint="default"/>
+                <w:rFonts w:hint="default" w:ascii="Segoe UI" w:hAnsi="Segoe UI" w:eastAsia="Segoe UI" w:cs="Segoe UI"/>
                 <w:i w:val="0"/>
                 <w:iCs w:val="0"/>
                 <w:caps w:val="0"/>
@@ -4611,7 +4668,7 @@
             </w:pPr>
             <w:r>
               <w:rPr>
-                <w:rFonts w:ascii="Segoe UI" w:eastAsia="Segoe UI" w:hAnsi="Segoe UI" w:cs="Segoe UI" w:hint="default"/>
+                <w:rFonts w:hint="default" w:ascii="Segoe UI" w:hAnsi="Segoe UI" w:eastAsia="Segoe UI" w:cs="Segoe UI"/>
                 <w:i w:val="0"/>
                 <w:iCs w:val="0"/>
                 <w:caps w:val="0"/>
@@ -4648,7 +4705,7 @@
               <w:spacing w:line="300" w:lineRule="atLeast"/>
               <w:jc w:val="left"/>
               <w:rPr>
-                <w:rFonts w:ascii="Segoe UI" w:eastAsia="Segoe UI" w:hAnsi="Segoe UI" w:cs="Segoe UI" w:hint="default"/>
+                <w:rFonts w:hint="default" w:ascii="Segoe UI" w:hAnsi="Segoe UI" w:eastAsia="Segoe UI" w:cs="Segoe UI"/>
                 <w:i w:val="0"/>
                 <w:iCs w:val="0"/>
                 <w:caps w:val="0"/>
@@ -4660,7 +4717,7 @@
             </w:pPr>
             <w:r>
               <w:rPr>
-                <w:rFonts w:ascii="Segoe UI" w:eastAsia="Segoe UI" w:hAnsi="Segoe UI" w:cs="Segoe UI" w:hint="default"/>
+                <w:rFonts w:hint="default" w:ascii="Segoe UI" w:hAnsi="Segoe UI" w:eastAsia="Segoe UI" w:cs="Segoe UI"/>
                 <w:i w:val="0"/>
                 <w:iCs w:val="0"/>
                 <w:caps w:val="0"/>
@@ -4697,7 +4754,7 @@
               <w:spacing w:line="300" w:lineRule="atLeast"/>
               <w:jc w:val="left"/>
               <w:rPr>
-                <w:rFonts w:ascii="Segoe UI" w:eastAsia="Segoe UI" w:hAnsi="Segoe UI" w:cs="Segoe UI" w:hint="default"/>
+                <w:rFonts w:hint="default" w:ascii="Segoe UI" w:hAnsi="Segoe UI" w:eastAsia="Segoe UI" w:cs="Segoe UI"/>
                 <w:i w:val="0"/>
                 <w:iCs w:val="0"/>
                 <w:caps w:val="0"/>
@@ -4709,7 +4766,7 @@
             </w:pPr>
             <w:r>
               <w:rPr>
-                <w:rFonts w:ascii="Segoe UI" w:eastAsia="Segoe UI" w:hAnsi="Segoe UI" w:cs="Segoe UI" w:hint="default"/>
+                <w:rFonts w:hint="default" w:ascii="Segoe UI" w:hAnsi="Segoe UI" w:eastAsia="Segoe UI" w:cs="Segoe UI"/>
                 <w:i w:val="0"/>
                 <w:iCs w:val="0"/>
                 <w:caps w:val="0"/>
@@ -4746,7 +4803,7 @@
               <w:spacing w:line="300" w:lineRule="atLeast"/>
               <w:jc w:val="left"/>
               <w:rPr>
-                <w:rFonts w:ascii="Segoe UI" w:eastAsia="Segoe UI" w:hAnsi="Segoe UI" w:cs="Segoe UI" w:hint="default"/>
+                <w:rFonts w:hint="default" w:ascii="Segoe UI" w:hAnsi="Segoe UI" w:eastAsia="Segoe UI" w:cs="Segoe UI"/>
                 <w:i w:val="0"/>
                 <w:iCs w:val="0"/>
                 <w:caps w:val="0"/>
@@ -4758,7 +4815,7 @@
             </w:pPr>
             <w:r>
               <w:rPr>
-                <w:rFonts w:ascii="Segoe UI" w:eastAsia="Segoe UI" w:hAnsi="Segoe UI" w:cs="Segoe UI" w:hint="default"/>
+                <w:rFonts w:hint="default" w:ascii="Segoe UI" w:hAnsi="Segoe UI" w:eastAsia="Segoe UI" w:cs="Segoe UI"/>
                 <w:i w:val="0"/>
                 <w:iCs w:val="0"/>
                 <w:caps w:val="0"/>
@@ -4795,7 +4852,7 @@
               <w:spacing w:line="300" w:lineRule="atLeast"/>
               <w:jc w:val="left"/>
               <w:rPr>
-                <w:rFonts w:ascii="Segoe UI" w:eastAsia="Segoe UI" w:hAnsi="Segoe UI" w:cs="Segoe UI" w:hint="default"/>
+                <w:rFonts w:hint="default" w:ascii="Segoe UI" w:hAnsi="Segoe UI" w:eastAsia="Segoe UI" w:cs="Segoe UI"/>
                 <w:i w:val="0"/>
                 <w:iCs w:val="0"/>
                 <w:caps w:val="0"/>
@@ -4807,7 +4864,7 @@
             </w:pPr>
             <w:r>
               <w:rPr>
-                <w:rFonts w:ascii="Segoe UI" w:eastAsia="Segoe UI" w:hAnsi="Segoe UI" w:cs="Segoe UI" w:hint="default"/>
+                <w:rFonts w:hint="default" w:ascii="Segoe UI" w:hAnsi="Segoe UI" w:eastAsia="Segoe UI" w:cs="Segoe UI"/>
                 <w:i w:val="0"/>
                 <w:iCs w:val="0"/>
                 <w:caps w:val="0"/>
@@ -4826,9 +4883,14 @@
       </w:tr>
       <w:tr>
         <w:tblPrEx>
-          <w:tblW w:w="0" w:type="auto"/>
-          <w:tblInd w:w="0" w:type="dxa"/>
-          <w:shd w:val="clear" w:color="auto" w:fill="auto"/>
+          <w:tblBorders>
+            <w:top w:val="single" w:color="auto" w:sz="4" w:space="0"/>
+            <w:left w:val="single" w:color="auto" w:sz="4" w:space="0"/>
+            <w:bottom w:val="single" w:color="auto" w:sz="4" w:space="0"/>
+            <w:right w:val="single" w:color="auto" w:sz="4" w:space="0"/>
+            <w:insideH w:val="single" w:color="auto" w:sz="4" w:space="0"/>
+            <w:insideV w:val="single" w:color="auto" w:sz="4" w:space="0"/>
+          </w:tblBorders>
           <w:tblCellMar>
             <w:top w:w="15" w:type="dxa"/>
             <w:left w:w="15" w:type="dxa"/>
@@ -4857,7 +4919,7 @@
               <w:spacing w:line="300" w:lineRule="atLeast"/>
               <w:jc w:val="left"/>
               <w:rPr>
-                <w:rFonts w:ascii="Segoe UI" w:eastAsia="Segoe UI" w:hAnsi="Segoe UI" w:cs="Segoe UI" w:hint="default"/>
+                <w:rFonts w:hint="default" w:ascii="Segoe UI" w:hAnsi="Segoe UI" w:eastAsia="Segoe UI" w:cs="Segoe UI"/>
                 <w:i w:val="0"/>
                 <w:iCs w:val="0"/>
                 <w:caps w:val="0"/>
@@ -4869,7 +4931,7 @@
             </w:pPr>
             <w:r>
               <w:rPr>
-                <w:rFonts w:ascii="Segoe UI" w:eastAsia="Segoe UI" w:hAnsi="Segoe UI" w:cs="Segoe UI" w:hint="default"/>
+                <w:rFonts w:hint="default" w:ascii="Segoe UI" w:hAnsi="Segoe UI" w:eastAsia="Segoe UI" w:cs="Segoe UI"/>
                 <w:i w:val="0"/>
                 <w:iCs w:val="0"/>
                 <w:caps w:val="0"/>
@@ -4906,7 +4968,7 @@
               <w:spacing w:line="300" w:lineRule="atLeast"/>
               <w:jc w:val="left"/>
               <w:rPr>
-                <w:rFonts w:ascii="Segoe UI" w:eastAsia="Segoe UI" w:hAnsi="Segoe UI" w:cs="Segoe UI" w:hint="default"/>
+                <w:rFonts w:hint="default" w:ascii="Segoe UI" w:hAnsi="Segoe UI" w:eastAsia="Segoe UI" w:cs="Segoe UI"/>
                 <w:i w:val="0"/>
                 <w:iCs w:val="0"/>
                 <w:caps w:val="0"/>
@@ -4918,7 +4980,7 @@
             </w:pPr>
             <w:r>
               <w:rPr>
-                <w:rFonts w:ascii="Segoe UI" w:eastAsia="Segoe UI" w:hAnsi="Segoe UI" w:cs="Segoe UI" w:hint="default"/>
+                <w:rFonts w:hint="default" w:ascii="Segoe UI" w:hAnsi="Segoe UI" w:eastAsia="Segoe UI" w:cs="Segoe UI"/>
                 <w:i w:val="0"/>
                 <w:iCs w:val="0"/>
                 <w:caps w:val="0"/>
@@ -4955,7 +5017,7 @@
               <w:spacing w:line="300" w:lineRule="atLeast"/>
               <w:jc w:val="left"/>
               <w:rPr>
-                <w:rFonts w:ascii="Segoe UI" w:eastAsia="Segoe UI" w:hAnsi="Segoe UI" w:cs="Segoe UI" w:hint="default"/>
+                <w:rFonts w:hint="default" w:ascii="Segoe UI" w:hAnsi="Segoe UI" w:eastAsia="Segoe UI" w:cs="Segoe UI"/>
                 <w:i w:val="0"/>
                 <w:iCs w:val="0"/>
                 <w:caps w:val="0"/>
@@ -4967,7 +5029,7 @@
             </w:pPr>
             <w:r>
               <w:rPr>
-                <w:rFonts w:ascii="Segoe UI" w:eastAsia="Segoe UI" w:hAnsi="Segoe UI" w:cs="Segoe UI" w:hint="default"/>
+                <w:rFonts w:hint="default" w:ascii="Segoe UI" w:hAnsi="Segoe UI" w:eastAsia="Segoe UI" w:cs="Segoe UI"/>
                 <w:i w:val="0"/>
                 <w:iCs w:val="0"/>
                 <w:caps w:val="0"/>
@@ -5004,7 +5066,7 @@
               <w:spacing w:line="300" w:lineRule="atLeast"/>
               <w:jc w:val="left"/>
               <w:rPr>
-                <w:rFonts w:ascii="Segoe UI" w:eastAsia="Segoe UI" w:hAnsi="Segoe UI" w:cs="Segoe UI" w:hint="default"/>
+                <w:rFonts w:hint="default" w:ascii="Segoe UI" w:hAnsi="Segoe UI" w:eastAsia="Segoe UI" w:cs="Segoe UI"/>
                 <w:i w:val="0"/>
                 <w:iCs w:val="0"/>
                 <w:caps w:val="0"/>
@@ -5016,7 +5078,7 @@
             </w:pPr>
             <w:r>
               <w:rPr>
-                <w:rFonts w:ascii="Segoe UI" w:eastAsia="Segoe UI" w:hAnsi="Segoe UI" w:cs="Segoe UI" w:hint="default"/>
+                <w:rFonts w:hint="default" w:ascii="Segoe UI" w:hAnsi="Segoe UI" w:eastAsia="Segoe UI" w:cs="Segoe UI"/>
                 <w:i w:val="0"/>
                 <w:iCs w:val="0"/>
                 <w:caps w:val="0"/>
@@ -5053,7 +5115,7 @@
               <w:spacing w:line="300" w:lineRule="atLeast"/>
               <w:jc w:val="left"/>
               <w:rPr>
-                <w:rFonts w:ascii="Segoe UI" w:eastAsia="Segoe UI" w:hAnsi="Segoe UI" w:cs="Segoe UI" w:hint="default"/>
+                <w:rFonts w:hint="default" w:ascii="Segoe UI" w:hAnsi="Segoe UI" w:eastAsia="Segoe UI" w:cs="Segoe UI"/>
                 <w:i w:val="0"/>
                 <w:iCs w:val="0"/>
                 <w:caps w:val="0"/>
@@ -5065,7 +5127,7 @@
             </w:pPr>
             <w:r>
               <w:rPr>
-                <w:rFonts w:ascii="Segoe UI" w:eastAsia="Segoe UI" w:hAnsi="Segoe UI" w:cs="Segoe UI" w:hint="default"/>
+                <w:rFonts w:hint="default" w:ascii="Segoe UI" w:hAnsi="Segoe UI" w:eastAsia="Segoe UI" w:cs="Segoe UI"/>
                 <w:i w:val="0"/>
                 <w:iCs w:val="0"/>
                 <w:caps w:val="0"/>
@@ -5102,7 +5164,7 @@
               <w:spacing w:line="300" w:lineRule="atLeast"/>
               <w:jc w:val="left"/>
               <w:rPr>
-                <w:rFonts w:ascii="Segoe UI" w:eastAsia="Segoe UI" w:hAnsi="Segoe UI" w:cs="Segoe UI" w:hint="default"/>
+                <w:rFonts w:hint="default" w:ascii="Segoe UI" w:hAnsi="Segoe UI" w:eastAsia="Segoe UI" w:cs="Segoe UI"/>
                 <w:i w:val="0"/>
                 <w:iCs w:val="0"/>
                 <w:caps w:val="0"/>
@@ -5114,7 +5176,7 @@
             </w:pPr>
             <w:r>
               <w:rPr>
-                <w:rFonts w:ascii="Segoe UI" w:eastAsia="Segoe UI" w:hAnsi="Segoe UI" w:cs="Segoe UI" w:hint="default"/>
+                <w:rFonts w:hint="default" w:ascii="Segoe UI" w:hAnsi="Segoe UI" w:eastAsia="Segoe UI" w:cs="Segoe UI"/>
                 <w:i w:val="0"/>
                 <w:iCs w:val="0"/>
                 <w:caps w:val="0"/>
@@ -5133,9 +5195,14 @@
       </w:tr>
       <w:tr>
         <w:tblPrEx>
-          <w:tblW w:w="0" w:type="auto"/>
-          <w:tblInd w:w="0" w:type="dxa"/>
-          <w:shd w:val="clear" w:color="auto" w:fill="auto"/>
+          <w:tblBorders>
+            <w:top w:val="single" w:color="auto" w:sz="4" w:space="0"/>
+            <w:left w:val="single" w:color="auto" w:sz="4" w:space="0"/>
+            <w:bottom w:val="single" w:color="auto" w:sz="4" w:space="0"/>
+            <w:right w:val="single" w:color="auto" w:sz="4" w:space="0"/>
+            <w:insideH w:val="single" w:color="auto" w:sz="4" w:space="0"/>
+            <w:insideV w:val="single" w:color="auto" w:sz="4" w:space="0"/>
+          </w:tblBorders>
           <w:tblCellMar>
             <w:top w:w="15" w:type="dxa"/>
             <w:left w:w="15" w:type="dxa"/>
@@ -5164,7 +5231,7 @@
               <w:spacing w:line="300" w:lineRule="atLeast"/>
               <w:jc w:val="left"/>
               <w:rPr>
-                <w:rFonts w:ascii="Segoe UI" w:eastAsia="Segoe UI" w:hAnsi="Segoe UI" w:cs="Segoe UI" w:hint="default"/>
+                <w:rFonts w:hint="default" w:ascii="Segoe UI" w:hAnsi="Segoe UI" w:eastAsia="Segoe UI" w:cs="Segoe UI"/>
                 <w:i w:val="0"/>
                 <w:iCs w:val="0"/>
                 <w:caps w:val="0"/>
@@ -5176,7 +5243,7 @@
             </w:pPr>
             <w:r>
               <w:rPr>
-                <w:rFonts w:ascii="Segoe UI" w:eastAsia="Segoe UI" w:hAnsi="Segoe UI" w:cs="Segoe UI" w:hint="default"/>
+                <w:rFonts w:hint="default" w:ascii="Segoe UI" w:hAnsi="Segoe UI" w:eastAsia="Segoe UI" w:cs="Segoe UI"/>
                 <w:i w:val="0"/>
                 <w:iCs w:val="0"/>
                 <w:caps w:val="0"/>
@@ -5213,7 +5280,7 @@
               <w:spacing w:line="300" w:lineRule="atLeast"/>
               <w:jc w:val="left"/>
               <w:rPr>
-                <w:rFonts w:ascii="Segoe UI" w:eastAsia="Segoe UI" w:hAnsi="Segoe UI" w:cs="Segoe UI" w:hint="default"/>
+                <w:rFonts w:hint="default" w:ascii="Segoe UI" w:hAnsi="Segoe UI" w:eastAsia="Segoe UI" w:cs="Segoe UI"/>
                 <w:i w:val="0"/>
                 <w:iCs w:val="0"/>
                 <w:caps w:val="0"/>
@@ -5225,7 +5292,7 @@
             </w:pPr>
             <w:r>
               <w:rPr>
-                <w:rFonts w:ascii="Segoe UI" w:eastAsia="Segoe UI" w:hAnsi="Segoe UI" w:cs="Segoe UI" w:hint="default"/>
+                <w:rFonts w:hint="default" w:ascii="Segoe UI" w:hAnsi="Segoe UI" w:eastAsia="Segoe UI" w:cs="Segoe UI"/>
                 <w:i w:val="0"/>
                 <w:iCs w:val="0"/>
                 <w:caps w:val="0"/>
@@ -5239,8 +5306,6 @@
               </w:rPr>
               <w:t>业务连续性演练未涉及全链路</w:t>
             </w:r>
-            <w:bookmarkStart w:id="11" w:name="_GoBack"/>
-            <w:bookmarkEnd w:id="11"/>
           </w:p>
         </w:tc>
         <w:tc>
@@ -5264,7 +5329,7 @@
               <w:spacing w:line="300" w:lineRule="atLeast"/>
               <w:jc w:val="left"/>
               <w:rPr>
-                <w:rFonts w:ascii="Segoe UI" w:eastAsia="Segoe UI" w:hAnsi="Segoe UI" w:cs="Segoe UI" w:hint="default"/>
+                <w:rFonts w:hint="default" w:ascii="Segoe UI" w:hAnsi="Segoe UI" w:eastAsia="Segoe UI" w:cs="Segoe UI"/>
                 <w:i w:val="0"/>
                 <w:iCs w:val="0"/>
                 <w:caps w:val="0"/>
@@ -5276,7 +5341,7 @@
             </w:pPr>
             <w:r>
               <w:rPr>
-                <w:rFonts w:ascii="Segoe UI" w:eastAsia="Segoe UI" w:hAnsi="Segoe UI" w:cs="Segoe UI" w:hint="default"/>
+                <w:rFonts w:hint="default" w:ascii="Segoe UI" w:hAnsi="Segoe UI" w:eastAsia="Segoe UI" w:cs="Segoe UI"/>
                 <w:i w:val="0"/>
                 <w:iCs w:val="0"/>
                 <w:caps w:val="0"/>
@@ -5313,7 +5378,7 @@
               <w:spacing w:line="300" w:lineRule="atLeast"/>
               <w:jc w:val="left"/>
               <w:rPr>
-                <w:rFonts w:ascii="Segoe UI" w:eastAsia="Segoe UI" w:hAnsi="Segoe UI" w:cs="Segoe UI" w:hint="default"/>
+                <w:rFonts w:hint="default" w:ascii="Segoe UI" w:hAnsi="Segoe UI" w:eastAsia="Segoe UI" w:cs="Segoe UI"/>
                 <w:i w:val="0"/>
                 <w:iCs w:val="0"/>
                 <w:caps w:val="0"/>
@@ -5325,7 +5390,7 @@
             </w:pPr>
             <w:r>
               <w:rPr>
-                <w:rFonts w:ascii="Segoe UI" w:eastAsia="Segoe UI" w:hAnsi="Segoe UI" w:cs="Segoe UI" w:hint="default"/>
+                <w:rFonts w:hint="default" w:ascii="Segoe UI" w:hAnsi="Segoe UI" w:eastAsia="Segoe UI" w:cs="Segoe UI"/>
                 <w:i w:val="0"/>
                 <w:iCs w:val="0"/>
                 <w:caps w:val="0"/>
@@ -5362,7 +5427,7 @@
               <w:spacing w:line="300" w:lineRule="atLeast"/>
               <w:jc w:val="left"/>
               <w:rPr>
-                <w:rFonts w:ascii="Segoe UI" w:eastAsia="Segoe UI" w:hAnsi="Segoe UI" w:cs="Segoe UI" w:hint="default"/>
+                <w:rFonts w:hint="default" w:ascii="Segoe UI" w:hAnsi="Segoe UI" w:eastAsia="Segoe UI" w:cs="Segoe UI"/>
                 <w:i w:val="0"/>
                 <w:iCs w:val="0"/>
                 <w:caps w:val="0"/>
@@ -5374,7 +5439,7 @@
             </w:pPr>
             <w:r>
               <w:rPr>
-                <w:rFonts w:ascii="Segoe UI" w:eastAsia="Segoe UI" w:hAnsi="Segoe UI" w:cs="Segoe UI" w:hint="default"/>
+                <w:rFonts w:hint="default" w:ascii="Segoe UI" w:hAnsi="Segoe UI" w:eastAsia="Segoe UI" w:cs="Segoe UI"/>
                 <w:i w:val="0"/>
                 <w:iCs w:val="0"/>
                 <w:caps w:val="0"/>
@@ -5411,7 +5476,7 @@
               <w:spacing w:line="300" w:lineRule="atLeast"/>
               <w:jc w:val="left"/>
               <w:rPr>
-                <w:rFonts w:ascii="Segoe UI" w:eastAsia="Segoe UI" w:hAnsi="Segoe UI" w:cs="Segoe UI" w:hint="default"/>
+                <w:rFonts w:hint="default" w:ascii="Segoe UI" w:hAnsi="Segoe UI" w:eastAsia="Segoe UI" w:cs="Segoe UI"/>
                 <w:i w:val="0"/>
                 <w:iCs w:val="0"/>
                 <w:caps w:val="0"/>
@@ -5423,7 +5488,7 @@
             </w:pPr>
             <w:r>
               <w:rPr>
-                <w:rFonts w:ascii="Segoe UI" w:eastAsia="Segoe UI" w:hAnsi="Segoe UI" w:cs="Segoe UI" w:hint="default"/>
+                <w:rFonts w:hint="default" w:ascii="Segoe UI" w:hAnsi="Segoe UI" w:eastAsia="Segoe UI" w:cs="Segoe UI"/>
                 <w:i w:val="0"/>
                 <w:iCs w:val="0"/>
                 <w:caps w:val="0"/>
@@ -5442,9 +5507,14 @@
       </w:tr>
       <w:tr>
         <w:tblPrEx>
-          <w:tblW w:w="0" w:type="auto"/>
-          <w:tblInd w:w="0" w:type="dxa"/>
-          <w:shd w:val="clear" w:color="auto" w:fill="auto"/>
+          <w:tblBorders>
+            <w:top w:val="single" w:color="auto" w:sz="4" w:space="0"/>
+            <w:left w:val="single" w:color="auto" w:sz="4" w:space="0"/>
+            <w:bottom w:val="single" w:color="auto" w:sz="4" w:space="0"/>
+            <w:right w:val="single" w:color="auto" w:sz="4" w:space="0"/>
+            <w:insideH w:val="single" w:color="auto" w:sz="4" w:space="0"/>
+            <w:insideV w:val="single" w:color="auto" w:sz="4" w:space="0"/>
+          </w:tblBorders>
           <w:tblCellMar>
             <w:top w:w="15" w:type="dxa"/>
             <w:left w:w="15" w:type="dxa"/>
@@ -5473,7 +5543,7 @@
               <w:spacing w:line="300" w:lineRule="atLeast"/>
               <w:jc w:val="left"/>
               <w:rPr>
-                <w:rFonts w:ascii="Segoe UI" w:eastAsia="Segoe UI" w:hAnsi="Segoe UI" w:cs="Segoe UI" w:hint="default"/>
+                <w:rFonts w:hint="default" w:ascii="Segoe UI" w:hAnsi="Segoe UI" w:eastAsia="Segoe UI" w:cs="Segoe UI"/>
                 <w:i w:val="0"/>
                 <w:iCs w:val="0"/>
                 <w:caps w:val="0"/>
@@ -5485,7 +5555,7 @@
             </w:pPr>
             <w:r>
               <w:rPr>
-                <w:rFonts w:ascii="Segoe UI" w:eastAsia="Segoe UI" w:hAnsi="Segoe UI" w:cs="Segoe UI" w:hint="default"/>
+                <w:rFonts w:hint="default" w:ascii="Segoe UI" w:hAnsi="Segoe UI" w:eastAsia="Segoe UI" w:cs="Segoe UI"/>
                 <w:i w:val="0"/>
                 <w:iCs w:val="0"/>
                 <w:caps w:val="0"/>
@@ -5522,7 +5592,7 @@
               <w:spacing w:line="300" w:lineRule="atLeast"/>
               <w:jc w:val="left"/>
               <w:rPr>
-                <w:rFonts w:ascii="Segoe UI" w:eastAsia="Segoe UI" w:hAnsi="Segoe UI" w:cs="Segoe UI" w:hint="default"/>
+                <w:rFonts w:hint="default" w:ascii="Segoe UI" w:hAnsi="Segoe UI" w:eastAsia="Segoe UI" w:cs="Segoe UI"/>
                 <w:i w:val="0"/>
                 <w:iCs w:val="0"/>
                 <w:caps w:val="0"/>
@@ -5534,7 +5604,7 @@
             </w:pPr>
             <w:r>
               <w:rPr>
-                <w:rFonts w:ascii="Segoe UI" w:eastAsia="Segoe UI" w:hAnsi="Segoe UI" w:cs="Segoe UI" w:hint="default"/>
+                <w:rFonts w:hint="default" w:ascii="Segoe UI" w:hAnsi="Segoe UI" w:eastAsia="Segoe UI" w:cs="Segoe UI"/>
                 <w:i w:val="0"/>
                 <w:iCs w:val="0"/>
                 <w:caps w:val="0"/>
@@ -5571,7 +5641,7 @@
               <w:spacing w:line="300" w:lineRule="atLeast"/>
               <w:jc w:val="left"/>
               <w:rPr>
-                <w:rFonts w:ascii="Segoe UI" w:eastAsia="Segoe UI" w:hAnsi="Segoe UI" w:cs="Segoe UI" w:hint="default"/>
+                <w:rFonts w:hint="default" w:ascii="Segoe UI" w:hAnsi="Segoe UI" w:eastAsia="Segoe UI" w:cs="Segoe UI"/>
                 <w:i w:val="0"/>
                 <w:iCs w:val="0"/>
                 <w:caps w:val="0"/>
@@ -5583,7 +5653,7 @@
             </w:pPr>
             <w:r>
               <w:rPr>
-                <w:rFonts w:ascii="Segoe UI" w:eastAsia="Segoe UI" w:hAnsi="Segoe UI" w:cs="Segoe UI" w:hint="default"/>
+                <w:rFonts w:hint="default" w:ascii="Segoe UI" w:hAnsi="Segoe UI" w:eastAsia="Segoe UI" w:cs="Segoe UI"/>
                 <w:i w:val="0"/>
                 <w:iCs w:val="0"/>
                 <w:caps w:val="0"/>
@@ -5620,7 +5690,7 @@
               <w:spacing w:line="300" w:lineRule="atLeast"/>
               <w:jc w:val="left"/>
               <w:rPr>
-                <w:rFonts w:ascii="Segoe UI" w:eastAsia="Segoe UI" w:hAnsi="Segoe UI" w:cs="Segoe UI" w:hint="default"/>
+                <w:rFonts w:hint="default" w:ascii="Segoe UI" w:hAnsi="Segoe UI" w:eastAsia="Segoe UI" w:cs="Segoe UI"/>
                 <w:i w:val="0"/>
                 <w:iCs w:val="0"/>
                 <w:caps w:val="0"/>
@@ -5632,7 +5702,7 @@
             </w:pPr>
             <w:r>
               <w:rPr>
-                <w:rFonts w:ascii="Segoe UI" w:eastAsia="Segoe UI" w:hAnsi="Segoe UI" w:cs="Segoe UI" w:hint="default"/>
+                <w:rFonts w:hint="default" w:ascii="Segoe UI" w:hAnsi="Segoe UI" w:eastAsia="Segoe UI" w:cs="Segoe UI"/>
                 <w:i w:val="0"/>
                 <w:iCs w:val="0"/>
                 <w:caps w:val="0"/>
@@ -5669,7 +5739,7 @@
               <w:spacing w:line="300" w:lineRule="atLeast"/>
               <w:jc w:val="left"/>
               <w:rPr>
-                <w:rFonts w:ascii="Segoe UI" w:eastAsia="Segoe UI" w:hAnsi="Segoe UI" w:cs="Segoe UI" w:hint="default"/>
+                <w:rFonts w:hint="default" w:ascii="Segoe UI" w:hAnsi="Segoe UI" w:eastAsia="Segoe UI" w:cs="Segoe UI"/>
                 <w:i w:val="0"/>
                 <w:iCs w:val="0"/>
                 <w:caps w:val="0"/>
@@ -5681,7 +5751,7 @@
             </w:pPr>
             <w:r>
               <w:rPr>
-                <w:rFonts w:ascii="Segoe UI" w:eastAsia="Segoe UI" w:hAnsi="Segoe UI" w:cs="Segoe UI" w:hint="default"/>
+                <w:rFonts w:hint="default" w:ascii="Segoe UI" w:hAnsi="Segoe UI" w:eastAsia="Segoe UI" w:cs="Segoe UI"/>
                 <w:i w:val="0"/>
                 <w:iCs w:val="0"/>
                 <w:caps w:val="0"/>
@@ -5706,7 +5776,7 @@
           <w:p>
             <w:pPr>
               <w:rPr>
-                <w:rFonts w:ascii="Segoe UI" w:eastAsia="Segoe UI" w:hAnsi="Segoe UI" w:cs="Segoe UI" w:hint="eastAsia"/>
+                <w:rFonts w:hint="eastAsia" w:ascii="Segoe UI" w:hAnsi="Segoe UI" w:eastAsia="Segoe UI" w:cs="Segoe UI"/>
                 <w:i w:val="0"/>
                 <w:iCs w:val="0"/>
                 <w:caps w:val="0"/>
@@ -5718,7 +5788,7 @@
             </w:pPr>
             <w:r>
               <w:rPr>
-                <w:rFonts w:ascii="Segoe UI" w:eastAsia="Segoe UI" w:hAnsi="Segoe UI" w:cs="Segoe UI" w:hint="default"/>
+                <w:rFonts w:hint="default" w:ascii="Segoe UI" w:hAnsi="Segoe UI" w:eastAsia="Segoe UI" w:cs="Segoe UI"/>
                 <w:i w:val="0"/>
                 <w:iCs w:val="0"/>
                 <w:caps w:val="0"/>
@@ -5738,14 +5808,14 @@
     </w:tbl>
     <w:p>
       <w:pPr>
-        <w:pStyle w:val="1"/>
+        <w:pStyle w:val="28"/>
         <w:bidi w:val="0"/>
         <w:rPr>
           <w:rFonts w:hint="default"/>
           <w:lang w:val="en-US" w:eastAsia="zh-CN"/>
         </w:rPr>
       </w:pPr>
-      <w:bookmarkStart w:id="12" w:name="_Toc2929"/>
+      <w:bookmarkStart w:id="11" w:name="_Toc31944"/>
       <w:r>
         <w:rPr>
           <w:rFonts w:hint="default"/>
@@ -5753,11 +5823,11 @@
         </w:rPr>
         <w:t>结论与建议</w:t>
       </w:r>
-      <w:bookmarkEnd w:id="12"/>
+      <w:bookmarkEnd w:id="11"/>
     </w:p>
     <w:p>
       <w:pPr>
-        <w:pStyle w:val="a1"/>
+        <w:pStyle w:val="29"/>
         <w:keepNext w:val="0"/>
         <w:keepLines w:val="0"/>
         <w:pageBreakBefore w:val="0"/>
@@ -5787,7 +5857,7 @@
     </w:p>
     <w:p>
       <w:pPr>
-        <w:pStyle w:val="a1"/>
+        <w:pStyle w:val="29"/>
         <w:keepNext w:val="0"/>
         <w:keepLines w:val="0"/>
         <w:pageBreakBefore w:val="0"/>
@@ -5817,7 +5887,7 @@
     </w:p>
     <w:p>
       <w:pPr>
-        <w:pStyle w:val="a1"/>
+        <w:pStyle w:val="29"/>
         <w:keepNext w:val="0"/>
         <w:keepLines w:val="0"/>
         <w:pageBreakBefore w:val="0"/>
@@ -5835,7 +5905,7 @@
         <w:bidi w:val="0"/>
         <w:adjustRightInd w:val="0"/>
         <w:snapToGrid w:val="0"/>
-        <w:ind w:left="425" w:hanging="425" w:leftChars="0" w:firstLineChars="0"/>
+        <w:ind w:left="425" w:leftChars="0" w:hanging="425" w:firstLineChars="0"/>
         <w:textAlignment w:val="baseline"/>
         <w:rPr>
           <w:rFonts w:hint="default"/>
@@ -5852,7 +5922,7 @@
     </w:p>
     <w:p>
       <w:pPr>
-        <w:pStyle w:val="a1"/>
+        <w:pStyle w:val="29"/>
         <w:keepNext w:val="0"/>
         <w:keepLines w:val="0"/>
         <w:pageBreakBefore w:val="0"/>
@@ -5870,7 +5940,7 @@
         <w:bidi w:val="0"/>
         <w:adjustRightInd w:val="0"/>
         <w:snapToGrid w:val="0"/>
-        <w:ind w:left="425" w:hanging="425" w:leftChars="0" w:firstLineChars="0"/>
+        <w:ind w:left="425" w:leftChars="0" w:hanging="425" w:firstLineChars="0"/>
         <w:textAlignment w:val="baseline"/>
         <w:rPr>
           <w:rFonts w:hint="default"/>
@@ -5887,7 +5957,7 @@
     </w:p>
     <w:p>
       <w:pPr>
-        <w:pStyle w:val="a1"/>
+        <w:pStyle w:val="29"/>
         <w:keepNext w:val="0"/>
         <w:keepLines w:val="0"/>
         <w:pageBreakBefore w:val="0"/>
@@ -5905,7 +5975,7 @@
         <w:bidi w:val="0"/>
         <w:adjustRightInd w:val="0"/>
         <w:snapToGrid w:val="0"/>
-        <w:ind w:left="425" w:hanging="425" w:leftChars="0" w:firstLineChars="0"/>
+        <w:ind w:left="425" w:leftChars="0" w:hanging="425" w:firstLineChars="0"/>
         <w:textAlignment w:val="baseline"/>
         <w:rPr>
           <w:rFonts w:hint="default"/>
@@ -5921,52 +5991,96 @@
       </w:r>
     </w:p>
     <w:sectPr>
-      <w:headerReference w:type="even" r:id="rId6"/>
-      <w:headerReference w:type="default" r:id="rId7"/>
-      <w:footerReference w:type="even" r:id="rId8"/>
-      <w:footerReference w:type="default" r:id="rId9"/>
-      <w:headerReference w:type="first" r:id="rId10"/>
-      <w:footerReference w:type="first" r:id="rId11"/>
+      <w:headerReference r:id="rId7" w:type="first"/>
+      <w:footerReference r:id="rId10" w:type="first"/>
+      <w:headerReference r:id="rId5" w:type="default"/>
+      <w:footerReference r:id="rId8" w:type="default"/>
+      <w:headerReference r:id="rId6" w:type="even"/>
+      <w:footerReference r:id="rId9" w:type="even"/>
       <w:pgSz w:w="11906" w:h="16838"/>
       <w:pgMar w:top="1417" w:right="1800" w:bottom="1440" w:left="1800" w:header="1140" w:footer="992" w:gutter="0"/>
-      <w:cols w:num="1" w:space="425"/>
+      <w:cols w:space="425" w:num="1"/>
       <w:docGrid w:type="lines" w:linePitch="312" w:charSpace="0"/>
     </w:sectPr>
   </w:body>
 </w:document>
 </file>
 
+<file path=word/endnotes.xml><?xml version="1.0" encoding="utf-8"?>
+<w:endnotes xmlns:wpc="http://schemas.microsoft.com/office/word/2010/wordprocessingCanvas" xmlns:mc="http://schemas.openxmlformats.org/markup-compatibility/2006" xmlns:o="urn:schemas-microsoft-com:office:office" xmlns:r="http://schemas.openxmlformats.org/officeDocument/2006/relationships" xmlns:m="http://schemas.openxmlformats.org/officeDocument/2006/math" xmlns:v="urn:schemas-microsoft-com:vml" xmlns:wp14="http://schemas.microsoft.com/office/word/2010/wordprocessingDrawing" xmlns:wp="http://schemas.openxmlformats.org/drawingml/2006/wordprocessingDrawing" xmlns:w="http://schemas.openxmlformats.org/wordprocessingml/2006/main" xmlns:w14="http://schemas.microsoft.com/office/word/2010/wordml" xmlns:w15="http://schemas.microsoft.com/office/word/2012/wordml" xmlns:w10="urn:schemas-microsoft-com:office:word" xmlns:wpg="http://schemas.microsoft.com/office/word/2010/wordprocessingGroup" xmlns:wpi="http://schemas.microsoft.com/office/word/2010/wordprocessingInk" xmlns:wne="http://schemas.microsoft.com/office/word/2006/wordml" xmlns:wps="http://schemas.microsoft.com/office/word/2010/wordprocessingShape" xmlns:wpsCustomData="http://www.wps.cn/officeDocument/2013/wpsCustomData" mc:Ignorable="w14 w15 wp14">
+  <w:endnote w:type="separator" w:id="0">
+    <w:p>
+      <w:pPr>
+        <w:spacing w:line="240" w:lineRule="auto"/>
+      </w:pPr>
+      <w:r>
+        <w:separator/>
+      </w:r>
+    </w:p>
+  </w:endnote>
+  <w:endnote w:type="continuationSeparator" w:id="1">
+    <w:p>
+      <w:pPr>
+        <w:spacing w:line="240" w:lineRule="auto"/>
+      </w:pPr>
+      <w:r>
+        <w:continuationSeparator/>
+      </w:r>
+    </w:p>
+  </w:endnote>
+</w:endnotes>
+</file>
+
 <file path=word/footer1.xml><?xml version="1.0" encoding="utf-8"?>
-<w:ftr xmlns:wpc="http://schemas.microsoft.com/office/word/2010/wordprocessingCanvas" xmlns:mc="http://schemas.openxmlformats.org/markup-compatibility/2006" xmlns:o="urn:schemas-microsoft-com:office:office" xmlns:r="http://schemas.openxmlformats.org/officeDocument/2006/relationships" xmlns:m="http://schemas.openxmlformats.org/officeDocument/2006/math" xmlns:v="urn:schemas-microsoft-com:vml" xmlns:wp14="http://schemas.microsoft.com/office/word/2010/wordprocessingDrawing" xmlns:wp="http://schemas.openxmlformats.org/drawingml/2006/wordprocessingDrawing" xmlns:w10="urn:schemas-microsoft-com:office:word" xmlns:w="http://schemas.openxmlformats.org/wordprocessingml/2006/main" xmlns:w14="http://schemas.microsoft.com/office/word/2010/wordml" xmlns:w15="http://schemas.microsoft.com/office/word/2012/wordml" xmlns:wne="http://schemas.microsoft.com/office/word/2006/wordml" xmlns:wpg="http://schemas.microsoft.com/office/word/2010/wordprocessingGroup" xmlns:wpi="http://schemas.microsoft.com/office/word/2010/wordprocessingInk" xmlns:wps="http://schemas.microsoft.com/office/word/2010/wordprocessingShape" mc:Ignorable="w14 w15 wp14">
+<w:ftr xmlns:wpc="http://schemas.microsoft.com/office/word/2010/wordprocessingCanvas" xmlns:mc="http://schemas.openxmlformats.org/markup-compatibility/2006" xmlns:o="urn:schemas-microsoft-com:office:office" xmlns:r="http://schemas.openxmlformats.org/officeDocument/2006/relationships" xmlns:m="http://schemas.openxmlformats.org/officeDocument/2006/math" xmlns:v="urn:schemas-microsoft-com:vml" xmlns:wp14="http://schemas.microsoft.com/office/word/2010/wordprocessingDrawing" xmlns:wp="http://schemas.openxmlformats.org/drawingml/2006/wordprocessingDrawing" xmlns:w10="urn:schemas-microsoft-com:office:word" xmlns:w="http://schemas.openxmlformats.org/wordprocessingml/2006/main" xmlns:w14="http://schemas.microsoft.com/office/word/2010/wordml" xmlns:w15="http://schemas.microsoft.com/office/word/2012/wordml" xmlns:wpg="http://schemas.microsoft.com/office/word/2010/wordprocessingGroup" xmlns:wpi="http://schemas.microsoft.com/office/word/2010/wordprocessingInk" xmlns:wne="http://schemas.microsoft.com/office/word/2006/wordml" xmlns:wps="http://schemas.microsoft.com/office/word/2010/wordprocessingShape" xmlns:wpsCustomData="http://www.wps.cn/officeDocument/2013/wpsCustomData" mc:Ignorable="w14 w15 wp14">
   <w:p/>
 </w:ftr>
 </file>
 
 <file path=word/footer2.xml><?xml version="1.0" encoding="utf-8"?>
-<w:ftr xmlns:wpc="http://schemas.microsoft.com/office/word/2010/wordprocessingCanvas" xmlns:mc="http://schemas.openxmlformats.org/markup-compatibility/2006" xmlns:o="urn:schemas-microsoft-com:office:office" xmlns:r="http://schemas.openxmlformats.org/officeDocument/2006/relationships" xmlns:m="http://schemas.openxmlformats.org/officeDocument/2006/math" xmlns:v="urn:schemas-microsoft-com:vml" xmlns:wp14="http://schemas.microsoft.com/office/word/2010/wordprocessingDrawing" xmlns:wp="http://schemas.openxmlformats.org/drawingml/2006/wordprocessingDrawing" xmlns:w10="urn:schemas-microsoft-com:office:word" xmlns:w="http://schemas.openxmlformats.org/wordprocessingml/2006/main" xmlns:w14="http://schemas.microsoft.com/office/word/2010/wordml" xmlns:w15="http://schemas.microsoft.com/office/word/2012/wordml" xmlns:wne="http://schemas.microsoft.com/office/word/2006/wordml" xmlns:wpg="http://schemas.microsoft.com/office/word/2010/wordprocessingGroup" xmlns:wpi="http://schemas.microsoft.com/office/word/2010/wordprocessingInk" xmlns:wps="http://schemas.microsoft.com/office/word/2010/wordprocessingShape" mc:Ignorable="w14 w15 wp14">
+<w:ftr xmlns:wpc="http://schemas.microsoft.com/office/word/2010/wordprocessingCanvas" xmlns:mc="http://schemas.openxmlformats.org/markup-compatibility/2006" xmlns:o="urn:schemas-microsoft-com:office:office" xmlns:r="http://schemas.openxmlformats.org/officeDocument/2006/relationships" xmlns:m="http://schemas.openxmlformats.org/officeDocument/2006/math" xmlns:v="urn:schemas-microsoft-com:vml" xmlns:wp14="http://schemas.microsoft.com/office/word/2010/wordprocessingDrawing" xmlns:wp="http://schemas.openxmlformats.org/drawingml/2006/wordprocessingDrawing" xmlns:w10="urn:schemas-microsoft-com:office:word" xmlns:w="http://schemas.openxmlformats.org/wordprocessingml/2006/main" xmlns:w14="http://schemas.microsoft.com/office/word/2010/wordml" xmlns:w15="http://schemas.microsoft.com/office/word/2012/wordml" xmlns:wpg="http://schemas.microsoft.com/office/word/2010/wordprocessingGroup" xmlns:wpi="http://schemas.microsoft.com/office/word/2010/wordprocessingInk" xmlns:wne="http://schemas.microsoft.com/office/word/2006/wordml" xmlns:wps="http://schemas.microsoft.com/office/word/2010/wordprocessingShape" xmlns:wpsCustomData="http://www.wps.cn/officeDocument/2013/wpsCustomData" mc:Ignorable="w14 w15 wp14">
   <w:p/>
 </w:ftr>
 </file>
 
 <file path=word/footer3.xml><?xml version="1.0" encoding="utf-8"?>
-<w:ftr xmlns:wpc="http://schemas.microsoft.com/office/word/2010/wordprocessingCanvas" xmlns:mc="http://schemas.openxmlformats.org/markup-compatibility/2006" xmlns:o="urn:schemas-microsoft-com:office:office" xmlns:r="http://schemas.openxmlformats.org/officeDocument/2006/relationships" xmlns:m="http://schemas.openxmlformats.org/officeDocument/2006/math" xmlns:v="urn:schemas-microsoft-com:vml" xmlns:wp14="http://schemas.microsoft.com/office/word/2010/wordprocessingDrawing" xmlns:wp="http://schemas.openxmlformats.org/drawingml/2006/wordprocessingDrawing" xmlns:w10="urn:schemas-microsoft-com:office:word" xmlns:w="http://schemas.openxmlformats.org/wordprocessingml/2006/main" xmlns:w14="http://schemas.microsoft.com/office/word/2010/wordml" xmlns:w15="http://schemas.microsoft.com/office/word/2012/wordml" xmlns:wne="http://schemas.microsoft.com/office/word/2006/wordml" xmlns:wpg="http://schemas.microsoft.com/office/word/2010/wordprocessingGroup" xmlns:wpi="http://schemas.microsoft.com/office/word/2010/wordprocessingInk" xmlns:wps="http://schemas.microsoft.com/office/word/2010/wordprocessingShape" mc:Ignorable="w14 w15 wp14">
+<w:ftr xmlns:wpc="http://schemas.microsoft.com/office/word/2010/wordprocessingCanvas" xmlns:mc="http://schemas.openxmlformats.org/markup-compatibility/2006" xmlns:o="urn:schemas-microsoft-com:office:office" xmlns:r="http://schemas.openxmlformats.org/officeDocument/2006/relationships" xmlns:m="http://schemas.openxmlformats.org/officeDocument/2006/math" xmlns:v="urn:schemas-microsoft-com:vml" xmlns:wp14="http://schemas.microsoft.com/office/word/2010/wordprocessingDrawing" xmlns:wp="http://schemas.openxmlformats.org/drawingml/2006/wordprocessingDrawing" xmlns:w10="urn:schemas-microsoft-com:office:word" xmlns:w="http://schemas.openxmlformats.org/wordprocessingml/2006/main" xmlns:w14="http://schemas.microsoft.com/office/word/2010/wordml" xmlns:w15="http://schemas.microsoft.com/office/word/2012/wordml" xmlns:wpg="http://schemas.microsoft.com/office/word/2010/wordprocessingGroup" xmlns:wpi="http://schemas.microsoft.com/office/word/2010/wordprocessingInk" xmlns:wne="http://schemas.microsoft.com/office/word/2006/wordml" xmlns:wps="http://schemas.microsoft.com/office/word/2010/wordprocessingShape" xmlns:wpsCustomData="http://www.wps.cn/officeDocument/2013/wpsCustomData" mc:Ignorable="w14 w15 wp14">
   <w:p/>
 </w:ftr>
 </file>
 
-<file path=word/header1.xml><?xml version="1.0" encoding="utf-8"?>
-<w:hdr xmlns:wpc="http://schemas.microsoft.com/office/word/2010/wordprocessingCanvas" xmlns:mc="http://schemas.openxmlformats.org/markup-compatibility/2006" xmlns:o="urn:schemas-microsoft-com:office:office" xmlns:r="http://schemas.openxmlformats.org/officeDocument/2006/relationships" xmlns:m="http://schemas.openxmlformats.org/officeDocument/2006/math" xmlns:v="urn:schemas-microsoft-com:vml" xmlns:wp14="http://schemas.microsoft.com/office/word/2010/wordprocessingDrawing" xmlns:wp="http://schemas.openxmlformats.org/drawingml/2006/wordprocessingDrawing" xmlns:w10="urn:schemas-microsoft-com:office:word" xmlns:w="http://schemas.openxmlformats.org/wordprocessingml/2006/main" xmlns:w14="http://schemas.microsoft.com/office/word/2010/wordml" xmlns:w15="http://schemas.microsoft.com/office/word/2012/wordml" xmlns:wne="http://schemas.microsoft.com/office/word/2006/wordml" xmlns:wpg="http://schemas.microsoft.com/office/word/2010/wordprocessingGroup" xmlns:wpi="http://schemas.microsoft.com/office/word/2010/wordprocessingInk" xmlns:wps="http://schemas.microsoft.com/office/word/2010/wordprocessingShape" mc:Ignorable="w14 w15 wp14">
-  <w:p/>
-</w:hdr>
+<file path=word/footnotes.xml><?xml version="1.0" encoding="utf-8"?>
+<w:footnotes xmlns:wpc="http://schemas.microsoft.com/office/word/2010/wordprocessingCanvas" xmlns:mc="http://schemas.openxmlformats.org/markup-compatibility/2006" xmlns:o="urn:schemas-microsoft-com:office:office" xmlns:r="http://schemas.openxmlformats.org/officeDocument/2006/relationships" xmlns:m="http://schemas.openxmlformats.org/officeDocument/2006/math" xmlns:v="urn:schemas-microsoft-com:vml" xmlns:wp14="http://schemas.microsoft.com/office/word/2010/wordprocessingDrawing" xmlns:wp="http://schemas.openxmlformats.org/drawingml/2006/wordprocessingDrawing" xmlns:w="http://schemas.openxmlformats.org/wordprocessingml/2006/main" xmlns:w14="http://schemas.microsoft.com/office/word/2010/wordml" xmlns:w15="http://schemas.microsoft.com/office/word/2012/wordml" xmlns:w10="urn:schemas-microsoft-com:office:word" xmlns:wpg="http://schemas.microsoft.com/office/word/2010/wordprocessingGroup" xmlns:wpi="http://schemas.microsoft.com/office/word/2010/wordprocessingInk" xmlns:wne="http://schemas.microsoft.com/office/word/2006/wordml" xmlns:wps="http://schemas.microsoft.com/office/word/2010/wordprocessingShape" xmlns:wpsCustomData="http://www.wps.cn/officeDocument/2013/wpsCustomData" mc:Ignorable="w14 w15 wp14">
+  <w:footnote w:type="separator" w:id="0">
+    <w:p>
+      <w:pPr>
+        <w:spacing w:line="360" w:lineRule="auto"/>
+      </w:pPr>
+      <w:r>
+        <w:separator/>
+      </w:r>
+    </w:p>
+  </w:footnote>
+  <w:footnote w:type="continuationSeparator" w:id="1">
+    <w:p>
+      <w:pPr>
+        <w:spacing w:line="360" w:lineRule="auto"/>
+      </w:pPr>
+      <w:r>
+        <w:continuationSeparator/>
+      </w:r>
+    </w:p>
+  </w:footnote>
+</w:footnotes>
 </file>
 
-<file path=word/header2.xml><?xml version="1.0" encoding="utf-8"?>
-<w:hdr xmlns:wpc="http://schemas.microsoft.com/office/word/2010/wordprocessingCanvas" xmlns:mc="http://schemas.openxmlformats.org/markup-compatibility/2006" xmlns:o="urn:schemas-microsoft-com:office:office" xmlns:r="http://schemas.openxmlformats.org/officeDocument/2006/relationships" xmlns:m="http://schemas.openxmlformats.org/officeDocument/2006/math" xmlns:v="urn:schemas-microsoft-com:vml" xmlns:wp14="http://schemas.microsoft.com/office/word/2010/wordprocessingDrawing" xmlns:wp="http://schemas.openxmlformats.org/drawingml/2006/wordprocessingDrawing" xmlns:w10="urn:schemas-microsoft-com:office:word" xmlns:w="http://schemas.openxmlformats.org/wordprocessingml/2006/main" xmlns:w14="http://schemas.microsoft.com/office/word/2010/wordml" xmlns:w15="http://schemas.microsoft.com/office/word/2012/wordml" xmlns:wne="http://schemas.microsoft.com/office/word/2006/wordml" xmlns:wpg="http://schemas.microsoft.com/office/word/2010/wordprocessingGroup" xmlns:wpi="http://schemas.microsoft.com/office/word/2010/wordprocessingInk" xmlns:wps="http://schemas.microsoft.com/office/word/2010/wordprocessingShape" mc:Ignorable="w14 w15 wp14">
+<file path=word/header1.xml><?xml version="1.0" encoding="utf-8"?>
+<w:hdr xmlns:wpc="http://schemas.microsoft.com/office/word/2010/wordprocessingCanvas" xmlns:mc="http://schemas.openxmlformats.org/markup-compatibility/2006" xmlns:o="urn:schemas-microsoft-com:office:office" xmlns:r="http://schemas.openxmlformats.org/officeDocument/2006/relationships" xmlns:m="http://schemas.openxmlformats.org/officeDocument/2006/math" xmlns:v="urn:schemas-microsoft-com:vml" xmlns:wp14="http://schemas.microsoft.com/office/word/2010/wordprocessingDrawing" xmlns:wp="http://schemas.openxmlformats.org/drawingml/2006/wordprocessingDrawing" xmlns:w10="urn:schemas-microsoft-com:office:word" xmlns:w="http://schemas.openxmlformats.org/wordprocessingml/2006/main" xmlns:w14="http://schemas.microsoft.com/office/word/2010/wordml" xmlns:w15="http://schemas.microsoft.com/office/word/2012/wordml" xmlns:wpg="http://schemas.microsoft.com/office/word/2010/wordprocessingGroup" xmlns:wpi="http://schemas.microsoft.com/office/word/2010/wordprocessingInk" xmlns:wne="http://schemas.microsoft.com/office/word/2006/wordml" xmlns:wps="http://schemas.microsoft.com/office/word/2010/wordprocessingShape" xmlns:wpsCustomData="http://www.wps.cn/officeDocument/2013/wpsCustomData" mc:Ignorable="w14 w15 wp14">
   <w:p>
     <w:pPr>
-      <w:pStyle w:val="Header"/>
+      <w:pStyle w:val="15"/>
       <w:pBdr>
-        <w:bottom w:val="single" w:sz="4" w:space="1" w:color="auto"/>
+        <w:bottom w:val="single" w:color="auto" w:sz="4" w:space="1"/>
       </w:pBdr>
       <w:tabs>
         <w:tab w:val="left" w:pos="335"/>
@@ -5974,39 +6088,57 @@
       </w:tabs>
       <w:jc w:val="right"/>
       <w:rPr>
-        <w:rFonts w:eastAsiaTheme="minorEastAsia" w:hint="eastAsia"/>
+        <w:rFonts w:hint="eastAsia" w:eastAsiaTheme="minorEastAsia"/>
         <w:lang w:eastAsia="zh-CN"/>
       </w:rPr>
     </w:pPr>
     <w:r>
       <w:rPr>
-        <w:rFonts w:eastAsiaTheme="minorEastAsia" w:hint="eastAsia"/>
+        <w:rFonts w:hint="eastAsia" w:eastAsiaTheme="minorEastAsia"/>
         <w:lang w:val="en-US" w:eastAsia="zh-CN"/>
       </w:rPr>
       <w:tab/>
+    </w:r>
+    <w:r>
+      <w:rPr>
+        <w:rFonts w:hint="eastAsia" w:eastAsiaTheme="minorEastAsia"/>
+        <w:lang w:val="en-US" w:eastAsia="zh-CN"/>
+      </w:rPr>
       <w:tab/>
+    </w:r>
+    <w:r>
+      <w:rPr>
+        <w:rFonts w:hint="eastAsia" w:eastAsiaTheme="minorEastAsia"/>
+        <w:lang w:val="en-US" w:eastAsia="zh-CN"/>
+      </w:rPr>
       <w:t>重庆市鹧鸪哨信息技术有限责任公司</w:t>
     </w:r>
   </w:p>
 </w:hdr>
 </file>
 
+<file path=word/header2.xml><?xml version="1.0" encoding="utf-8"?>
+<w:hdr xmlns:wpc="http://schemas.microsoft.com/office/word/2010/wordprocessingCanvas" xmlns:mc="http://schemas.openxmlformats.org/markup-compatibility/2006" xmlns:o="urn:schemas-microsoft-com:office:office" xmlns:r="http://schemas.openxmlformats.org/officeDocument/2006/relationships" xmlns:m="http://schemas.openxmlformats.org/officeDocument/2006/math" xmlns:v="urn:schemas-microsoft-com:vml" xmlns:wp14="http://schemas.microsoft.com/office/word/2010/wordprocessingDrawing" xmlns:wp="http://schemas.openxmlformats.org/drawingml/2006/wordprocessingDrawing" xmlns:w10="urn:schemas-microsoft-com:office:word" xmlns:w="http://schemas.openxmlformats.org/wordprocessingml/2006/main" xmlns:w14="http://schemas.microsoft.com/office/word/2010/wordml" xmlns:w15="http://schemas.microsoft.com/office/word/2012/wordml" xmlns:wpg="http://schemas.microsoft.com/office/word/2010/wordprocessingGroup" xmlns:wpi="http://schemas.microsoft.com/office/word/2010/wordprocessingInk" xmlns:wne="http://schemas.microsoft.com/office/word/2006/wordml" xmlns:wps="http://schemas.microsoft.com/office/word/2010/wordprocessingShape" xmlns:wpsCustomData="http://www.wps.cn/officeDocument/2013/wpsCustomData" mc:Ignorable="w14 w15 wp14">
+  <w:p/>
+</w:hdr>
+</file>
+
 <file path=word/header3.xml><?xml version="1.0" encoding="utf-8"?>
-<w:hdr xmlns:wpc="http://schemas.microsoft.com/office/word/2010/wordprocessingCanvas" xmlns:mc="http://schemas.openxmlformats.org/markup-compatibility/2006" xmlns:o="urn:schemas-microsoft-com:office:office" xmlns:r="http://schemas.openxmlformats.org/officeDocument/2006/relationships" xmlns:m="http://schemas.openxmlformats.org/officeDocument/2006/math" xmlns:v="urn:schemas-microsoft-com:vml" xmlns:wp14="http://schemas.microsoft.com/office/word/2010/wordprocessingDrawing" xmlns:wp="http://schemas.openxmlformats.org/drawingml/2006/wordprocessingDrawing" xmlns:w10="urn:schemas-microsoft-com:office:word" xmlns:w="http://schemas.openxmlformats.org/wordprocessingml/2006/main" xmlns:w14="http://schemas.microsoft.com/office/word/2010/wordml" xmlns:w15="http://schemas.microsoft.com/office/word/2012/wordml" xmlns:wne="http://schemas.microsoft.com/office/word/2006/wordml" xmlns:wpg="http://schemas.microsoft.com/office/word/2010/wordprocessingGroup" xmlns:wpi="http://schemas.microsoft.com/office/word/2010/wordprocessingInk" xmlns:wps="http://schemas.microsoft.com/office/word/2010/wordprocessingShape" mc:Ignorable="w14 w15 wp14">
+<w:hdr xmlns:wpc="http://schemas.microsoft.com/office/word/2010/wordprocessingCanvas" xmlns:mc="http://schemas.openxmlformats.org/markup-compatibility/2006" xmlns:o="urn:schemas-microsoft-com:office:office" xmlns:r="http://schemas.openxmlformats.org/officeDocument/2006/relationships" xmlns:m="http://schemas.openxmlformats.org/officeDocument/2006/math" xmlns:v="urn:schemas-microsoft-com:vml" xmlns:wp14="http://schemas.microsoft.com/office/word/2010/wordprocessingDrawing" xmlns:wp="http://schemas.openxmlformats.org/drawingml/2006/wordprocessingDrawing" xmlns:w10="urn:schemas-microsoft-com:office:word" xmlns:w="http://schemas.openxmlformats.org/wordprocessingml/2006/main" xmlns:w14="http://schemas.microsoft.com/office/word/2010/wordml" xmlns:w15="http://schemas.microsoft.com/office/word/2012/wordml" xmlns:wpg="http://schemas.microsoft.com/office/word/2010/wordprocessingGroup" xmlns:wpi="http://schemas.microsoft.com/office/word/2010/wordprocessingInk" xmlns:wne="http://schemas.microsoft.com/office/word/2006/wordml" xmlns:wps="http://schemas.microsoft.com/office/word/2010/wordprocessingShape" xmlns:wpsCustomData="http://www.wps.cn/officeDocument/2013/wpsCustomData" mc:Ignorable="w14 w15 wp14">
   <w:p/>
 </w:hdr>
 </file>
 
 <file path=word/numbering.xml><?xml version="1.0" encoding="utf-8"?>
-<w:numbering xmlns:wpc="http://schemas.microsoft.com/office/word/2010/wordprocessingCanvas" xmlns:mc="http://schemas.openxmlformats.org/markup-compatibility/2006" xmlns:o="urn:schemas-microsoft-com:office:office" xmlns:r="http://schemas.openxmlformats.org/officeDocument/2006/relationships" xmlns:m="http://schemas.openxmlformats.org/officeDocument/2006/math" xmlns:v="urn:schemas-microsoft-com:vml" xmlns:wp14="http://schemas.microsoft.com/office/word/2010/wordprocessingDrawing" xmlns:wp="http://schemas.openxmlformats.org/drawingml/2006/wordprocessingDrawing" xmlns:w10="urn:schemas-microsoft-com:office:word" xmlns:w="http://schemas.openxmlformats.org/wordprocessingml/2006/main" xmlns:w14="http://schemas.microsoft.com/office/word/2010/wordml" xmlns:w15="http://schemas.microsoft.com/office/word/2012/wordml" xmlns:wne="http://schemas.microsoft.com/office/word/2006/wordml" xmlns:wpg="http://schemas.microsoft.com/office/word/2010/wordprocessingGroup" xmlns:wpi="http://schemas.microsoft.com/office/word/2010/wordprocessingInk" xmlns:wps="http://schemas.microsoft.com/office/word/2010/wordprocessingShape" mc:Ignorable="w14 w15 wp14">
+<w:numbering xmlns:wpc="http://schemas.microsoft.com/office/word/2010/wordprocessingCanvas" xmlns:mc="http://schemas.openxmlformats.org/markup-compatibility/2006" xmlns:o="urn:schemas-microsoft-com:office:office" xmlns:r="http://schemas.openxmlformats.org/officeDocument/2006/relationships" xmlns:m="http://schemas.openxmlformats.org/officeDocument/2006/math" xmlns:v="urn:schemas-microsoft-com:vml" xmlns:wp14="http://schemas.microsoft.com/office/word/2010/wordprocessingDrawing" xmlns:wp="http://schemas.openxmlformats.org/drawingml/2006/wordprocessingDrawing" xmlns:w10="urn:schemas-microsoft-com:office:word" xmlns:w="http://schemas.openxmlformats.org/wordprocessingml/2006/main" xmlns:w14="http://schemas.microsoft.com/office/word/2010/wordml" xmlns:wpg="http://schemas.microsoft.com/office/word/2010/wordprocessingGroup" xmlns:wpi="http://schemas.microsoft.com/office/word/2010/wordprocessingInk" xmlns:wne="http://schemas.microsoft.com/office/word/2006/wordml" xmlns:wps="http://schemas.microsoft.com/office/word/2010/wordprocessingShape" xmlns:wpsCustomData="http://www.wps.cn/officeDocument/2013/wpsCustomData" mc:Ignorable="w14 wp14">
   <w:abstractNum w:abstractNumId="0">
     <w:nsid w:val="8E964DCE"/>
     <w:multiLevelType w:val="multilevel"/>
     <w:tmpl w:val="8E964DCE"/>
-    <w:lvl w:ilvl="0">
+    <w:lvl w:ilvl="0" w:tentative="0">
       <w:start w:val="1"/>
       <w:numFmt w:val="decimal"/>
-      <w:pStyle w:val="Heading1"/>
+      <w:pStyle w:val="2"/>
       <w:lvlText w:val="%1."/>
       <w:lvlJc w:val="left"/>
       <w:pPr>
@@ -6016,10 +6148,10 @@
         <w:rFonts w:hint="default"/>
       </w:rPr>
     </w:lvl>
-    <w:lvl w:ilvl="1">
+    <w:lvl w:ilvl="1" w:tentative="0">
       <w:start w:val="1"/>
       <w:numFmt w:val="decimal"/>
-      <w:pStyle w:val="Heading2"/>
+      <w:pStyle w:val="3"/>
       <w:lvlText w:val="%1.%2."/>
       <w:lvlJc w:val="left"/>
       <w:pPr>
@@ -6029,10 +6161,10 @@
         <w:rFonts w:hint="default"/>
       </w:rPr>
     </w:lvl>
-    <w:lvl w:ilvl="2">
+    <w:lvl w:ilvl="2" w:tentative="0">
       <w:start w:val="1"/>
       <w:numFmt w:val="decimal"/>
-      <w:pStyle w:val="Heading3"/>
+      <w:pStyle w:val="4"/>
       <w:lvlText w:val="%1.%2.%3."/>
       <w:lvlJc w:val="left"/>
       <w:pPr>
@@ -6042,10 +6174,10 @@
         <w:rFonts w:hint="default"/>
       </w:rPr>
     </w:lvl>
-    <w:lvl w:ilvl="3">
+    <w:lvl w:ilvl="3" w:tentative="0">
       <w:start w:val="1"/>
       <w:numFmt w:val="decimal"/>
-      <w:pStyle w:val="Heading4"/>
+      <w:pStyle w:val="5"/>
       <w:lvlText w:val="%1.%2.%3.%4."/>
       <w:lvlJc w:val="left"/>
       <w:pPr>
@@ -6055,10 +6187,10 @@
         <w:rFonts w:hint="default"/>
       </w:rPr>
     </w:lvl>
-    <w:lvl w:ilvl="4">
+    <w:lvl w:ilvl="4" w:tentative="0">
       <w:start w:val="1"/>
       <w:numFmt w:val="decimal"/>
-      <w:pStyle w:val="Heading5"/>
+      <w:pStyle w:val="6"/>
       <w:lvlText w:val="%1.%2.%3.%4.%5."/>
       <w:lvlJc w:val="left"/>
       <w:pPr>
@@ -6068,10 +6200,10 @@
         <w:rFonts w:hint="default"/>
       </w:rPr>
     </w:lvl>
-    <w:lvl w:ilvl="5">
+    <w:lvl w:ilvl="5" w:tentative="0">
       <w:start w:val="1"/>
       <w:numFmt w:val="decimal"/>
-      <w:pStyle w:val="Heading6"/>
+      <w:pStyle w:val="7"/>
       <w:lvlText w:val="%1.%2.%3.%4.%5.%6."/>
       <w:lvlJc w:val="left"/>
       <w:pPr>
@@ -6081,10 +6213,10 @@
         <w:rFonts w:hint="default"/>
       </w:rPr>
     </w:lvl>
-    <w:lvl w:ilvl="6">
+    <w:lvl w:ilvl="6" w:tentative="0">
       <w:start w:val="1"/>
       <w:numFmt w:val="decimal"/>
-      <w:pStyle w:val="Heading7"/>
+      <w:pStyle w:val="8"/>
       <w:lvlText w:val="%1.%2.%3.%4.%5.%6.%7."/>
       <w:lvlJc w:val="left"/>
       <w:pPr>
@@ -6094,10 +6226,10 @@
         <w:rFonts w:hint="default"/>
       </w:rPr>
     </w:lvl>
-    <w:lvl w:ilvl="7">
+    <w:lvl w:ilvl="7" w:tentative="0">
       <w:start w:val="1"/>
       <w:numFmt w:val="decimal"/>
-      <w:pStyle w:val="Heading8"/>
+      <w:pStyle w:val="9"/>
       <w:lvlText w:val="%1.%2.%3.%4.%5.%6.%7.%8."/>
       <w:lvlJc w:val="left"/>
       <w:pPr>
@@ -6107,10 +6239,10 @@
         <w:rFonts w:hint="default"/>
       </w:rPr>
     </w:lvl>
-    <w:lvl w:ilvl="8">
+    <w:lvl w:ilvl="8" w:tentative="0">
       <w:start w:val="1"/>
       <w:numFmt w:val="decimal"/>
-      <w:pStyle w:val="Heading9"/>
+      <w:pStyle w:val="10"/>
       <w:lvlText w:val="%1.%2.%3.%4.%5.%6.%7.%8.%9."/>
       <w:lvlJc w:val="left"/>
       <w:pPr>
@@ -6125,7 +6257,7 @@
     <w:nsid w:val="9369BFA7"/>
     <w:multiLevelType w:val="singleLevel"/>
     <w:tmpl w:val="9369BFA7"/>
-    <w:lvl w:ilvl="0">
+    <w:lvl w:ilvl="0" w:tentative="0">
       <w:start w:val="1"/>
       <w:numFmt w:val="decimal"/>
       <w:lvlText w:val="%1."/>
@@ -6148,267 +6280,269 @@
 </file>
 
 <file path=word/styles.xml><?xml version="1.0" encoding="utf-8"?>
-<w:styles xmlns:mc="http://schemas.openxmlformats.org/markup-compatibility/2006" xmlns:r="http://schemas.openxmlformats.org/officeDocument/2006/relationships" xmlns:w="http://schemas.openxmlformats.org/wordprocessingml/2006/main" xmlns:w14="http://schemas.microsoft.com/office/word/2010/wordml" xmlns:w15="http://schemas.microsoft.com/office/word/2012/wordml" mc:Ignorable="w14 w15">
+<w:styles xmlns:mc="http://schemas.openxmlformats.org/markup-compatibility/2006" xmlns:o="urn:schemas-microsoft-com:office:office" xmlns:r="http://schemas.openxmlformats.org/officeDocument/2006/relationships" xmlns:m="http://schemas.openxmlformats.org/officeDocument/2006/math" xmlns:v="urn:schemas-microsoft-com:vml" xmlns:w="http://schemas.openxmlformats.org/wordprocessingml/2006/main" xmlns:w14="http://schemas.microsoft.com/office/word/2010/wordml" xmlns:w10="urn:schemas-microsoft-com:office:word" xmlns:sl="http://schemas.openxmlformats.org/schemaLibrary/2006/main" xmlns:wpsCustomData="http://www.wps.cn/officeDocument/2013/wpsCustomData" mc:Ignorable="w14">
   <w:docDefaults>
     <w:rPrDefault>
       <w:rPr>
-        <w:rFonts w:ascii="Times New Roman" w:eastAsia="宋体" w:hAnsi="Times New Roman" w:cs="Times New Roman"/>
+        <w:rFonts w:ascii="Times New Roman" w:hAnsi="Times New Roman" w:eastAsia="宋体" w:cs="Times New Roman"/>
       </w:rPr>
     </w:rPrDefault>
     <w:pPrDefault/>
   </w:docDefaults>
-  <w:latentStyles w:defLockedState="0" w:defUIPriority="99" w:defSemiHidden="1" w:defUnhideWhenUsed="1" w:defQFormat="0" w:count="260">
-    <w:lsdException w:name="Normal" w:semiHidden="0" w:uiPriority="0" w:unhideWhenUsed="0" w:qFormat="1"/>
-    <w:lsdException w:name="heading 1" w:semiHidden="0" w:uiPriority="0" w:unhideWhenUsed="0" w:qFormat="1"/>
-    <w:lsdException w:name="heading 2" w:semiHidden="0" w:uiPriority="0" w:qFormat="1"/>
-    <w:lsdException w:name="heading 3" w:uiPriority="0" w:qFormat="1"/>
-    <w:lsdException w:name="heading 4" w:semiHidden="0" w:uiPriority="0" w:qFormat="1"/>
-    <w:lsdException w:name="heading 5" w:uiPriority="0" w:qFormat="1"/>
-    <w:lsdException w:name="heading 6" w:uiPriority="0" w:qFormat="1"/>
-    <w:lsdException w:name="heading 7" w:uiPriority="0" w:qFormat="1"/>
-    <w:lsdException w:name="heading 8" w:uiPriority="0" w:qFormat="1"/>
-    <w:lsdException w:name="heading 9" w:uiPriority="0" w:qFormat="1"/>
-    <w:lsdException w:name="index 1" w:semiHidden="0" w:uiPriority="0" w:unhideWhenUsed="0"/>
-    <w:lsdException w:name="index 2" w:semiHidden="0" w:uiPriority="0" w:unhideWhenUsed="0"/>
-    <w:lsdException w:name="index 3" w:semiHidden="0" w:uiPriority="0" w:unhideWhenUsed="0"/>
-    <w:lsdException w:name="index 4" w:semiHidden="0" w:uiPriority="0" w:unhideWhenUsed="0"/>
-    <w:lsdException w:name="index 5" w:semiHidden="0" w:uiPriority="0" w:unhideWhenUsed="0"/>
-    <w:lsdException w:name="index 6" w:semiHidden="0" w:uiPriority="0" w:unhideWhenUsed="0"/>
-    <w:lsdException w:name="index 7" w:semiHidden="0" w:uiPriority="0" w:unhideWhenUsed="0"/>
-    <w:lsdException w:name="index 8" w:semiHidden="0" w:uiPriority="0" w:unhideWhenUsed="0"/>
-    <w:lsdException w:name="index 9" w:semiHidden="0" w:uiPriority="0" w:unhideWhenUsed="0"/>
-    <w:lsdException w:name="toc 1" w:semiHidden="0" w:uiPriority="0" w:unhideWhenUsed="0" w:qFormat="1"/>
-    <w:lsdException w:name="toc 2" w:semiHidden="0" w:uiPriority="0" w:unhideWhenUsed="0" w:qFormat="1"/>
-    <w:lsdException w:name="toc 3" w:semiHidden="0" w:uiPriority="0" w:unhideWhenUsed="0" w:qFormat="1"/>
-    <w:lsdException w:name="toc 4" w:semiHidden="0" w:uiPriority="0" w:unhideWhenUsed="0"/>
-    <w:lsdException w:name="toc 5" w:semiHidden="0" w:uiPriority="0" w:unhideWhenUsed="0"/>
-    <w:lsdException w:name="toc 6" w:semiHidden="0" w:uiPriority="0" w:unhideWhenUsed="0"/>
-    <w:lsdException w:name="toc 7" w:semiHidden="0" w:uiPriority="0" w:unhideWhenUsed="0"/>
-    <w:lsdException w:name="toc 8" w:semiHidden="0" w:uiPriority="0" w:unhideWhenUsed="0"/>
-    <w:lsdException w:name="toc 9" w:semiHidden="0" w:uiPriority="0" w:unhideWhenUsed="0"/>
-    <w:lsdException w:name="Normal Indent" w:semiHidden="0" w:uiPriority="0" w:unhideWhenUsed="0"/>
-    <w:lsdException w:name="footnote text" w:semiHidden="0" w:uiPriority="0" w:unhideWhenUsed="0"/>
-    <w:lsdException w:name="annotation text" w:semiHidden="0" w:uiPriority="0" w:unhideWhenUsed="0" w:qFormat="1"/>
-    <w:lsdException w:name="header" w:semiHidden="0" w:uiPriority="0" w:unhideWhenUsed="0" w:qFormat="1"/>
-    <w:lsdException w:name="footer" w:semiHidden="0" w:uiPriority="0" w:unhideWhenUsed="0" w:qFormat="1"/>
-    <w:lsdException w:name="index heading" w:semiHidden="0" w:uiPriority="0" w:unhideWhenUsed="0"/>
-    <w:lsdException w:name="caption" w:uiPriority="0" w:qFormat="1"/>
-    <w:lsdException w:name="table of figures" w:semiHidden="0" w:uiPriority="0" w:unhideWhenUsed="0"/>
-    <w:lsdException w:name="envelope address" w:semiHidden="0" w:uiPriority="0" w:unhideWhenUsed="0"/>
-    <w:lsdException w:name="envelope return" w:semiHidden="0" w:uiPriority="0" w:unhideWhenUsed="0"/>
-    <w:lsdException w:name="footnote reference" w:semiHidden="0" w:uiPriority="0" w:unhideWhenUsed="0"/>
-    <w:lsdException w:name="annotation reference" w:semiHidden="0" w:uiPriority="0" w:unhideWhenUsed="0"/>
-    <w:lsdException w:name="line number" w:semiHidden="0" w:uiPriority="0" w:unhideWhenUsed="0"/>
-    <w:lsdException w:name="page number" w:semiHidden="0" w:uiPriority="0" w:unhideWhenUsed="0"/>
-    <w:lsdException w:name="endnote reference" w:semiHidden="0" w:uiPriority="0" w:unhideWhenUsed="0"/>
-    <w:lsdException w:name="endnote text" w:semiHidden="0" w:uiPriority="0" w:unhideWhenUsed="0"/>
-    <w:lsdException w:name="table of authorities" w:semiHidden="0" w:uiPriority="0" w:unhideWhenUsed="0"/>
-    <w:lsdException w:name="macro" w:semiHidden="0" w:uiPriority="0" w:unhideWhenUsed="0"/>
-    <w:lsdException w:name="toa heading" w:semiHidden="0" w:uiPriority="0" w:unhideWhenUsed="0"/>
-    <w:lsdException w:name="List" w:semiHidden="0" w:uiPriority="0" w:unhideWhenUsed="0"/>
-    <w:lsdException w:name="List Bullet" w:semiHidden="0" w:uiPriority="0" w:unhideWhenUsed="0"/>
-    <w:lsdException w:name="List Number" w:semiHidden="0" w:uiPriority="0" w:unhideWhenUsed="0"/>
-    <w:lsdException w:name="List 2" w:semiHidden="0" w:uiPriority="0" w:unhideWhenUsed="0"/>
-    <w:lsdException w:name="List 3" w:semiHidden="0" w:uiPriority="0" w:unhideWhenUsed="0"/>
-    <w:lsdException w:name="List 4" w:semiHidden="0" w:uiPriority="0" w:unhideWhenUsed="0"/>
-    <w:lsdException w:name="List 5" w:semiHidden="0" w:uiPriority="0" w:unhideWhenUsed="0"/>
-    <w:lsdException w:name="List Bullet 2" w:semiHidden="0" w:uiPriority="0" w:unhideWhenUsed="0"/>
-    <w:lsdException w:name="List Bullet 3" w:semiHidden="0" w:uiPriority="0" w:unhideWhenUsed="0"/>
-    <w:lsdException w:name="List Bullet 4" w:semiHidden="0" w:uiPriority="0" w:unhideWhenUsed="0"/>
-    <w:lsdException w:name="List Bullet 5" w:semiHidden="0" w:uiPriority="0" w:unhideWhenUsed="0"/>
-    <w:lsdException w:name="List Number 2" w:semiHidden="0" w:uiPriority="0" w:unhideWhenUsed="0"/>
-    <w:lsdException w:name="List Number 3" w:semiHidden="0" w:uiPriority="0" w:unhideWhenUsed="0"/>
-    <w:lsdException w:name="List Number 4" w:semiHidden="0" w:uiPriority="0" w:unhideWhenUsed="0"/>
-    <w:lsdException w:name="List Number 5" w:semiHidden="0" w:uiPriority="0" w:unhideWhenUsed="0"/>
-    <w:lsdException w:name="Title" w:semiHidden="0" w:uiPriority="0" w:unhideWhenUsed="0" w:qFormat="1"/>
-    <w:lsdException w:name="Closing" w:semiHidden="0" w:uiPriority="0" w:unhideWhenUsed="0"/>
-    <w:lsdException w:name="Signature" w:semiHidden="0" w:uiPriority="0" w:unhideWhenUsed="0"/>
-    <w:lsdException w:name="Default Paragraph Font" w:uiPriority="0" w:unhideWhenUsed="0" w:qFormat="1"/>
-    <w:lsdException w:name="Body Text" w:uiPriority="0" w:unhideWhenUsed="0" w:qFormat="1"/>
-    <w:lsdException w:name="Body Text Indent" w:semiHidden="0" w:uiPriority="0" w:unhideWhenUsed="0"/>
-    <w:lsdException w:name="List Continue" w:semiHidden="0" w:uiPriority="0" w:unhideWhenUsed="0"/>
-    <w:lsdException w:name="List Continue 2" w:semiHidden="0" w:uiPriority="0" w:unhideWhenUsed="0"/>
-    <w:lsdException w:name="List Continue 3" w:semiHidden="0" w:uiPriority="0" w:unhideWhenUsed="0"/>
-    <w:lsdException w:name="List Continue 4" w:semiHidden="0" w:uiPriority="0" w:unhideWhenUsed="0"/>
-    <w:lsdException w:name="List Continue 5" w:semiHidden="0" w:uiPriority="0" w:unhideWhenUsed="0"/>
-    <w:lsdException w:name="Message Header" w:semiHidden="0" w:uiPriority="0" w:unhideWhenUsed="0"/>
-    <w:lsdException w:name="Subtitle" w:semiHidden="0" w:uiPriority="0" w:unhideWhenUsed="0" w:qFormat="1"/>
-    <w:lsdException w:name="Salutation" w:semiHidden="0" w:uiPriority="0" w:unhideWhenUsed="0"/>
-    <w:lsdException w:name="Date" w:semiHidden="0" w:uiPriority="0" w:unhideWhenUsed="0"/>
-    <w:lsdException w:name="Body Text First Indent" w:semiHidden="0" w:uiPriority="0" w:unhideWhenUsed="0"/>
-    <w:lsdException w:name="Body Text First Indent 2" w:semiHidden="0" w:uiPriority="0" w:unhideWhenUsed="0"/>
-    <w:lsdException w:name="Body Text 2" w:semiHidden="0" w:uiPriority="0" w:unhideWhenUsed="0"/>
-    <w:lsdException w:name="Body Text 3" w:semiHidden="0" w:uiPriority="0" w:unhideWhenUsed="0"/>
-    <w:lsdException w:name="Body Text Indent 2" w:semiHidden="0" w:uiPriority="0" w:unhideWhenUsed="0"/>
-    <w:lsdException w:name="Body Text Indent 3" w:semiHidden="0" w:uiPriority="0" w:unhideWhenUsed="0"/>
-    <w:lsdException w:name="Block Text" w:semiHidden="0" w:uiPriority="0" w:unhideWhenUsed="0"/>
-    <w:lsdException w:name="Hyperlink" w:semiHidden="0" w:uiPriority="0" w:unhideWhenUsed="0"/>
-    <w:lsdException w:name="FollowedHyperlink" w:semiHidden="0" w:uiPriority="0" w:unhideWhenUsed="0"/>
-    <w:lsdException w:name="Strong" w:semiHidden="0" w:uiPriority="0" w:unhideWhenUsed="0" w:qFormat="1"/>
-    <w:lsdException w:name="Emphasis" w:semiHidden="0" w:uiPriority="0" w:unhideWhenUsed="0" w:qFormat="1"/>
-    <w:lsdException w:name="Document Map" w:semiHidden="0" w:uiPriority="0" w:unhideWhenUsed="0"/>
-    <w:lsdException w:name="Plain Text" w:semiHidden="0" w:uiPriority="0" w:unhideWhenUsed="0"/>
-    <w:lsdException w:name="E-mail Signature" w:semiHidden="0" w:uiPriority="0" w:unhideWhenUsed="0"/>
-    <w:lsdException w:name="Normal (Web)" w:semiHidden="0" w:uiPriority="0" w:unhideWhenUsed="0" w:qFormat="1"/>
-    <w:lsdException w:name="HTML Acronym" w:semiHidden="0" w:uiPriority="0" w:unhideWhenUsed="0"/>
-    <w:lsdException w:name="HTML Address" w:semiHidden="0" w:uiPriority="0" w:unhideWhenUsed="0"/>
-    <w:lsdException w:name="HTML Cite" w:semiHidden="0" w:uiPriority="0" w:unhideWhenUsed="0"/>
-    <w:lsdException w:name="HTML Code" w:semiHidden="0" w:uiPriority="0" w:unhideWhenUsed="0"/>
-    <w:lsdException w:name="HTML Definition" w:semiHidden="0" w:uiPriority="0" w:unhideWhenUsed="0"/>
-    <w:lsdException w:name="HTML Keyboard" w:semiHidden="0" w:uiPriority="0" w:unhideWhenUsed="0"/>
-    <w:lsdException w:name="HTML Preformatted" w:semiHidden="0" w:uiPriority="0" w:unhideWhenUsed="0"/>
-    <w:lsdException w:name="HTML Sample" w:semiHidden="0" w:uiPriority="0" w:unhideWhenUsed="0"/>
-    <w:lsdException w:name="HTML Typewriter" w:semiHidden="0" w:uiPriority="0" w:unhideWhenUsed="0"/>
-    <w:lsdException w:name="HTML Variable" w:semiHidden="0" w:uiPriority="0" w:unhideWhenUsed="0"/>
-    <w:lsdException w:name="Normal Table" w:uiPriority="0" w:unhideWhenUsed="0" w:qFormat="1"/>
-    <w:lsdException w:name="annotation subject" w:semiHidden="0" w:uiPriority="0" w:unhideWhenUsed="0"/>
-    <w:lsdException w:name="Table Simple 1" w:semiHidden="0" w:uiPriority="0" w:unhideWhenUsed="0"/>
-    <w:lsdException w:name="Table Simple 2" w:semiHidden="0" w:uiPriority="0" w:unhideWhenUsed="0"/>
-    <w:lsdException w:name="Table Simple 3" w:semiHidden="0" w:uiPriority="0" w:unhideWhenUsed="0"/>
-    <w:lsdException w:name="Table Classic 1" w:semiHidden="0" w:uiPriority="0" w:unhideWhenUsed="0"/>
-    <w:lsdException w:name="Table Classic 2" w:semiHidden="0" w:uiPriority="0" w:unhideWhenUsed="0"/>
-    <w:lsdException w:name="Table Classic 3" w:semiHidden="0" w:uiPriority="0" w:unhideWhenUsed="0"/>
-    <w:lsdException w:name="Table Classic 4" w:semiHidden="0" w:uiPriority="0" w:unhideWhenUsed="0"/>
-    <w:lsdException w:name="Table Colorful 1" w:semiHidden="0" w:uiPriority="0" w:unhideWhenUsed="0"/>
-    <w:lsdException w:name="Table Colorful 2" w:semiHidden="0" w:uiPriority="0" w:unhideWhenUsed="0"/>
-    <w:lsdException w:name="Table Colorful 3" w:semiHidden="0" w:uiPriority="0" w:unhideWhenUsed="0"/>
-    <w:lsdException w:name="Table Columns 1" w:semiHidden="0" w:uiPriority="0" w:unhideWhenUsed="0"/>
-    <w:lsdException w:name="Table Columns 2" w:semiHidden="0" w:uiPriority="0" w:unhideWhenUsed="0"/>
-    <w:lsdException w:name="Table Columns 3" w:semiHidden="0" w:uiPriority="0" w:unhideWhenUsed="0"/>
-    <w:lsdException w:name="Table Columns 4" w:semiHidden="0" w:uiPriority="0" w:unhideWhenUsed="0"/>
-    <w:lsdException w:name="Table Columns 5" w:semiHidden="0" w:uiPriority="0" w:unhideWhenUsed="0"/>
-    <w:lsdException w:name="Table Grid 1" w:semiHidden="0" w:uiPriority="0" w:unhideWhenUsed="0"/>
-    <w:lsdException w:name="Table Grid 2" w:semiHidden="0" w:uiPriority="0" w:unhideWhenUsed="0"/>
-    <w:lsdException w:name="Table Grid 3" w:semiHidden="0" w:uiPriority="0" w:unhideWhenUsed="0"/>
-    <w:lsdException w:name="Table Grid 4" w:semiHidden="0" w:uiPriority="0" w:unhideWhenUsed="0"/>
-    <w:lsdException w:name="Table Grid 5" w:semiHidden="0" w:uiPriority="0" w:unhideWhenUsed="0"/>
-    <w:lsdException w:name="Table Grid 6" w:semiHidden="0" w:uiPriority="0" w:unhideWhenUsed="0"/>
-    <w:lsdException w:name="Table Grid 7" w:semiHidden="0" w:uiPriority="0" w:unhideWhenUsed="0"/>
-    <w:lsdException w:name="Table Grid 8" w:semiHidden="0" w:uiPriority="0" w:unhideWhenUsed="0"/>
-    <w:lsdException w:name="Table List 1" w:semiHidden="0" w:uiPriority="0" w:unhideWhenUsed="0"/>
-    <w:lsdException w:name="Table List 2" w:semiHidden="0" w:uiPriority="0" w:unhideWhenUsed="0"/>
-    <w:lsdException w:name="Table List 3" w:semiHidden="0" w:uiPriority="0" w:unhideWhenUsed="0"/>
-    <w:lsdException w:name="Table List 4" w:semiHidden="0" w:uiPriority="0" w:unhideWhenUsed="0"/>
-    <w:lsdException w:name="Table List 5" w:semiHidden="0" w:uiPriority="0" w:unhideWhenUsed="0"/>
-    <w:lsdException w:name="Table List 6" w:semiHidden="0" w:uiPriority="0" w:unhideWhenUsed="0"/>
-    <w:lsdException w:name="Table List 7" w:semiHidden="0" w:uiPriority="0" w:unhideWhenUsed="0"/>
-    <w:lsdException w:name="Table List 8" w:semiHidden="0" w:uiPriority="0" w:unhideWhenUsed="0"/>
-    <w:lsdException w:name="Table 3D effects 1" w:semiHidden="0" w:uiPriority="0" w:unhideWhenUsed="0"/>
-    <w:lsdException w:name="Table 3D effects 2" w:semiHidden="0" w:uiPriority="0" w:unhideWhenUsed="0"/>
-    <w:lsdException w:name="Table 3D effects 3" w:semiHidden="0" w:uiPriority="0" w:unhideWhenUsed="0"/>
-    <w:lsdException w:name="Table Contemporary" w:semiHidden="0" w:uiPriority="0" w:unhideWhenUsed="0"/>
-    <w:lsdException w:name="Table Elegant" w:semiHidden="0" w:uiPriority="0" w:unhideWhenUsed="0"/>
-    <w:lsdException w:name="Table Professional" w:semiHidden="0" w:uiPriority="0" w:unhideWhenUsed="0"/>
-    <w:lsdException w:name="Table Subtle 1" w:semiHidden="0" w:uiPriority="0" w:unhideWhenUsed="0"/>
-    <w:lsdException w:name="Table Subtle 2" w:semiHidden="0" w:uiPriority="0" w:unhideWhenUsed="0"/>
-    <w:lsdException w:name="Table Web 1" w:semiHidden="0" w:uiPriority="0" w:unhideWhenUsed="0"/>
-    <w:lsdException w:name="Table Web 2" w:semiHidden="0" w:uiPriority="0" w:unhideWhenUsed="0"/>
-    <w:lsdException w:name="Table Web 3" w:semiHidden="0" w:uiPriority="0" w:unhideWhenUsed="0"/>
-    <w:lsdException w:name="Balloon Text" w:semiHidden="0" w:uiPriority="0" w:unhideWhenUsed="0"/>
-    <w:lsdException w:name="Table Grid" w:semiHidden="0" w:uiPriority="0" w:unhideWhenUsed="0" w:qFormat="1"/>
-    <w:lsdException w:name="Table Theme" w:semiHidden="0" w:uiPriority="0" w:unhideWhenUsed="0"/>
-    <w:lsdException w:name="Light Shading" w:semiHidden="0" w:uiPriority="60" w:unhideWhenUsed="0"/>
-    <w:lsdException w:name="Light List" w:semiHidden="0" w:uiPriority="61" w:unhideWhenUsed="0"/>
-    <w:lsdException w:name="Light Grid" w:semiHidden="0" w:uiPriority="62" w:unhideWhenUsed="0"/>
-    <w:lsdException w:name="Medium Shading 1" w:semiHidden="0" w:uiPriority="63" w:unhideWhenUsed="0"/>
-    <w:lsdException w:name="Medium Shading 2" w:semiHidden="0" w:uiPriority="64" w:unhideWhenUsed="0"/>
-    <w:lsdException w:name="Medium List 1" w:semiHidden="0" w:uiPriority="65" w:unhideWhenUsed="0"/>
-    <w:lsdException w:name="Medium List 2" w:semiHidden="0" w:uiPriority="66" w:unhideWhenUsed="0"/>
-    <w:lsdException w:name="Medium Grid 1" w:semiHidden="0" w:uiPriority="67" w:unhideWhenUsed="0"/>
-    <w:lsdException w:name="Medium Grid 2" w:semiHidden="0" w:uiPriority="68" w:unhideWhenUsed="0"/>
-    <w:lsdException w:name="Medium Grid 3" w:semiHidden="0" w:uiPriority="69" w:unhideWhenUsed="0"/>
-    <w:lsdException w:name="Dark List" w:semiHidden="0" w:uiPriority="70" w:unhideWhenUsed="0"/>
-    <w:lsdException w:name="Colorful Shading" w:semiHidden="0" w:uiPriority="71" w:unhideWhenUsed="0"/>
-    <w:lsdException w:name="Colorful List" w:semiHidden="0" w:uiPriority="72" w:unhideWhenUsed="0"/>
-    <w:lsdException w:name="Colorful Grid" w:semiHidden="0" w:uiPriority="73" w:unhideWhenUsed="0"/>
-    <w:lsdException w:name="Light Shading Accent 1" w:semiHidden="0" w:uiPriority="60" w:unhideWhenUsed="0"/>
-    <w:lsdException w:name="Light List Accent 1" w:semiHidden="0" w:uiPriority="61" w:unhideWhenUsed="0"/>
-    <w:lsdException w:name="Light Grid Accent 1" w:semiHidden="0" w:uiPriority="62" w:unhideWhenUsed="0"/>
-    <w:lsdException w:name="Medium Shading 1 Accent 1" w:semiHidden="0" w:uiPriority="63" w:unhideWhenUsed="0"/>
-    <w:lsdException w:name="Medium Shading 2 Accent 1" w:semiHidden="0" w:uiPriority="64" w:unhideWhenUsed="0"/>
-    <w:lsdException w:name="Medium List 1 Accent 1" w:semiHidden="0" w:uiPriority="65" w:unhideWhenUsed="0"/>
-    <w:lsdException w:name="Medium List 2 Accent 1" w:semiHidden="0" w:uiPriority="66" w:unhideWhenUsed="0"/>
-    <w:lsdException w:name="Medium Grid 1 Accent 1" w:semiHidden="0" w:uiPriority="67" w:unhideWhenUsed="0"/>
-    <w:lsdException w:name="Medium Grid 2 Accent 1" w:semiHidden="0" w:uiPriority="68" w:unhideWhenUsed="0"/>
-    <w:lsdException w:name="Medium Grid 3 Accent 1" w:semiHidden="0" w:uiPriority="69" w:unhideWhenUsed="0"/>
-    <w:lsdException w:name="Dark List Accent 1" w:semiHidden="0" w:uiPriority="70" w:unhideWhenUsed="0"/>
-    <w:lsdException w:name="Colorful Shading Accent 1" w:semiHidden="0" w:uiPriority="71" w:unhideWhenUsed="0"/>
-    <w:lsdException w:name="Colorful List Accent 1" w:semiHidden="0" w:uiPriority="72" w:unhideWhenUsed="0"/>
-    <w:lsdException w:name="Colorful Grid Accent 1" w:semiHidden="0" w:uiPriority="73" w:unhideWhenUsed="0"/>
-    <w:lsdException w:name="Light Shading Accent 2" w:semiHidden="0" w:uiPriority="60" w:unhideWhenUsed="0"/>
-    <w:lsdException w:name="Light List Accent 2" w:semiHidden="0" w:uiPriority="61" w:unhideWhenUsed="0"/>
-    <w:lsdException w:name="Light Grid Accent 2" w:semiHidden="0" w:uiPriority="62" w:unhideWhenUsed="0"/>
-    <w:lsdException w:name="Medium Shading 1 Accent 2" w:semiHidden="0" w:uiPriority="63" w:unhideWhenUsed="0"/>
-    <w:lsdException w:name="Medium Shading 2 Accent 2" w:semiHidden="0" w:uiPriority="64" w:unhideWhenUsed="0"/>
-    <w:lsdException w:name="Medium List 1 Accent 2" w:semiHidden="0" w:uiPriority="65" w:unhideWhenUsed="0"/>
-    <w:lsdException w:name="Medium List 2 Accent 2" w:semiHidden="0" w:uiPriority="66" w:unhideWhenUsed="0"/>
-    <w:lsdException w:name="Medium Grid 1 Accent 2" w:semiHidden="0" w:uiPriority="67" w:unhideWhenUsed="0"/>
-    <w:lsdException w:name="Medium Grid 2 Accent 2" w:semiHidden="0" w:uiPriority="68" w:unhideWhenUsed="0"/>
-    <w:lsdException w:name="Medium Grid 3 Accent 2" w:semiHidden="0" w:uiPriority="69" w:unhideWhenUsed="0"/>
-    <w:lsdException w:name="Dark List Accent 2" w:semiHidden="0" w:uiPriority="70" w:unhideWhenUsed="0"/>
-    <w:lsdException w:name="Colorful Shading Accent 2" w:semiHidden="0" w:uiPriority="71" w:unhideWhenUsed="0"/>
-    <w:lsdException w:name="Colorful List Accent 2" w:semiHidden="0" w:uiPriority="72" w:unhideWhenUsed="0"/>
-    <w:lsdException w:name="Colorful Grid Accent 2" w:semiHidden="0" w:uiPriority="73" w:unhideWhenUsed="0"/>
-    <w:lsdException w:name="Light Shading Accent 3" w:semiHidden="0" w:uiPriority="60" w:unhideWhenUsed="0"/>
-    <w:lsdException w:name="Light List Accent 3" w:semiHidden="0" w:uiPriority="61" w:unhideWhenUsed="0"/>
-    <w:lsdException w:name="Light Grid Accent 3" w:semiHidden="0" w:uiPriority="62" w:unhideWhenUsed="0"/>
-    <w:lsdException w:name="Medium Shading 1 Accent 3" w:semiHidden="0" w:uiPriority="63" w:unhideWhenUsed="0"/>
-    <w:lsdException w:name="Medium Shading 2 Accent 3" w:semiHidden="0" w:uiPriority="64" w:unhideWhenUsed="0"/>
-    <w:lsdException w:name="Medium List 1 Accent 3" w:semiHidden="0" w:uiPriority="65" w:unhideWhenUsed="0"/>
-    <w:lsdException w:name="Medium List 2 Accent 3" w:semiHidden="0" w:uiPriority="66" w:unhideWhenUsed="0"/>
-    <w:lsdException w:name="Medium Grid 1 Accent 3" w:semiHidden="0" w:uiPriority="67" w:unhideWhenUsed="0"/>
-    <w:lsdException w:name="Medium Grid 2 Accent 3" w:semiHidden="0" w:uiPriority="68" w:unhideWhenUsed="0"/>
-    <w:lsdException w:name="Medium Grid 3 Accent 3" w:semiHidden="0" w:uiPriority="69" w:unhideWhenUsed="0"/>
-    <w:lsdException w:name="Dark List Accent 3" w:semiHidden="0" w:uiPriority="70" w:unhideWhenUsed="0"/>
-    <w:lsdException w:name="Colorful Shading Accent 3" w:semiHidden="0" w:uiPriority="71" w:unhideWhenUsed="0"/>
-    <w:lsdException w:name="Colorful List Accent 3" w:semiHidden="0" w:uiPriority="72" w:unhideWhenUsed="0"/>
-    <w:lsdException w:name="Colorful Grid Accent 3" w:semiHidden="0" w:uiPriority="73" w:unhideWhenUsed="0"/>
-    <w:lsdException w:name="Light Shading Accent 4" w:semiHidden="0" w:uiPriority="60" w:unhideWhenUsed="0"/>
-    <w:lsdException w:name="Light List Accent 4" w:semiHidden="0" w:uiPriority="61" w:unhideWhenUsed="0"/>
-    <w:lsdException w:name="Light Grid Accent 4" w:semiHidden="0" w:uiPriority="62" w:unhideWhenUsed="0"/>
-    <w:lsdException w:name="Medium Shading 1 Accent 4" w:semiHidden="0" w:uiPriority="63" w:unhideWhenUsed="0"/>
-    <w:lsdException w:name="Medium Shading 2 Accent 4" w:semiHidden="0" w:uiPriority="64" w:unhideWhenUsed="0"/>
-    <w:lsdException w:name="Medium List 1 Accent 4" w:semiHidden="0" w:uiPriority="65" w:unhideWhenUsed="0"/>
-    <w:lsdException w:name="Medium List 2 Accent 4" w:semiHidden="0" w:uiPriority="66" w:unhideWhenUsed="0"/>
-    <w:lsdException w:name="Medium Grid 1 Accent 4" w:semiHidden="0" w:uiPriority="67" w:unhideWhenUsed="0"/>
-    <w:lsdException w:name="Medium Grid 2 Accent 4" w:semiHidden="0" w:uiPriority="68" w:unhideWhenUsed="0"/>
-    <w:lsdException w:name="Medium Grid 3 Accent 4" w:semiHidden="0" w:uiPriority="69" w:unhideWhenUsed="0"/>
-    <w:lsdException w:name="Dark List Accent 4" w:semiHidden="0" w:uiPriority="70" w:unhideWhenUsed="0"/>
-    <w:lsdException w:name="Colorful Shading Accent 4" w:semiHidden="0" w:uiPriority="71" w:unhideWhenUsed="0"/>
-    <w:lsdException w:name="Colorful List Accent 4" w:semiHidden="0" w:uiPriority="72" w:unhideWhenUsed="0"/>
-    <w:lsdException w:name="Colorful Grid Accent 4" w:semiHidden="0" w:uiPriority="73" w:unhideWhenUsed="0"/>
-    <w:lsdException w:name="Light Shading Accent 5" w:semiHidden="0" w:uiPriority="60" w:unhideWhenUsed="0"/>
-    <w:lsdException w:name="Light List Accent 5" w:semiHidden="0" w:uiPriority="61" w:unhideWhenUsed="0"/>
-    <w:lsdException w:name="Light Grid Accent 5" w:semiHidden="0" w:uiPriority="62" w:unhideWhenUsed="0"/>
-    <w:lsdException w:name="Medium Shading 1 Accent 5" w:semiHidden="0" w:uiPriority="63" w:unhideWhenUsed="0"/>
-    <w:lsdException w:name="Medium Shading 2 Accent 5" w:semiHidden="0" w:uiPriority="64" w:unhideWhenUsed="0"/>
-    <w:lsdException w:name="Medium List 1 Accent 5" w:semiHidden="0" w:uiPriority="65" w:unhideWhenUsed="0"/>
-    <w:lsdException w:name="Medium List 2 Accent 5" w:semiHidden="0" w:uiPriority="66" w:unhideWhenUsed="0"/>
-    <w:lsdException w:name="Medium Grid 1 Accent 5" w:semiHidden="0" w:uiPriority="67" w:unhideWhenUsed="0"/>
-    <w:lsdException w:name="Medium Grid 2 Accent 5" w:semiHidden="0" w:uiPriority="68" w:unhideWhenUsed="0"/>
-    <w:lsdException w:name="Medium Grid 3 Accent 5" w:semiHidden="0" w:uiPriority="69" w:unhideWhenUsed="0"/>
-    <w:lsdException w:name="Dark List Accent 5" w:semiHidden="0" w:uiPriority="70" w:unhideWhenUsed="0"/>
-    <w:lsdException w:name="Colorful Shading Accent 5" w:semiHidden="0" w:uiPriority="71" w:unhideWhenUsed="0"/>
-    <w:lsdException w:name="Colorful List Accent 5" w:semiHidden="0" w:uiPriority="72" w:unhideWhenUsed="0"/>
-    <w:lsdException w:name="Colorful Grid Accent 5" w:semiHidden="0" w:uiPriority="73" w:unhideWhenUsed="0"/>
-    <w:lsdException w:name="Light Shading Accent 6" w:semiHidden="0" w:uiPriority="60" w:unhideWhenUsed="0"/>
-    <w:lsdException w:name="Light List Accent 6" w:semiHidden="0" w:uiPriority="61" w:unhideWhenUsed="0"/>
-    <w:lsdException w:name="Light Grid Accent 6" w:semiHidden="0" w:uiPriority="62" w:unhideWhenUsed="0"/>
-    <w:lsdException w:name="Medium Shading 1 Accent 6" w:semiHidden="0" w:uiPriority="63" w:unhideWhenUsed="0"/>
-    <w:lsdException w:name="Medium Shading 2 Accent 6" w:semiHidden="0" w:uiPriority="64" w:unhideWhenUsed="0"/>
-    <w:lsdException w:name="Medium List 1 Accent 6" w:semiHidden="0" w:uiPriority="65" w:unhideWhenUsed="0"/>
-    <w:lsdException w:name="Medium List 2 Accent 6" w:semiHidden="0" w:uiPriority="66" w:unhideWhenUsed="0"/>
-    <w:lsdException w:name="Medium Grid 1 Accent 6" w:semiHidden="0" w:uiPriority="67" w:unhideWhenUsed="0"/>
-    <w:lsdException w:name="Medium Grid 2 Accent 6" w:semiHidden="0" w:uiPriority="68" w:unhideWhenUsed="0"/>
-    <w:lsdException w:name="Medium Grid 3 Accent 6" w:semiHidden="0" w:uiPriority="69" w:unhideWhenUsed="0"/>
-    <w:lsdException w:name="Dark List Accent 6" w:semiHidden="0" w:uiPriority="70" w:unhideWhenUsed="0"/>
-    <w:lsdException w:name="Colorful Shading Accent 6" w:semiHidden="0" w:uiPriority="71" w:unhideWhenUsed="0"/>
-    <w:lsdException w:name="Colorful List Accent 6" w:semiHidden="0" w:uiPriority="72" w:unhideWhenUsed="0"/>
-    <w:lsdException w:name="Colorful Grid Accent 6" w:semiHidden="0" w:uiPriority="73" w:unhideWhenUsed="0"/>
+  <w:latentStyles w:count="260" w:defQFormat="0" w:defUnhideWhenUsed="1" w:defSemiHidden="1" w:defUIPriority="99" w:defLockedState="0">
+    <w:lsdException w:qFormat="1" w:unhideWhenUsed="0" w:uiPriority="0" w:semiHidden="0" w:name="Normal"/>
+    <w:lsdException w:qFormat="1" w:unhideWhenUsed="0" w:uiPriority="0" w:semiHidden="0" w:name="heading 1"/>
+    <w:lsdException w:qFormat="1" w:uiPriority="0" w:semiHidden="0" w:name="heading 2"/>
+    <w:lsdException w:qFormat="1" w:uiPriority="0" w:name="heading 3"/>
+    <w:lsdException w:qFormat="1" w:uiPriority="0" w:semiHidden="0" w:name="heading 4"/>
+    <w:lsdException w:qFormat="1" w:uiPriority="0" w:name="heading 5"/>
+    <w:lsdException w:qFormat="1" w:uiPriority="0" w:name="heading 6"/>
+    <w:lsdException w:qFormat="1" w:uiPriority="0" w:name="heading 7"/>
+    <w:lsdException w:qFormat="1" w:uiPriority="0" w:name="heading 8"/>
+    <w:lsdException w:qFormat="1" w:uiPriority="0" w:name="heading 9"/>
+    <w:lsdException w:unhideWhenUsed="0" w:uiPriority="0" w:semiHidden="0" w:name="index 1"/>
+    <w:lsdException w:unhideWhenUsed="0" w:uiPriority="0" w:semiHidden="0" w:name="index 2"/>
+    <w:lsdException w:unhideWhenUsed="0" w:uiPriority="0" w:semiHidden="0" w:name="index 3"/>
+    <w:lsdException w:unhideWhenUsed="0" w:uiPriority="0" w:semiHidden="0" w:name="index 4"/>
+    <w:lsdException w:unhideWhenUsed="0" w:uiPriority="0" w:semiHidden="0" w:name="index 5"/>
+    <w:lsdException w:unhideWhenUsed="0" w:uiPriority="0" w:semiHidden="0" w:name="index 6"/>
+    <w:lsdException w:unhideWhenUsed="0" w:uiPriority="0" w:semiHidden="0" w:name="index 7"/>
+    <w:lsdException w:unhideWhenUsed="0" w:uiPriority="0" w:semiHidden="0" w:name="index 8"/>
+    <w:lsdException w:unhideWhenUsed="0" w:uiPriority="0" w:semiHidden="0" w:name="index 9"/>
+    <w:lsdException w:qFormat="1" w:unhideWhenUsed="0" w:uiPriority="0" w:semiHidden="0" w:name="toc 1"/>
+    <w:lsdException w:qFormat="1" w:unhideWhenUsed="0" w:uiPriority="0" w:semiHidden="0" w:name="toc 2"/>
+    <w:lsdException w:qFormat="1" w:unhideWhenUsed="0" w:uiPriority="0" w:semiHidden="0" w:name="toc 3"/>
+    <w:lsdException w:unhideWhenUsed="0" w:uiPriority="0" w:semiHidden="0" w:name="toc 4"/>
+    <w:lsdException w:unhideWhenUsed="0" w:uiPriority="0" w:semiHidden="0" w:name="toc 5"/>
+    <w:lsdException w:unhideWhenUsed="0" w:uiPriority="0" w:semiHidden="0" w:name="toc 6"/>
+    <w:lsdException w:unhideWhenUsed="0" w:uiPriority="0" w:semiHidden="0" w:name="toc 7"/>
+    <w:lsdException w:unhideWhenUsed="0" w:uiPriority="0" w:semiHidden="0" w:name="toc 8"/>
+    <w:lsdException w:unhideWhenUsed="0" w:uiPriority="0" w:semiHidden="0" w:name="toc 9"/>
+    <w:lsdException w:unhideWhenUsed="0" w:uiPriority="0" w:semiHidden="0" w:name="Normal Indent"/>
+    <w:lsdException w:unhideWhenUsed="0" w:uiPriority="0" w:semiHidden="0" w:name="footnote text"/>
+    <w:lsdException w:qFormat="1" w:unhideWhenUsed="0" w:uiPriority="0" w:semiHidden="0" w:name="annotation text"/>
+    <w:lsdException w:qFormat="1" w:unhideWhenUsed="0" w:uiPriority="0" w:semiHidden="0" w:name="header"/>
+    <w:lsdException w:qFormat="1" w:unhideWhenUsed="0" w:uiPriority="0" w:semiHidden="0" w:name="footer"/>
+    <w:lsdException w:unhideWhenUsed="0" w:uiPriority="0" w:semiHidden="0" w:name="index heading"/>
+    <w:lsdException w:qFormat="1" w:uiPriority="0" w:name="caption"/>
+    <w:lsdException w:unhideWhenUsed="0" w:uiPriority="0" w:semiHidden="0" w:name="table of figures"/>
+    <w:lsdException w:unhideWhenUsed="0" w:uiPriority="0" w:semiHidden="0" w:name="envelope address"/>
+    <w:lsdException w:unhideWhenUsed="0" w:uiPriority="0" w:semiHidden="0" w:name="envelope return"/>
+    <w:lsdException w:unhideWhenUsed="0" w:uiPriority="0" w:semiHidden="0" w:name="footnote reference"/>
+    <w:lsdException w:unhideWhenUsed="0" w:uiPriority="0" w:semiHidden="0" w:name="annotation reference"/>
+    <w:lsdException w:unhideWhenUsed="0" w:uiPriority="0" w:semiHidden="0" w:name="line number"/>
+    <w:lsdException w:unhideWhenUsed="0" w:uiPriority="0" w:semiHidden="0" w:name="page number"/>
+    <w:lsdException w:unhideWhenUsed="0" w:uiPriority="0" w:semiHidden="0" w:name="endnote reference"/>
+    <w:lsdException w:unhideWhenUsed="0" w:uiPriority="0" w:semiHidden="0" w:name="endnote text"/>
+    <w:lsdException w:unhideWhenUsed="0" w:uiPriority="0" w:semiHidden="0" w:name="table of authorities"/>
+    <w:lsdException w:unhideWhenUsed="0" w:uiPriority="0" w:semiHidden="0" w:name="macro"/>
+    <w:lsdException w:unhideWhenUsed="0" w:uiPriority="0" w:semiHidden="0" w:name="toa heading"/>
+    <w:lsdException w:unhideWhenUsed="0" w:uiPriority="0" w:semiHidden="0" w:name="List"/>
+    <w:lsdException w:unhideWhenUsed="0" w:uiPriority="0" w:semiHidden="0" w:name="List Bullet"/>
+    <w:lsdException w:unhideWhenUsed="0" w:uiPriority="0" w:semiHidden="0" w:name="List Number"/>
+    <w:lsdException w:unhideWhenUsed="0" w:uiPriority="0" w:semiHidden="0" w:name="List 2"/>
+    <w:lsdException w:unhideWhenUsed="0" w:uiPriority="0" w:semiHidden="0" w:name="List 3"/>
+    <w:lsdException w:unhideWhenUsed="0" w:uiPriority="0" w:semiHidden="0" w:name="List 4"/>
+    <w:lsdException w:unhideWhenUsed="0" w:uiPriority="0" w:semiHidden="0" w:name="List 5"/>
+    <w:lsdException w:unhideWhenUsed="0" w:uiPriority="0" w:semiHidden="0" w:name="List Bullet 2"/>
+    <w:lsdException w:unhideWhenUsed="0" w:uiPriority="0" w:semiHidden="0" w:name="List Bullet 3"/>
+    <w:lsdException w:unhideWhenUsed="0" w:uiPriority="0" w:semiHidden="0" w:name="List Bullet 4"/>
+    <w:lsdException w:unhideWhenUsed="0" w:uiPriority="0" w:semiHidden="0" w:name="List Bullet 5"/>
+    <w:lsdException w:unhideWhenUsed="0" w:uiPriority="0" w:semiHidden="0" w:name="List Number 2"/>
+    <w:lsdException w:unhideWhenUsed="0" w:uiPriority="0" w:semiHidden="0" w:name="List Number 3"/>
+    <w:lsdException w:unhideWhenUsed="0" w:uiPriority="0" w:semiHidden="0" w:name="List Number 4"/>
+    <w:lsdException w:unhideWhenUsed="0" w:uiPriority="0" w:semiHidden="0" w:name="List Number 5"/>
+    <w:lsdException w:qFormat="1" w:unhideWhenUsed="0" w:uiPriority="0" w:semiHidden="0" w:name="Title"/>
+    <w:lsdException w:unhideWhenUsed="0" w:uiPriority="0" w:semiHidden="0" w:name="Closing"/>
+    <w:lsdException w:unhideWhenUsed="0" w:uiPriority="0" w:semiHidden="0" w:name="Signature"/>
+    <w:lsdException w:qFormat="1" w:unhideWhenUsed="0" w:uiPriority="0" w:name="Default Paragraph Font"/>
+    <w:lsdException w:qFormat="1" w:unhideWhenUsed="0" w:uiPriority="0" w:name="Body Text"/>
+    <w:lsdException w:unhideWhenUsed="0" w:uiPriority="0" w:semiHidden="0" w:name="Body Text Indent"/>
+    <w:lsdException w:unhideWhenUsed="0" w:uiPriority="0" w:semiHidden="0" w:name="List Continue"/>
+    <w:lsdException w:unhideWhenUsed="0" w:uiPriority="0" w:semiHidden="0" w:name="List Continue 2"/>
+    <w:lsdException w:unhideWhenUsed="0" w:uiPriority="0" w:semiHidden="0" w:name="List Continue 3"/>
+    <w:lsdException w:unhideWhenUsed="0" w:uiPriority="0" w:semiHidden="0" w:name="List Continue 4"/>
+    <w:lsdException w:unhideWhenUsed="0" w:uiPriority="0" w:semiHidden="0" w:name="List Continue 5"/>
+    <w:lsdException w:unhideWhenUsed="0" w:uiPriority="0" w:semiHidden="0" w:name="Message Header"/>
+    <w:lsdException w:qFormat="1" w:unhideWhenUsed="0" w:uiPriority="0" w:semiHidden="0" w:name="Subtitle"/>
+    <w:lsdException w:unhideWhenUsed="0" w:uiPriority="0" w:semiHidden="0" w:name="Salutation"/>
+    <w:lsdException w:unhideWhenUsed="0" w:uiPriority="0" w:semiHidden="0" w:name="Date"/>
+    <w:lsdException w:unhideWhenUsed="0" w:uiPriority="0" w:semiHidden="0" w:name="Body Text First Indent"/>
+    <w:lsdException w:unhideWhenUsed="0" w:uiPriority="0" w:semiHidden="0" w:name="Body Text First Indent 2"/>
+    <w:lsdException w:uiPriority="99" w:name="Note Heading"/>
+    <w:lsdException w:unhideWhenUsed="0" w:uiPriority="0" w:semiHidden="0" w:name="Body Text 2"/>
+    <w:lsdException w:unhideWhenUsed="0" w:uiPriority="0" w:semiHidden="0" w:name="Body Text 3"/>
+    <w:lsdException w:unhideWhenUsed="0" w:uiPriority="0" w:semiHidden="0" w:name="Body Text Indent 2"/>
+    <w:lsdException w:unhideWhenUsed="0" w:uiPriority="0" w:semiHidden="0" w:name="Body Text Indent 3"/>
+    <w:lsdException w:unhideWhenUsed="0" w:uiPriority="0" w:semiHidden="0" w:name="Block Text"/>
+    <w:lsdException w:unhideWhenUsed="0" w:uiPriority="0" w:semiHidden="0" w:name="Hyperlink"/>
+    <w:lsdException w:unhideWhenUsed="0" w:uiPriority="0" w:semiHidden="0" w:name="FollowedHyperlink"/>
+    <w:lsdException w:qFormat="1" w:unhideWhenUsed="0" w:uiPriority="0" w:semiHidden="0" w:name="Strong"/>
+    <w:lsdException w:qFormat="1" w:unhideWhenUsed="0" w:uiPriority="0" w:semiHidden="0" w:name="Emphasis"/>
+    <w:lsdException w:unhideWhenUsed="0" w:uiPriority="0" w:semiHidden="0" w:name="Document Map"/>
+    <w:lsdException w:unhideWhenUsed="0" w:uiPriority="0" w:semiHidden="0" w:name="Plain Text"/>
+    <w:lsdException w:unhideWhenUsed="0" w:uiPriority="0" w:semiHidden="0" w:name="E-mail Signature"/>
+    <w:lsdException w:qFormat="1" w:unhideWhenUsed="0" w:uiPriority="0" w:semiHidden="0" w:name="Normal (Web)"/>
+    <w:lsdException w:unhideWhenUsed="0" w:uiPriority="0" w:semiHidden="0" w:name="HTML Acronym"/>
+    <w:lsdException w:unhideWhenUsed="0" w:uiPriority="0" w:semiHidden="0" w:name="HTML Address"/>
+    <w:lsdException w:unhideWhenUsed="0" w:uiPriority="0" w:semiHidden="0" w:name="HTML Cite"/>
+    <w:lsdException w:unhideWhenUsed="0" w:uiPriority="0" w:semiHidden="0" w:name="HTML Code"/>
+    <w:lsdException w:unhideWhenUsed="0" w:uiPriority="0" w:semiHidden="0" w:name="HTML Definition"/>
+    <w:lsdException w:unhideWhenUsed="0" w:uiPriority="0" w:semiHidden="0" w:name="HTML Keyboard"/>
+    <w:lsdException w:unhideWhenUsed="0" w:uiPriority="0" w:semiHidden="0" w:name="HTML Preformatted"/>
+    <w:lsdException w:unhideWhenUsed="0" w:uiPriority="0" w:semiHidden="0" w:name="HTML Sample"/>
+    <w:lsdException w:unhideWhenUsed="0" w:uiPriority="0" w:semiHidden="0" w:name="HTML Typewriter"/>
+    <w:lsdException w:unhideWhenUsed="0" w:uiPriority="0" w:semiHidden="0" w:name="HTML Variable"/>
+    <w:lsdException w:qFormat="1" w:unhideWhenUsed="0" w:uiPriority="0" w:name="Normal Table"/>
+    <w:lsdException w:unhideWhenUsed="0" w:uiPriority="0" w:semiHidden="0" w:name="annotation subject"/>
+    <w:lsdException w:unhideWhenUsed="0" w:uiPriority="0" w:semiHidden="0" w:name="Table Simple 1"/>
+    <w:lsdException w:unhideWhenUsed="0" w:uiPriority="0" w:semiHidden="0" w:name="Table Simple 2"/>
+    <w:lsdException w:unhideWhenUsed="0" w:uiPriority="0" w:semiHidden="0" w:name="Table Simple 3"/>
+    <w:lsdException w:unhideWhenUsed="0" w:uiPriority="0" w:semiHidden="0" w:name="Table Classic 1"/>
+    <w:lsdException w:unhideWhenUsed="0" w:uiPriority="0" w:semiHidden="0" w:name="Table Classic 2"/>
+    <w:lsdException w:unhideWhenUsed="0" w:uiPriority="0" w:semiHidden="0" w:name="Table Classic 3"/>
+    <w:lsdException w:unhideWhenUsed="0" w:uiPriority="0" w:semiHidden="0" w:name="Table Classic 4"/>
+    <w:lsdException w:unhideWhenUsed="0" w:uiPriority="0" w:semiHidden="0" w:name="Table Colorful 1"/>
+    <w:lsdException w:unhideWhenUsed="0" w:uiPriority="0" w:semiHidden="0" w:name="Table Colorful 2"/>
+    <w:lsdException w:unhideWhenUsed="0" w:uiPriority="0" w:semiHidden="0" w:name="Table Colorful 3"/>
+    <w:lsdException w:unhideWhenUsed="0" w:uiPriority="0" w:semiHidden="0" w:name="Table Columns 1"/>
+    <w:lsdException w:unhideWhenUsed="0" w:uiPriority="0" w:semiHidden="0" w:name="Table Columns 2"/>
+    <w:lsdException w:unhideWhenUsed="0" w:uiPriority="0" w:semiHidden="0" w:name="Table Columns 3"/>
+    <w:lsdException w:unhideWhenUsed="0" w:uiPriority="0" w:semiHidden="0" w:name="Table Columns 4"/>
+    <w:lsdException w:unhideWhenUsed="0" w:uiPriority="0" w:semiHidden="0" w:name="Table Columns 5"/>
+    <w:lsdException w:unhideWhenUsed="0" w:uiPriority="0" w:semiHidden="0" w:name="Table Grid 1"/>
+    <w:lsdException w:unhideWhenUsed="0" w:uiPriority="0" w:semiHidden="0" w:name="Table Grid 2"/>
+    <w:lsdException w:unhideWhenUsed="0" w:uiPriority="0" w:semiHidden="0" w:name="Table Grid 3"/>
+    <w:lsdException w:unhideWhenUsed="0" w:uiPriority="0" w:semiHidden="0" w:name="Table Grid 4"/>
+    <w:lsdException w:unhideWhenUsed="0" w:uiPriority="0" w:semiHidden="0" w:name="Table Grid 5"/>
+    <w:lsdException w:unhideWhenUsed="0" w:uiPriority="0" w:semiHidden="0" w:name="Table Grid 6"/>
+    <w:lsdException w:unhideWhenUsed="0" w:uiPriority="0" w:semiHidden="0" w:name="Table Grid 7"/>
+    <w:lsdException w:unhideWhenUsed="0" w:uiPriority="0" w:semiHidden="0" w:name="Table Grid 8"/>
+    <w:lsdException w:unhideWhenUsed="0" w:uiPriority="0" w:semiHidden="0" w:name="Table List 1"/>
+    <w:lsdException w:unhideWhenUsed="0" w:uiPriority="0" w:semiHidden="0" w:name="Table List 2"/>
+    <w:lsdException w:unhideWhenUsed="0" w:uiPriority="0" w:semiHidden="0" w:name="Table List 3"/>
+    <w:lsdException w:unhideWhenUsed="0" w:uiPriority="0" w:semiHidden="0" w:name="Table List 4"/>
+    <w:lsdException w:unhideWhenUsed="0" w:uiPriority="0" w:semiHidden="0" w:name="Table List 5"/>
+    <w:lsdException w:unhideWhenUsed="0" w:uiPriority="0" w:semiHidden="0" w:name="Table List 6"/>
+    <w:lsdException w:unhideWhenUsed="0" w:uiPriority="0" w:semiHidden="0" w:name="Table List 7"/>
+    <w:lsdException w:unhideWhenUsed="0" w:uiPriority="0" w:semiHidden="0" w:name="Table List 8"/>
+    <w:lsdException w:unhideWhenUsed="0" w:uiPriority="0" w:semiHidden="0" w:name="Table 3D effects 1"/>
+    <w:lsdException w:unhideWhenUsed="0" w:uiPriority="0" w:semiHidden="0" w:name="Table 3D effects 2"/>
+    <w:lsdException w:unhideWhenUsed="0" w:uiPriority="0" w:semiHidden="0" w:name="Table 3D effects 3"/>
+    <w:lsdException w:unhideWhenUsed="0" w:uiPriority="0" w:semiHidden="0" w:name="Table Contemporary"/>
+    <w:lsdException w:unhideWhenUsed="0" w:uiPriority="0" w:semiHidden="0" w:name="Table Elegant"/>
+    <w:lsdException w:unhideWhenUsed="0" w:uiPriority="0" w:semiHidden="0" w:name="Table Professional"/>
+    <w:lsdException w:unhideWhenUsed="0" w:uiPriority="0" w:semiHidden="0" w:name="Table Subtle 1"/>
+    <w:lsdException w:unhideWhenUsed="0" w:uiPriority="0" w:semiHidden="0" w:name="Table Subtle 2"/>
+    <w:lsdException w:unhideWhenUsed="0" w:uiPriority="0" w:semiHidden="0" w:name="Table Web 1"/>
+    <w:lsdException w:unhideWhenUsed="0" w:uiPriority="0" w:semiHidden="0" w:name="Table Web 2"/>
+    <w:lsdException w:unhideWhenUsed="0" w:uiPriority="0" w:semiHidden="0" w:name="Table Web 3"/>
+    <w:lsdException w:unhideWhenUsed="0" w:uiPriority="0" w:semiHidden="0" w:name="Balloon Text"/>
+    <w:lsdException w:qFormat="1" w:unhideWhenUsed="0" w:uiPriority="0" w:semiHidden="0" w:name="Table Grid"/>
+    <w:lsdException w:unhideWhenUsed="0" w:uiPriority="0" w:semiHidden="0" w:name="Table Theme"/>
+    <w:lsdException w:unhideWhenUsed="0" w:uiPriority="60" w:semiHidden="0" w:name="Light Shading"/>
+    <w:lsdException w:unhideWhenUsed="0" w:uiPriority="61" w:semiHidden="0" w:name="Light List"/>
+    <w:lsdException w:unhideWhenUsed="0" w:uiPriority="62" w:semiHidden="0" w:name="Light Grid"/>
+    <w:lsdException w:unhideWhenUsed="0" w:uiPriority="63" w:semiHidden="0" w:name="Medium Shading 1"/>
+    <w:lsdException w:unhideWhenUsed="0" w:uiPriority="64" w:semiHidden="0" w:name="Medium Shading 2"/>
+    <w:lsdException w:unhideWhenUsed="0" w:uiPriority="65" w:semiHidden="0" w:name="Medium List 1"/>
+    <w:lsdException w:unhideWhenUsed="0" w:uiPriority="66" w:semiHidden="0" w:name="Medium List 2"/>
+    <w:lsdException w:unhideWhenUsed="0" w:uiPriority="67" w:semiHidden="0" w:name="Medium Grid 1"/>
+    <w:lsdException w:unhideWhenUsed="0" w:uiPriority="68" w:semiHidden="0" w:name="Medium Grid 2"/>
+    <w:lsdException w:unhideWhenUsed="0" w:uiPriority="69" w:semiHidden="0" w:name="Medium Grid 3"/>
+    <w:lsdException w:unhideWhenUsed="0" w:uiPriority="70" w:semiHidden="0" w:name="Dark List"/>
+    <w:lsdException w:unhideWhenUsed="0" w:uiPriority="71" w:semiHidden="0" w:name="Colorful Shading"/>
+    <w:lsdException w:unhideWhenUsed="0" w:uiPriority="72" w:semiHidden="0" w:name="Colorful List"/>
+    <w:lsdException w:unhideWhenUsed="0" w:uiPriority="73" w:semiHidden="0" w:name="Colorful Grid"/>
+    <w:lsdException w:unhideWhenUsed="0" w:uiPriority="60" w:semiHidden="0" w:name="Light Shading Accent 1"/>
+    <w:lsdException w:unhideWhenUsed="0" w:uiPriority="61" w:semiHidden="0" w:name="Light List Accent 1"/>
+    <w:lsdException w:unhideWhenUsed="0" w:uiPriority="62" w:semiHidden="0" w:name="Light Grid Accent 1"/>
+    <w:lsdException w:unhideWhenUsed="0" w:uiPriority="63" w:semiHidden="0" w:name="Medium Shading 1 Accent 1"/>
+    <w:lsdException w:unhideWhenUsed="0" w:uiPriority="64" w:semiHidden="0" w:name="Medium Shading 2 Accent 1"/>
+    <w:lsdException w:unhideWhenUsed="0" w:uiPriority="65" w:semiHidden="0" w:name="Medium List 1 Accent 1"/>
+    <w:lsdException w:unhideWhenUsed="0" w:uiPriority="66" w:semiHidden="0" w:name="Medium List 2 Accent 1"/>
+    <w:lsdException w:unhideWhenUsed="0" w:uiPriority="67" w:semiHidden="0" w:name="Medium Grid 1 Accent 1"/>
+    <w:lsdException w:unhideWhenUsed="0" w:uiPriority="68" w:semiHidden="0" w:name="Medium Grid 2 Accent 1"/>
+    <w:lsdException w:unhideWhenUsed="0" w:uiPriority="69" w:semiHidden="0" w:name="Medium Grid 3 Accent 1"/>
+    <w:lsdException w:unhideWhenUsed="0" w:uiPriority="70" w:semiHidden="0" w:name="Dark List Accent 1"/>
+    <w:lsdException w:unhideWhenUsed="0" w:uiPriority="71" w:semiHidden="0" w:name="Colorful Shading Accent 1"/>
+    <w:lsdException w:unhideWhenUsed="0" w:uiPriority="72" w:semiHidden="0" w:name="Colorful List Accent 1"/>
+    <w:lsdException w:unhideWhenUsed="0" w:uiPriority="73" w:semiHidden="0" w:name="Colorful Grid Accent 1"/>
+    <w:lsdException w:unhideWhenUsed="0" w:uiPriority="60" w:semiHidden="0" w:name="Light Shading Accent 2"/>
+    <w:lsdException w:unhideWhenUsed="0" w:uiPriority="61" w:semiHidden="0" w:name="Light List Accent 2"/>
+    <w:lsdException w:unhideWhenUsed="0" w:uiPriority="62" w:semiHidden="0" w:name="Light Grid Accent 2"/>
+    <w:lsdException w:unhideWhenUsed="0" w:uiPriority="63" w:semiHidden="0" w:name="Medium Shading 1 Accent 2"/>
+    <w:lsdException w:unhideWhenUsed="0" w:uiPriority="64" w:semiHidden="0" w:name="Medium Shading 2 Accent 2"/>
+    <w:lsdException w:unhideWhenUsed="0" w:uiPriority="65" w:semiHidden="0" w:name="Medium List 1 Accent 2"/>
+    <w:lsdException w:unhideWhenUsed="0" w:uiPriority="66" w:semiHidden="0" w:name="Medium List 2 Accent 2"/>
+    <w:lsdException w:unhideWhenUsed="0" w:uiPriority="67" w:semiHidden="0" w:name="Medium Grid 1 Accent 2"/>
+    <w:lsdException w:unhideWhenUsed="0" w:uiPriority="68" w:semiHidden="0" w:name="Medium Grid 2 Accent 2"/>
+    <w:lsdException w:unhideWhenUsed="0" w:uiPriority="69" w:semiHidden="0" w:name="Medium Grid 3 Accent 2"/>
+    <w:lsdException w:unhideWhenUsed="0" w:uiPriority="70" w:semiHidden="0" w:name="Dark List Accent 2"/>
+    <w:lsdException w:unhideWhenUsed="0" w:uiPriority="71" w:semiHidden="0" w:name="Colorful Shading Accent 2"/>
+    <w:lsdException w:unhideWhenUsed="0" w:uiPriority="72" w:semiHidden="0" w:name="Colorful List Accent 2"/>
+    <w:lsdException w:unhideWhenUsed="0" w:uiPriority="73" w:semiHidden="0" w:name="Colorful Grid Accent 2"/>
+    <w:lsdException w:unhideWhenUsed="0" w:uiPriority="60" w:semiHidden="0" w:name="Light Shading Accent 3"/>
+    <w:lsdException w:unhideWhenUsed="0" w:uiPriority="61" w:semiHidden="0" w:name="Light List Accent 3"/>
+    <w:lsdException w:unhideWhenUsed="0" w:uiPriority="62" w:semiHidden="0" w:name="Light Grid Accent 3"/>
+    <w:lsdException w:unhideWhenUsed="0" w:uiPriority="63" w:semiHidden="0" w:name="Medium Shading 1 Accent 3"/>
+    <w:lsdException w:unhideWhenUsed="0" w:uiPriority="64" w:semiHidden="0" w:name="Medium Shading 2 Accent 3"/>
+    <w:lsdException w:unhideWhenUsed="0" w:uiPriority="65" w:semiHidden="0" w:name="Medium List 1 Accent 3"/>
+    <w:lsdException w:unhideWhenUsed="0" w:uiPriority="66" w:semiHidden="0" w:name="Medium List 2 Accent 3"/>
+    <w:lsdException w:unhideWhenUsed="0" w:uiPriority="67" w:semiHidden="0" w:name="Medium Grid 1 Accent 3"/>
+    <w:lsdException w:unhideWhenUsed="0" w:uiPriority="68" w:semiHidden="0" w:name="Medium Grid 2 Accent 3"/>
+    <w:lsdException w:unhideWhenUsed="0" w:uiPriority="69" w:semiHidden="0" w:name="Medium Grid 3 Accent 3"/>
+    <w:lsdException w:unhideWhenUsed="0" w:uiPriority="70" w:semiHidden="0" w:name="Dark List Accent 3"/>
+    <w:lsdException w:unhideWhenUsed="0" w:uiPriority="71" w:semiHidden="0" w:name="Colorful Shading Accent 3"/>
+    <w:lsdException w:unhideWhenUsed="0" w:uiPriority="72" w:semiHidden="0" w:name="Colorful List Accent 3"/>
+    <w:lsdException w:unhideWhenUsed="0" w:uiPriority="73" w:semiHidden="0" w:name="Colorful Grid Accent 3"/>
+    <w:lsdException w:unhideWhenUsed="0" w:uiPriority="60" w:semiHidden="0" w:name="Light Shading Accent 4"/>
+    <w:lsdException w:unhideWhenUsed="0" w:uiPriority="61" w:semiHidden="0" w:name="Light List Accent 4"/>
+    <w:lsdException w:unhideWhenUsed="0" w:uiPriority="62" w:semiHidden="0" w:name="Light Grid Accent 4"/>
+    <w:lsdException w:unhideWhenUsed="0" w:uiPriority="63" w:semiHidden="0" w:name="Medium Shading 1 Accent 4"/>
+    <w:lsdException w:unhideWhenUsed="0" w:uiPriority="64" w:semiHidden="0" w:name="Medium Shading 2 Accent 4"/>
+    <w:lsdException w:unhideWhenUsed="0" w:uiPriority="65" w:semiHidden="0" w:name="Medium List 1 Accent 4"/>
+    <w:lsdException w:unhideWhenUsed="0" w:uiPriority="66" w:semiHidden="0" w:name="Medium List 2 Accent 4"/>
+    <w:lsdException w:unhideWhenUsed="0" w:uiPriority="67" w:semiHidden="0" w:name="Medium Grid 1 Accent 4"/>
+    <w:lsdException w:unhideWhenUsed="0" w:uiPriority="68" w:semiHidden="0" w:name="Medium Grid 2 Accent 4"/>
+    <w:lsdException w:unhideWhenUsed="0" w:uiPriority="69" w:semiHidden="0" w:name="Medium Grid 3 Accent 4"/>
+    <w:lsdException w:unhideWhenUsed="0" w:uiPriority="70" w:semiHidden="0" w:name="Dark List Accent 4"/>
+    <w:lsdException w:unhideWhenUsed="0" w:uiPriority="71" w:semiHidden="0" w:name="Colorful Shading Accent 4"/>
+    <w:lsdException w:unhideWhenUsed="0" w:uiPriority="72" w:semiHidden="0" w:name="Colorful List Accent 4"/>
+    <w:lsdException w:unhideWhenUsed="0" w:uiPriority="73" w:semiHidden="0" w:name="Colorful Grid Accent 4"/>
+    <w:lsdException w:unhideWhenUsed="0" w:uiPriority="60" w:semiHidden="0" w:name="Light Shading Accent 5"/>
+    <w:lsdException w:unhideWhenUsed="0" w:uiPriority="61" w:semiHidden="0" w:name="Light List Accent 5"/>
+    <w:lsdException w:unhideWhenUsed="0" w:uiPriority="62" w:semiHidden="0" w:name="Light Grid Accent 5"/>
+    <w:lsdException w:unhideWhenUsed="0" w:uiPriority="63" w:semiHidden="0" w:name="Medium Shading 1 Accent 5"/>
+    <w:lsdException w:unhideWhenUsed="0" w:uiPriority="64" w:semiHidden="0" w:name="Medium Shading 2 Accent 5"/>
+    <w:lsdException w:unhideWhenUsed="0" w:uiPriority="65" w:semiHidden="0" w:name="Medium List 1 Accent 5"/>
+    <w:lsdException w:unhideWhenUsed="0" w:uiPriority="66" w:semiHidden="0" w:name="Medium List 2 Accent 5"/>
+    <w:lsdException w:unhideWhenUsed="0" w:uiPriority="67" w:semiHidden="0" w:name="Medium Grid 1 Accent 5"/>
+    <w:lsdException w:unhideWhenUsed="0" w:uiPriority="68" w:semiHidden="0" w:name="Medium Grid 2 Accent 5"/>
+    <w:lsdException w:unhideWhenUsed="0" w:uiPriority="69" w:semiHidden="0" w:name="Medium Grid 3 Accent 5"/>
+    <w:lsdException w:unhideWhenUsed="0" w:uiPriority="70" w:semiHidden="0" w:name="Dark List Accent 5"/>
+    <w:lsdException w:unhideWhenUsed="0" w:uiPriority="71" w:semiHidden="0" w:name="Colorful Shading Accent 5"/>
+    <w:lsdException w:unhideWhenUsed="0" w:uiPriority="72" w:semiHidden="0" w:name="Colorful List Accent 5"/>
+    <w:lsdException w:unhideWhenUsed="0" w:uiPriority="73" w:semiHidden="0" w:name="Colorful Grid Accent 5"/>
+    <w:lsdException w:unhideWhenUsed="0" w:uiPriority="60" w:semiHidden="0" w:name="Light Shading Accent 6"/>
+    <w:lsdException w:unhideWhenUsed="0" w:uiPriority="61" w:semiHidden="0" w:name="Light List Accent 6"/>
+    <w:lsdException w:unhideWhenUsed="0" w:uiPriority="62" w:semiHidden="0" w:name="Light Grid Accent 6"/>
+    <w:lsdException w:unhideWhenUsed="0" w:uiPriority="63" w:semiHidden="0" w:name="Medium Shading 1 Accent 6"/>
+    <w:lsdException w:unhideWhenUsed="0" w:uiPriority="64" w:semiHidden="0" w:name="Medium Shading 2 Accent 6"/>
+    <w:lsdException w:unhideWhenUsed="0" w:uiPriority="65" w:semiHidden="0" w:name="Medium List 1 Accent 6"/>
+    <w:lsdException w:unhideWhenUsed="0" w:uiPriority="66" w:semiHidden="0" w:name="Medium List 2 Accent 6"/>
+    <w:lsdException w:unhideWhenUsed="0" w:uiPriority="67" w:semiHidden="0" w:name="Medium Grid 1 Accent 6"/>
+    <w:lsdException w:unhideWhenUsed="0" w:uiPriority="68" w:semiHidden="0" w:name="Medium Grid 2 Accent 6"/>
+    <w:lsdException w:unhideWhenUsed="0" w:uiPriority="69" w:semiHidden="0" w:name="Medium Grid 3 Accent 6"/>
+    <w:lsdException w:unhideWhenUsed="0" w:uiPriority="70" w:semiHidden="0" w:name="Dark List Accent 6"/>
+    <w:lsdException w:unhideWhenUsed="0" w:uiPriority="71" w:semiHidden="0" w:name="Colorful Shading Accent 6"/>
+    <w:lsdException w:unhideWhenUsed="0" w:uiPriority="72" w:semiHidden="0" w:name="Colorful List Accent 6"/>
+    <w:lsdException w:unhideWhenUsed="0" w:uiPriority="73" w:semiHidden="0" w:name="Colorful Grid Accent 6"/>
   </w:latentStyles>
-  <w:style w:type="paragraph" w:default="1" w:styleId="Normal">
+  <w:style w:type="paragraph" w:default="1" w:styleId="1">
     <w:name w:val="Normal"/>
     <w:qFormat/>
+    <w:uiPriority w:val="0"/>
     <w:pPr>
       <w:kinsoku w:val="0"/>
       <w:autoSpaceDE w:val="0"/>
@@ -6420,7 +6554,7 @@
       <w:textAlignment w:val="baseline"/>
     </w:pPr>
     <w:rPr>
-      <w:rFonts w:ascii="Arial" w:eastAsia="宋体" w:hAnsi="Arial" w:cs="Arial"/>
+      <w:rFonts w:ascii="Arial" w:hAnsi="Arial" w:eastAsia="宋体" w:cs="Arial"/>
       <w:snapToGrid w:val="0"/>
       <w:color w:val="000000"/>
       <w:kern w:val="0"/>
@@ -6429,11 +6563,12 @@
       <w:lang w:val="en-US" w:eastAsia="en-US" w:bidi="ar-SA"/>
     </w:rPr>
   </w:style>
-  <w:style w:type="paragraph" w:styleId="Heading1">
+  <w:style w:type="paragraph" w:styleId="2">
     <w:name w:val="heading 1"/>
-    <w:basedOn w:val="Normal"/>
-    <w:next w:val="Normal"/>
+    <w:basedOn w:val="1"/>
+    <w:next w:val="1"/>
     <w:qFormat/>
+    <w:uiPriority w:val="0"/>
     <w:pPr>
       <w:keepNext/>
       <w:keepLines/>
@@ -6451,12 +6586,13 @@
       <w:sz w:val="44"/>
     </w:rPr>
   </w:style>
-  <w:style w:type="paragraph" w:styleId="Heading2">
+  <w:style w:type="paragraph" w:styleId="3">
     <w:name w:val="heading 2"/>
-    <w:basedOn w:val="Normal"/>
-    <w:next w:val="Normal"/>
+    <w:basedOn w:val="1"/>
+    <w:next w:val="1"/>
     <w:unhideWhenUsed/>
     <w:qFormat/>
+    <w:uiPriority w:val="0"/>
     <w:pPr>
       <w:keepNext/>
       <w:keepLines/>
@@ -6469,18 +6605,19 @@
       <w:outlineLvl w:val="1"/>
     </w:pPr>
     <w:rPr>
-      <w:rFonts w:ascii="Arial" w:eastAsia="黑体" w:hAnsi="Arial"/>
+      <w:rFonts w:ascii="Arial" w:hAnsi="Arial" w:eastAsia="黑体"/>
       <w:b/>
       <w:sz w:val="32"/>
     </w:rPr>
   </w:style>
-  <w:style w:type="paragraph" w:styleId="Heading3">
+  <w:style w:type="paragraph" w:styleId="4">
     <w:name w:val="heading 3"/>
-    <w:basedOn w:val="Normal"/>
-    <w:next w:val="Normal"/>
+    <w:basedOn w:val="1"/>
+    <w:next w:val="1"/>
     <w:semiHidden/>
     <w:unhideWhenUsed/>
     <w:qFormat/>
+    <w:uiPriority w:val="0"/>
     <w:pPr>
       <w:keepNext/>
       <w:keepLines/>
@@ -6497,12 +6634,13 @@
       <w:sz w:val="32"/>
     </w:rPr>
   </w:style>
-  <w:style w:type="paragraph" w:styleId="Heading4">
+  <w:style w:type="paragraph" w:styleId="5">
     <w:name w:val="heading 4"/>
-    <w:basedOn w:val="Normal"/>
-    <w:next w:val="Normal"/>
+    <w:basedOn w:val="1"/>
+    <w:next w:val="1"/>
     <w:unhideWhenUsed/>
     <w:qFormat/>
+    <w:uiPriority w:val="0"/>
     <w:pPr>
       <w:keepNext/>
       <w:keepLines/>
@@ -6515,18 +6653,19 @@
       <w:outlineLvl w:val="3"/>
     </w:pPr>
     <w:rPr>
-      <w:rFonts w:ascii="Arial" w:eastAsia="黑体" w:hAnsi="Arial"/>
+      <w:rFonts w:ascii="Arial" w:hAnsi="Arial" w:eastAsia="黑体"/>
       <w:b/>
       <w:sz w:val="28"/>
     </w:rPr>
   </w:style>
-  <w:style w:type="paragraph" w:styleId="Heading5">
+  <w:style w:type="paragraph" w:styleId="6">
     <w:name w:val="heading 5"/>
-    <w:basedOn w:val="Normal"/>
-    <w:next w:val="Normal"/>
+    <w:basedOn w:val="1"/>
+    <w:next w:val="1"/>
     <w:semiHidden/>
     <w:unhideWhenUsed/>
     <w:qFormat/>
+    <w:uiPriority w:val="0"/>
     <w:pPr>
       <w:keepNext/>
       <w:keepLines/>
@@ -6543,13 +6682,14 @@
       <w:sz w:val="28"/>
     </w:rPr>
   </w:style>
-  <w:style w:type="paragraph" w:styleId="Heading6">
+  <w:style w:type="paragraph" w:styleId="7">
     <w:name w:val="heading 6"/>
-    <w:basedOn w:val="Normal"/>
-    <w:next w:val="Normal"/>
+    <w:basedOn w:val="1"/>
+    <w:next w:val="1"/>
     <w:semiHidden/>
     <w:unhideWhenUsed/>
     <w:qFormat/>
+    <w:uiPriority w:val="0"/>
     <w:pPr>
       <w:keepNext/>
       <w:keepLines/>
@@ -6562,18 +6702,19 @@
       <w:outlineLvl w:val="5"/>
     </w:pPr>
     <w:rPr>
-      <w:rFonts w:ascii="Arial" w:eastAsia="黑体" w:hAnsi="Arial"/>
+      <w:rFonts w:ascii="Arial" w:hAnsi="Arial" w:eastAsia="黑体"/>
       <w:b/>
       <w:sz w:val="24"/>
     </w:rPr>
   </w:style>
-  <w:style w:type="paragraph" w:styleId="Heading7">
+  <w:style w:type="paragraph" w:styleId="8">
     <w:name w:val="heading 7"/>
-    <w:basedOn w:val="Normal"/>
-    <w:next w:val="Normal"/>
+    <w:basedOn w:val="1"/>
+    <w:next w:val="1"/>
     <w:semiHidden/>
     <w:unhideWhenUsed/>
     <w:qFormat/>
+    <w:uiPriority w:val="0"/>
     <w:pPr>
       <w:keepNext/>
       <w:keepLines/>
@@ -6590,13 +6731,14 @@
       <w:sz w:val="24"/>
     </w:rPr>
   </w:style>
-  <w:style w:type="paragraph" w:styleId="Heading8">
+  <w:style w:type="paragraph" w:styleId="9">
     <w:name w:val="heading 8"/>
-    <w:basedOn w:val="Normal"/>
-    <w:next w:val="Normal"/>
+    <w:basedOn w:val="1"/>
+    <w:next w:val="1"/>
     <w:semiHidden/>
     <w:unhideWhenUsed/>
     <w:qFormat/>
+    <w:uiPriority w:val="0"/>
     <w:pPr>
       <w:keepNext/>
       <w:keepLines/>
@@ -6609,17 +6751,18 @@
       <w:outlineLvl w:val="7"/>
     </w:pPr>
     <w:rPr>
-      <w:rFonts w:ascii="Arial" w:eastAsia="黑体" w:hAnsi="Arial"/>
+      <w:rFonts w:ascii="Arial" w:hAnsi="Arial" w:eastAsia="黑体"/>
       <w:sz w:val="24"/>
     </w:rPr>
   </w:style>
-  <w:style w:type="paragraph" w:styleId="Heading9">
+  <w:style w:type="paragraph" w:styleId="10">
     <w:name w:val="heading 9"/>
-    <w:basedOn w:val="Normal"/>
-    <w:next w:val="Normal"/>
+    <w:basedOn w:val="1"/>
+    <w:next w:val="1"/>
     <w:semiHidden/>
     <w:unhideWhenUsed/>
     <w:qFormat/>
+    <w:uiPriority w:val="0"/>
     <w:pPr>
       <w:keepNext/>
       <w:keepLines/>
@@ -6632,19 +6775,21 @@
       <w:outlineLvl w:val="8"/>
     </w:pPr>
     <w:rPr>
-      <w:rFonts w:ascii="Arial" w:eastAsia="黑体" w:hAnsi="Arial"/>
+      <w:rFonts w:ascii="Arial" w:hAnsi="Arial" w:eastAsia="黑体"/>
       <w:sz w:val="21"/>
     </w:rPr>
   </w:style>
-  <w:style w:type="character" w:default="1" w:styleId="DefaultParagraphFont">
+  <w:style w:type="character" w:default="1" w:styleId="22">
     <w:name w:val="Default Paragraph Font"/>
     <w:semiHidden/>
     <w:qFormat/>
+    <w:uiPriority w:val="0"/>
   </w:style>
-  <w:style w:type="table" w:default="1" w:styleId="TableNormal">
+  <w:style w:type="table" w:default="1" w:styleId="20">
     <w:name w:val="Normal Table"/>
     <w:semiHidden/>
     <w:qFormat/>
+    <w:uiPriority w:val="0"/>
     <w:tblPr>
       <w:tblCellMar>
         <w:top w:w="0" w:type="dxa"/>
@@ -6654,39 +6799,43 @@
       </w:tblCellMar>
     </w:tblPr>
   </w:style>
-  <w:style w:type="paragraph" w:styleId="CommentText">
+  <w:style w:type="paragraph" w:styleId="11">
     <w:name w:val="annotation text"/>
-    <w:basedOn w:val="Normal"/>
+    <w:basedOn w:val="1"/>
     <w:qFormat/>
+    <w:uiPriority w:val="0"/>
     <w:pPr>
       <w:jc w:val="left"/>
     </w:pPr>
   </w:style>
-  <w:style w:type="paragraph" w:styleId="BodyText">
+  <w:style w:type="paragraph" w:styleId="12">
     <w:name w:val="Body Text"/>
-    <w:basedOn w:val="Normal"/>
+    <w:basedOn w:val="1"/>
     <w:semiHidden/>
     <w:qFormat/>
+    <w:uiPriority w:val="0"/>
     <w:rPr>
-      <w:rFonts w:ascii="Arial" w:eastAsia="Arial" w:hAnsi="Arial" w:cs="Arial"/>
+      <w:rFonts w:ascii="Arial" w:hAnsi="Arial" w:eastAsia="Arial" w:cs="Arial"/>
       <w:sz w:val="21"/>
       <w:szCs w:val="21"/>
       <w:lang w:val="en-US" w:eastAsia="en-US" w:bidi="ar-SA"/>
     </w:rPr>
   </w:style>
-  <w:style w:type="paragraph" w:styleId="TOC3">
+  <w:style w:type="paragraph" w:styleId="13">
     <w:name w:val="toc 3"/>
-    <w:basedOn w:val="Normal"/>
-    <w:next w:val="Normal"/>
+    <w:basedOn w:val="1"/>
+    <w:next w:val="1"/>
     <w:qFormat/>
+    <w:uiPriority w:val="0"/>
     <w:pPr>
       <w:ind w:left="840" w:leftChars="400"/>
     </w:pPr>
   </w:style>
-  <w:style w:type="paragraph" w:styleId="Footer">
+  <w:style w:type="paragraph" w:styleId="14">
     <w:name w:val="footer"/>
-    <w:basedOn w:val="Normal"/>
+    <w:basedOn w:val="1"/>
     <w:qFormat/>
+    <w:uiPriority w:val="0"/>
     <w:pPr>
       <w:tabs>
         <w:tab w:val="center" w:pos="4153"/>
@@ -6699,16 +6848,17 @@
       <w:sz w:val="18"/>
     </w:rPr>
   </w:style>
-  <w:style w:type="paragraph" w:styleId="Header">
+  <w:style w:type="paragraph" w:styleId="15">
     <w:name w:val="header"/>
-    <w:basedOn w:val="Normal"/>
+    <w:basedOn w:val="1"/>
     <w:qFormat/>
+    <w:uiPriority w:val="0"/>
     <w:pPr>
       <w:pBdr>
-        <w:top w:val="nil"/>
-        <w:left w:val="nil"/>
-        <w:bottom w:val="nil"/>
-        <w:right w:val="nil"/>
+        <w:top w:val="none" w:color="auto" w:sz="0" w:space="0"/>
+        <w:left w:val="none" w:color="auto" w:sz="0" w:space="0"/>
+        <w:bottom w:val="none" w:color="auto" w:sz="0" w:space="0"/>
+        <w:right w:val="none" w:color="auto" w:sz="0" w:space="0"/>
       </w:pBdr>
       <w:tabs>
         <w:tab w:val="center" w:pos="4153"/>
@@ -6723,37 +6873,41 @@
       <w:sz w:val="18"/>
     </w:rPr>
   </w:style>
-  <w:style w:type="paragraph" w:styleId="TOC1">
+  <w:style w:type="paragraph" w:styleId="16">
     <w:name w:val="toc 1"/>
-    <w:basedOn w:val="Normal"/>
-    <w:next w:val="Normal"/>
+    <w:basedOn w:val="1"/>
+    <w:next w:val="1"/>
     <w:qFormat/>
+    <w:uiPriority w:val="0"/>
     <w:rPr>
-      <w:rFonts w:ascii="Arial" w:eastAsia="Microsoft JhengHei" w:hAnsi="Arial"/>
+      <w:rFonts w:ascii="Arial" w:hAnsi="Arial" w:eastAsia="Microsoft JhengHei"/>
       <w:sz w:val="24"/>
     </w:rPr>
   </w:style>
-  <w:style w:type="paragraph" w:styleId="TOC2">
+  <w:style w:type="paragraph" w:styleId="17">
     <w:name w:val="toc 2"/>
-    <w:basedOn w:val="Normal"/>
-    <w:next w:val="Normal"/>
+    <w:basedOn w:val="1"/>
+    <w:next w:val="1"/>
     <w:qFormat/>
+    <w:uiPriority w:val="0"/>
     <w:pPr>
       <w:ind w:left="420" w:leftChars="200"/>
     </w:pPr>
   </w:style>
-  <w:style w:type="paragraph" w:styleId="NormalWeb">
+  <w:style w:type="paragraph" w:styleId="18">
     <w:name w:val="Normal (Web)"/>
-    <w:basedOn w:val="Normal"/>
+    <w:basedOn w:val="1"/>
     <w:qFormat/>
+    <w:uiPriority w:val="0"/>
     <w:rPr>
       <w:sz w:val="24"/>
     </w:rPr>
   </w:style>
-  <w:style w:type="paragraph" w:styleId="Title">
+  <w:style w:type="paragraph" w:styleId="19">
     <w:name w:val="Title"/>
-    <w:basedOn w:val="Normal"/>
+    <w:basedOn w:val="1"/>
     <w:qFormat/>
+    <w:uiPriority w:val="0"/>
     <w:pPr>
       <w:spacing w:before="240" w:beforeLines="0" w:beforeAutospacing="0" w:after="60" w:afterLines="0" w:afterAutospacing="0"/>
       <w:jc w:val="center"/>
@@ -6765,68 +6919,73 @@
       <w:sz w:val="32"/>
     </w:rPr>
   </w:style>
-  <w:style w:type="table" w:styleId="TableGrid">
+  <w:style w:type="table" w:styleId="21">
     <w:name w:val="Table Grid"/>
-    <w:basedOn w:val="TableNormal"/>
+    <w:basedOn w:val="20"/>
     <w:qFormat/>
+    <w:uiPriority w:val="0"/>
     <w:pPr>
       <w:widowControl w:val="0"/>
       <w:jc w:val="both"/>
     </w:pPr>
     <w:tblPr>
       <w:tblBorders>
-        <w:top w:val="single" w:sz="4" w:space="0" w:color="auto"/>
-        <w:left w:val="single" w:sz="4" w:space="0" w:color="auto"/>
-        <w:bottom w:val="single" w:sz="4" w:space="0" w:color="auto"/>
-        <w:right w:val="single" w:sz="4" w:space="0" w:color="auto"/>
-        <w:insideH w:val="single" w:sz="4" w:space="0" w:color="auto"/>
-        <w:insideV w:val="single" w:sz="4" w:space="0" w:color="auto"/>
+        <w:top w:val="single" w:color="auto" w:sz="4" w:space="0"/>
+        <w:left w:val="single" w:color="auto" w:sz="4" w:space="0"/>
+        <w:bottom w:val="single" w:color="auto" w:sz="4" w:space="0"/>
+        <w:right w:val="single" w:color="auto" w:sz="4" w:space="0"/>
+        <w:insideH w:val="single" w:color="auto" w:sz="4" w:space="0"/>
+        <w:insideV w:val="single" w:color="auto" w:sz="4" w:space="0"/>
       </w:tblBorders>
     </w:tblPr>
   </w:style>
-  <w:style w:type="character" w:styleId="Strong">
+  <w:style w:type="character" w:styleId="23">
     <w:name w:val="Strong"/>
-    <w:basedOn w:val="DefaultParagraphFont"/>
+    <w:basedOn w:val="22"/>
     <w:qFormat/>
+    <w:uiPriority w:val="0"/>
     <w:rPr>
       <w:b/>
     </w:rPr>
   </w:style>
-  <w:style w:type="paragraph" w:customStyle="1" w:styleId="a">
+  <w:style w:type="paragraph" w:customStyle="1" w:styleId="24">
     <w:name w:val="柴_公司名"/>
-    <w:basedOn w:val="Title"/>
+    <w:basedOn w:val="19"/>
     <w:qFormat/>
+    <w:uiPriority w:val="0"/>
     <w:pPr>
       <w:spacing w:after="600" w:afterLines="600"/>
     </w:pPr>
     <w:rPr>
-      <w:rFonts w:ascii="宋体" w:eastAsia="宋体" w:hAnsi="宋体" w:cs="宋体" w:hint="eastAsia"/>
+      <w:rFonts w:hint="eastAsia" w:ascii="宋体" w:hAnsi="宋体" w:eastAsia="宋体" w:cs="宋体"/>
       <w:bCs/>
       <w:spacing w:val="-6"/>
       <w:sz w:val="52"/>
       <w:szCs w:val="52"/>
     </w:rPr>
   </w:style>
-  <w:style w:type="paragraph" w:customStyle="1" w:styleId="a0">
+  <w:style w:type="paragraph" w:customStyle="1" w:styleId="25">
     <w:name w:val="柴_文档名"/>
-    <w:basedOn w:val="Title"/>
+    <w:basedOn w:val="19"/>
     <w:qFormat/>
+    <w:uiPriority w:val="0"/>
     <w:pPr>
       <w:spacing w:after="900" w:afterLines="900"/>
     </w:pPr>
     <w:rPr>
-      <w:rFonts w:ascii="黑体" w:eastAsia="黑体" w:hAnsi="黑体" w:cs="黑体"/>
+      <w:rFonts w:ascii="黑体" w:hAnsi="黑体" w:eastAsia="黑体" w:cs="黑体"/>
       <w:bCs/>
       <w:spacing w:val="-7"/>
       <w:sz w:val="52"/>
       <w:szCs w:val="52"/>
     </w:rPr>
   </w:style>
-  <w:style w:type="table" w:customStyle="1" w:styleId="TableNormal0">
+  <w:style w:type="table" w:customStyle="1" w:styleId="26">
     <w:name w:val="Table Normal_0"/>
     <w:semiHidden/>
     <w:unhideWhenUsed/>
     <w:qFormat/>
+    <w:uiPriority w:val="0"/>
     <w:tblPr>
       <w:tblCellMar>
         <w:top w:w="0" w:type="dxa"/>
@@ -6836,81 +6995,87 @@
       </w:tblCellMar>
     </w:tblPr>
   </w:style>
-  <w:style w:type="paragraph" w:customStyle="1" w:styleId="TableText">
+  <w:style w:type="paragraph" w:customStyle="1" w:styleId="27">
     <w:name w:val="Table Text"/>
-    <w:basedOn w:val="Normal"/>
+    <w:basedOn w:val="1"/>
     <w:semiHidden/>
     <w:qFormat/>
+    <w:uiPriority w:val="0"/>
     <w:rPr>
-      <w:rFonts w:ascii="宋体" w:eastAsia="宋体" w:hAnsi="宋体" w:cs="宋体"/>
+      <w:rFonts w:ascii="宋体" w:hAnsi="宋体" w:eastAsia="宋体" w:cs="宋体"/>
       <w:sz w:val="21"/>
       <w:szCs w:val="21"/>
       <w:lang w:val="en-US" w:eastAsia="en-US" w:bidi="ar-SA"/>
     </w:rPr>
   </w:style>
-  <w:style w:type="paragraph" w:customStyle="1" w:styleId="1">
+  <w:style w:type="paragraph" w:customStyle="1" w:styleId="28">
     <w:name w:val="柴_标题1"/>
-    <w:basedOn w:val="Heading1"/>
-    <w:next w:val="a1"/>
-    <w:link w:val="1Char"/>
+    <w:basedOn w:val="2"/>
+    <w:next w:val="29"/>
+    <w:link w:val="38"/>
     <w:qFormat/>
+    <w:uiPriority w:val="0"/>
     <w:pPr>
       <w:spacing w:before="100" w:after="90" w:line="360" w:lineRule="auto"/>
     </w:pPr>
     <w:rPr>
-      <w:rFonts w:ascii="Arial" w:eastAsia="宋体" w:hAnsi="Arial"/>
+      <w:rFonts w:ascii="Arial" w:hAnsi="Arial" w:eastAsia="宋体"/>
       <w:sz w:val="32"/>
     </w:rPr>
   </w:style>
-  <w:style w:type="paragraph" w:customStyle="1" w:styleId="a1">
+  <w:style w:type="paragraph" w:customStyle="1" w:styleId="29">
     <w:name w:val="柴_正文"/>
-    <w:basedOn w:val="BodyText"/>
-    <w:link w:val="Char"/>
+    <w:basedOn w:val="12"/>
+    <w:link w:val="42"/>
     <w:qFormat/>
+    <w:uiPriority w:val="0"/>
     <w:pPr>
       <w:spacing w:line="360" w:lineRule="auto"/>
       <w:ind w:firstLine="470" w:firstLineChars="200"/>
     </w:pPr>
     <w:rPr>
-      <w:rFonts w:ascii="Arial" w:eastAsia="宋体" w:hAnsi="Arial"/>
+      <w:rFonts w:ascii="Arial" w:hAnsi="Arial" w:eastAsia="宋体"/>
       <w:sz w:val="24"/>
       <w:lang w:eastAsia="zh-CN"/>
     </w:rPr>
   </w:style>
-  <w:style w:type="paragraph" w:customStyle="1" w:styleId="2">
+  <w:style w:type="paragraph" w:customStyle="1" w:styleId="30">
     <w:name w:val="柴_标题2"/>
-    <w:basedOn w:val="Heading2"/>
-    <w:next w:val="a1"/>
+    <w:basedOn w:val="3"/>
+    <w:next w:val="29"/>
     <w:qFormat/>
+    <w:uiPriority w:val="0"/>
     <w:pPr>
       <w:spacing w:line="360" w:lineRule="auto"/>
     </w:pPr>
     <w:rPr>
-      <w:rFonts w:ascii="Arial" w:eastAsia="宋体" w:hAnsi="Arial"/>
+      <w:rFonts w:ascii="Arial" w:hAnsi="Arial" w:eastAsia="宋体"/>
       <w:sz w:val="28"/>
     </w:rPr>
   </w:style>
-  <w:style w:type="paragraph" w:customStyle="1" w:styleId="3">
+  <w:style w:type="paragraph" w:customStyle="1" w:styleId="31">
     <w:name w:val="柴_标题3"/>
-    <w:basedOn w:val="Heading3"/>
-    <w:next w:val="a1"/>
+    <w:basedOn w:val="4"/>
+    <w:next w:val="29"/>
     <w:qFormat/>
+    <w:uiPriority w:val="0"/>
     <w:pPr>
       <w:spacing w:line="360" w:lineRule="auto"/>
       <w:ind w:left="0" w:firstLine="472" w:firstLineChars="200"/>
     </w:pPr>
     <w:rPr>
-      <w:rFonts w:ascii="宋体" w:eastAsia="宋体" w:hAnsi="宋体" w:cs="宋体"/>
+      <w:rFonts w:ascii="宋体" w:hAnsi="宋体" w:eastAsia="宋体" w:cs="宋体"/>
       <w:spacing w:val="-2"/>
       <w:sz w:val="24"/>
       <w:szCs w:val="24"/>
     </w:rPr>
   </w:style>
-  <w:style w:type="paragraph" w:customStyle="1" w:styleId="a2">
+  <w:style w:type="paragraph" w:customStyle="1" w:styleId="32">
     <w:name w:val="柴_目录"/>
-    <w:basedOn w:val="Normal"/>
-    <w:next w:val="BodyText"/>
+    <w:basedOn w:val="1"/>
+    <w:next w:val="12"/>
     <w:qFormat/>
+    <w:uiPriority w:val="0"/>
     <w:pPr>
       <w:tabs>
         <w:tab w:val="right" w:leader="dot" w:pos="8442"/>
@@ -6918,59 +7083,64 @@
       <w:ind w:left="0" w:leftChars="0"/>
     </w:pPr>
     <w:rPr>
-      <w:rFonts w:ascii="Arial" w:eastAsia="Microsoft JhengHei" w:hAnsi="Arial"/>
+      <w:rFonts w:ascii="Arial" w:hAnsi="Arial" w:eastAsia="Microsoft JhengHei"/>
       <w:sz w:val="24"/>
     </w:rPr>
   </w:style>
-  <w:style w:type="paragraph" w:customStyle="1" w:styleId="WPSOffice1">
+  <w:style w:type="paragraph" w:customStyle="1" w:styleId="33">
     <w:name w:val="WPSOffice手动目录 1"/>
     <w:qFormat/>
+    <w:uiPriority w:val="0"/>
     <w:pPr>
       <w:ind w:leftChars="0"/>
     </w:pPr>
     <w:rPr>
-      <w:rFonts w:ascii="Times New Roman" w:eastAsia="宋体" w:hAnsi="Times New Roman" w:cs="Times New Roman"/>
+      <w:rFonts w:ascii="Times New Roman" w:hAnsi="Times New Roman" w:eastAsia="宋体" w:cs="Times New Roman"/>
       <w:sz w:val="20"/>
       <w:szCs w:val="20"/>
     </w:rPr>
   </w:style>
-  <w:style w:type="paragraph" w:customStyle="1" w:styleId="WPSOffice2">
+  <w:style w:type="paragraph" w:customStyle="1" w:styleId="34">
     <w:name w:val="WPSOffice手动目录 2"/>
     <w:qFormat/>
+    <w:uiPriority w:val="0"/>
     <w:pPr>
       <w:ind w:leftChars="200"/>
     </w:pPr>
     <w:rPr>
-      <w:rFonts w:ascii="Times New Roman" w:eastAsia="宋体" w:hAnsi="Times New Roman" w:cs="Times New Roman"/>
+      <w:rFonts w:ascii="Times New Roman" w:hAnsi="Times New Roman" w:eastAsia="宋体" w:cs="Times New Roman"/>
       <w:sz w:val="20"/>
       <w:szCs w:val="20"/>
     </w:rPr>
   </w:style>
-  <w:style w:type="paragraph" w:customStyle="1" w:styleId="WPSOffice3">
+  <w:style w:type="paragraph" w:customStyle="1" w:styleId="35">
     <w:name w:val="WPSOffice手动目录 3"/>
     <w:qFormat/>
+    <w:uiPriority w:val="0"/>
     <w:pPr>
       <w:ind w:leftChars="400"/>
     </w:pPr>
     <w:rPr>
-      <w:rFonts w:ascii="Times New Roman" w:eastAsia="宋体" w:hAnsi="Times New Roman" w:cs="Times New Roman"/>
+      <w:rFonts w:ascii="Times New Roman" w:hAnsi="Times New Roman" w:eastAsia="宋体" w:cs="Times New Roman"/>
       <w:sz w:val="20"/>
       <w:szCs w:val="20"/>
     </w:rPr>
   </w:style>
-  <w:style w:type="paragraph" w:customStyle="1" w:styleId="Compact">
+  <w:style w:type="paragraph" w:customStyle="1" w:styleId="36">
     <w:name w:val="Compact"/>
-    <w:basedOn w:val="BodyText"/>
+    <w:basedOn w:val="12"/>
     <w:qFormat/>
+    <w:uiPriority w:val="0"/>
     <w:pPr>
       <w:spacing w:before="36" w:after="36"/>
     </w:pPr>
   </w:style>
-  <w:style w:type="table" w:customStyle="1" w:styleId="Table">
+  <w:style w:type="table" w:customStyle="1" w:styleId="37">
     <w:name w:val="Table"/>
     <w:semiHidden/>
     <w:unhideWhenUsed/>
     <w:qFormat/>
+    <w:uiPriority w:val="0"/>
     <w:tblPr>
       <w:tblCellMar>
         <w:top w:w="0" w:type="dxa"/>
@@ -6982,26 +7152,28 @@
     <w:tblStylePr w:type="firstRow">
       <w:tcPr>
         <w:tcBorders>
-          <w:bottom w:val="single" w:sz="0" w:space="0" w:color="auto"/>
+          <w:bottom w:val="single" w:color="auto" w:sz="0" w:space="0"/>
         </w:tcBorders>
         <w:vAlign w:val="bottom"/>
       </w:tcPr>
     </w:tblStylePr>
   </w:style>
-  <w:style w:type="character" w:customStyle="1" w:styleId="1Char">
+  <w:style w:type="character" w:customStyle="1" w:styleId="38">
     <w:name w:val="柴_标题1 Char"/>
-    <w:link w:val="1"/>
+    <w:link w:val="28"/>
     <w:qFormat/>
+    <w:uiPriority w:val="0"/>
     <w:rPr>
-      <w:rFonts w:ascii="Arial" w:eastAsia="宋体" w:hAnsi="Arial"/>
+      <w:rFonts w:ascii="Arial" w:hAnsi="Arial" w:eastAsia="宋体"/>
       <w:sz w:val="32"/>
     </w:rPr>
   </w:style>
-  <w:style w:type="table" w:customStyle="1" w:styleId="TableNormal1">
+  <w:style w:type="table" w:customStyle="1" w:styleId="39">
     <w:name w:val="Table Normal_1"/>
     <w:semiHidden/>
     <w:unhideWhenUsed/>
     <w:qFormat/>
+    <w:uiPriority w:val="0"/>
     <w:tblPr>
       <w:tblCellMar>
         <w:top w:w="0" w:type="dxa"/>
@@ -7011,10 +7183,11 @@
       </w:tblCellMar>
     </w:tblPr>
   </w:style>
-  <w:style w:type="paragraph" w:customStyle="1" w:styleId="a3">
+  <w:style w:type="paragraph" w:customStyle="1" w:styleId="40">
     <w:name w:val="柴_正文_无缩进"/>
-    <w:basedOn w:val="Normal"/>
+    <w:basedOn w:val="1"/>
     <w:qFormat/>
+    <w:uiPriority w:val="0"/>
     <w:pPr>
       <w:ind w:firstLine="0" w:firstLineChars="0"/>
     </w:pPr>
@@ -7024,29 +7197,31 @@
       <w:lang w:eastAsia="zh-CN"/>
     </w:rPr>
   </w:style>
-  <w:style w:type="paragraph" w:customStyle="1" w:styleId="4">
+  <w:style w:type="paragraph" w:customStyle="1" w:styleId="41">
     <w:name w:val="柴_标题4"/>
-    <w:basedOn w:val="Heading4"/>
-    <w:next w:val="Normal"/>
+    <w:basedOn w:val="5"/>
+    <w:next w:val="1"/>
     <w:qFormat/>
+    <w:uiPriority w:val="0"/>
     <w:pPr>
       <w:widowControl w:val="0"/>
       <w:spacing w:before="160" w:line="360" w:lineRule="auto"/>
-      <w:ind w:left="981" w:hanging="862" w:leftChars="300"/>
+      <w:ind w:left="981" w:leftChars="300" w:hanging="862"/>
     </w:pPr>
     <w:rPr>
-      <w:rFonts w:ascii="Calibri" w:eastAsia="宋体" w:hAnsi="Calibri" w:cs="宋体" w:hint="eastAsia"/>
+      <w:rFonts w:hint="eastAsia" w:ascii="Calibri" w:hAnsi="Calibri" w:eastAsia="宋体" w:cs="宋体"/>
       <w:sz w:val="24"/>
       <w:szCs w:val="24"/>
       <w:lang w:eastAsia="zh-CN" w:bidi="zh-CN"/>
     </w:rPr>
   </w:style>
-  <w:style w:type="character" w:customStyle="1" w:styleId="Char">
+  <w:style w:type="character" w:customStyle="1" w:styleId="42">
     <w:name w:val="柴_正文 Char"/>
-    <w:link w:val="a1"/>
+    <w:link w:val="29"/>
     <w:qFormat/>
+    <w:uiPriority w:val="0"/>
     <w:rPr>
-      <w:rFonts w:ascii="Arial" w:eastAsia="宋体" w:hAnsi="Arial"/>
+      <w:rFonts w:ascii="Arial" w:hAnsi="Arial" w:eastAsia="宋体"/>
       <w:sz w:val="24"/>
       <w:lang w:eastAsia="zh-CN"/>
     </w:rPr>
